--- a/1334 Ockham/1334_Ockham_EN_WORD.docx
+++ b/1334 Ockham/1334_Ockham_EN_WORD.docx
@@ -7285,9 +7285,8251 @@
         <w:t xml:space="preserve">From all these things it is evidently gathered that to the angels seeing God something accrued…</w:t>
       </w:r>
     </w:p>
+    <w:p>
+      <w:r>
+        <w:pict>
+          <v:rect style="width:0;height:1.5pt" o:hralign="center" o:hrstd="t" o:hr="t"/>
+        </w:pict>
+      </w:r>
+    </w:p>
     <w:bookmarkEnd w:id="44"/>
     <w:bookmarkEnd w:id="45"/>
     <w:bookmarkEnd w:id="46"/>
+    <w:bookmarkStart w:id="58" w:name="X74570ae43ab811d8402274ce36a216b53589d94"/>
+    <w:p>
+      <w:pPr>
+        <w:pStyle w:val="Heading1"/>
+      </w:pPr>
+      <w:r>
+        <w:t xml:space="preserve">Transcription notes (variants against the control text, uncertain and damaged readings, page mapping)</w:t>
+      </w:r>
+    </w:p>
+    <w:bookmarkStart w:id="51" w:name="notes-block-ab"/>
+    <w:p>
+      <w:pPr>
+        <w:pStyle w:val="Heading2"/>
+      </w:pPr>
+      <w:r>
+        <w:t xml:space="preserve">Notes — BLOCK A–B</w:t>
+      </w:r>
+    </w:p>
+    <w:bookmarkStart w:id="47" w:name="X578feef2e63ec5c51e37f1a3cfcd0096c8951fc"/>
+    <w:p>
+      <w:pPr>
+        <w:pStyle w:val="Heading3"/>
+      </w:pPr>
+      <w:r>
+        <w:t xml:space="preserve">Page mapping (PDF page = printed page − 137 in this region)</w:t>
+      </w:r>
+    </w:p>
+    <w:tbl>
+      <w:tblPr>
+        <w:tblStyle w:val="Table"/>
+        <w:tblW w:type="auto" w:w="0"/>
+        <w:tblLook w:firstRow="1" w:lastRow="0" w:firstColumn="0" w:lastColumn="0" w:noHBand="0" w:noVBand="0" w:val="0020"/>
+        <w:jc w:val="start"/>
+      </w:tblPr>
+      <w:tblGrid>
+        <w:gridCol w:w="1980"/>
+        <w:gridCol w:w="1980"/>
+        <w:gridCol w:w="1980"/>
+        <w:gridCol w:w="1980"/>
+      </w:tblGrid>
+      <w:tr>
+        <w:trPr>
+          <w:tblHeader w:val="true"/>
+        </w:trPr>
+        <w:tc>
+          <w:tcPr/>
+          <w:p>
+            <w:pPr>
+              <w:pStyle w:val="Compact"/>
+              <w:jc w:val="left"/>
+            </w:pPr>
+            <w:r>
+              <w:t xml:space="preserve">Content</w:t>
+            </w:r>
+          </w:p>
+        </w:tc>
+        <w:tc>
+          <w:tcPr/>
+          <w:p>
+            <w:pPr>
+              <w:pStyle w:val="Compact"/>
+              <w:jc w:val="left"/>
+            </w:pPr>
+            <w:r>
+              <w:t xml:space="preserve">Goldast chapter</w:t>
+            </w:r>
+          </w:p>
+        </w:tc>
+        <w:tc>
+          <w:tcPr/>
+          <w:p>
+            <w:pPr>
+              <w:pStyle w:val="Compact"/>
+              <w:jc w:val="left"/>
+            </w:pPr>
+            <w:r>
+              <w:t xml:space="preserve">Printed pp.</w:t>
+            </w:r>
+          </w:p>
+        </w:tc>
+        <w:tc>
+          <w:tcPr/>
+          <w:p>
+            <w:pPr>
+              <w:pStyle w:val="Compact"/>
+              <w:jc w:val="left"/>
+            </w:pPr>
+            <w:r>
+              <w:t xml:space="preserve">PDF pp.</w:t>
+            </w:r>
+          </w:p>
+        </w:tc>
+      </w:tr>
+      <w:tr>
+        <w:tc>
+          <w:tcPr/>
+          <w:p>
+            <w:pPr>
+              <w:pStyle w:val="Compact"/>
+              <w:jc w:val="left"/>
+            </w:pPr>
+            <w:r>
+              <w:t xml:space="preserve">Block A, cap. I</w:t>
+            </w:r>
+          </w:p>
+        </w:tc>
+        <w:tc>
+          <w:tcPr/>
+          <w:p>
+            <w:pPr>
+              <w:pStyle w:val="Compact"/>
+              <w:jc w:val="left"/>
+            </w:pPr>
+            <w:r>
+              <w:t xml:space="preserve">Cap. I</w:t>
+            </w:r>
+          </w:p>
+        </w:tc>
+        <w:tc>
+          <w:tcPr/>
+          <w:p>
+            <w:pPr>
+              <w:pStyle w:val="Compact"/>
+              <w:jc w:val="left"/>
+            </w:pPr>
+            <w:r>
+              <w:t xml:space="preserve">410–411</w:t>
+            </w:r>
+          </w:p>
+        </w:tc>
+        <w:tc>
+          <w:tcPr/>
+          <w:p>
+            <w:pPr>
+              <w:pStyle w:val="Compact"/>
+              <w:jc w:val="left"/>
+            </w:pPr>
+            <w:r>
+              <w:t xml:space="preserve">273–274</w:t>
+            </w:r>
+          </w:p>
+        </w:tc>
+      </w:tr>
+      <w:tr>
+        <w:tc>
+          <w:tcPr/>
+          <w:p>
+            <w:pPr>
+              <w:pStyle w:val="Compact"/>
+              <w:jc w:val="left"/>
+            </w:pPr>
+            <w:r>
+              <w:t xml:space="preserve">Block A, cap. II</w:t>
+            </w:r>
+          </w:p>
+        </w:tc>
+        <w:tc>
+          <w:tcPr/>
+          <w:p>
+            <w:pPr>
+              <w:pStyle w:val="Compact"/>
+              <w:jc w:val="left"/>
+            </w:pPr>
+            <w:r>
+              <w:t xml:space="preserve">Cap. II</w:t>
+            </w:r>
+          </w:p>
+        </w:tc>
+        <w:tc>
+          <w:tcPr/>
+          <w:p>
+            <w:pPr>
+              <w:pStyle w:val="Compact"/>
+              <w:jc w:val="left"/>
+            </w:pPr>
+            <w:r>
+              <w:t xml:space="preserve">411–412</w:t>
+            </w:r>
+          </w:p>
+        </w:tc>
+        <w:tc>
+          <w:tcPr/>
+          <w:p>
+            <w:pPr>
+              <w:pStyle w:val="Compact"/>
+              <w:jc w:val="left"/>
+            </w:pPr>
+            <w:r>
+              <w:t xml:space="preserve">274–275</w:t>
+            </w:r>
+          </w:p>
+        </w:tc>
+      </w:tr>
+      <w:tr>
+        <w:tc>
+          <w:tcPr/>
+          <w:p>
+            <w:pPr>
+              <w:pStyle w:val="Compact"/>
+              <w:jc w:val="left"/>
+            </w:pPr>
+            <w:r>
+              <w:t xml:space="preserve">Block B (crit. cap. 27)</w:t>
+            </w:r>
+          </w:p>
+        </w:tc>
+        <w:tc>
+          <w:tcPr/>
+          <w:p>
+            <w:pPr>
+              <w:pStyle w:val="Compact"/>
+              <w:jc w:val="left"/>
+            </w:pPr>
+            <w:r>
+              <w:rPr>
+                <w:bCs/>
+                <w:b/>
+              </w:rPr>
+              <w:t xml:space="preserve">Cap. XXV</w:t>
+            </w:r>
+          </w:p>
+        </w:tc>
+        <w:tc>
+          <w:tcPr/>
+          <w:p>
+            <w:pPr>
+              <w:pStyle w:val="Compact"/>
+              <w:jc w:val="left"/>
+            </w:pPr>
+            <w:r>
+              <w:t xml:space="preserve">428–430</w:t>
+            </w:r>
+          </w:p>
+        </w:tc>
+        <w:tc>
+          <w:tcPr/>
+          <w:p>
+            <w:pPr>
+              <w:pStyle w:val="Compact"/>
+              <w:jc w:val="left"/>
+            </w:pPr>
+            <w:r>
+              <w:t xml:space="preserve">291–293</w:t>
+            </w:r>
+          </w:p>
+        </w:tc>
+      </w:tr>
+    </w:tbl>
+    <w:p>
+      <w:pPr>
+        <w:numPr>
+          <w:ilvl w:val="0"/>
+          <w:numId w:val="1001"/>
+        </w:numPr>
+        <w:pStyle w:val="Compact"/>
+      </w:pPr>
+      <w:r>
+        <w:t xml:space="preserve">The</w:t>
+      </w:r>
+      <w:r>
+        <w:t xml:space="preserve"> </w:t>
+      </w:r>
+      <w:r>
+        <w:rPr>
+          <w:iCs/>
+          <w:i/>
+        </w:rPr>
+        <w:t xml:space="preserve">Dialogus</w:t>
+      </w:r>
+      <w:r>
+        <w:t xml:space="preserve"> </w:t>
+      </w:r>
+      <w:r>
+        <w:t xml:space="preserve">opens at PDF 257 (printed 392).</w:t>
+      </w:r>
+      <w:r>
+        <w:t xml:space="preserve"> </w:t>
+      </w:r>
+      <w:r>
+        <w:t xml:space="preserve">“</w:t>
+      </w:r>
+      <w:r>
+        <w:t xml:space="preserve">Explicit liber primus. Incipit liber secundus</w:t>
+      </w:r>
+      <w:r>
+        <w:t xml:space="preserve">”</w:t>
+      </w:r>
+      <w:r>
+        <w:t xml:space="preserve"> </w:t>
+      </w:r>
+      <w:r>
+        <w:t xml:space="preserve">stands on printed 410 (PDF 273). The offset in this stretch is</w:t>
+      </w:r>
+      <w:r>
+        <w:t xml:space="preserve"> </w:t>
+      </w:r>
+      <w:r>
+        <w:rPr>
+          <w:bCs/>
+          <w:b/>
+        </w:rPr>
+        <w:t xml:space="preserve">+137</w:t>
+      </w:r>
+      <w:r>
+        <w:t xml:space="preserve">, not +121; +121 evidently holds only later in the volume (e.g. Book V).</w:t>
+      </w:r>
+    </w:p>
+    <w:p>
+      <w:pPr>
+        <w:numPr>
+          <w:ilvl w:val="0"/>
+          <w:numId w:val="1001"/>
+        </w:numPr>
+        <w:pStyle w:val="Compact"/>
+      </w:pPr>
+      <w:r>
+        <w:t xml:space="preserve">Block B was located by content, not by chapter number.</w:t>
+      </w:r>
+      <w:r>
+        <w:t xml:space="preserve"> </w:t>
+      </w:r>
+      <w:r>
+        <w:rPr>
+          <w:bCs/>
+          <w:b/>
+        </w:rPr>
+        <w:t xml:space="preserve">Goldast’s chapter numbering runs two behind the critical edition inside Book II</w:t>
+      </w:r>
+      <w:r>
+        <w:t xml:space="preserve">: the chapter the task calls cap. XXVII is Goldast’s Cap. XXV. Goldast’s own Cap. XXVII (printed pp. 430–431, PDF 293–294) is a different chapter — on theologians holding mutually contrary opinions, whether the pope sins by not condemning such heresies, with the examples of Thomas’s opinions condemned at Paris, the Canterbury condemnations, the unity of substantial form, and Scotus/Giles. It contains neither target passage.</w:t>
+      </w:r>
+    </w:p>
+    <w:bookmarkEnd w:id="47"/>
+    <w:bookmarkStart w:id="48" w:name="X9af02b662427afb0fa30748dd02564452d7d375"/>
+    <w:p>
+      <w:pPr>
+        <w:pStyle w:val="Heading3"/>
+      </w:pPr>
+      <w:r>
+        <w:t xml:space="preserve">The two control sentences as Goldast prints them</w:t>
+      </w:r>
+    </w:p>
+    <w:p>
+      <w:pPr>
+        <w:pStyle w:val="FirstParagraph"/>
+      </w:pPr>
+      <w:r>
+        <w:rPr>
+          <w:bCs/>
+          <w:b/>
+        </w:rPr>
+        <w:t xml:space="preserve">“</w:t>
+      </w:r>
+      <w:r>
+        <w:rPr>
+          <w:bCs/>
+          <w:b/>
+        </w:rPr>
+        <w:t xml:space="preserve">in uno solo … beata virgine</w:t>
+      </w:r>
+      <w:r>
+        <w:rPr>
+          <w:bCs/>
+          <w:b/>
+        </w:rPr>
+        <w:t xml:space="preserve">”</w:t>
+      </w:r>
+      <w:r>
+        <w:t xml:space="preserve"> </w:t>
+      </w:r>
+      <w:r>
+        <w:t xml:space="preserve">(printed p. 429, PDF 292):</w:t>
+      </w:r>
+    </w:p>
+    <w:p>
+      <w:pPr>
+        <w:pStyle w:val="BlockText"/>
+      </w:pPr>
+      <w:r>
+        <w:t xml:space="preserve">Dicunt quod, si unus solus dissentiret, non esset talis veritas acceptanda, quia</w:t>
+      </w:r>
+      <w:r>
+        <w:t xml:space="preserve"> </w:t>
+      </w:r>
+      <w:r>
+        <w:rPr>
+          <w:bCs/>
+          <w:b/>
+        </w:rPr>
+        <w:t xml:space="preserve">in uno solo potest stare tota fides ecclesiae, quemadmodum tempore mortis Christi tota fides ecclesiae in sola beata virgine remanebat</w:t>
+      </w:r>
+      <w:r>
+        <w:t xml:space="preserve">; nec est etiam credendum quod omni tempore post tempora Apostolorum fuerint aliqui magis accepti Deo quam fuerint Apostoli ante mortem Christi.</w:t>
+      </w:r>
+    </w:p>
+    <w:p>
+      <w:pPr>
+        <w:pStyle w:val="FirstParagraph"/>
+      </w:pPr>
+      <w:r>
+        <w:t xml:space="preserve">Variants from the control text:</w:t>
+      </w:r>
+      <w:r>
+        <w:t xml:space="preserve"> </w:t>
+      </w:r>
+      <w:r>
+        <w:t xml:space="preserve">- Control:</w:t>
+      </w:r>
+      <w:r>
+        <w:t xml:space="preserve"> </w:t>
+      </w:r>
+      <w:r>
+        <w:t xml:space="preserve">“</w:t>
+      </w:r>
+      <w:r>
+        <w:t xml:space="preserve">…tota fides ecclesiae, quemadmodum … tota fides</w:t>
+      </w:r>
+      <w:r>
+        <w:t xml:space="preserve"> </w:t>
+      </w:r>
+      <w:r>
+        <w:rPr>
+          <w:bCs/>
+          <w:b/>
+        </w:rPr>
+        <w:t xml:space="preserve">catholica</w:t>
+      </w:r>
+      <w:r>
+        <w:t xml:space="preserve"> </w:t>
+      </w:r>
+      <w:r>
+        <w:t xml:space="preserve">in sola beata virgine remanebat.</w:t>
+      </w:r>
+      <w:r>
+        <w:t xml:space="preserve">”</w:t>
+      </w:r>
+      <w:r>
+        <w:t xml:space="preserve"> </w:t>
+      </w:r>
+      <w:r>
+        <w:t xml:space="preserve">Goldast reads</w:t>
+      </w:r>
+      <w:r>
+        <w:t xml:space="preserve"> </w:t>
+      </w:r>
+      <w:r>
+        <w:rPr>
+          <w:bCs/>
+          <w:b/>
+        </w:rPr>
+        <w:t xml:space="preserve">“</w:t>
+      </w:r>
+      <w:r>
+        <w:rPr>
+          <w:bCs/>
+          <w:b/>
+        </w:rPr>
+        <w:t xml:space="preserve">tota fides ecclesiae</w:t>
+      </w:r>
+      <w:r>
+        <w:rPr>
+          <w:bCs/>
+          <w:b/>
+        </w:rPr>
+        <w:t xml:space="preserve">”</w:t>
+      </w:r>
+      <w:r>
+        <w:t xml:space="preserve"> </w:t>
+      </w:r>
+      <w:r>
+        <w:t xml:space="preserve">in the</w:t>
+      </w:r>
+      <w:r>
+        <w:t xml:space="preserve"> </w:t>
+      </w:r>
+      <w:r>
+        <w:rPr>
+          <w:iCs/>
+          <w:i/>
+        </w:rPr>
+        <w:t xml:space="preserve">second</w:t>
+      </w:r>
+      <w:r>
+        <w:t xml:space="preserve"> </w:t>
+      </w:r>
+      <w:r>
+        <w:t xml:space="preserve">clause too (repeats</w:t>
+      </w:r>
+      <w:r>
+        <w:t xml:space="preserve"> </w:t>
+      </w:r>
+      <w:r>
+        <w:rPr>
+          <w:iCs/>
+          <w:i/>
+        </w:rPr>
+        <w:t xml:space="preserve">ecclesiae</w:t>
+      </w:r>
+      <w:r>
+        <w:t xml:space="preserve"> </w:t>
+      </w:r>
+      <w:r>
+        <w:t xml:space="preserve">where the control has</w:t>
+      </w:r>
+      <w:r>
+        <w:t xml:space="preserve"> </w:t>
+      </w:r>
+      <w:r>
+        <w:rPr>
+          <w:iCs/>
+          <w:i/>
+        </w:rPr>
+        <w:t xml:space="preserve">catholica</w:t>
+      </w:r>
+      <w:r>
+        <w:t xml:space="preserve">).</w:t>
+      </w:r>
+      <w:r>
+        <w:t xml:space="preserve"> </w:t>
+      </w:r>
+      <w:r>
+        <w:t xml:space="preserve">- Control:</w:t>
+      </w:r>
+      <w:r>
+        <w:t xml:space="preserve"> </w:t>
+      </w:r>
+      <w:r>
+        <w:t xml:space="preserve">“</w:t>
+      </w:r>
+      <w:r>
+        <w:t xml:space="preserve">nec est credendum quod …</w:t>
+      </w:r>
+      <w:r>
+        <w:t xml:space="preserve"> </w:t>
+      </w:r>
+      <w:r>
+        <w:rPr>
+          <w:bCs/>
+          <w:b/>
+        </w:rPr>
+        <w:t xml:space="preserve">sint</w:t>
+      </w:r>
+      <w:r>
+        <w:t xml:space="preserve"> </w:t>
+      </w:r>
+      <w:r>
+        <w:t xml:space="preserve">aliqui magis accepti Deo quam</w:t>
+      </w:r>
+      <w:r>
+        <w:t xml:space="preserve"> </w:t>
+      </w:r>
+      <w:r>
+        <w:rPr>
+          <w:bCs/>
+          <w:b/>
+        </w:rPr>
+        <w:t xml:space="preserve">fuerunt</w:t>
+      </w:r>
+      <w:r>
+        <w:t xml:space="preserve"> </w:t>
+      </w:r>
+      <w:r>
+        <w:t xml:space="preserve">apostoli.</w:t>
+      </w:r>
+      <w:r>
+        <w:t xml:space="preserve">”</w:t>
+      </w:r>
+      <w:r>
+        <w:t xml:space="preserve"> </w:t>
+      </w:r>
+      <w:r>
+        <w:t xml:space="preserve">Goldast:</w:t>
+      </w:r>
+      <w:r>
+        <w:t xml:space="preserve"> </w:t>
+      </w:r>
+      <w:r>
+        <w:t xml:space="preserve">“</w:t>
+      </w:r>
+      <w:r>
+        <w:t xml:space="preserve">nec est</w:t>
+      </w:r>
+      <w:r>
+        <w:t xml:space="preserve"> </w:t>
+      </w:r>
+      <w:r>
+        <w:rPr>
+          <w:bCs/>
+          <w:b/>
+        </w:rPr>
+        <w:t xml:space="preserve">etiam</w:t>
+      </w:r>
+      <w:r>
+        <w:t xml:space="preserve"> </w:t>
+      </w:r>
+      <w:r>
+        <w:t xml:space="preserve">credendum quod …</w:t>
+      </w:r>
+      <w:r>
+        <w:t xml:space="preserve"> </w:t>
+      </w:r>
+      <w:r>
+        <w:rPr>
+          <w:bCs/>
+          <w:b/>
+        </w:rPr>
+        <w:t xml:space="preserve">fuerint</w:t>
+      </w:r>
+      <w:r>
+        <w:t xml:space="preserve"> </w:t>
+      </w:r>
+      <w:r>
+        <w:t xml:space="preserve">aliqui magis accepti Deo quam</w:t>
+      </w:r>
+      <w:r>
+        <w:t xml:space="preserve"> </w:t>
+      </w:r>
+      <w:r>
+        <w:rPr>
+          <w:bCs/>
+          <w:b/>
+        </w:rPr>
+        <w:t xml:space="preserve">fuerint Apostoli ante mortem Christi</w:t>
+      </w:r>
+      <w:r>
+        <w:t xml:space="preserve">”</w:t>
+      </w:r>
+      <w:r>
+        <w:t xml:space="preserve"> </w:t>
+      </w:r>
+      <w:r>
+        <w:t xml:space="preserve">(adds</w:t>
+      </w:r>
+      <w:r>
+        <w:t xml:space="preserve"> </w:t>
+      </w:r>
+      <w:r>
+        <w:rPr>
+          <w:iCs/>
+          <w:i/>
+        </w:rPr>
+        <w:t xml:space="preserve">etiam</w:t>
+      </w:r>
+      <w:r>
+        <w:t xml:space="preserve">;</w:t>
+      </w:r>
+      <w:r>
+        <w:t xml:space="preserve"> </w:t>
+      </w:r>
+      <w:r>
+        <w:rPr>
+          <w:iCs/>
+          <w:i/>
+        </w:rPr>
+        <w:t xml:space="preserve">fuerint</w:t>
+      </w:r>
+      <w:r>
+        <w:t xml:space="preserve"> </w:t>
+      </w:r>
+      <w:r>
+        <w:t xml:space="preserve">for</w:t>
+      </w:r>
+      <w:r>
+        <w:t xml:space="preserve"> </w:t>
+      </w:r>
+      <w:r>
+        <w:rPr>
+          <w:iCs/>
+          <w:i/>
+        </w:rPr>
+        <w:t xml:space="preserve">sint/fuerunt</w:t>
+      </w:r>
+      <w:r>
+        <w:t xml:space="preserve">; adds the phrase</w:t>
+      </w:r>
+      <w:r>
+        <w:t xml:space="preserve"> </w:t>
+      </w:r>
+      <w:r>
+        <w:rPr>
+          <w:iCs/>
+          <w:i/>
+        </w:rPr>
+        <w:t xml:space="preserve">ante mortem Christi</w:t>
+      </w:r>
+      <w:r>
+        <w:t xml:space="preserve">).</w:t>
+      </w:r>
+    </w:p>
+    <w:p>
+      <w:pPr>
+        <w:pStyle w:val="BodyText"/>
+      </w:pPr>
+      <w:r>
+        <w:rPr>
+          <w:bCs/>
+          <w:b/>
+        </w:rPr>
+        <w:t xml:space="preserve">Formosus / Sergius</w:t>
+      </w:r>
+      <w:r>
+        <w:t xml:space="preserve"> </w:t>
+      </w:r>
+      <w:r>
+        <w:t xml:space="preserve">(printed p. 429, PDF 292):</w:t>
+      </w:r>
+    </w:p>
+    <w:p>
+      <w:pPr>
+        <w:pStyle w:val="BlockText"/>
+      </w:pPr>
+      <w:r>
+        <w:t xml:space="preserve">Sunt enim quidam tenentes quod tantae auctoritatis est papa quod ad placitum potest quamcumque assertionem tamquam haereticam damnare, et isti dicuntur esse</w:t>
+      </w:r>
+      <w:r>
+        <w:t xml:space="preserve"> </w:t>
+      </w:r>
+      <w:r>
+        <w:rPr>
+          <w:bCs/>
+          <w:b/>
+        </w:rPr>
+        <w:t xml:space="preserve">imitatores papae Sergii, persecutoris papae Formosi</w:t>
+      </w:r>
+      <w:r>
+        <w:t xml:space="preserve">, qui (ut in quodam libro de antiquissima litera legi) in tantum volebant papam extollere quod asserebant papam non posse damnari, sed quod, quicquid faceret, salvaretur.</w:t>
+      </w:r>
+    </w:p>
+    <w:p>
+      <w:pPr>
+        <w:pStyle w:val="FirstParagraph"/>
+      </w:pPr>
+      <w:r>
+        <w:t xml:space="preserve">Variants from the control text:</w:t>
+      </w:r>
+      <w:r>
+        <w:t xml:space="preserve"> </w:t>
+      </w:r>
+      <w:r>
+        <w:t xml:space="preserve">- Control:</w:t>
+      </w:r>
+      <w:r>
+        <w:t xml:space="preserve"> </w:t>
+      </w:r>
+      <w:r>
+        <w:t xml:space="preserve">“</w:t>
+      </w:r>
+      <w:r>
+        <w:t xml:space="preserve">isti</w:t>
+      </w:r>
+      <w:r>
+        <w:t xml:space="preserve"> </w:t>
+      </w:r>
+      <w:r>
+        <w:rPr>
+          <w:bCs/>
+          <w:b/>
+        </w:rPr>
+        <w:t xml:space="preserve">videntur</w:t>
+      </w:r>
+      <w:r>
+        <w:t xml:space="preserve"> </w:t>
+      </w:r>
+      <w:r>
+        <w:t xml:space="preserve">esse imitatores</w:t>
+      </w:r>
+      <w:r>
+        <w:t xml:space="preserve"> </w:t>
+      </w:r>
+      <w:r>
+        <w:rPr>
+          <w:bCs/>
+          <w:b/>
+        </w:rPr>
+        <w:t xml:space="preserve">sequacium</w:t>
+      </w:r>
+      <w:r>
+        <w:t xml:space="preserve"> </w:t>
+      </w:r>
+      <w:r>
+        <w:t xml:space="preserve">Sergii papae, persecutoris papae Formosi.</w:t>
+      </w:r>
+      <w:r>
+        <w:t xml:space="preserve">”</w:t>
+      </w:r>
+      <w:r>
+        <w:t xml:space="preserve"> </w:t>
+      </w:r>
+      <w:r>
+        <w:t xml:space="preserve">Goldast:</w:t>
+      </w:r>
+      <w:r>
+        <w:t xml:space="preserve"> </w:t>
+      </w:r>
+      <w:r>
+        <w:t xml:space="preserve">“</w:t>
+      </w:r>
+      <w:r>
+        <w:t xml:space="preserve">isti</w:t>
+      </w:r>
+      <w:r>
+        <w:t xml:space="preserve"> </w:t>
+      </w:r>
+      <w:r>
+        <w:rPr>
+          <w:bCs/>
+          <w:b/>
+        </w:rPr>
+        <w:t xml:space="preserve">dicuntur</w:t>
+      </w:r>
+      <w:r>
+        <w:t xml:space="preserve"> </w:t>
+      </w:r>
+      <w:r>
+        <w:t xml:space="preserve">esse imitatores</w:t>
+      </w:r>
+      <w:r>
+        <w:t xml:space="preserve"> </w:t>
+      </w:r>
+      <w:r>
+        <w:rPr>
+          <w:bCs/>
+          <w:b/>
+        </w:rPr>
+        <w:t xml:space="preserve">papae Sergii</w:t>
+      </w:r>
+      <w:r>
+        <w:t xml:space="preserve">, persecutoris papae Formosi</w:t>
+      </w:r>
+      <w:r>
+        <w:t xml:space="preserve">”</w:t>
+      </w:r>
+      <w:r>
+        <w:t xml:space="preserve"> </w:t>
+      </w:r>
+      <w:r>
+        <w:t xml:space="preserve">(Goldast drops</w:t>
+      </w:r>
+      <w:r>
+        <w:t xml:space="preserve"> </w:t>
+      </w:r>
+      <w:r>
+        <w:rPr>
+          <w:iCs/>
+          <w:i/>
+        </w:rPr>
+        <w:t xml:space="preserve">sequacium</w:t>
+      </w:r>
+      <w:r>
+        <w:t xml:space="preserve">; reads</w:t>
+      </w:r>
+      <w:r>
+        <w:t xml:space="preserve"> </w:t>
+      </w:r>
+      <w:r>
+        <w:rPr>
+          <w:iCs/>
+          <w:i/>
+        </w:rPr>
+        <w:t xml:space="preserve">dicuntur</w:t>
+      </w:r>
+      <w:r>
+        <w:t xml:space="preserve"> </w:t>
+      </w:r>
+      <w:r>
+        <w:t xml:space="preserve">for</w:t>
+      </w:r>
+      <w:r>
+        <w:t xml:space="preserve"> </w:t>
+      </w:r>
+      <w:r>
+        <w:rPr>
+          <w:iCs/>
+          <w:i/>
+        </w:rPr>
+        <w:t xml:space="preserve">videntur</w:t>
+      </w:r>
+      <w:r>
+        <w:t xml:space="preserve">; word order</w:t>
+      </w:r>
+      <w:r>
+        <w:t xml:space="preserve"> </w:t>
+      </w:r>
+      <w:r>
+        <w:rPr>
+          <w:iCs/>
+          <w:i/>
+        </w:rPr>
+        <w:t xml:space="preserve">papae Sergii</w:t>
+      </w:r>
+      <w:r>
+        <w:t xml:space="preserve"> </w:t>
+      </w:r>
+      <w:r>
+        <w:t xml:space="preserve">for</w:t>
+      </w:r>
+      <w:r>
+        <w:t xml:space="preserve"> </w:t>
+      </w:r>
+      <w:r>
+        <w:rPr>
+          <w:iCs/>
+          <w:i/>
+        </w:rPr>
+        <w:t xml:space="preserve">Sergii papae</w:t>
+      </w:r>
+      <w:r>
+        <w:t xml:space="preserve">).</w:t>
+      </w:r>
+      <w:r>
+        <w:t xml:space="preserve"> </w:t>
+      </w:r>
+      <w:r>
+        <w:t xml:space="preserve">- Control:</w:t>
+      </w:r>
+      <w:r>
+        <w:t xml:space="preserve"> </w:t>
+      </w:r>
+      <w:r>
+        <w:t xml:space="preserve">“</w:t>
+      </w:r>
+      <w:r>
+        <w:t xml:space="preserve">…potest quamcumque assertionem tamquam haereticam</w:t>
+      </w:r>
+      <w:r>
+        <w:t xml:space="preserve"> </w:t>
+      </w:r>
+      <w:r>
+        <w:rPr>
+          <w:bCs/>
+          <w:b/>
+        </w:rPr>
+        <w:t xml:space="preserve">condemnare</w:t>
+      </w:r>
+      <w:r>
+        <w:t xml:space="preserve">.</w:t>
+      </w:r>
+      <w:r>
+        <w:t xml:space="preserve">”</w:t>
+      </w:r>
+      <w:r>
+        <w:t xml:space="preserve"> </w:t>
+      </w:r>
+      <w:r>
+        <w:t xml:space="preserve">Goldast:</w:t>
+      </w:r>
+      <w:r>
+        <w:t xml:space="preserve"> </w:t>
+      </w:r>
+      <w:r>
+        <w:rPr>
+          <w:bCs/>
+          <w:b/>
+        </w:rPr>
+        <w:t xml:space="preserve">“</w:t>
+      </w:r>
+      <w:r>
+        <w:rPr>
+          <w:bCs/>
+          <w:b/>
+        </w:rPr>
+        <w:t xml:space="preserve">damnare.</w:t>
+      </w:r>
+      <w:r>
+        <w:rPr>
+          <w:bCs/>
+          <w:b/>
+        </w:rPr>
+        <w:t xml:space="preserve">”</w:t>
+      </w:r>
+      <w:r>
+        <w:t xml:space="preserve"> </w:t>
+      </w:r>
+      <w:r>
+        <w:t xml:space="preserve">- The speaker of the</w:t>
+      </w:r>
+      <w:r>
+        <w:t xml:space="preserve"> </w:t>
+      </w:r>
+      <w:r>
+        <w:t xml:space="preserve">“</w:t>
+      </w:r>
+      <w:r>
+        <w:t xml:space="preserve">Sunt enim quidam…</w:t>
+      </w:r>
+      <w:r>
+        <w:t xml:space="preserve">”</w:t>
+      </w:r>
+      <w:r>
+        <w:t xml:space="preserve"> </w:t>
+      </w:r>
+      <w:r>
+        <w:t xml:space="preserve">sentence is the</w:t>
+      </w:r>
+      <w:r>
+        <w:t xml:space="preserve"> </w:t>
+      </w:r>
+      <w:r>
+        <w:rPr>
+          <w:bCs/>
+          <w:b/>
+        </w:rPr>
+        <w:t xml:space="preserve">Master</w:t>
+      </w:r>
+      <w:r>
+        <w:t xml:space="preserve"> </w:t>
+      </w:r>
+      <w:r>
+        <w:t xml:space="preserve">(Mag.), reciting the opinion, not asserting it — Goldast’s paragraph opens</w:t>
+      </w:r>
+      <w:r>
+        <w:t xml:space="preserve"> </w:t>
+      </w:r>
+      <w:r>
+        <w:t xml:space="preserve">“</w:t>
+      </w:r>
+      <w:r>
+        <w:t xml:space="preserve">Mag. Circa interrogationem tuam opiniones contrarias re[cito]. Sunt enim quidam tenentes…</w:t>
+      </w:r>
+      <w:r>
+        <w:t xml:space="preserve">”</w:t>
+      </w:r>
+      <w:r>
+        <w:t xml:space="preserve">. This matters for the sense: the pope-cannot-be-condemned view is reported, then the Disciple pushes it aside (</w:t>
+      </w:r>
+      <w:r>
+        <w:t xml:space="preserve">“</w:t>
+      </w:r>
+      <w:r>
+        <w:t xml:space="preserve">Ista assertio sonat quod papa haereticari non potest… pro nunc transeamus</w:t>
+      </w:r>
+      <w:r>
+        <w:t xml:space="preserve">”</w:t>
+      </w:r>
+      <w:r>
+        <w:t xml:space="preserve">), and the Master turns to the contrary opinion (the three foundations).</w:t>
+      </w:r>
+    </w:p>
+    <w:bookmarkEnd w:id="48"/>
+    <w:bookmarkStart w:id="49" w:name="uncertain-damaged-readings"/>
+    <w:p>
+      <w:pPr>
+        <w:pStyle w:val="Heading3"/>
+      </w:pPr>
+      <w:r>
+        <w:t xml:space="preserve">Uncertain / damaged readings</w:t>
+      </w:r>
+    </w:p>
+    <w:p>
+      <w:pPr>
+        <w:pStyle w:val="FirstParagraph"/>
+      </w:pPr>
+      <w:r>
+        <w:t xml:space="preserve">The</w:t>
+      </w:r>
+      <w:r>
+        <w:t xml:space="preserve"> </w:t>
+      </w:r>
+      <w:r>
+        <w:rPr>
+          <w:bCs/>
+          <w:b/>
+        </w:rPr>
+        <w:t xml:space="preserve">left margin of the recto pages is faded</w:t>
+      </w:r>
+      <w:r>
+        <w:t xml:space="preserve"> </w:t>
+      </w:r>
+      <w:r>
+        <w:t xml:space="preserve">on printed pp. 411 and 429 (PDF 274 and 292 — the gutter-side of the scan), forcing a few reconstructions:</w:t>
+      </w:r>
+    </w:p>
+    <w:p>
+      <w:pPr>
+        <w:numPr>
+          <w:ilvl w:val="0"/>
+          <w:numId w:val="1002"/>
+        </w:numPr>
+        <w:pStyle w:val="Compact"/>
+      </w:pPr>
+      <w:r>
+        <w:rPr>
+          <w:bCs/>
+          <w:b/>
+        </w:rPr>
+        <w:t xml:space="preserve">Printed 429, first line</w:t>
+      </w:r>
+      <w:r>
+        <w:t xml:space="preserve"> </w:t>
+      </w:r>
+      <w:r>
+        <w:t xml:space="preserve">(Disciple’s clause bridging from p. 428): after</w:t>
+      </w:r>
+      <w:r>
+        <w:t xml:space="preserve"> </w:t>
+      </w:r>
+      <w:r>
+        <w:t xml:space="preserve">“</w:t>
+      </w:r>
+      <w:r>
+        <w:t xml:space="preserve">unde de hoc quid sen-|tiunt</w:t>
+      </w:r>
+      <w:r>
+        <w:t xml:space="preserve">”</w:t>
+      </w:r>
+      <w:r>
+        <w:t xml:space="preserve"> </w:t>
+      </w:r>
+      <w:r>
+        <w:t xml:space="preserve">a few words are effaced before</w:t>
+      </w:r>
+      <w:r>
+        <w:t xml:space="preserve"> </w:t>
+      </w:r>
+      <w:r>
+        <w:t xml:space="preserve">“</w:t>
+      </w:r>
+      <w:r>
+        <w:t xml:space="preserve">…dicere non postponas.</w:t>
+      </w:r>
+      <w:r>
+        <w:t xml:space="preserve">”</w:t>
+      </w:r>
+      <w:r>
+        <w:t xml:space="preserve"> </w:t>
+      </w:r>
+      <w:r>
+        <w:t xml:space="preserve">Reconstruction of the effaced words is not secure; sense is</w:t>
+      </w:r>
+      <w:r>
+        <w:t xml:space="preserve"> </w:t>
+      </w:r>
+      <w:r>
+        <w:t xml:space="preserve">“</w:t>
+      </w:r>
+      <w:r>
+        <w:t xml:space="preserve">do not put off telling me what they think.</w:t>
+      </w:r>
+      <w:r>
+        <w:t xml:space="preserve">”</w:t>
+      </w:r>
+      <w:r>
+        <w:t xml:space="preserve"> </w:t>
+      </w:r>
+      <w:r>
+        <w:t xml:space="preserve">Marked in the text as</w:t>
+      </w:r>
+      <w:r>
+        <w:t xml:space="preserve"> </w:t>
+      </w:r>
+      <w:r>
+        <w:rPr>
+          <w:iCs/>
+          <w:i/>
+        </w:rPr>
+        <w:t xml:space="preserve">[… paucae voces evanidae …]</w:t>
+      </w:r>
+      <w:r>
+        <w:t xml:space="preserve">.</w:t>
+      </w:r>
+    </w:p>
+    <w:p>
+      <w:pPr>
+        <w:numPr>
+          <w:ilvl w:val="0"/>
+          <w:numId w:val="1002"/>
+        </w:numPr>
+        <w:pStyle w:val="Compact"/>
+      </w:pPr>
+      <w:r>
+        <w:rPr>
+          <w:bCs/>
+          <w:b/>
+        </w:rPr>
+        <w:t xml:space="preserve">Printed 429, Formosus passage:</w:t>
+      </w:r>
+      <w:r>
+        <w:t xml:space="preserve"> </w:t>
+      </w:r>
+      <w:r>
+        <w:t xml:space="preserve">the reading</w:t>
+      </w:r>
+      <w:r>
+        <w:t xml:space="preserve"> </w:t>
+      </w:r>
+      <w:r>
+        <w:t xml:space="preserve">“</w:t>
+      </w:r>
+      <w:r>
+        <w:t xml:space="preserve">et isti</w:t>
+      </w:r>
+      <w:r>
+        <w:t xml:space="preserve"> </w:t>
+      </w:r>
+      <w:r>
+        <w:rPr>
+          <w:bCs/>
+          <w:b/>
+        </w:rPr>
+        <w:t xml:space="preserve">dicuntur</w:t>
+      </w:r>
+      <w:r>
+        <w:t xml:space="preserve"> </w:t>
+      </w:r>
+      <w:r>
+        <w:t xml:space="preserve">esse imitatores papae Sergii</w:t>
+      </w:r>
+      <w:r>
+        <w:t xml:space="preserve">”</w:t>
+      </w:r>
+      <w:r>
+        <w:t xml:space="preserve"> </w:t>
+      </w:r>
+      <w:r>
+        <w:t xml:space="preserve">is confident; the parenthetical citation attributed to Nicholas (</w:t>
+      </w:r>
+      <w:r>
+        <w:t xml:space="preserve">“</w:t>
+      </w:r>
+      <w:r>
+        <w:t xml:space="preserve">Hinc dicit [Nicolaus] dist. 19 capite</w:t>
+      </w:r>
+      <w:r>
+        <w:t xml:space="preserve"> </w:t>
+      </w:r>
+      <w:r>
+        <w:t xml:space="preserve">‘</w:t>
+      </w:r>
+      <w:r>
+        <w:t xml:space="preserve">si Romanorum</w:t>
+      </w:r>
+      <w:r>
+        <w:t xml:space="preserve">’</w:t>
+      </w:r>
+      <w:r>
+        <w:t xml:space="preserve">”</w:t>
+      </w:r>
+      <w:r>
+        <w:t xml:space="preserve">) has the author’s name faded — supplied from the standard citation (Gratian, D.19 c.’Si Romanorum’).</w:t>
+      </w:r>
+      <w:r>
+        <w:t xml:space="preserve"> </w:t>
+      </w:r>
+      <w:r>
+        <w:t xml:space="preserve">“</w:t>
+      </w:r>
+      <w:r>
+        <w:t xml:space="preserve">omnes tenere et credere [debent]</w:t>
+      </w:r>
+      <w:r>
+        <w:t xml:space="preserve">”</w:t>
+      </w:r>
+      <w:r>
+        <w:t xml:space="preserve"> </w:t>
+      </w:r>
+      <w:r>
+        <w:t xml:space="preserve">— the verb governing is effaced;</w:t>
+      </w:r>
+      <w:r>
+        <w:t xml:space="preserve"> </w:t>
+      </w:r>
+      <w:r>
+        <w:rPr>
+          <w:iCs/>
+          <w:i/>
+        </w:rPr>
+        <w:t xml:space="preserve">debent</w:t>
+      </w:r>
+      <w:r>
+        <w:t xml:space="preserve"> </w:t>
+      </w:r>
+      <w:r>
+        <w:t xml:space="preserve">supplied for sense.</w:t>
+      </w:r>
+    </w:p>
+    <w:p>
+      <w:pPr>
+        <w:numPr>
+          <w:ilvl w:val="0"/>
+          <w:numId w:val="1002"/>
+        </w:numPr>
+        <w:pStyle w:val="Compact"/>
+      </w:pPr>
+      <w:r>
+        <w:rPr>
+          <w:bCs/>
+          <w:b/>
+        </w:rPr>
+        <w:t xml:space="preserve">Printed 429</w:t>
+      </w:r>
+      <w:r>
+        <w:t xml:space="preserve">,</w:t>
+      </w:r>
+      <w:r>
+        <w:t xml:space="preserve"> </w:t>
+      </w:r>
+      <w:r>
+        <w:t xml:space="preserve">“</w:t>
+      </w:r>
+      <w:r>
+        <w:t xml:space="preserve">Sic etiam sancti Doctores… sicut in</w:t>
+      </w:r>
+      <w:r>
+        <w:t xml:space="preserve"> </w:t>
+      </w:r>
+      <w:r>
+        <w:rPr>
+          <w:bCs/>
+          <w:b/>
+        </w:rPr>
+        <w:t xml:space="preserve">[pluribus]</w:t>
+      </w:r>
+      <w:r>
+        <w:t xml:space="preserve"> </w:t>
+      </w:r>
+      <w:r>
+        <w:t xml:space="preserve">communiter patenter habetur</w:t>
+      </w:r>
+      <w:r>
+        <w:t xml:space="preserve">”</w:t>
+      </w:r>
+      <w:r>
+        <w:t xml:space="preserve"> </w:t>
+      </w:r>
+      <w:r>
+        <w:t xml:space="preserve">— the bracketed word is faded;</w:t>
+      </w:r>
+      <w:r>
+        <w:t xml:space="preserve"> </w:t>
+      </w:r>
+      <w:r>
+        <w:rPr>
+          <w:iCs/>
+          <w:i/>
+        </w:rPr>
+        <w:t xml:space="preserve">pluribus</w:t>
+      </w:r>
+      <w:r>
+        <w:t xml:space="preserve"> </w:t>
+      </w:r>
+      <w:r>
+        <w:t xml:space="preserve">is a conjecture for</w:t>
+      </w:r>
+      <w:r>
+        <w:t xml:space="preserve"> </w:t>
+      </w:r>
+      <w:r>
+        <w:t xml:space="preserve">“</w:t>
+      </w:r>
+      <w:r>
+        <w:t xml:space="preserve">in many [places].</w:t>
+      </w:r>
+      <w:r>
+        <w:t xml:space="preserve">”</w:t>
+      </w:r>
+    </w:p>
+    <w:p>
+      <w:pPr>
+        <w:numPr>
+          <w:ilvl w:val="0"/>
+          <w:numId w:val="1002"/>
+        </w:numPr>
+        <w:pStyle w:val="Compact"/>
+      </w:pPr>
+      <w:r>
+        <w:rPr>
+          <w:bCs/>
+          <w:b/>
+        </w:rPr>
+        <w:t xml:space="preserve">Printed 411</w:t>
+      </w:r>
+      <w:r>
+        <w:t xml:space="preserve"> </w:t>
+      </w:r>
+      <w:r>
+        <w:t xml:space="preserve">(cap. I, Augustine</w:t>
+      </w:r>
+      <w:r>
+        <w:t xml:space="preserve"> </w:t>
+      </w:r>
+      <w:r>
+        <w:rPr>
+          <w:iCs/>
+          <w:i/>
+        </w:rPr>
+        <w:t xml:space="preserve">de unico Baptismo</w:t>
+      </w:r>
+      <w:r>
+        <w:t xml:space="preserve"> </w:t>
+      </w:r>
+      <w:r>
+        <w:t xml:space="preserve">citation): the opening words of several lines are faded; the body of the quotation (</w:t>
+      </w:r>
+      <w:r>
+        <w:t xml:space="preserve">“</w:t>
+      </w:r>
+      <w:r>
+        <w:t xml:space="preserve">Quis nesciat sanctam scripturam canonicam…</w:t>
+      </w:r>
+      <w:r>
+        <w:t xml:space="preserve">”</w:t>
+      </w:r>
+      <w:r>
+        <w:t xml:space="preserve">) is legible and is given above. Reconstructions there follow the standard text of the</w:t>
+      </w:r>
+      <w:r>
+        <w:t xml:space="preserve"> </w:t>
+      </w:r>
+      <w:r>
+        <w:rPr>
+          <w:iCs/>
+          <w:i/>
+        </w:rPr>
+        <w:t xml:space="preserve">Decretum</w:t>
+      </w:r>
+      <w:r>
+        <w:t xml:space="preserve"> </w:t>
+      </w:r>
+      <w:r>
+        <w:t xml:space="preserve">D.9 c.’Quis nesciat’.</w:t>
+      </w:r>
+    </w:p>
+    <w:p>
+      <w:pPr>
+        <w:numPr>
+          <w:ilvl w:val="0"/>
+          <w:numId w:val="1002"/>
+        </w:numPr>
+        <w:pStyle w:val="Compact"/>
+      </w:pPr>
+      <w:r>
+        <w:t xml:space="preserve">Goldast prints the biblical/canonical quotations in</w:t>
+      </w:r>
+      <w:r>
+        <w:t xml:space="preserve"> </w:t>
+      </w:r>
+      <w:r>
+        <w:rPr>
+          <w:iCs/>
+          <w:i/>
+        </w:rPr>
+        <w:t xml:space="preserve">italic</w:t>
+      </w:r>
+      <w:r>
+        <w:t xml:space="preserve">; I have kept italics for them. Speaker rubrics vary in the print (</w:t>
+      </w:r>
+      <w:r>
+        <w:t xml:space="preserve">“</w:t>
+      </w:r>
+      <w:r>
+        <w:t xml:space="preserve">Discipulus / Discip. / Discipul.</w:t>
+      </w:r>
+      <w:r>
+        <w:t xml:space="preserve">”</w:t>
+      </w:r>
+      <w:r>
+        <w:t xml:space="preserve"> </w:t>
+      </w:r>
+      <w:r>
+        <w:t xml:space="preserve">and</w:t>
+      </w:r>
+      <w:r>
+        <w:t xml:space="preserve"> </w:t>
+      </w:r>
+      <w:r>
+        <w:t xml:space="preserve">“</w:t>
+      </w:r>
+      <w:r>
+        <w:t xml:space="preserve">Magister / Magist. / Mag.</w:t>
+      </w:r>
+      <w:r>
+        <w:t xml:space="preserve">”</w:t>
+      </w:r>
+      <w:r>
+        <w:t xml:space="preserve">); I have regularised them to</w:t>
+      </w:r>
+      <w:r>
+        <w:t xml:space="preserve"> </w:t>
+      </w:r>
+      <w:r>
+        <w:rPr>
+          <w:bCs/>
+          <w:b/>
+        </w:rPr>
+        <w:t xml:space="preserve">Discip.</w:t>
+      </w:r>
+      <w:r>
+        <w:t xml:space="preserve"> </w:t>
+      </w:r>
+      <w:r>
+        <w:t xml:space="preserve">and</w:t>
+      </w:r>
+      <w:r>
+        <w:t xml:space="preserve"> </w:t>
+      </w:r>
+      <w:r>
+        <w:rPr>
+          <w:bCs/>
+          <w:b/>
+        </w:rPr>
+        <w:t xml:space="preserve">Mag.</w:t>
+      </w:r>
+    </w:p>
+    <w:bookmarkEnd w:id="49"/>
+    <w:bookmarkStart w:id="50" w:name="orthographic-normalisation-applied"/>
+    <w:p>
+      <w:pPr>
+        <w:pStyle w:val="Heading3"/>
+      </w:pPr>
+      <w:r>
+        <w:t xml:space="preserve">Orthographic normalisation applied</w:t>
+      </w:r>
+    </w:p>
+    <w:p>
+      <w:pPr>
+        <w:pStyle w:val="FirstParagraph"/>
+      </w:pPr>
+      <w:r>
+        <w:t xml:space="preserve">æ/ę → ae; œ → oe/ae (caelesti); i/j → i; u/v regularised;</w:t>
+      </w:r>
+      <w:r>
+        <w:t xml:space="preserve"> </w:t>
+      </w:r>
+      <w:r>
+        <w:rPr>
+          <w:rStyle w:val="VerbatimChar"/>
+        </w:rPr>
+        <w:t xml:space="preserve">&amp;</w:t>
+      </w:r>
+      <w:r>
+        <w:t xml:space="preserve"> </w:t>
+      </w:r>
+      <w:r>
+        <w:t xml:space="preserve">→</w:t>
+      </w:r>
+      <w:r>
+        <w:t xml:space="preserve"> </w:t>
+      </w:r>
+      <w:r>
+        <w:rPr>
+          <w:iCs/>
+          <w:i/>
+        </w:rPr>
+        <w:t xml:space="preserve">et</w:t>
+      </w:r>
+      <w:r>
+        <w:t xml:space="preserve">,</w:t>
+      </w:r>
+      <w:r>
+        <w:t xml:space="preserve"> </w:t>
+      </w:r>
+      <w:r>
+        <w:rPr>
+          <w:rStyle w:val="VerbatimChar"/>
+        </w:rPr>
+        <w:t xml:space="preserve">&amp;c.</w:t>
+      </w:r>
+      <w:r>
+        <w:t xml:space="preserve"> </w:t>
+      </w:r>
+      <w:r>
+        <w:t xml:space="preserve">→</w:t>
+      </w:r>
+      <w:r>
+        <w:t xml:space="preserve"> </w:t>
+      </w:r>
+      <w:r>
+        <w:rPr>
+          <w:iCs/>
+          <w:i/>
+        </w:rPr>
+        <w:t xml:space="preserve">etc.</w:t>
+      </w:r>
+      <w:r>
+        <w:t xml:space="preserve">; m→n or n→m before q classicised (</w:t>
+      </w:r>
+      <w:r>
+        <w:rPr>
+          <w:iCs/>
+          <w:i/>
+        </w:rPr>
+        <w:t xml:space="preserve">numquam, tamquam, quicumque, qualitercumque, quandoque, umquam</w:t>
+      </w:r>
+      <w:r>
+        <w:t xml:space="preserve">). Medieval lexical forms genuine to the text are</w:t>
+      </w:r>
+      <w:r>
+        <w:t xml:space="preserve"> </w:t>
+      </w:r>
+      <w:r>
+        <w:rPr>
+          <w:bCs/>
+          <w:b/>
+        </w:rPr>
+        <w:t xml:space="preserve">kept</w:t>
+      </w:r>
+      <w:r>
+        <w:t xml:space="preserve"> </w:t>
+      </w:r>
+      <w:r>
+        <w:t xml:space="preserve">(e.g. </w:t>
+      </w:r>
+      <w:r>
+        <w:rPr>
+          <w:iCs/>
+          <w:i/>
+        </w:rPr>
+        <w:t xml:space="preserve">diffinire/diffinierunt, huiusmodi, connumerandae, cronicis</w:t>
+      </w:r>
+      <w:r>
+        <w:t xml:space="preserve">). Citation shorthand (</w:t>
+      </w:r>
+      <w:r>
+        <w:rPr>
+          <w:iCs/>
+          <w:i/>
+        </w:rPr>
+        <w:t xml:space="preserve">dist.</w:t>
+      </w:r>
+      <w:r>
+        <w:t xml:space="preserve">,</w:t>
+      </w:r>
+      <w:r>
+        <w:t xml:space="preserve"> </w:t>
+      </w:r>
+      <w:r>
+        <w:rPr>
+          <w:iCs/>
+          <w:i/>
+        </w:rPr>
+        <w:t xml:space="preserve">extra de haere.</w:t>
+      </w:r>
+      <w:r>
+        <w:t xml:space="preserve">,</w:t>
+      </w:r>
+      <w:r>
+        <w:t xml:space="preserve"> </w:t>
+      </w:r>
+      <w:r>
+        <w:rPr>
+          <w:iCs/>
+          <w:i/>
+        </w:rPr>
+        <w:t xml:space="preserve">24 q. 3 c.</w:t>
+      </w:r>
+      <w:r>
+        <w:t xml:space="preserve">) is retained and italicised.</w:t>
+      </w:r>
+    </w:p>
+    <w:bookmarkEnd w:id="50"/>
+    <w:bookmarkEnd w:id="51"/>
+    <w:bookmarkStart w:id="55" w:name="notes-block-c"/>
+    <w:p>
+      <w:pPr>
+        <w:pStyle w:val="Heading2"/>
+      </w:pPr>
+      <w:r>
+        <w:t xml:space="preserve">Notes — BLOCK C</w:t>
+      </w:r>
+    </w:p>
+    <w:bookmarkStart w:id="52" w:name="page-mapping-offset-printed-pdf-121"/>
+    <w:p>
+      <w:pPr>
+        <w:pStyle w:val="Heading3"/>
+      </w:pPr>
+      <w:r>
+        <w:t xml:space="preserve">Page mapping (offset: printed = PDF + 121)</w:t>
+      </w:r>
+    </w:p>
+    <w:tbl>
+      <w:tblPr>
+        <w:tblStyle w:val="Table"/>
+        <w:tblW w:type="auto" w:w="0"/>
+        <w:tblLook w:firstRow="1" w:lastRow="0" w:firstColumn="0" w:lastColumn="0" w:noHBand="0" w:noVBand="0" w:val="0020"/>
+        <w:jc w:val="start"/>
+      </w:tblPr>
+      <w:tblGrid>
+        <w:gridCol w:w="1980"/>
+        <w:gridCol w:w="1980"/>
+        <w:gridCol w:w="1980"/>
+        <w:gridCol w:w="1980"/>
+      </w:tblGrid>
+      <w:tr>
+        <w:trPr>
+          <w:tblHeader w:val="true"/>
+        </w:trPr>
+        <w:tc>
+          <w:tcPr/>
+          <w:p>
+            <w:pPr>
+              <w:pStyle w:val="Compact"/>
+              <w:jc w:val="left"/>
+            </w:pPr>
+            <w:r>
+              <w:t xml:space="preserve">Cap.</w:t>
+            </w:r>
+          </w:p>
+        </w:tc>
+        <w:tc>
+          <w:tcPr/>
+          <w:p>
+            <w:pPr>
+              <w:pStyle w:val="Compact"/>
+              <w:jc w:val="left"/>
+            </w:pPr>
+            <w:r>
+              <w:t xml:space="preserve">PDF page</w:t>
+            </w:r>
+          </w:p>
+        </w:tc>
+        <w:tc>
+          <w:tcPr/>
+          <w:p>
+            <w:pPr>
+              <w:pStyle w:val="Compact"/>
+              <w:jc w:val="left"/>
+            </w:pPr>
+            <w:r>
+              <w:t xml:space="preserve">Printed p.</w:t>
+            </w:r>
+          </w:p>
+        </w:tc>
+        <w:tc>
+          <w:tcPr/>
+          <w:p>
+            <w:pPr>
+              <w:pStyle w:val="Compact"/>
+              <w:jc w:val="left"/>
+            </w:pPr>
+            <w:r>
+              <w:t xml:space="preserve">Location</w:t>
+            </w:r>
+          </w:p>
+        </w:tc>
+      </w:tr>
+      <w:tr>
+        <w:tc>
+          <w:tcPr/>
+          <w:p>
+            <w:pPr>
+              <w:pStyle w:val="Compact"/>
+              <w:jc w:val="left"/>
+            </w:pPr>
+            <w:r>
+              <w:t xml:space="preserve">Book IV explicit / Book V incipit</w:t>
+            </w:r>
+          </w:p>
+        </w:tc>
+        <w:tc>
+          <w:tcPr/>
+          <w:p>
+            <w:pPr>
+              <w:pStyle w:val="Compact"/>
+              <w:jc w:val="left"/>
+            </w:pPr>
+            <w:r>
+              <w:t xml:space="preserve">346</w:t>
+            </w:r>
+          </w:p>
+        </w:tc>
+        <w:tc>
+          <w:tcPr/>
+          <w:p>
+            <w:pPr>
+              <w:pStyle w:val="Compact"/>
+              <w:jc w:val="left"/>
+            </w:pPr>
+            <w:r>
+              <w:t xml:space="preserve">467</w:t>
+            </w:r>
+          </w:p>
+        </w:tc>
+        <w:tc>
+          <w:tcPr/>
+          <w:p>
+            <w:pPr>
+              <w:pStyle w:val="Compact"/>
+              <w:jc w:val="left"/>
+            </w:pPr>
+            <w:r>
+              <w:t xml:space="preserve">foot of recto</w:t>
+            </w:r>
+          </w:p>
+        </w:tc>
+      </w:tr>
+      <w:tr>
+        <w:tc>
+          <w:tcPr/>
+          <w:p>
+            <w:pPr>
+              <w:pStyle w:val="Compact"/>
+              <w:jc w:val="left"/>
+            </w:pPr>
+            <w:r>
+              <w:t xml:space="preserve">I</w:t>
+            </w:r>
+          </w:p>
+        </w:tc>
+        <w:tc>
+          <w:tcPr/>
+          <w:p>
+            <w:pPr>
+              <w:pStyle w:val="Compact"/>
+              <w:jc w:val="left"/>
+            </w:pPr>
+            <w:r>
+              <w:t xml:space="preserve">346–347</w:t>
+            </w:r>
+          </w:p>
+        </w:tc>
+        <w:tc>
+          <w:tcPr/>
+          <w:p>
+            <w:pPr>
+              <w:pStyle w:val="Compact"/>
+              <w:jc w:val="left"/>
+            </w:pPr>
+            <w:r>
+              <w:t xml:space="preserve">467–468</w:t>
+            </w:r>
+          </w:p>
+        </w:tc>
+        <w:tc>
+          <w:tcPr/>
+          <w:p>
+            <w:pPr>
+              <w:pStyle w:val="Compact"/>
+              <w:jc w:val="left"/>
+            </w:pPr>
+            <w:r>
+              <w:t xml:space="preserve">incipit + opening</w:t>
+            </w:r>
+          </w:p>
+        </w:tc>
+      </w:tr>
+      <w:tr>
+        <w:tc>
+          <w:tcPr/>
+          <w:p>
+            <w:pPr>
+              <w:pStyle w:val="Compact"/>
+              <w:jc w:val="left"/>
+            </w:pPr>
+            <w:r>
+              <w:t xml:space="preserve">II</w:t>
+            </w:r>
+          </w:p>
+        </w:tc>
+        <w:tc>
+          <w:tcPr/>
+          <w:p>
+            <w:pPr>
+              <w:pStyle w:val="Compact"/>
+              <w:jc w:val="left"/>
+            </w:pPr>
+            <w:r>
+              <w:t xml:space="preserve">347</w:t>
+            </w:r>
+          </w:p>
+        </w:tc>
+        <w:tc>
+          <w:tcPr/>
+          <w:p>
+            <w:pPr>
+              <w:pStyle w:val="Compact"/>
+              <w:jc w:val="left"/>
+            </w:pPr>
+            <w:r>
+              <w:t xml:space="preserve">468</w:t>
+            </w:r>
+          </w:p>
+        </w:tc>
+        <w:tc>
+          <w:tcPr/>
+          <w:p>
+            <w:pPr>
+              <w:pStyle w:val="Compact"/>
+              <w:jc w:val="left"/>
+            </w:pPr>
+            <w:r>
+              <w:t xml:space="preserve">—</w:t>
+            </w:r>
+          </w:p>
+        </w:tc>
+      </w:tr>
+      <w:tr>
+        <w:tc>
+          <w:tcPr/>
+          <w:p>
+            <w:pPr>
+              <w:pStyle w:val="Compact"/>
+              <w:jc w:val="left"/>
+            </w:pPr>
+            <w:r>
+              <w:t xml:space="preserve">III</w:t>
+            </w:r>
+          </w:p>
+        </w:tc>
+        <w:tc>
+          <w:tcPr/>
+          <w:p>
+            <w:pPr>
+              <w:pStyle w:val="Compact"/>
+              <w:jc w:val="left"/>
+            </w:pPr>
+            <w:r>
+              <w:t xml:space="preserve">349</w:t>
+            </w:r>
+          </w:p>
+        </w:tc>
+        <w:tc>
+          <w:tcPr/>
+          <w:p>
+            <w:pPr>
+              <w:pStyle w:val="Compact"/>
+              <w:jc w:val="left"/>
+            </w:pPr>
+            <w:r>
+              <w:t xml:space="preserve">470</w:t>
+            </w:r>
+          </w:p>
+        </w:tc>
+        <w:tc>
+          <w:tcPr/>
+          <w:p>
+            <w:pPr>
+              <w:pStyle w:val="Compact"/>
+              <w:jc w:val="left"/>
+            </w:pPr>
+            <w:r>
+              <w:t xml:space="preserve">—</w:t>
+            </w:r>
+          </w:p>
+        </w:tc>
+      </w:tr>
+      <w:tr>
+        <w:tc>
+          <w:tcPr/>
+          <w:p>
+            <w:pPr>
+              <w:pStyle w:val="Compact"/>
+              <w:jc w:val="left"/>
+            </w:pPr>
+            <w:r>
+              <w:t xml:space="preserve">IV</w:t>
+            </w:r>
+          </w:p>
+        </w:tc>
+        <w:tc>
+          <w:tcPr/>
+          <w:p>
+            <w:pPr>
+              <w:pStyle w:val="Compact"/>
+              <w:jc w:val="left"/>
+            </w:pPr>
+            <w:r>
+              <w:t xml:space="preserve">352</w:t>
+            </w:r>
+          </w:p>
+        </w:tc>
+        <w:tc>
+          <w:tcPr/>
+          <w:p>
+            <w:pPr>
+              <w:pStyle w:val="Compact"/>
+              <w:jc w:val="left"/>
+            </w:pPr>
+            <w:r>
+              <w:t xml:space="preserve">473</w:t>
+            </w:r>
+          </w:p>
+        </w:tc>
+        <w:tc>
+          <w:tcPr/>
+          <w:p>
+            <w:pPr>
+              <w:pStyle w:val="Compact"/>
+              <w:jc w:val="left"/>
+            </w:pPr>
+            <w:r>
+              <w:t xml:space="preserve">foot</w:t>
+            </w:r>
+          </w:p>
+        </w:tc>
+      </w:tr>
+      <w:tr>
+        <w:tc>
+          <w:tcPr/>
+          <w:p>
+            <w:pPr>
+              <w:pStyle w:val="Compact"/>
+              <w:jc w:val="left"/>
+            </w:pPr>
+            <w:r>
+              <w:t xml:space="preserve">V</w:t>
+            </w:r>
+          </w:p>
+        </w:tc>
+        <w:tc>
+          <w:tcPr/>
+          <w:p>
+            <w:pPr>
+              <w:pStyle w:val="Compact"/>
+              <w:jc w:val="left"/>
+            </w:pPr>
+            <w:r>
+              <w:t xml:space="preserve">353</w:t>
+            </w:r>
+          </w:p>
+        </w:tc>
+        <w:tc>
+          <w:tcPr/>
+          <w:p>
+            <w:pPr>
+              <w:pStyle w:val="Compact"/>
+              <w:jc w:val="left"/>
+            </w:pPr>
+            <w:r>
+              <w:t xml:space="preserve">474</w:t>
+            </w:r>
+          </w:p>
+        </w:tc>
+        <w:tc>
+          <w:tcPr/>
+          <w:p>
+            <w:pPr>
+              <w:pStyle w:val="Compact"/>
+              <w:jc w:val="left"/>
+            </w:pPr>
+            <w:r>
+              <w:t xml:space="preserve">—</w:t>
+            </w:r>
+          </w:p>
+        </w:tc>
+      </w:tr>
+      <w:tr>
+        <w:tc>
+          <w:tcPr/>
+          <w:p>
+            <w:pPr>
+              <w:pStyle w:val="Compact"/>
+              <w:jc w:val="left"/>
+            </w:pPr>
+            <w:r>
+              <w:t xml:space="preserve">VI</w:t>
+            </w:r>
+          </w:p>
+        </w:tc>
+        <w:tc>
+          <w:tcPr/>
+          <w:p>
+            <w:pPr>
+              <w:pStyle w:val="Compact"/>
+              <w:jc w:val="left"/>
+            </w:pPr>
+            <w:r>
+              <w:t xml:space="preserve">355</w:t>
+            </w:r>
+          </w:p>
+        </w:tc>
+        <w:tc>
+          <w:tcPr/>
+          <w:p>
+            <w:pPr>
+              <w:pStyle w:val="Compact"/>
+              <w:jc w:val="left"/>
+            </w:pPr>
+            <w:r>
+              <w:t xml:space="preserve">476</w:t>
+            </w:r>
+          </w:p>
+        </w:tc>
+        <w:tc>
+          <w:tcPr/>
+          <w:p>
+            <w:pPr>
+              <w:pStyle w:val="Compact"/>
+              <w:jc w:val="left"/>
+            </w:pPr>
+            <w:r>
+              <w:t xml:space="preserve">—</w:t>
+            </w:r>
+          </w:p>
+        </w:tc>
+      </w:tr>
+      <w:tr>
+        <w:tc>
+          <w:tcPr/>
+          <w:p>
+            <w:pPr>
+              <w:pStyle w:val="Compact"/>
+              <w:jc w:val="left"/>
+            </w:pPr>
+            <w:r>
+              <w:t xml:space="preserve">VII</w:t>
+            </w:r>
+          </w:p>
+        </w:tc>
+        <w:tc>
+          <w:tcPr/>
+          <w:p>
+            <w:pPr>
+              <w:pStyle w:val="Compact"/>
+              <w:jc w:val="left"/>
+            </w:pPr>
+            <w:r>
+              <w:t xml:space="preserve">356–357</w:t>
+            </w:r>
+          </w:p>
+        </w:tc>
+        <w:tc>
+          <w:tcPr/>
+          <w:p>
+            <w:pPr>
+              <w:pStyle w:val="Compact"/>
+              <w:jc w:val="left"/>
+            </w:pPr>
+            <w:r>
+              <w:t xml:space="preserve">477–478</w:t>
+            </w:r>
+          </w:p>
+        </w:tc>
+        <w:tc>
+          <w:tcPr/>
+          <w:p>
+            <w:pPr>
+              <w:pStyle w:val="Compact"/>
+              <w:jc w:val="left"/>
+            </w:pPr>
+            <w:r>
+              <w:t xml:space="preserve">anchor page</w:t>
+            </w:r>
+          </w:p>
+        </w:tc>
+      </w:tr>
+      <w:tr>
+        <w:tc>
+          <w:tcPr/>
+          <w:p>
+            <w:pPr>
+              <w:pStyle w:val="Compact"/>
+              <w:jc w:val="left"/>
+            </w:pPr>
+            <w:r>
+              <w:t xml:space="preserve">XXI</w:t>
+            </w:r>
+          </w:p>
+        </w:tc>
+        <w:tc>
+          <w:tcPr/>
+          <w:p>
+            <w:pPr>
+              <w:pStyle w:val="Compact"/>
+              <w:jc w:val="left"/>
+            </w:pPr>
+            <w:r>
+              <w:t xml:space="preserve">367–368</w:t>
+            </w:r>
+          </w:p>
+        </w:tc>
+        <w:tc>
+          <w:tcPr/>
+          <w:p>
+            <w:pPr>
+              <w:pStyle w:val="Compact"/>
+              <w:jc w:val="left"/>
+            </w:pPr>
+            <w:r>
+              <w:t xml:space="preserve">488–489</w:t>
+            </w:r>
+          </w:p>
+        </w:tc>
+        <w:tc>
+          <w:tcPr/>
+          <w:p>
+            <w:pPr>
+              <w:pStyle w:val="Compact"/>
+              <w:jc w:val="left"/>
+            </w:pPr>
+            <w:r>
+              <w:t xml:space="preserve">—</w:t>
+            </w:r>
+          </w:p>
+        </w:tc>
+      </w:tr>
+      <w:tr>
+        <w:tc>
+          <w:tcPr/>
+          <w:p>
+            <w:pPr>
+              <w:pStyle w:val="Compact"/>
+              <w:jc w:val="left"/>
+            </w:pPr>
+            <w:r>
+              <w:t xml:space="preserve">XXII</w:t>
+            </w:r>
+          </w:p>
+        </w:tc>
+        <w:tc>
+          <w:tcPr/>
+          <w:p>
+            <w:pPr>
+              <w:pStyle w:val="Compact"/>
+              <w:jc w:val="left"/>
+            </w:pPr>
+            <w:r>
+              <w:t xml:space="preserve">368</w:t>
+            </w:r>
+          </w:p>
+        </w:tc>
+        <w:tc>
+          <w:tcPr/>
+          <w:p>
+            <w:pPr>
+              <w:pStyle w:val="Compact"/>
+              <w:jc w:val="left"/>
+            </w:pPr>
+            <w:r>
+              <w:t xml:space="preserve">489</w:t>
+            </w:r>
+          </w:p>
+        </w:tc>
+        <w:tc>
+          <w:tcPr/>
+          <w:p>
+            <w:pPr>
+              <w:pStyle w:val="Compact"/>
+              <w:jc w:val="left"/>
+            </w:pPr>
+            <w:r>
+              <w:t xml:space="preserve">single page (XXIII heads PDF 369 / p. 490)</w:t>
+            </w:r>
+          </w:p>
+        </w:tc>
+      </w:tr>
+      <w:tr>
+        <w:tc>
+          <w:tcPr/>
+          <w:p>
+            <w:pPr>
+              <w:pStyle w:val="Compact"/>
+              <w:jc w:val="left"/>
+            </w:pPr>
+            <w:r>
+              <w:t xml:space="preserve">XXXIII</w:t>
+            </w:r>
+          </w:p>
+        </w:tc>
+        <w:tc>
+          <w:tcPr/>
+          <w:p>
+            <w:pPr>
+              <w:pStyle w:val="Compact"/>
+              <w:jc w:val="left"/>
+            </w:pPr>
+            <w:r>
+              <w:t xml:space="preserve">383</w:t>
+            </w:r>
+          </w:p>
+        </w:tc>
+        <w:tc>
+          <w:tcPr/>
+          <w:p>
+            <w:pPr>
+              <w:pStyle w:val="Compact"/>
+              <w:jc w:val="left"/>
+            </w:pPr>
+            <w:r>
+              <w:t xml:space="preserve">504</w:t>
+            </w:r>
+          </w:p>
+        </w:tc>
+        <w:tc>
+          <w:tcPr/>
+          <w:p>
+            <w:pPr>
+              <w:pStyle w:val="Compact"/>
+              <w:jc w:val="left"/>
+            </w:pPr>
+            <w:r>
+              <w:t xml:space="preserve">head</w:t>
+            </w:r>
+          </w:p>
+        </w:tc>
+      </w:tr>
+      <w:tr>
+        <w:tc>
+          <w:tcPr/>
+          <w:p>
+            <w:pPr>
+              <w:pStyle w:val="Compact"/>
+              <w:jc w:val="left"/>
+            </w:pPr>
+            <w:r>
+              <w:t xml:space="preserve">XXXIV</w:t>
+            </w:r>
+          </w:p>
+        </w:tc>
+        <w:tc>
+          <w:tcPr/>
+          <w:p>
+            <w:pPr>
+              <w:pStyle w:val="Compact"/>
+              <w:jc w:val="left"/>
+            </w:pPr>
+            <w:r>
+              <w:t xml:space="preserve">383–384</w:t>
+            </w:r>
+          </w:p>
+        </w:tc>
+        <w:tc>
+          <w:tcPr/>
+          <w:p>
+            <w:pPr>
+              <w:pStyle w:val="Compact"/>
+              <w:jc w:val="left"/>
+            </w:pPr>
+            <w:r>
+              <w:t xml:space="preserve">504–505</w:t>
+            </w:r>
+          </w:p>
+        </w:tc>
+        <w:tc>
+          <w:tcPr/>
+          <w:p>
+            <w:pPr>
+              <w:pStyle w:val="Compact"/>
+              <w:jc w:val="left"/>
+            </w:pPr>
+            <w:r>
+              <w:t xml:space="preserve">mid-504 heading</w:t>
+            </w:r>
+          </w:p>
+        </w:tc>
+      </w:tr>
+      <w:tr>
+        <w:tc>
+          <w:tcPr/>
+          <w:p>
+            <w:pPr>
+              <w:pStyle w:val="Compact"/>
+              <w:jc w:val="left"/>
+            </w:pPr>
+            <w:r>
+              <w:t xml:space="preserve">XXXV</w:t>
+            </w:r>
+          </w:p>
+        </w:tc>
+        <w:tc>
+          <w:tcPr/>
+          <w:p>
+            <w:pPr>
+              <w:pStyle w:val="Compact"/>
+              <w:jc w:val="left"/>
+            </w:pPr>
+            <w:r>
+              <w:t xml:space="preserve">384–385</w:t>
+            </w:r>
+          </w:p>
+        </w:tc>
+        <w:tc>
+          <w:tcPr/>
+          <w:p>
+            <w:pPr>
+              <w:pStyle w:val="Compact"/>
+              <w:jc w:val="left"/>
+            </w:pPr>
+            <w:r>
+              <w:t xml:space="preserve">505–506</w:t>
+            </w:r>
+          </w:p>
+        </w:tc>
+        <w:tc>
+          <w:tcPr/>
+          <w:p>
+            <w:pPr>
+              <w:pStyle w:val="Compact"/>
+              <w:jc w:val="left"/>
+            </w:pPr>
+            <w:r>
+              <w:t xml:space="preserve">heading foot of 505</w:t>
+            </w:r>
+          </w:p>
+        </w:tc>
+      </w:tr>
+      <w:tr>
+        <w:tc>
+          <w:tcPr/>
+          <w:p>
+            <w:pPr>
+              <w:pStyle w:val="Compact"/>
+              <w:jc w:val="left"/>
+            </w:pPr>
+            <w:r>
+              <w:t xml:space="preserve">Book V explicit / Book VI incipit</w:t>
+            </w:r>
+          </w:p>
+        </w:tc>
+        <w:tc>
+          <w:tcPr/>
+          <w:p>
+            <w:pPr>
+              <w:pStyle w:val="Compact"/>
+              <w:jc w:val="left"/>
+            </w:pPr>
+            <w:r>
+              <w:t xml:space="preserve">385–386</w:t>
+            </w:r>
+          </w:p>
+        </w:tc>
+        <w:tc>
+          <w:tcPr/>
+          <w:p>
+            <w:pPr>
+              <w:pStyle w:val="Compact"/>
+              <w:jc w:val="left"/>
+            </w:pPr>
+            <w:r>
+              <w:t xml:space="preserve">506–507</w:t>
+            </w:r>
+          </w:p>
+        </w:tc>
+        <w:tc>
+          <w:tcPr/>
+          <w:p>
+            <w:pPr>
+              <w:pStyle w:val="Compact"/>
+              <w:jc w:val="left"/>
+            </w:pPr>
+            <w:r>
+              <w:t xml:space="preserve">—</w:t>
+            </w:r>
+          </w:p>
+        </w:tc>
+      </w:tr>
+    </w:tbl>
+    <w:p>
+      <w:pPr>
+        <w:pStyle w:val="BodyText"/>
+      </w:pPr>
+      <w:r>
+        <w:t xml:space="preserve">The offset holds steady across the whole block (verified at pp. 467, 477, 489, 504, 506). Book V has 35 chapters; the high chapter numbers seen just before (cap. XXVII–XXXI on PDF 344–346) belong to</w:t>
+      </w:r>
+      <w:r>
+        <w:t xml:space="preserve"> </w:t>
+      </w:r>
+      <w:r>
+        <w:rPr>
+          <w:bCs/>
+          <w:b/>
+        </w:rPr>
+        <w:t xml:space="preserve">Book IV</w:t>
+      </w:r>
+      <w:r>
+        <w:t xml:space="preserve">, which explicitly ends at the foot of printed p. 467 with</w:t>
+      </w:r>
+      <w:r>
+        <w:t xml:space="preserve"> </w:t>
+      </w:r>
+      <w:r>
+        <w:rPr>
+          <w:iCs/>
+          <w:i/>
+        </w:rPr>
+        <w:t xml:space="preserve">“</w:t>
+      </w:r>
+      <w:r>
+        <w:rPr>
+          <w:iCs/>
+          <w:i/>
+        </w:rPr>
+        <w:t xml:space="preserve">Explicit liber quartus.</w:t>
+      </w:r>
+      <w:r>
+        <w:rPr>
+          <w:iCs/>
+          <w:i/>
+        </w:rPr>
+        <w:t xml:space="preserve">”</w:t>
+      </w:r>
+    </w:p>
+    <w:bookmarkEnd w:id="52"/>
+    <w:bookmarkStart w:id="53" w:name="X271ddc5cf77b5c083113d3fccb2757cda861d27"/>
+    <w:p>
+      <w:pPr>
+        <w:pStyle w:val="Heading3"/>
+      </w:pPr>
+      <w:r>
+        <w:t xml:space="preserve">Variants vs. British Academy control (Goldast = witness on the left)</w:t>
+      </w:r>
+    </w:p>
+    <w:p>
+      <w:pPr>
+        <w:numPr>
+          <w:ilvl w:val="0"/>
+          <w:numId w:val="1003"/>
+        </w:numPr>
+        <w:pStyle w:val="Compact"/>
+      </w:pPr>
+      <w:r>
+        <w:rPr>
+          <w:bCs/>
+          <w:b/>
+        </w:rPr>
+        <w:t xml:space="preserve">Cap. VII, the</w:t>
+      </w:r>
+      <w:r>
+        <w:rPr>
+          <w:bCs/>
+          <w:b/>
+        </w:rPr>
+        <w:t xml:space="preserve"> </w:t>
+      </w:r>
+      <w:r>
+        <w:rPr>
+          <w:bCs/>
+          <w:b/>
+        </w:rPr>
+        <w:t xml:space="preserve">“</w:t>
+      </w:r>
+      <w:r>
+        <w:rPr>
+          <w:bCs/>
+          <w:b/>
+        </w:rPr>
+        <w:t xml:space="preserve">Respondetur</w:t>
+      </w:r>
+      <w:r>
+        <w:rPr>
+          <w:bCs/>
+          <w:b/>
+        </w:rPr>
+        <w:t xml:space="preserve">”</w:t>
+      </w:r>
+      <w:r>
+        <w:rPr>
+          <w:bCs/>
+          <w:b/>
+        </w:rPr>
+        <w:t xml:space="preserve"> </w:t>
+      </w:r>
+      <w:r>
+        <w:rPr>
+          <w:bCs/>
+          <w:b/>
+        </w:rPr>
+        <w:t xml:space="preserve">reply.</w:t>
+      </w:r>
+      <w:r>
+        <w:t xml:space="preserve"> </w:t>
+      </w:r>
+      <w:r>
+        <w:t xml:space="preserve">Goldast:</w:t>
+      </w:r>
+      <w:r>
+        <w:t xml:space="preserve"> </w:t>
+      </w:r>
+      <w:r>
+        <w:rPr>
+          <w:iCs/>
+          <w:i/>
+        </w:rPr>
+        <w:t xml:space="preserve">“</w:t>
+      </w:r>
+      <w:r>
+        <w:rPr>
+          <w:iCs/>
+          <w:i/>
+        </w:rPr>
+        <w:t xml:space="preserve">sed</w:t>
+      </w:r>
+      <w:r>
+        <w:rPr>
+          <w:iCs/>
+          <w:i/>
+        </w:rPr>
+        <w:t xml:space="preserve"> </w:t>
+      </w:r>
+      <w:r>
+        <w:rPr>
+          <w:bCs/>
+          <w:b/>
+          <w:iCs/>
+          <w:i/>
+        </w:rPr>
+        <w:t xml:space="preserve">tota fidelium multitudo</w:t>
+      </w:r>
+      <w:r>
+        <w:rPr>
+          <w:iCs/>
+          <w:i/>
+        </w:rPr>
+        <w:t xml:space="preserve"> </w:t>
+      </w:r>
+      <w:r>
+        <w:rPr>
+          <w:iCs/>
+          <w:i/>
+        </w:rPr>
+        <w:t xml:space="preserve">praeter papam est inferior papa, et de illa conceditur quod potest</w:t>
+      </w:r>
+      <w:r>
+        <w:rPr>
+          <w:iCs/>
+          <w:i/>
+        </w:rPr>
+        <w:t xml:space="preserve"> </w:t>
+      </w:r>
+      <w:r>
+        <w:rPr>
+          <w:bCs/>
+          <w:b/>
+          <w:iCs/>
+          <w:i/>
+        </w:rPr>
+        <w:t xml:space="preserve">errare contra fidem</w:t>
+      </w:r>
+      <w:r>
+        <w:rPr>
+          <w:iCs/>
+          <w:i/>
+        </w:rPr>
+        <w:t xml:space="preserve">…</w:t>
+      </w:r>
+      <w:r>
+        <w:rPr>
+          <w:iCs/>
+          <w:i/>
+        </w:rPr>
+        <w:t xml:space="preserve">”</w:t>
+      </w:r>
+      <w:r>
+        <w:t xml:space="preserve"> </w:t>
+      </w:r>
+      <w:r>
+        <w:t xml:space="preserve">— BA control has the order</w:t>
+      </w:r>
+      <w:r>
+        <w:t xml:space="preserve"> </w:t>
+      </w:r>
+      <w:r>
+        <w:rPr>
+          <w:iCs/>
+          <w:i/>
+        </w:rPr>
+        <w:t xml:space="preserve">“</w:t>
+      </w:r>
+      <w:r>
+        <w:rPr>
+          <w:iCs/>
+          <w:i/>
+        </w:rPr>
+        <w:t xml:space="preserve">tota multitudo fidelium praeter papam</w:t>
+      </w:r>
+      <w:r>
+        <w:rPr>
+          <w:iCs/>
+          <w:i/>
+        </w:rPr>
+        <w:t xml:space="preserve">”</w:t>
+      </w:r>
+      <w:r>
+        <w:t xml:space="preserve"> </w:t>
+      </w:r>
+      <w:r>
+        <w:t xml:space="preserve">and</w:t>
+      </w:r>
+      <w:r>
+        <w:t xml:space="preserve"> </w:t>
+      </w:r>
+      <w:r>
+        <w:rPr>
+          <w:iCs/>
+          <w:i/>
+        </w:rPr>
+        <w:t xml:space="preserve">“</w:t>
+      </w:r>
+      <w:r>
+        <w:rPr>
+          <w:iCs/>
+          <w:i/>
+        </w:rPr>
+        <w:t xml:space="preserve">de illa</w:t>
+      </w:r>
+      <w:r>
+        <w:rPr>
+          <w:iCs/>
+          <w:i/>
+        </w:rPr>
+        <w:t xml:space="preserve"> </w:t>
+      </w:r>
+      <w:r>
+        <w:rPr>
+          <w:bCs/>
+          <w:b/>
+          <w:iCs/>
+          <w:i/>
+        </w:rPr>
+        <w:t xml:space="preserve">multitudine</w:t>
+      </w:r>
+      <w:r>
+        <w:rPr>
+          <w:iCs/>
+          <w:i/>
+        </w:rPr>
+        <w:t xml:space="preserve"> </w:t>
+      </w:r>
+      <w:r>
+        <w:rPr>
+          <w:iCs/>
+          <w:i/>
+        </w:rPr>
+        <w:t xml:space="preserve">conceditur quod potest</w:t>
+      </w:r>
+      <w:r>
+        <w:rPr>
+          <w:iCs/>
+          <w:i/>
+        </w:rPr>
+        <w:t xml:space="preserve"> </w:t>
+      </w:r>
+      <w:r>
+        <w:rPr>
+          <w:bCs/>
+          <w:b/>
+          <w:iCs/>
+          <w:i/>
+        </w:rPr>
+        <w:t xml:space="preserve">contra fidem errare</w:t>
+      </w:r>
+      <w:r>
+        <w:rPr>
+          <w:iCs/>
+          <w:i/>
+        </w:rPr>
+        <w:t xml:space="preserve">.</w:t>
+      </w:r>
+      <w:r>
+        <w:rPr>
+          <w:iCs/>
+          <w:i/>
+        </w:rPr>
+        <w:t xml:space="preserve">”</w:t>
+      </w:r>
+      <w:r>
+        <w:t xml:space="preserve"> </w:t>
+      </w:r>
+      <w:r>
+        <w:t xml:space="preserve">Goldast omits</w:t>
+      </w:r>
+      <w:r>
+        <w:t xml:space="preserve"> </w:t>
+      </w:r>
+      <w:r>
+        <w:rPr>
+          <w:iCs/>
+          <w:i/>
+        </w:rPr>
+        <w:t xml:space="preserve">multitudine</w:t>
+      </w:r>
+      <w:r>
+        <w:t xml:space="preserve"> </w:t>
+      </w:r>
+      <w:r>
+        <w:t xml:space="preserve">in the second clause and inverts</w:t>
+      </w:r>
+      <w:r>
+        <w:t xml:space="preserve"> </w:t>
+      </w:r>
+      <w:r>
+        <w:rPr>
+          <w:iCs/>
+          <w:i/>
+        </w:rPr>
+        <w:t xml:space="preserve">errare contra fidem</w:t>
+      </w:r>
+      <w:r>
+        <w:t xml:space="preserve">. Goldast closes</w:t>
+      </w:r>
+      <w:r>
+        <w:t xml:space="preserve"> </w:t>
+      </w:r>
+      <w:r>
+        <w:rPr>
+          <w:iCs/>
+          <w:i/>
+        </w:rPr>
+        <w:t xml:space="preserve">“</w:t>
+      </w:r>
+      <w:r>
+        <w:rPr>
+          <w:iCs/>
+          <w:i/>
+        </w:rPr>
+        <w:t xml:space="preserve">fides potest in solo summo pontifice</w:t>
+      </w:r>
+      <w:r>
+        <w:rPr>
+          <w:iCs/>
+          <w:i/>
+        </w:rPr>
+        <w:t xml:space="preserve"> </w:t>
+      </w:r>
+      <w:r>
+        <w:rPr>
+          <w:bCs/>
+          <w:b/>
+          <w:iCs/>
+          <w:i/>
+        </w:rPr>
+        <w:t xml:space="preserve">permanere</w:t>
+      </w:r>
+      <w:r>
+        <w:rPr>
+          <w:iCs/>
+          <w:i/>
+        </w:rPr>
+        <w:t xml:space="preserve">”</w:t>
+      </w:r>
+      <w:r>
+        <w:t xml:space="preserve"> </w:t>
+      </w:r>
+      <w:r>
+        <w:t xml:space="preserve">(control:</w:t>
+      </w:r>
+      <w:r>
+        <w:t xml:space="preserve"> </w:t>
+      </w:r>
+      <w:r>
+        <w:rPr>
+          <w:iCs/>
+          <w:i/>
+        </w:rPr>
+        <w:t xml:space="preserve">“</w:t>
+      </w:r>
+      <w:r>
+        <w:rPr>
+          <w:iCs/>
+          <w:i/>
+        </w:rPr>
+        <w:t xml:space="preserve">remanere</w:t>
+      </w:r>
+      <w:r>
+        <w:rPr>
+          <w:iCs/>
+          <w:i/>
+        </w:rPr>
+        <w:t xml:space="preserve">”</w:t>
+      </w:r>
+      <w:r>
+        <w:t xml:space="preserve">).</w:t>
+      </w:r>
+    </w:p>
+    <w:p>
+      <w:pPr>
+        <w:numPr>
+          <w:ilvl w:val="0"/>
+          <w:numId w:val="1003"/>
+        </w:numPr>
+        <w:pStyle w:val="Compact"/>
+      </w:pPr>
+      <w:r>
+        <w:rPr>
+          <w:bCs/>
+          <w:b/>
+        </w:rPr>
+        <w:t xml:space="preserve">Cap. XXII, the</w:t>
+      </w:r>
+      <w:r>
+        <w:rPr>
+          <w:bCs/>
+          <w:b/>
+        </w:rPr>
+        <w:t xml:space="preserve"> </w:t>
+      </w:r>
+      <w:r>
+        <w:rPr>
+          <w:bCs/>
+          <w:b/>
+        </w:rPr>
+        <w:t xml:space="preserve">“</w:t>
+      </w:r>
+      <w:r>
+        <w:rPr>
+          <w:bCs/>
+          <w:b/>
+        </w:rPr>
+        <w:t xml:space="preserve">toti et nulli parti</w:t>
+      </w:r>
+      <w:r>
+        <w:rPr>
+          <w:bCs/>
+          <w:b/>
+        </w:rPr>
+        <w:t xml:space="preserve">”</w:t>
+      </w:r>
+      <w:r>
+        <w:rPr>
+          <w:bCs/>
+          <w:b/>
+        </w:rPr>
+        <w:t xml:space="preserve"> </w:t>
+      </w:r>
+      <w:r>
+        <w:rPr>
+          <w:bCs/>
+          <w:b/>
+        </w:rPr>
+        <w:t xml:space="preserve">sentence.</w:t>
+      </w:r>
+      <w:r>
+        <w:t xml:space="preserve"> </w:t>
+      </w:r>
+      <w:r>
+        <w:t xml:space="preserve">Goldast reads (exact witness):</w:t>
+      </w:r>
+      <w:r>
+        <w:t xml:space="preserve"> </w:t>
+      </w:r>
+      <w:r>
+        <w:t xml:space="preserve">&gt;</w:t>
+      </w:r>
+      <w:r>
+        <w:t xml:space="preserve"> </w:t>
+      </w:r>
+      <w:r>
+        <w:rPr>
+          <w:iCs/>
+          <w:i/>
+        </w:rPr>
+        <w:t xml:space="preserve">Illud quod promittitur toti et nulli parti non</w:t>
+      </w:r>
+      <w:r>
+        <w:rPr>
+          <w:iCs/>
+          <w:i/>
+        </w:rPr>
+        <w:t xml:space="preserve"> </w:t>
+      </w:r>
+      <w:r>
+        <w:rPr>
+          <w:bCs/>
+          <w:b/>
+          <w:iCs/>
+          <w:i/>
+        </w:rPr>
+        <w:t xml:space="preserve">debuit</w:t>
+      </w:r>
+      <w:r>
+        <w:rPr>
+          <w:iCs/>
+          <w:i/>
+        </w:rPr>
+        <w:t xml:space="preserve"> </w:t>
+      </w:r>
+      <w:r>
+        <w:rPr>
+          <w:iCs/>
+          <w:i/>
+        </w:rPr>
+        <w:t xml:space="preserve">alicui parti attribui, etiam principaliori. Sed nunquam errare contra fidem toti congregationi fidelium promissum fuit a Christo, et nulli parti fuit hoc promissum</w:t>
+      </w:r>
+      <w:r>
+        <w:rPr>
+          <w:iCs/>
+          <w:i/>
+        </w:rPr>
+        <w:t xml:space="preserve"> </w:t>
+      </w:r>
+      <w:r>
+        <w:rPr>
+          <w:bCs/>
+          <w:b/>
+          <w:iCs/>
+          <w:i/>
+        </w:rPr>
+        <w:t xml:space="preserve">a Christo</w:t>
+      </w:r>
+      <w:r>
+        <w:rPr>
+          <w:iCs/>
+          <w:i/>
+        </w:rPr>
+        <w:t xml:space="preserve">, ergo non debet hoc alicui particulari ecclesiae catholicorum attribui. Cum ergo Romana ecclesia sit pars ecclesiae et non sit tota ecclesia, non posse errare contra fidem non est attribuendum Romanae ecclesiae.</w:t>
+      </w:r>
+    </w:p>
+    <w:p>
+      <w:pPr>
+        <w:pStyle w:val="FirstParagraph"/>
+      </w:pPr>
+      <w:r>
+        <w:t xml:space="preserve">Two divergences from the control: (a) perfect</w:t>
+      </w:r>
+      <w:r>
+        <w:t xml:space="preserve"> </w:t>
+      </w:r>
+      <w:r>
+        <w:rPr>
+          <w:bCs/>
+          <w:b/>
+        </w:rPr>
+        <w:t xml:space="preserve">debuit</w:t>
+      </w:r>
+      <w:r>
+        <w:t xml:space="preserve"> </w:t>
+      </w:r>
+      <w:r>
+        <w:t xml:space="preserve">where the control has present</w:t>
+      </w:r>
+      <w:r>
+        <w:t xml:space="preserve"> </w:t>
+      </w:r>
+      <w:r>
+        <w:rPr>
+          <w:iCs/>
+          <w:i/>
+        </w:rPr>
+        <w:t xml:space="preserve">debet</w:t>
+      </w:r>
+      <w:r>
+        <w:t xml:space="preserve">; (b) Goldast repeats</w:t>
+      </w:r>
+      <w:r>
+        <w:t xml:space="preserve"> </w:t>
+      </w:r>
+      <w:r>
+        <w:rPr>
+          <w:bCs/>
+          <w:b/>
+        </w:rPr>
+        <w:t xml:space="preserve">a Christo</w:t>
+      </w:r>
+      <w:r>
+        <w:t xml:space="preserve"> </w:t>
+      </w:r>
+      <w:r>
+        <w:t xml:space="preserve">in the second clause (</w:t>
+      </w:r>
+      <w:r>
+        <w:t xml:space="preserve">“</w:t>
+      </w:r>
+      <w:r>
+        <w:t xml:space="preserve">nulli parti fuit hoc promissum a Christo</w:t>
+      </w:r>
+      <w:r>
+        <w:t xml:space="preserve">”</w:t>
+      </w:r>
+      <w:r>
+        <w:t xml:space="preserve">), which the control lacks (</w:t>
+      </w:r>
+      <w:r>
+        <w:t xml:space="preserve">“</w:t>
+      </w:r>
+      <w:r>
+        <w:t xml:space="preserve">et nulli parti fuit hoc promissum. Ergo…</w:t>
+      </w:r>
+      <w:r>
+        <w:t xml:space="preserve">”</w:t>
+      </w:r>
+      <w:r>
+        <w:t xml:space="preserve">).</w:t>
+      </w:r>
+      <w:r>
+        <w:t xml:space="preserve"> </w:t>
+      </w:r>
+      <w:r>
+        <w:t xml:space="preserve">-</w:t>
+      </w:r>
+      <w:r>
+        <w:t xml:space="preserve"> </w:t>
+      </w:r>
+      <w:r>
+        <w:rPr>
+          <w:bCs/>
+          <w:b/>
+        </w:rPr>
+        <w:t xml:space="preserve">Cap. XXXIV, the tribulation passage.</w:t>
+      </w:r>
+      <w:r>
+        <w:t xml:space="preserve"> </w:t>
+      </w:r>
+      <w:r>
+        <w:t xml:space="preserve">Goldast:</w:t>
+      </w:r>
+      <w:r>
+        <w:t xml:space="preserve"> </w:t>
+      </w:r>
+      <w:r>
+        <w:rPr>
+          <w:iCs/>
+          <w:i/>
+        </w:rPr>
+        <w:t xml:space="preserve">“</w:t>
+      </w:r>
+      <w:r>
+        <w:rPr>
+          <w:iCs/>
+          <w:i/>
+        </w:rPr>
+        <w:t xml:space="preserve">quod fideles</w:t>
+      </w:r>
+      <w:r>
+        <w:rPr>
+          <w:iCs/>
+          <w:i/>
+        </w:rPr>
+        <w:t xml:space="preserve"> </w:t>
+      </w:r>
+      <w:r>
+        <w:rPr>
+          <w:bCs/>
+          <w:b/>
+          <w:iCs/>
+          <w:i/>
+        </w:rPr>
+        <w:t xml:space="preserve">pauci</w:t>
+      </w:r>
+      <w:r>
+        <w:rPr>
+          <w:iCs/>
+          <w:i/>
+        </w:rPr>
+        <w:t xml:space="preserve"> </w:t>
+      </w:r>
+      <w:r>
+        <w:rPr>
+          <w:iCs/>
+          <w:i/>
+        </w:rPr>
+        <w:t xml:space="preserve">remanebunt firmi in fide.</w:t>
+      </w:r>
+      <w:r>
+        <w:rPr>
+          <w:iCs/>
+          <w:i/>
+        </w:rPr>
+        <w:t xml:space="preserve">”</w:t>
+      </w:r>
+      <w:r>
+        <w:t xml:space="preserve"> </w:t>
+      </w:r>
+      <w:r>
+        <w:t xml:space="preserve">— the BA control reads</w:t>
+      </w:r>
+      <w:r>
+        <w:t xml:space="preserve"> </w:t>
+      </w:r>
+      <w:r>
+        <w:rPr>
+          <w:bCs/>
+          <w:b/>
+        </w:rPr>
+        <w:t xml:space="preserve">paucissimi</w:t>
+      </w:r>
+      <w:r>
+        <w:t xml:space="preserve"> </w:t>
+      </w:r>
+      <w:r>
+        <w:t xml:space="preserve">(</w:t>
+      </w:r>
+      <w:r>
+        <w:t xml:space="preserve">“</w:t>
+      </w:r>
+      <w:r>
+        <w:t xml:space="preserve">very few</w:t>
+      </w:r>
+      <w:r>
+        <w:t xml:space="preserve">”</w:t>
+      </w:r>
+      <w:r>
+        <w:t xml:space="preserve">). Goldast has the plain positive</w:t>
+      </w:r>
+      <w:r>
+        <w:t xml:space="preserve"> </w:t>
+      </w:r>
+      <w:r>
+        <w:rPr>
+          <w:iCs/>
+          <w:i/>
+        </w:rPr>
+        <w:t xml:space="preserve">pauci</w:t>
+      </w:r>
+      <w:r>
+        <w:t xml:space="preserve">. The remainder (</w:t>
+      </w:r>
+      <w:r>
+        <w:rPr>
+          <w:iCs/>
+          <w:i/>
+        </w:rPr>
+        <w:t xml:space="preserve">“</w:t>
+      </w:r>
+      <w:r>
+        <w:rPr>
+          <w:iCs/>
+          <w:i/>
+        </w:rPr>
+        <w:t xml:space="preserve">Et an illi fideles erunt viri vel mulieres, solus Deus novit, et illi quibus Deus specialiter revelavit</w:t>
+      </w:r>
+      <w:r>
+        <w:rPr>
+          <w:iCs/>
+          <w:i/>
+        </w:rPr>
+        <w:t xml:space="preserve">”</w:t>
+      </w:r>
+      <w:r>
+        <w:t xml:space="preserve">) matches the control.</w:t>
+      </w:r>
+      <w:r>
+        <w:t xml:space="preserve"> </w:t>
+      </w:r>
+      <w:r>
+        <w:t xml:space="preserve">-</w:t>
+      </w:r>
+      <w:r>
+        <w:t xml:space="preserve"> </w:t>
+      </w:r>
+      <w:r>
+        <w:rPr>
+          <w:bCs/>
+          <w:b/>
+        </w:rPr>
+        <w:t xml:space="preserve">Cap. XXXV, the</w:t>
+      </w:r>
+      <w:r>
+        <w:rPr>
+          <w:bCs/>
+          <w:b/>
+        </w:rPr>
+        <w:t xml:space="preserve"> </w:t>
+      </w:r>
+      <w:r>
+        <w:rPr>
+          <w:bCs/>
+          <w:b/>
+        </w:rPr>
+        <w:t xml:space="preserve">“</w:t>
+      </w:r>
+      <w:r>
+        <w:rPr>
+          <w:bCs/>
+          <w:b/>
+        </w:rPr>
+        <w:t xml:space="preserve">parvulos baptizatos</w:t>
+      </w:r>
+      <w:r>
+        <w:rPr>
+          <w:bCs/>
+          <w:b/>
+        </w:rPr>
+        <w:t xml:space="preserve">”</w:t>
+      </w:r>
+      <w:r>
+        <w:rPr>
+          <w:bCs/>
+          <w:b/>
+        </w:rPr>
+        <w:t xml:space="preserve"> </w:t>
+      </w:r>
+      <w:r>
+        <w:rPr>
+          <w:bCs/>
+          <w:b/>
+        </w:rPr>
+        <w:t xml:space="preserve">argument.</w:t>
+      </w:r>
+      <w:r>
+        <w:t xml:space="preserve"> </w:t>
+      </w:r>
+      <w:r>
+        <w:t xml:space="preserve">Goldast reads (exact witness):</w:t>
+      </w:r>
+      <w:r>
+        <w:t xml:space="preserve"> </w:t>
+      </w:r>
+      <w:r>
+        <w:t xml:space="preserve">&gt;</w:t>
+      </w:r>
+      <w:r>
+        <w:t xml:space="preserve"> </w:t>
+      </w:r>
+      <w:r>
+        <w:rPr>
+          <w:iCs/>
+          <w:i/>
+        </w:rPr>
+        <w:t xml:space="preserve">…Sed errante tota multitudine Christianorum virorum et mulierum usum rationis habentium possunt salvari promissiones Christi</w:t>
+      </w:r>
+      <w:r>
+        <w:rPr>
+          <w:iCs/>
+          <w:i/>
+        </w:rPr>
+        <w:t xml:space="preserve"> </w:t>
+      </w:r>
+      <w:r>
+        <w:rPr>
+          <w:bCs/>
+          <w:b/>
+          <w:iCs/>
+          <w:i/>
+        </w:rPr>
+        <w:t xml:space="preserve">de fide Christi mansura</w:t>
+      </w:r>
+      <w:r>
+        <w:rPr>
+          <w:iCs/>
+          <w:i/>
+        </w:rPr>
+        <w:t xml:space="preserve">. Nam Christus vere est spiritualiter cum parvulis baptizatis per gratiam et virtutes. Fides etiam beati Petri, pro qua Christus rogavit, nequaquam deficeret, quia reperiretur in parvulis. Parvuli enim habent habitum fidei. Ergo errante tota multitudine Christianorum usum rationis habentium possunt salvari promissiones Christi per parvulos baptizatos. Ergo temerarium est asserere quod nunquam tota multitudo Christianorum usum rationis habentium contra fidem errabit.</w:t>
+      </w:r>
+    </w:p>
+    <w:p>
+      <w:pPr>
+        <w:pStyle w:val="BodyText"/>
+      </w:pPr>
+      <w:r>
+        <w:t xml:space="preserve">Divergences: (a) Goldast frames the argument as the</w:t>
+      </w:r>
+      <w:r>
+        <w:t xml:space="preserve"> </w:t>
+      </w:r>
+      <w:r>
+        <w:rPr>
+          <w:bCs/>
+          <w:b/>
+        </w:rPr>
+        <w:t xml:space="preserve">quinta ratio</w:t>
+      </w:r>
+      <w:r>
+        <w:t xml:space="preserve"> </w:t>
+      </w:r>
+      <w:r>
+        <w:t xml:space="preserve">(</w:t>
+      </w:r>
+      <w:r>
+        <w:t xml:space="preserve">“</w:t>
+      </w:r>
+      <w:r>
+        <w:t xml:space="preserve">Quinta ratio probat specialiter…</w:t>
+      </w:r>
+      <w:r>
+        <w:t xml:space="preserve">”</w:t>
+      </w:r>
+      <w:r>
+        <w:t xml:space="preserve">) and expands the subject to</w:t>
+      </w:r>
+      <w:r>
+        <w:t xml:space="preserve"> </w:t>
+      </w:r>
+      <w:r>
+        <w:rPr>
+          <w:iCs/>
+          <w:i/>
+        </w:rPr>
+        <w:t xml:space="preserve">“</w:t>
+      </w:r>
+      <w:r>
+        <w:rPr>
+          <w:iCs/>
+          <w:i/>
+        </w:rPr>
+        <w:t xml:space="preserve">virorum et mulierum</w:t>
+      </w:r>
+      <w:r>
+        <w:rPr>
+          <w:iCs/>
+          <w:i/>
+        </w:rPr>
+        <w:t xml:space="preserve">”</w:t>
+      </w:r>
+      <w:r>
+        <w:t xml:space="preserve"> </w:t>
+      </w:r>
+      <w:r>
+        <w:t xml:space="preserve">twice, where the control’s topic sentence reads simply</w:t>
+      </w:r>
+      <w:r>
+        <w:t xml:space="preserve"> </w:t>
+      </w:r>
+      <w:r>
+        <w:rPr>
+          <w:iCs/>
+          <w:i/>
+        </w:rPr>
+        <w:t xml:space="preserve">“</w:t>
+      </w:r>
+      <w:r>
+        <w:rPr>
+          <w:iCs/>
+          <w:i/>
+        </w:rPr>
+        <w:t xml:space="preserve">errante tota multitudine Christianorum habentium usum rationis.</w:t>
+      </w:r>
+      <w:r>
+        <w:rPr>
+          <w:iCs/>
+          <w:i/>
+        </w:rPr>
+        <w:t xml:space="preserve">”</w:t>
+      </w:r>
+      <w:r>
+        <w:t xml:space="preserve"> </w:t>
+      </w:r>
+      <w:r>
+        <w:t xml:space="preserve">(b) Goldast reads</w:t>
+      </w:r>
+      <w:r>
+        <w:t xml:space="preserve"> </w:t>
+      </w:r>
+      <w:r>
+        <w:rPr>
+          <w:iCs/>
+          <w:i/>
+        </w:rPr>
+        <w:t xml:space="preserve">“</w:t>
+      </w:r>
+      <w:r>
+        <w:rPr>
+          <w:iCs/>
+          <w:i/>
+        </w:rPr>
+        <w:t xml:space="preserve">de fide</w:t>
+      </w:r>
+      <w:r>
+        <w:rPr>
+          <w:iCs/>
+          <w:i/>
+        </w:rPr>
+        <w:t xml:space="preserve"> </w:t>
+      </w:r>
+      <w:r>
+        <w:rPr>
+          <w:bCs/>
+          <w:b/>
+          <w:iCs/>
+          <w:i/>
+        </w:rPr>
+        <w:t xml:space="preserve">Christi</w:t>
+      </w:r>
+      <w:r>
+        <w:rPr>
+          <w:iCs/>
+          <w:i/>
+        </w:rPr>
+        <w:t xml:space="preserve"> </w:t>
+      </w:r>
+      <w:r>
+        <w:rPr>
+          <w:iCs/>
+          <w:i/>
+        </w:rPr>
+        <w:t xml:space="preserve">mansura</w:t>
+      </w:r>
+      <w:r>
+        <w:rPr>
+          <w:iCs/>
+          <w:i/>
+        </w:rPr>
+        <w:t xml:space="preserve">”</w:t>
+      </w:r>
+      <w:r>
+        <w:t xml:space="preserve"> </w:t>
+      </w:r>
+      <w:r>
+        <w:t xml:space="preserve">(adds</w:t>
+      </w:r>
+      <w:r>
+        <w:t xml:space="preserve"> </w:t>
+      </w:r>
+      <w:r>
+        <w:rPr>
+          <w:iCs/>
+          <w:i/>
+        </w:rPr>
+        <w:t xml:space="preserve">Christi</w:t>
+      </w:r>
+      <w:r>
+        <w:t xml:space="preserve">); the control has</w:t>
+      </w:r>
+      <w:r>
+        <w:t xml:space="preserve"> </w:t>
+      </w:r>
+      <w:r>
+        <w:rPr>
+          <w:iCs/>
+          <w:i/>
+        </w:rPr>
+        <w:t xml:space="preserve">“</w:t>
+      </w:r>
+      <w:r>
+        <w:rPr>
+          <w:iCs/>
+          <w:i/>
+        </w:rPr>
+        <w:t xml:space="preserve">de fide mansura.</w:t>
+      </w:r>
+      <w:r>
+        <w:rPr>
+          <w:iCs/>
+          <w:i/>
+        </w:rPr>
+        <w:t xml:space="preserve">”</w:t>
+      </w:r>
+      <w:r>
+        <w:t xml:space="preserve"> </w:t>
+      </w:r>
+      <w:r>
+        <w:t xml:space="preserve">The core sentences (</w:t>
+      </w:r>
+      <w:r>
+        <w:rPr>
+          <w:iCs/>
+          <w:i/>
+        </w:rPr>
+        <w:t xml:space="preserve">Nam Christus vere est spiritualiter… / …per parvulos baptizatos / Ergo temerarium est asserere…</w:t>
+      </w:r>
+      <w:r>
+        <w:t xml:space="preserve">) agree with the control.</w:t>
+      </w:r>
+    </w:p>
+    <w:bookmarkEnd w:id="53"/>
+    <w:bookmarkStart w:id="54" w:name="uncertain-readings"/>
+    <w:p>
+      <w:pPr>
+        <w:pStyle w:val="Heading3"/>
+      </w:pPr>
+      <w:r>
+        <w:t xml:space="preserve">Uncertain readings</w:t>
+      </w:r>
+    </w:p>
+    <w:p>
+      <w:pPr>
+        <w:numPr>
+          <w:ilvl w:val="0"/>
+          <w:numId w:val="1004"/>
+        </w:numPr>
+        <w:pStyle w:val="Compact"/>
+      </w:pPr>
+      <w:r>
+        <w:rPr>
+          <w:bCs/>
+          <w:b/>
+        </w:rPr>
+        <w:t xml:space="preserve">Cap. XXXIV / XXXV, left gutter (printed p. 505, PDF 384).</w:t>
+      </w:r>
+      <w:r>
+        <w:t xml:space="preserve"> </w:t>
+      </w:r>
+      <w:r>
+        <w:t xml:space="preserve">The inner (gutter) margin of this leaf is physically shadowed/abraded in the scan, so the first 1–3 characters of many lines are lost. Reconstructions from context are bracketed</w:t>
+      </w:r>
+      <w:r>
+        <w:t xml:space="preserve"> </w:t>
+      </w:r>
+      <w:r>
+        <w:rPr>
+          <w:rStyle w:val="VerbatimChar"/>
+        </w:rPr>
+        <w:t xml:space="preserve">[ ]</w:t>
+      </w:r>
+      <w:r>
+        <w:t xml:space="preserve">. This affects: the middle of the tribulation reply on p. 505 (the run of clauses before</w:t>
+      </w:r>
+      <w:r>
+        <w:t xml:space="preserve"> </w:t>
+      </w:r>
+      <w:r>
+        <w:rPr>
+          <w:iCs/>
+          <w:i/>
+        </w:rPr>
+        <w:t xml:space="preserve">“</w:t>
+      </w:r>
+      <w:r>
+        <w:rPr>
+          <w:iCs/>
+          <w:i/>
+        </w:rPr>
+        <w:t xml:space="preserve">Maior etiam fuit tribulatio Sodomorum</w:t>
+      </w:r>
+      <w:r>
+        <w:rPr>
+          <w:iCs/>
+          <w:i/>
+        </w:rPr>
+        <w:t xml:space="preserve">”</w:t>
+      </w:r>
+      <w:r>
+        <w:t xml:space="preserve">), and the opening of cap. XXXV (</w:t>
+      </w:r>
+      <w:r>
+        <w:rPr>
+          <w:iCs/>
+          <w:i/>
+        </w:rPr>
+        <w:t xml:space="preserve">“</w:t>
+      </w:r>
+      <w:r>
+        <w:rPr>
+          <w:iCs/>
+          <w:i/>
+        </w:rPr>
+        <w:t xml:space="preserve">…dignam reprobatione maxima [censeo] … [de ea] non censeo [amplius inquirere]</w:t>
+      </w:r>
+      <w:r>
+        <w:rPr>
+          <w:iCs/>
+          <w:i/>
+        </w:rPr>
+        <w:t xml:space="preserve">”</w:t>
+      </w:r>
+      <w:r>
+        <w:t xml:space="preserve">). The</w:t>
+      </w:r>
+      <w:r>
+        <w:t xml:space="preserve"> </w:t>
+      </w:r>
+      <w:r>
+        <w:rPr>
+          <w:bCs/>
+          <w:b/>
+        </w:rPr>
+        <w:t xml:space="preserve">target sentences themselves are clear</w:t>
+      </w:r>
+      <w:r>
+        <w:t xml:space="preserve"> </w:t>
+      </w:r>
+      <w:r>
+        <w:t xml:space="preserve">—</w:t>
+      </w:r>
+      <w:r>
+        <w:t xml:space="preserve"> </w:t>
+      </w:r>
+      <w:r>
+        <w:rPr>
+          <w:iCs/>
+          <w:i/>
+        </w:rPr>
+        <w:t xml:space="preserve">“</w:t>
+      </w:r>
+      <w:r>
+        <w:rPr>
+          <w:iCs/>
+          <w:i/>
+        </w:rPr>
+        <w:t xml:space="preserve">fideles pauci remanebunt firmi in fide… viri vel mulieres, solus Deus novit</w:t>
+      </w:r>
+      <w:r>
+        <w:rPr>
+          <w:iCs/>
+          <w:i/>
+        </w:rPr>
+        <w:t xml:space="preserve">”</w:t>
+      </w:r>
+      <w:r>
+        <w:t xml:space="preserve"> </w:t>
+      </w:r>
+      <w:r>
+        <w:t xml:space="preserve">(XXXIV) and the whole</w:t>
+      </w:r>
+      <w:r>
+        <w:t xml:space="preserve"> </w:t>
+      </w:r>
+      <w:r>
+        <w:rPr>
+          <w:iCs/>
+          <w:i/>
+        </w:rPr>
+        <w:t xml:space="preserve">parvuli</w:t>
+      </w:r>
+      <w:r>
+        <w:t xml:space="preserve"> </w:t>
+      </w:r>
+      <w:r>
+        <w:t xml:space="preserve">argument (XXXV) — since they fall in the readable outer/centre columns.</w:t>
+      </w:r>
+    </w:p>
+    <w:p>
+      <w:pPr>
+        <w:numPr>
+          <w:ilvl w:val="0"/>
+          <w:numId w:val="1004"/>
+        </w:numPr>
+        <w:pStyle w:val="Compact"/>
+      </w:pPr>
+      <w:r>
+        <w:rPr>
+          <w:bCs/>
+          <w:b/>
+        </w:rPr>
+        <w:t xml:space="preserve">Cap. XXXV, quinta ratio, major premise.</w:t>
+      </w:r>
+      <w:r>
+        <w:t xml:space="preserve"> </w:t>
+      </w:r>
+      <w:r>
+        <w:t xml:space="preserve">The clause</w:t>
+      </w:r>
+      <w:r>
+        <w:t xml:space="preserve"> </w:t>
+      </w:r>
+      <w:r>
+        <w:rPr>
+          <w:iCs/>
+          <w:i/>
+        </w:rPr>
+        <w:t xml:space="preserve">“</w:t>
+      </w:r>
+      <w:r>
+        <w:rPr>
+          <w:iCs/>
+          <w:i/>
+        </w:rPr>
+        <w:t xml:space="preserve">quia illa multitudo virorum et mulierum usum rationis habentium, qua errante salvari possunt omnes promissiones Christi de fide usque ad finem saeculi permansura, potest contra fidem errare</w:t>
+      </w:r>
+      <w:r>
+        <w:rPr>
+          <w:iCs/>
+          <w:i/>
+        </w:rPr>
+        <w:t xml:space="preserve">”</w:t>
+      </w:r>
+      <w:r>
+        <w:t xml:space="preserve"> </w:t>
+      </w:r>
+      <w:r>
+        <w:t xml:space="preserve">is partly gutter-damaged in its middle; the syntactic skeleton is secure but a word or two of the conditional protasis is reconstructed. The conclusion sentences are undamaged.</w:t>
+      </w:r>
+    </w:p>
+    <w:p>
+      <w:pPr>
+        <w:numPr>
+          <w:ilvl w:val="0"/>
+          <w:numId w:val="1004"/>
+        </w:numPr>
+        <w:pStyle w:val="Compact"/>
+      </w:pPr>
+      <w:r>
+        <w:rPr>
+          <w:bCs/>
+          <w:b/>
+        </w:rPr>
+        <w:t xml:space="preserve">Cap. I opening.</w:t>
+      </w:r>
+      <w:r>
+        <w:t xml:space="preserve"> </w:t>
+      </w:r>
+      <w:r>
+        <w:t xml:space="preserve">Goldast reads</w:t>
+      </w:r>
+      <w:r>
+        <w:t xml:space="preserve"> </w:t>
+      </w:r>
+      <w:r>
+        <w:rPr>
+          <w:iCs/>
+          <w:i/>
+        </w:rPr>
+        <w:t xml:space="preserve">“</w:t>
+      </w:r>
+      <w:r>
+        <w:rPr>
+          <w:iCs/>
+          <w:i/>
+        </w:rPr>
+        <w:t xml:space="preserve">qui non</w:t>
+      </w:r>
+      <w:r>
+        <w:rPr>
+          <w:iCs/>
+          <w:i/>
+        </w:rPr>
+        <w:t xml:space="preserve"> </w:t>
+      </w:r>
+      <w:r>
+        <w:rPr>
+          <w:bCs/>
+          <w:b/>
+          <w:iCs/>
+          <w:i/>
+        </w:rPr>
+        <w:t xml:space="preserve">resistunt</w:t>
+      </w:r>
+      <w:r>
+        <w:rPr>
+          <w:iCs/>
+          <w:i/>
+        </w:rPr>
+        <w:t xml:space="preserve"> </w:t>
+      </w:r>
+      <w:r>
+        <w:rPr>
+          <w:iCs/>
+          <w:i/>
+        </w:rPr>
+        <w:t xml:space="preserve">pravitati haereticae</w:t>
+      </w:r>
+      <w:r>
+        <w:rPr>
+          <w:iCs/>
+          <w:i/>
+        </w:rPr>
+        <w:t xml:space="preserve">”</w:t>
+      </w:r>
+      <w:r>
+        <w:t xml:space="preserve"> </w:t>
+      </w:r>
+      <w:r>
+        <w:t xml:space="preserve">(long-s</w:t>
+      </w:r>
+      <w:r>
+        <w:t xml:space="preserve"> </w:t>
+      </w:r>
+      <w:r>
+        <w:rPr>
+          <w:iCs/>
+          <w:i/>
+        </w:rPr>
+        <w:t xml:space="preserve">reſiſtunt</w:t>
+      </w:r>
+      <w:r>
+        <w:t xml:space="preserve">); some manuscripts/the control give</w:t>
+      </w:r>
+      <w:r>
+        <w:t xml:space="preserve"> </w:t>
+      </w:r>
+      <w:r>
+        <w:rPr>
+          <w:iCs/>
+          <w:i/>
+        </w:rPr>
+        <w:t xml:space="preserve">restiterit</w:t>
+      </w:r>
+      <w:r>
+        <w:t xml:space="preserve">. Read here as present</w:t>
+      </w:r>
+      <w:r>
+        <w:t xml:space="preserve"> </w:t>
+      </w:r>
+      <w:r>
+        <w:rPr>
+          <w:iCs/>
+          <w:i/>
+        </w:rPr>
+        <w:t xml:space="preserve">resistunt</w:t>
+      </w:r>
+      <w:r>
+        <w:t xml:space="preserve">.</w:t>
+      </w:r>
+    </w:p>
+    <w:p>
+      <w:pPr>
+        <w:numPr>
+          <w:ilvl w:val="0"/>
+          <w:numId w:val="1004"/>
+        </w:numPr>
+        <w:pStyle w:val="Compact"/>
+      </w:pPr>
+      <w:r>
+        <w:rPr>
+          <w:bCs/>
+          <w:b/>
+        </w:rPr>
+        <w:t xml:space="preserve">Cap. VII.</w:t>
+      </w:r>
+      <w:r>
+        <w:t xml:space="preserve"> </w:t>
+      </w:r>
+      <w:r>
+        <w:t xml:space="preserve">The bracketed</w:t>
+      </w:r>
+      <w:r>
+        <w:t xml:space="preserve"> </w:t>
+      </w:r>
+      <w:r>
+        <w:rPr>
+          <w:iCs/>
+          <w:i/>
+        </w:rPr>
+        <w:t xml:space="preserve">“</w:t>
+      </w:r>
+      <w:r>
+        <w:rPr>
+          <w:iCs/>
+          <w:i/>
+        </w:rPr>
+        <w:t xml:space="preserve">[Quarto sic:]</w:t>
+      </w:r>
+      <w:r>
+        <w:rPr>
+          <w:iCs/>
+          <w:i/>
+        </w:rPr>
+        <w:t xml:space="preserve">”</w:t>
+      </w:r>
+      <w:r>
+        <w:t xml:space="preserve"> </w:t>
+      </w:r>
+      <w:r>
+        <w:t xml:space="preserve">marker sits at the exact line where argument four begins (</w:t>
+      </w:r>
+      <w:r>
+        <w:rPr>
+          <w:iCs/>
+          <w:i/>
+        </w:rPr>
+        <w:t xml:space="preserve">“</w:t>
+      </w:r>
+      <w:r>
+        <w:rPr>
+          <w:iCs/>
+          <w:i/>
+        </w:rPr>
+        <w:t xml:space="preserve">Illud quod est inferius papa…</w:t>
+      </w:r>
+      <w:r>
+        <w:rPr>
+          <w:iCs/>
+          <w:i/>
+        </w:rPr>
+        <w:t xml:space="preserve">”</w:t>
+      </w:r>
+      <w:r>
+        <w:t xml:space="preserve">); the words are clear, the label placement follows Goldast’s inline running numbering (</w:t>
+      </w:r>
+      <w:r>
+        <w:t xml:space="preserve">“</w:t>
+      </w:r>
+      <w:r>
+        <w:t xml:space="preserve">Quarto sic</w:t>
+      </w:r>
+      <w:r>
+        <w:t xml:space="preserve">”</w:t>
+      </w:r>
+      <w:r>
+        <w:t xml:space="preserve">). The tenth-position framing (</w:t>
+      </w:r>
+      <w:r>
+        <w:t xml:space="preserve">“</w:t>
+      </w:r>
+      <w:r>
+        <w:t xml:space="preserve">secundum opinionem aliorum,</w:t>
+      </w:r>
+      <w:r>
+        <w:t xml:space="preserve">”</w:t>
+      </w:r>
+      <w:r>
+        <w:t xml:space="preserve"> </w:t>
+      </w:r>
+      <w:r>
+        <w:t xml:space="preserve">Master reciting others’ opinion) is explicit in the chapter title and in the opening</w:t>
+      </w:r>
+      <w:r>
+        <w:t xml:space="preserve"> </w:t>
+      </w:r>
+      <w:r>
+        <w:rPr>
+          <w:iCs/>
+          <w:i/>
+        </w:rPr>
+        <w:t xml:space="preserve">“</w:t>
+      </w:r>
+      <w:r>
+        <w:rPr>
+          <w:iCs/>
+          <w:i/>
+        </w:rPr>
+        <w:t xml:space="preserve">Quidam indubitanter tenent… Isti assertores.</w:t>
+      </w:r>
+      <w:r>
+        <w:rPr>
+          <w:iCs/>
+          <w:i/>
+        </w:rPr>
+        <w:t xml:space="preserve">”</w:t>
+      </w:r>
+    </w:p>
+    <w:bookmarkEnd w:id="54"/>
+    <w:bookmarkEnd w:id="55"/>
+    <w:bookmarkStart w:id="56" w:name="notes-block-d"/>
+    <w:p>
+      <w:pPr>
+        <w:pStyle w:val="Heading2"/>
+      </w:pPr>
+      <w:r>
+        <w:t xml:space="preserve">Notes — BLOCK D</w:t>
+      </w:r>
+    </w:p>
+    <w:p>
+      <w:pPr>
+        <w:pStyle w:val="FirstParagraph"/>
+      </w:pPr>
+      <w:r>
+        <w:rPr>
+          <w:bCs/>
+          <w:b/>
+        </w:rPr>
+        <w:t xml:space="preserve">General — numerals.</w:t>
+      </w:r>
+      <w:r>
+        <w:t xml:space="preserve"> </w:t>
+      </w:r>
+      <w:r>
+        <w:t xml:space="preserve">This gothic fount prints the digit</w:t>
+      </w:r>
+      <w:r>
+        <w:t xml:space="preserve"> </w:t>
+      </w:r>
+      <w:r>
+        <w:rPr>
+          <w:bCs/>
+          <w:b/>
+        </w:rPr>
+        <w:t xml:space="preserve">4 with a glyph that closely resembles an</w:t>
+      </w:r>
+      <w:r>
+        <w:rPr>
+          <w:bCs/>
+          <w:b/>
+        </w:rPr>
+        <w:t xml:space="preserve"> </w:t>
+      </w:r>
+      <w:r>
+        <w:rPr>
+          <w:bCs/>
+          <w:b/>
+        </w:rPr>
+        <w:t xml:space="preserve">“</w:t>
+      </w:r>
+      <w:r>
+        <w:rPr>
+          <w:bCs/>
+          <w:b/>
+        </w:rPr>
+        <w:t xml:space="preserve">8</w:t>
+      </w:r>
+      <w:r>
+        <w:rPr>
+          <w:bCs/>
+          <w:b/>
+        </w:rPr>
+        <w:t xml:space="preserve">”</w:t>
+      </w:r>
+      <w:r>
+        <w:t xml:space="preserve"> </w:t>
+      </w:r>
+      <w:r>
+        <w:t xml:space="preserve">(secure from context:</w:t>
+      </w:r>
+      <w:r>
+        <w:t xml:space="preserve"> </w:t>
+      </w:r>
+      <w:r>
+        <w:t xml:space="preserve">“</w:t>
+      </w:r>
+      <w:r>
+        <w:t xml:space="preserve">64,</w:t>
+      </w:r>
+      <w:r>
+        <w:t xml:space="preserve">”</w:t>
+      </w:r>
+      <w:r>
+        <w:t xml:space="preserve"> </w:t>
+      </w:r>
+      <w:r>
+        <w:t xml:space="preserve">“</w:t>
+      </w:r>
+      <w:r>
+        <w:t xml:space="preserve">24</w:t>
+      </w:r>
+      <w:r>
+        <w:t xml:space="preserve">”</w:t>
+      </w:r>
+      <w:r>
+        <w:t xml:space="preserve"> </w:t>
+      </w:r>
+      <w:r>
+        <w:t xml:space="preserve">=</w:t>
+      </w:r>
+      <w:r>
+        <w:t xml:space="preserve"> </w:t>
+      </w:r>
+      <w:r>
+        <w:t xml:space="preserve">“</w:t>
+      </w:r>
+      <w:r>
+        <w:t xml:space="preserve">z8,</w:t>
+      </w:r>
+      <w:r>
+        <w:t xml:space="preserve">”</w:t>
+      </w:r>
+      <w:r>
+        <w:t xml:space="preserve"> </w:t>
+      </w:r>
+      <w:r>
+        <w:t xml:space="preserve">and</w:t>
+      </w:r>
+      <w:r>
+        <w:t xml:space="preserve"> </w:t>
+      </w:r>
+      <w:r>
+        <w:t xml:space="preserve">“</w:t>
+      </w:r>
+      <w:r>
+        <w:t xml:space="preserve">40</w:t>
+      </w:r>
+      <w:r>
+        <w:t xml:space="preserve">”</w:t>
+      </w:r>
+      <w:r>
+        <w:t xml:space="preserve"> </w:t>
+      </w:r>
+      <w:r>
+        <w:t xml:space="preserve">=</w:t>
+      </w:r>
+      <w:r>
+        <w:t xml:space="preserve"> </w:t>
+      </w:r>
+      <w:r>
+        <w:t xml:space="preserve">“</w:t>
+      </w:r>
+      <w:r>
+        <w:t xml:space="preserve">8o,</w:t>
+      </w:r>
+      <w:r>
+        <w:t xml:space="preserve">”</w:t>
+      </w:r>
+      <w:r>
+        <w:t xml:space="preserve"> </w:t>
+      </w:r>
+      <w:r>
+        <w:t xml:space="preserve">all appear with this form; the reading was cross-checked by zoom on f. 64v col. b). A separate</w:t>
+      </w:r>
+      <w:r>
+        <w:t xml:space="preserve"> </w:t>
+      </w:r>
+      <w:r>
+        <w:rPr>
+          <w:bCs/>
+          <w:b/>
+        </w:rPr>
+        <w:t xml:space="preserve">caret / lambda-shaped glyph (ᴧ)</w:t>
+      </w:r>
+      <w:r>
+        <w:t xml:space="preserve"> </w:t>
+      </w:r>
+      <w:r>
+        <w:t xml:space="preserve">appears in citation slots and is here rendered</w:t>
+      </w:r>
+      <w:r>
+        <w:t xml:space="preserve"> </w:t>
+      </w:r>
+      <w:r>
+        <w:t xml:space="preserve">“</w:t>
+      </w:r>
+      <w:r>
+        <w:t xml:space="preserve">7,</w:t>
+      </w:r>
+      <w:r>
+        <w:t xml:space="preserve">”</w:t>
+      </w:r>
+      <w:r>
+        <w:t xml:space="preserve"> </w:t>
+      </w:r>
+      <w:r>
+        <w:t xml:space="preserve">but this is uncertain and is flagged</w:t>
+      </w:r>
+      <w:r>
+        <w:t xml:space="preserve"> </w:t>
+      </w:r>
+      <w:r>
+        <w:rPr>
+          <w:rStyle w:val="VerbatimChar"/>
+        </w:rPr>
+        <w:t xml:space="preserve">[?]</w:t>
+      </w:r>
+      <w:r>
+        <w:t xml:space="preserve"> </w:t>
+      </w:r>
+      <w:r>
+        <w:t xml:space="preserve">at each occurrence (e.g. </w:t>
+      </w:r>
+      <w:r>
+        <w:t xml:space="preserve">“</w:t>
+      </w:r>
+      <w:r>
+        <w:t xml:space="preserve">2 q. 7,</w:t>
+      </w:r>
+      <w:r>
+        <w:t xml:space="preserve">”</w:t>
+      </w:r>
+      <w:r>
+        <w:t xml:space="preserve"> </w:t>
+      </w:r>
+      <w:r>
+        <w:t xml:space="preserve">dist.</w:t>
+      </w:r>
+      <w:r>
+        <w:t xml:space="preserve"> </w:t>
+      </w:r>
+      <w:r>
+        <w:t xml:space="preserve">“</w:t>
+      </w:r>
+      <w:r>
+        <w:t xml:space="preserve">2[7?],</w:t>
+      </w:r>
+      <w:r>
+        <w:t xml:space="preserve">”</w:t>
+      </w:r>
+      <w:r>
+        <w:t xml:space="preserve"> </w:t>
+      </w:r>
+      <w:r>
+        <w:t xml:space="preserve">dist.</w:t>
+      </w:r>
+      <w:r>
+        <w:t xml:space="preserve"> </w:t>
+      </w:r>
+      <w:r>
+        <w:t xml:space="preserve">“</w:t>
+      </w:r>
+      <w:r>
+        <w:t xml:space="preserve">1[7?]</w:t>
+      </w:r>
+      <w:r>
+        <w:t xml:space="preserve">”</w:t>
+      </w:r>
+      <w:r>
+        <w:t xml:space="preserve">). Roman-numeral</w:t>
+      </w:r>
+      <w:r>
+        <w:t xml:space="preserve"> </w:t>
+      </w:r>
+      <w:r>
+        <w:t xml:space="preserve">“</w:t>
+      </w:r>
+      <w:r>
+        <w:t xml:space="preserve">2</w:t>
+      </w:r>
+      <w:r>
+        <w:t xml:space="preserve">”</w:t>
+      </w:r>
+      <w:r>
+        <w:t xml:space="preserve"> </w:t>
+      </w:r>
+      <w:r>
+        <w:t xml:space="preserve">for a cause/question is variously printed</w:t>
+      </w:r>
+      <w:r>
+        <w:t xml:space="preserve"> </w:t>
+      </w:r>
+      <w:r>
+        <w:t xml:space="preserve">“</w:t>
+      </w:r>
+      <w:r>
+        <w:t xml:space="preserve">z</w:t>
+      </w:r>
+      <w:r>
+        <w:t xml:space="preserve">”</w:t>
+      </w:r>
+      <w:r>
+        <w:t xml:space="preserve"> </w:t>
+      </w:r>
+      <w:r>
+        <w:t xml:space="preserve">or</w:t>
+      </w:r>
+      <w:r>
+        <w:t xml:space="preserve"> </w:t>
+      </w:r>
+      <w:r>
+        <w:t xml:space="preserve">“</w:t>
+      </w:r>
+      <w:r>
+        <w:t xml:space="preserve">2.</w:t>
+      </w:r>
+      <w:r>
+        <w:t xml:space="preserve">”</w:t>
+      </w:r>
+      <w:r>
+        <w:t xml:space="preserve"> </w:t>
+      </w:r>
+      <w:r>
+        <w:t xml:space="preserve">Canon citations are given as printed; where content unambiguously fixes the reference I have supplied it and noted the printed glyph.</w:t>
+      </w:r>
+    </w:p>
+    <w:p>
+      <w:pPr>
+        <w:pStyle w:val="BodyText"/>
+      </w:pPr>
+      <w:r>
+        <w:rPr>
+          <w:bCs/>
+          <w:b/>
+        </w:rPr>
+        <w:t xml:space="preserve">f. 64r.</w:t>
+      </w:r>
+      <w:r>
+        <w:t xml:space="preserve"> </w:t>
+      </w:r>
+      <w:r>
+        <w:t xml:space="preserve">“</w:t>
+      </w:r>
+      <w:r>
+        <w:t xml:space="preserve">praesentialiter in ipsis sermocinationibus</w:t>
+      </w:r>
+      <w:r>
+        <w:t xml:space="preserve">”</w:t>
+      </w:r>
+      <w:r>
+        <w:t xml:space="preserve"> </w:t>
+      </w:r>
+      <w:r>
+        <w:t xml:space="preserve">(pr.</w:t>
+      </w:r>
+      <w:r>
+        <w:t xml:space="preserve"> </w:t>
+      </w:r>
+      <w:r>
+        <w:rPr>
+          <w:rStyle w:val="VerbatimChar"/>
+        </w:rPr>
+        <w:t xml:space="preserve">pntialit' in ipsis sermotiōatōibʒ</w:t>
+      </w:r>
+      <w:r>
+        <w:t xml:space="preserve">): expansion of a heavily abbreviated phrase, reading probable but not certain. —</w:t>
+      </w:r>
+      <w:r>
+        <w:t xml:space="preserve"> </w:t>
+      </w:r>
+      <w:r>
+        <w:t xml:space="preserve">“</w:t>
+      </w:r>
+      <w:r>
+        <w:t xml:space="preserve">par autem est in se [et] exorbitare et alios verbo et exemplo a fide deicere</w:t>
+      </w:r>
+      <w:r>
+        <w:t xml:space="preserve">”</w:t>
+      </w:r>
+      <w:r>
+        <w:t xml:space="preserve">: an</w:t>
+      </w:r>
+      <w:r>
+        <w:t xml:space="preserve"> </w:t>
+      </w:r>
+      <w:r>
+        <w:t xml:space="preserve">“</w:t>
+      </w:r>
+      <w:r>
+        <w:t xml:space="preserve">et</w:t>
+      </w:r>
+      <w:r>
+        <w:t xml:space="preserve">”</w:t>
+      </w:r>
+      <w:r>
+        <w:t xml:space="preserve"> </w:t>
+      </w:r>
+      <w:r>
+        <w:t xml:space="preserve">is printed before</w:t>
+      </w:r>
+      <w:r>
+        <w:t xml:space="preserve"> </w:t>
+      </w:r>
+      <w:r>
+        <w:t xml:space="preserve">“</w:t>
+      </w:r>
+      <w:r>
+        <w:t xml:space="preserve">exorbitare,</w:t>
+      </w:r>
+      <w:r>
+        <w:t xml:space="preserve">”</w:t>
+      </w:r>
+      <w:r>
+        <w:t xml:space="preserve"> </w:t>
+      </w:r>
+      <w:r>
+        <w:t xml:space="preserve">slightly awkward; sense is</w:t>
+      </w:r>
+      <w:r>
+        <w:t xml:space="preserve"> </w:t>
+      </w:r>
+      <w:r>
+        <w:t xml:space="preserve">“</w:t>
+      </w:r>
+      <w:r>
+        <w:t xml:space="preserve">it is an equal thing.</w:t>
+      </w:r>
+      <w:r>
+        <w:t xml:space="preserve">”</w:t>
+      </w:r>
+      <w:r>
+        <w:t xml:space="preserve"> </w:t>
+      </w:r>
+      <w:r>
+        <w:t xml:space="preserve">— The canon for Peter’s error is printed</w:t>
+      </w:r>
+      <w:r>
+        <w:t xml:space="preserve"> </w:t>
+      </w:r>
+      <w:r>
+        <w:t xml:space="preserve">“</w:t>
+      </w:r>
+      <w:r>
+        <w:t xml:space="preserve">in decretis 2 q. [caret] Volo</w:t>
+      </w:r>
+      <w:r>
+        <w:t xml:space="preserve">”</w:t>
+      </w:r>
+      <w:r>
+        <w:t xml:space="preserve">; both the question number and the incipit</w:t>
+      </w:r>
+      <w:r>
+        <w:t xml:space="preserve"> </w:t>
+      </w:r>
+      <w:r>
+        <w:t xml:space="preserve">“</w:t>
+      </w:r>
+      <w:r>
+        <w:t xml:space="preserve">Volo</w:t>
+      </w:r>
+      <w:r>
+        <w:t xml:space="preserve">”</w:t>
+      </w:r>
+      <w:r>
+        <w:t xml:space="preserve"> </w:t>
+      </w:r>
+      <w:r>
+        <w:t xml:space="preserve">are uncertain.</w:t>
+      </w:r>
+    </w:p>
+    <w:p>
+      <w:pPr>
+        <w:pStyle w:val="BodyText"/>
+      </w:pPr>
+      <w:r>
+        <w:rPr>
+          <w:bCs/>
+          <w:b/>
+        </w:rPr>
+        <w:t xml:space="preserve">f. 64v.</w:t>
+      </w:r>
+      <w:r>
+        <w:t xml:space="preserve"> </w:t>
+      </w:r>
+      <w:r>
+        <w:t xml:space="preserve">“</w:t>
+      </w:r>
+      <w:r>
+        <w:t xml:space="preserve">haec rescripta probat</w:t>
+      </w:r>
+      <w:r>
+        <w:t xml:space="preserve">”</w:t>
+      </w:r>
+      <w:r>
+        <w:t xml:space="preserve"> </w:t>
+      </w:r>
+      <w:r>
+        <w:t xml:space="preserve">(pr.</w:t>
+      </w:r>
+      <w:r>
+        <w:t xml:space="preserve"> </w:t>
+      </w:r>
+      <w:r>
+        <w:rPr>
+          <w:rStyle w:val="VerbatimChar"/>
+        </w:rPr>
+        <w:t xml:space="preserve">pbat</w:t>
+      </w:r>
+      <w:r>
+        <w:t xml:space="preserve">, with p-bar): expanded</w:t>
+      </w:r>
+      <w:r>
+        <w:t xml:space="preserve"> </w:t>
+      </w:r>
+      <w:r>
+        <w:t xml:space="preserve">“</w:t>
+      </w:r>
+      <w:r>
+        <w:t xml:space="preserve">probat,</w:t>
+      </w:r>
+      <w:r>
+        <w:t xml:space="preserve">”</w:t>
+      </w:r>
+      <w:r>
+        <w:t xml:space="preserve"> </w:t>
+      </w:r>
+      <w:r>
+        <w:t xml:space="preserve">but the sense (</w:t>
+      </w:r>
+      <w:r>
+        <w:t xml:space="preserve">“</w:t>
+      </w:r>
+      <w:r>
+        <w:t xml:space="preserve">approves</w:t>
+      </w:r>
+      <w:r>
+        <w:t xml:space="preserve">”</w:t>
+      </w:r>
+      <w:r>
+        <w:t xml:space="preserve">) sits ill with the passage; possibly</w:t>
+      </w:r>
+      <w:r>
+        <w:t xml:space="preserve"> </w:t>
+      </w:r>
+      <w:r>
+        <w:t xml:space="preserve">“</w:t>
+      </w:r>
+      <w:r>
+        <w:t xml:space="preserve">rescripsit</w:t>
+      </w:r>
+      <w:r>
+        <w:t xml:space="preserve">”</w:t>
+      </w:r>
+      <w:r>
+        <w:t xml:space="preserve">/</w:t>
+      </w:r>
+      <w:r>
+        <w:t xml:space="preserve">“</w:t>
+      </w:r>
+      <w:r>
+        <w:t xml:space="preserve">reprobat</w:t>
+      </w:r>
+      <w:r>
+        <w:t xml:space="preserve">”</w:t>
+      </w:r>
+      <w:r>
+        <w:t xml:space="preserve"> </w:t>
+      </w:r>
+      <w:r>
+        <w:t xml:space="preserve">— flagged. —</w:t>
+      </w:r>
+      <w:r>
+        <w:t xml:space="preserve"> </w:t>
+      </w:r>
+      <w:r>
+        <w:t xml:space="preserve">“</w:t>
+      </w:r>
+      <w:r>
+        <w:t xml:space="preserve">quia fideles nos [in]nominat Christus</w:t>
+      </w:r>
+      <w:r>
+        <w:t xml:space="preserve">”</w:t>
+      </w:r>
+      <w:r>
+        <w:t xml:space="preserve"> </w:t>
+      </w:r>
+      <w:r>
+        <w:t xml:space="preserve">(pr.</w:t>
+      </w:r>
+      <w:r>
+        <w:t xml:space="preserve"> </w:t>
+      </w:r>
+      <w:r>
+        <w:rPr>
+          <w:rStyle w:val="VerbatimChar"/>
+        </w:rPr>
+        <w:t xml:space="preserve">innominet</w:t>
+      </w:r>
+      <w:r>
+        <w:t xml:space="preserve">): reading and expansion uncertain. — Marcellinus/Anastasius/Liberius examples: the Liberius passage names</w:t>
+      </w:r>
+      <w:r>
+        <w:t xml:space="preserve"> </w:t>
+      </w:r>
+      <w:r>
+        <w:rPr>
+          <w:bCs/>
+          <w:b/>
+        </w:rPr>
+        <w:t xml:space="preserve">Eusebius</w:t>
+      </w:r>
+      <w:r>
+        <w:rPr>
+          <w:bCs/>
+          <w:b/>
+        </w:rPr>
+        <w:t xml:space="preserve"> </w:t>
+      </w:r>
+      <w:r>
+        <w:rPr>
+          <w:bCs/>
+          <w:b/>
+        </w:rPr>
+        <w:t xml:space="preserve">“</w:t>
+      </w:r>
+      <w:r>
+        <w:rPr>
+          <w:bCs/>
+          <w:b/>
+        </w:rPr>
+        <w:t xml:space="preserve">urbis Romae presbyter</w:t>
+      </w:r>
+      <w:r>
+        <w:rPr>
+          <w:bCs/>
+          <w:b/>
+        </w:rPr>
+        <w:t xml:space="preserve">”</w:t>
+      </w:r>
+      <w:r>
+        <w:t xml:space="preserve"> </w:t>
+      </w:r>
+      <w:r>
+        <w:t xml:space="preserve">(a Roman presbyter), and cites the</w:t>
+      </w:r>
+      <w:r>
+        <w:t xml:space="preserve"> </w:t>
+      </w:r>
+      <w:r>
+        <w:rPr>
+          <w:iCs/>
+          <w:i/>
+        </w:rPr>
+        <w:t xml:space="preserve">Liber Pontificalis</w:t>
+      </w:r>
+      <w:r>
+        <w:t xml:space="preserve"> </w:t>
+      </w:r>
+      <w:r>
+        <w:t xml:space="preserve">(</w:t>
+      </w:r>
+      <w:r>
+        <w:t xml:space="preserve">“</w:t>
+      </w:r>
+      <w:r>
+        <w:t xml:space="preserve">in libro pontificum</w:t>
+      </w:r>
+      <w:r>
+        <w:t xml:space="preserve">”</w:t>
+      </w:r>
+      <w:r>
+        <w:t xml:space="preserve">). —</w:t>
+      </w:r>
+      <w:r>
+        <w:t xml:space="preserve"> </w:t>
+      </w:r>
+      <w:r>
+        <w:t xml:space="preserve">“</w:t>
+      </w:r>
+      <w:r>
+        <w:t xml:space="preserve">Huius sanctae [sedis] papae culpas…</w:t>
+      </w:r>
+      <w:r>
+        <w:t xml:space="preserve">”</w:t>
+      </w:r>
+      <w:r>
+        <w:t xml:space="preserve">: the canon</w:t>
+      </w:r>
+      <w:r>
+        <w:t xml:space="preserve"> </w:t>
+      </w:r>
+      <w:r>
+        <w:rPr>
+          <w:bCs/>
+          <w:b/>
+        </w:rPr>
+        <w:t xml:space="preserve">Si papa (D.40 c.6)</w:t>
+      </w:r>
+      <w:r>
+        <w:t xml:space="preserve">;</w:t>
+      </w:r>
+      <w:r>
+        <w:t xml:space="preserve"> </w:t>
+      </w:r>
+      <w:r>
+        <w:t xml:space="preserve">“</w:t>
+      </w:r>
+      <w:r>
+        <w:t xml:space="preserve">sedis</w:t>
+      </w:r>
+      <w:r>
+        <w:t xml:space="preserve">”</w:t>
+      </w:r>
+      <w:r>
+        <w:t xml:space="preserve"> </w:t>
+      </w:r>
+      <w:r>
+        <w:t xml:space="preserve">supplied. —</w:t>
+      </w:r>
+      <w:r>
+        <w:t xml:space="preserve"> </w:t>
+      </w:r>
+      <w:r>
+        <w:t xml:space="preserve">“</w:t>
+      </w:r>
+      <w:r>
+        <w:t xml:space="preserve">ut 64 distinctione Quicumque</w:t>
+      </w:r>
+      <w:r>
+        <w:t xml:space="preserve">”</w:t>
+      </w:r>
+      <w:r>
+        <w:t xml:space="preserve"> </w:t>
+      </w:r>
+      <w:r>
+        <w:t xml:space="preserve">and</w:t>
+      </w:r>
+      <w:r>
+        <w:t xml:space="preserve"> </w:t>
+      </w:r>
+      <w:r>
+        <w:t xml:space="preserve">“</w:t>
+      </w:r>
+      <w:r>
+        <w:t xml:space="preserve">24 q. 1 c. A recta</w:t>
+      </w:r>
+      <w:r>
+        <w:t xml:space="preserve">”</w:t>
+      </w:r>
+      <w:r>
+        <w:t xml:space="preserve">: the numeral</w:t>
+      </w:r>
+      <w:r>
+        <w:t xml:space="preserve"> </w:t>
+      </w:r>
+      <w:r>
+        <w:t xml:space="preserve">“</w:t>
+      </w:r>
+      <w:r>
+        <w:t xml:space="preserve">64</w:t>
+      </w:r>
+      <w:r>
+        <w:t xml:space="preserve">”</w:t>
+      </w:r>
+      <w:r>
+        <w:t xml:space="preserve"> </w:t>
+      </w:r>
+      <w:r>
+        <w:t xml:space="preserve">confirmed by zoom.</w:t>
+      </w:r>
+    </w:p>
+    <w:p>
+      <w:pPr>
+        <w:pStyle w:val="BodyText"/>
+      </w:pPr>
+      <w:r>
+        <w:rPr>
+          <w:bCs/>
+          <w:b/>
+        </w:rPr>
+        <w:t xml:space="preserve">f. 65r.</w:t>
+      </w:r>
+      <w:r>
+        <w:t xml:space="preserve"> </w:t>
+      </w:r>
+      <w:r>
+        <w:t xml:space="preserve">Target sentence secure:</w:t>
+      </w:r>
+      <w:r>
+        <w:t xml:space="preserve"> </w:t>
+      </w:r>
+      <w:r>
+        <w:rPr>
+          <w:bCs/>
+          <w:b/>
+        </w:rPr>
+        <w:t xml:space="preserve">“</w:t>
+      </w:r>
+      <w:r>
+        <w:rPr>
+          <w:bCs/>
+          <w:b/>
+        </w:rPr>
+        <w:t xml:space="preserve">si papa est hereticus, in eo quod est hereticus minor est quocumque episcopo catholico.</w:t>
+      </w:r>
+      <w:r>
+        <w:rPr>
+          <w:bCs/>
+          <w:b/>
+        </w:rPr>
+        <w:t xml:space="preserve">”</w:t>
+      </w:r>
+      <w:r>
+        <w:t xml:space="preserve"> </w:t>
+      </w:r>
+      <w:r>
+        <w:t xml:space="preserve">— Symmachus citation printed</w:t>
+      </w:r>
+      <w:r>
+        <w:t xml:space="preserve"> </w:t>
+      </w:r>
+      <w:r>
+        <w:t xml:space="preserve">“</w:t>
+      </w:r>
+      <w:r>
+        <w:t xml:space="preserve">dist. 2[caret] Hinc etiam</w:t>
+      </w:r>
+      <w:r>
+        <w:t xml:space="preserve">”</w:t>
+      </w:r>
+      <w:r>
+        <w:t xml:space="preserve">: number uncertain. —</w:t>
+      </w:r>
+      <w:r>
+        <w:t xml:space="preserve"> </w:t>
+      </w:r>
+      <w:r>
+        <w:t xml:space="preserve">“</w:t>
+      </w:r>
+      <w:r>
+        <w:t xml:space="preserve">meruit [?] effectum</w:t>
+      </w:r>
+      <w:r>
+        <w:t xml:space="preserve">”</w:t>
+      </w:r>
+      <w:r>
+        <w:t xml:space="preserve"> </w:t>
+      </w:r>
+      <w:r>
+        <w:t xml:space="preserve">(pr.</w:t>
+      </w:r>
+      <w:r>
+        <w:t xml:space="preserve"> </w:t>
+      </w:r>
+      <w:r>
+        <w:rPr>
+          <w:rStyle w:val="VerbatimChar"/>
+        </w:rPr>
+        <w:t xml:space="preserve">meret2</w:t>
+      </w:r>
+      <w:r>
+        <w:t xml:space="preserve">): could be</w:t>
+      </w:r>
+      <w:r>
+        <w:t xml:space="preserve"> </w:t>
+      </w:r>
+      <w:r>
+        <w:t xml:space="preserve">“</w:t>
+      </w:r>
+      <w:r>
+        <w:t xml:space="preserve">meretur.</w:t>
+      </w:r>
+      <w:r>
+        <w:t xml:space="preserve">”</w:t>
+      </w:r>
+      <w:r>
+        <w:t xml:space="preserve"> </w:t>
+      </w:r>
+      <w:r>
+        <w:t xml:space="preserve">—</w:t>
+      </w:r>
+      <w:r>
+        <w:t xml:space="preserve"> </w:t>
+      </w:r>
+      <w:r>
+        <w:t xml:space="preserve">“</w:t>
+      </w:r>
+      <w:r>
+        <w:t xml:space="preserve">ut diceret occurreret</w:t>
+      </w:r>
+      <w:r>
+        <w:t xml:space="preserve">”</w:t>
+      </w:r>
+      <w:r>
+        <w:t xml:space="preserve">: reading of</w:t>
+      </w:r>
+      <w:r>
+        <w:t xml:space="preserve"> </w:t>
+      </w:r>
+      <w:r>
+        <w:rPr>
+          <w:rStyle w:val="VerbatimChar"/>
+        </w:rPr>
+        <w:t xml:space="preserve">diceret</w:t>
+      </w:r>
+      <w:r>
+        <w:t xml:space="preserve"> </w:t>
+      </w:r>
+      <w:r>
+        <w:t xml:space="preserve">uncertain (perhaps</w:t>
+      </w:r>
+      <w:r>
+        <w:t xml:space="preserve"> </w:t>
+      </w:r>
+      <w:r>
+        <w:t xml:space="preserve">“</w:t>
+      </w:r>
+      <w:r>
+        <w:t xml:space="preserve">decerneret</w:t>
+      </w:r>
+      <w:r>
+        <w:t xml:space="preserve">”</w:t>
+      </w:r>
+      <w:r>
+        <w:t xml:space="preserve">). — Gloss citation printed</w:t>
+      </w:r>
+      <w:r>
+        <w:t xml:space="preserve"> </w:t>
+      </w:r>
+      <w:r>
+        <w:t xml:space="preserve">“</w:t>
+      </w:r>
+      <w:r>
+        <w:t xml:space="preserve">di. 1z / 12 c. Anastasius,</w:t>
+      </w:r>
+      <w:r>
+        <w:t xml:space="preserve">”</w:t>
+      </w:r>
+      <w:r>
+        <w:t xml:space="preserve"> </w:t>
+      </w:r>
+      <w:r>
+        <w:t xml:space="preserve">but content (gloss on the word</w:t>
+      </w:r>
+      <w:r>
+        <w:t xml:space="preserve"> </w:t>
+      </w:r>
+      <w:r>
+        <w:rPr>
+          <w:iCs/>
+          <w:i/>
+        </w:rPr>
+        <w:t xml:space="preserve">consilio</w:t>
+      </w:r>
+      <w:r>
+        <w:t xml:space="preserve"> </w:t>
+      </w:r>
+      <w:r>
+        <w:t xml:space="preserve">in c. Anastasius) requires</w:t>
+      </w:r>
+      <w:r>
+        <w:t xml:space="preserve"> </w:t>
+      </w:r>
+      <w:r>
+        <w:rPr>
+          <w:bCs/>
+          <w:b/>
+        </w:rPr>
+        <w:t xml:space="preserve">dist. 19</w:t>
+      </w:r>
+      <w:r>
+        <w:t xml:space="preserve">; rendered 19 with the glyph noted. — Deposition syllogism: col. a ends</w:t>
+      </w:r>
+      <w:r>
+        <w:t xml:space="preserve"> </w:t>
+      </w:r>
+      <w:r>
+        <w:t xml:space="preserve">“</w:t>
+      </w:r>
+      <w:r>
+        <w:t xml:space="preserve">sed papa potest propter er-</w:t>
+      </w:r>
+      <w:r>
+        <w:t xml:space="preserve">”</w:t>
+      </w:r>
+      <w:r>
+        <w:t xml:space="preserve"> </w:t>
+      </w:r>
+      <w:r>
+        <w:t xml:space="preserve">/ col. b resumes</w:t>
+      </w:r>
+      <w:r>
+        <w:t xml:space="preserve"> </w:t>
+      </w:r>
+      <w:r>
+        <w:t xml:space="preserve">“</w:t>
+      </w:r>
+      <w:r>
+        <w:t xml:space="preserve">-mina sua</w:t>
+      </w:r>
+      <w:r>
+        <w:t xml:space="preserve">”</w:t>
+      </w:r>
+      <w:r>
+        <w:t xml:space="preserve"> </w:t>
+      </w:r>
+      <w:r>
+        <w:t xml:space="preserve">→ read</w:t>
+      </w:r>
+      <w:r>
+        <w:t xml:space="preserve"> </w:t>
+      </w:r>
+      <w:r>
+        <w:rPr>
+          <w:bCs/>
+          <w:b/>
+        </w:rPr>
+        <w:t xml:space="preserve">“</w:t>
+      </w:r>
+      <w:r>
+        <w:rPr>
+          <w:bCs/>
+          <w:b/>
+        </w:rPr>
+        <w:t xml:space="preserve">propter crimina sua deponi de papatu</w:t>
+      </w:r>
+      <w:r>
+        <w:rPr>
+          <w:bCs/>
+          <w:b/>
+        </w:rPr>
+        <w:t xml:space="preserve">”</w:t>
+      </w:r>
+      <w:r>
+        <w:t xml:space="preserve"> </w:t>
+      </w:r>
+      <w:r>
+        <w:t xml:space="preserve">(the specific</w:t>
+      </w:r>
+      <w:r>
+        <w:t xml:space="preserve"> </w:t>
+      </w:r>
+      <w:r>
+        <w:t xml:space="preserve">“</w:t>
+      </w:r>
+      <w:r>
+        <w:t xml:space="preserve">propter heresim</w:t>
+      </w:r>
+      <w:r>
+        <w:t xml:space="preserve">”</w:t>
+      </w:r>
+      <w:r>
+        <w:t xml:space="preserve"> </w:t>
+      </w:r>
+      <w:r>
+        <w:t xml:space="preserve">case is developed via the C.24 q.1 c. Acacius material rather than in this exact clause). —</w:t>
+      </w:r>
+      <w:r>
+        <w:t xml:space="preserve"> </w:t>
+      </w:r>
+      <w:r>
+        <w:rPr>
+          <w:bCs/>
+          <w:b/>
+        </w:rPr>
+        <w:t xml:space="preserve">“</w:t>
+      </w:r>
+      <w:r>
+        <w:rPr>
+          <w:bCs/>
+          <w:b/>
+        </w:rPr>
+        <w:t xml:space="preserve">Item balaam immo papa…</w:t>
+      </w:r>
+      <w:r>
+        <w:rPr>
+          <w:bCs/>
+          <w:b/>
+        </w:rPr>
+        <w:t xml:space="preserve">”</w:t>
+      </w:r>
+      <w:r>
+        <w:t xml:space="preserve"> </w:t>
+      </w:r>
+      <w:r>
+        <w:t xml:space="preserve">(f. 65r col. b): the word</w:t>
+      </w:r>
+      <w:r>
+        <w:t xml:space="preserve"> </w:t>
+      </w:r>
+      <w:r>
+        <w:rPr>
+          <w:rStyle w:val="VerbatimChar"/>
+        </w:rPr>
+        <w:t xml:space="preserve">balaam</w:t>
+      </w:r>
+      <w:r>
+        <w:t xml:space="preserve"> </w:t>
+      </w:r>
+      <w:r>
+        <w:t xml:space="preserve">is clearly printed (verified by zoom) but is anomalous in context; likely a corruption (perhaps for</w:t>
+      </w:r>
+      <w:r>
+        <w:t xml:space="preserve"> </w:t>
+      </w:r>
+      <w:r>
+        <w:rPr>
+          <w:iCs/>
+          <w:i/>
+        </w:rPr>
+        <w:t xml:space="preserve">palam</w:t>
+      </w:r>
+      <w:r>
+        <w:t xml:space="preserve">,</w:t>
+      </w:r>
+      <w:r>
+        <w:t xml:space="preserve"> </w:t>
+      </w:r>
+      <w:r>
+        <w:t xml:space="preserve">“</w:t>
+      </w:r>
+      <w:r>
+        <w:t xml:space="preserve">openly</w:t>
+      </w:r>
+      <w:r>
+        <w:t xml:space="preserve">”</w:t>
+      </w:r>
+      <w:r>
+        <w:t xml:space="preserve">), flagged.</w:t>
+      </w:r>
+    </w:p>
+    <w:p>
+      <w:pPr>
+        <w:pStyle w:val="BodyText"/>
+      </w:pPr>
+      <w:r>
+        <w:rPr>
+          <w:bCs/>
+          <w:b/>
+        </w:rPr>
+        <w:t xml:space="preserve">f. 65v.</w:t>
+      </w:r>
+      <w:r>
+        <w:t xml:space="preserve"> </w:t>
+      </w:r>
+      <w:r>
+        <w:t xml:space="preserve">“</w:t>
+      </w:r>
+      <w:r>
+        <w:t xml:space="preserve">fratres minores</w:t>
+      </w:r>
+      <w:r>
+        <w:t xml:space="preserve">”</w:t>
+      </w:r>
+      <w:r>
+        <w:t xml:space="preserve"> </w:t>
+      </w:r>
+      <w:r>
+        <w:t xml:space="preserve">as the objectors is Ockham’s own order; the reply rests on</w:t>
+      </w:r>
+      <w:r>
+        <w:t xml:space="preserve"> </w:t>
+      </w:r>
+      <w:r>
+        <w:rPr>
+          <w:bCs/>
+          <w:b/>
+        </w:rPr>
+        <w:t xml:space="preserve">D.96 c. Ubinam</w:t>
+      </w:r>
+      <w:r>
+        <w:t xml:space="preserve"> </w:t>
+      </w:r>
+      <w:r>
+        <w:t xml:space="preserve">(Nicholas I) and the maxim</w:t>
+      </w:r>
+      <w:r>
+        <w:t xml:space="preserve"> </w:t>
+      </w:r>
+      <w:r>
+        <w:rPr>
+          <w:bCs/>
+          <w:b/>
+        </w:rPr>
+        <w:t xml:space="preserve">“</w:t>
+      </w:r>
+      <w:r>
+        <w:rPr>
+          <w:bCs/>
+          <w:b/>
+        </w:rPr>
+        <w:t xml:space="preserve">quod omnes tangit ab omnibus tractari debet.</w:t>
+      </w:r>
+      <w:r>
+        <w:rPr>
+          <w:bCs/>
+          <w:b/>
+        </w:rPr>
+        <w:t xml:space="preserve">”</w:t>
+      </w:r>
+      <w:r>
+        <w:t xml:space="preserve"> </w:t>
+      </w:r>
+      <w:r>
+        <w:t xml:space="preserve">—</w:t>
+      </w:r>
+      <w:r>
+        <w:t xml:space="preserve"> </w:t>
+      </w:r>
+      <w:r>
+        <w:t xml:space="preserve">“</w:t>
+      </w:r>
+      <w:r>
+        <w:t xml:space="preserve">de fide impugnanda habent se intromittere</w:t>
+      </w:r>
+      <w:r>
+        <w:t xml:space="preserve">”</w:t>
+      </w:r>
+      <w:r>
+        <w:t xml:space="preserve">:</w:t>
+      </w:r>
+      <w:r>
+        <w:t xml:space="preserve"> </w:t>
+      </w:r>
+      <w:r>
+        <w:t xml:space="preserve">“</w:t>
+      </w:r>
+      <w:r>
+        <w:t xml:space="preserve">impugnanda</w:t>
+      </w:r>
+      <w:r>
+        <w:t xml:space="preserve">”</w:t>
+      </w:r>
+      <w:r>
+        <w:t xml:space="preserve"> </w:t>
+      </w:r>
+      <w:r>
+        <w:t xml:space="preserve">here in the sense of impugning error/heresy touching the faith. —</w:t>
+      </w:r>
+      <w:r>
+        <w:t xml:space="preserve"> </w:t>
+      </w:r>
+      <w:r>
+        <w:t xml:space="preserve">“</w:t>
+      </w:r>
+      <w:r>
+        <w:t xml:space="preserve">debent et tenentur</w:t>
+      </w:r>
+      <w:r>
+        <w:t xml:space="preserve">”</w:t>
+      </w:r>
+      <w:r>
+        <w:t xml:space="preserve"> </w:t>
+      </w:r>
+      <w:r>
+        <w:t xml:space="preserve">(pr.</w:t>
+      </w:r>
+      <w:r>
+        <w:t xml:space="preserve"> </w:t>
+      </w:r>
+      <w:r>
+        <w:rPr>
+          <w:rStyle w:val="VerbatimChar"/>
+        </w:rPr>
+        <w:t xml:space="preserve">dūt et tenent2</w:t>
+      </w:r>
+      <w:r>
+        <w:t xml:space="preserve">):</w:t>
+      </w:r>
+      <w:r>
+        <w:t xml:space="preserve"> </w:t>
+      </w:r>
+      <w:r>
+        <w:rPr>
+          <w:rStyle w:val="VerbatimChar"/>
+        </w:rPr>
+        <w:t xml:space="preserve">dūt</w:t>
+      </w:r>
+      <w:r>
+        <w:t xml:space="preserve"> </w:t>
+      </w:r>
+      <w:r>
+        <w:t xml:space="preserve">expanded</w:t>
+      </w:r>
+      <w:r>
+        <w:t xml:space="preserve"> </w:t>
+      </w:r>
+      <w:r>
+        <w:t xml:space="preserve">“</w:t>
+      </w:r>
+      <w:r>
+        <w:t xml:space="preserve">debent</w:t>
+      </w:r>
+      <w:r>
+        <w:t xml:space="preserve">”</w:t>
+      </w:r>
+      <w:r>
+        <w:t xml:space="preserve"> </w:t>
+      </w:r>
+      <w:r>
+        <w:t xml:space="preserve">(could be</w:t>
+      </w:r>
+      <w:r>
+        <w:t xml:space="preserve"> </w:t>
+      </w:r>
+      <w:r>
+        <w:t xml:space="preserve">“</w:t>
+      </w:r>
+      <w:r>
+        <w:t xml:space="preserve">dicunt</w:t>
+      </w:r>
+      <w:r>
+        <w:t xml:space="preserve">”</w:t>
+      </w:r>
+      <w:r>
+        <w:t xml:space="preserve">). —</w:t>
+      </w:r>
+      <w:r>
+        <w:t xml:space="preserve"> </w:t>
+      </w:r>
+      <w:r>
+        <w:t xml:space="preserve">“</w:t>
+      </w:r>
+      <w:r>
+        <w:t xml:space="preserve">plures indies [in diris?] sceleratos</w:t>
+      </w:r>
+      <w:r>
+        <w:t xml:space="preserve">”</w:t>
+      </w:r>
+      <w:r>
+        <w:t xml:space="preserve">:</w:t>
+      </w:r>
+      <w:r>
+        <w:t xml:space="preserve"> </w:t>
+      </w:r>
+      <w:r>
+        <w:rPr>
+          <w:rStyle w:val="VerbatimChar"/>
+        </w:rPr>
+        <w:t xml:space="preserve">in diris</w:t>
+      </w:r>
+      <w:r>
+        <w:t xml:space="preserve"> </w:t>
+      </w:r>
+      <w:r>
+        <w:t xml:space="preserve">printed; emended tentatively to</w:t>
+      </w:r>
+      <w:r>
+        <w:t xml:space="preserve"> </w:t>
+      </w:r>
+      <w:r>
+        <w:t xml:space="preserve">“</w:t>
+      </w:r>
+      <w:r>
+        <w:t xml:space="preserve">indies</w:t>
+      </w:r>
+      <w:r>
+        <w:t xml:space="preserve">”</w:t>
+      </w:r>
+      <w:r>
+        <w:t xml:space="preserve"> </w:t>
+      </w:r>
+      <w:r>
+        <w:t xml:space="preserve">(</w:t>
+      </w:r>
+      <w:r>
+        <w:t xml:space="preserve">“</w:t>
+      </w:r>
+      <w:r>
+        <w:t xml:space="preserve">daily</w:t>
+      </w:r>
+      <w:r>
+        <w:t xml:space="preserve">”</w:t>
+      </w:r>
+      <w:r>
+        <w:t xml:space="preserve">).</w:t>
+      </w:r>
+    </w:p>
+    <w:p>
+      <w:pPr>
+        <w:pStyle w:val="BodyText"/>
+      </w:pPr>
+      <w:r>
+        <w:rPr>
+          <w:bCs/>
+          <w:b/>
+        </w:rPr>
+        <w:t xml:space="preserve">f. 66r.</w:t>
+      </w:r>
+      <w:r>
+        <w:t xml:space="preserve"> </w:t>
+      </w:r>
+      <w:r>
+        <w:t xml:space="preserve">“</w:t>
+      </w:r>
+      <w:r>
+        <w:t xml:space="preserve">Exodi 23</w:t>
+      </w:r>
+      <w:r>
+        <w:t xml:space="preserve">”</w:t>
+      </w:r>
+      <w:r>
+        <w:t xml:space="preserve"> </w:t>
+      </w:r>
+      <w:r>
+        <w:t xml:space="preserve">(Exod. 23:2,</w:t>
+      </w:r>
+      <w:r>
+        <w:t xml:space="preserve"> </w:t>
+      </w:r>
+      <w:r>
+        <w:t xml:space="preserve">“</w:t>
+      </w:r>
+      <w:r>
+        <w:t xml:space="preserve">non sequeris turbam…</w:t>
+      </w:r>
+      <w:r>
+        <w:t xml:space="preserve">”</w:t>
+      </w:r>
+      <w:r>
+        <w:t xml:space="preserve">): the printed number resembles</w:t>
+      </w:r>
+      <w:r>
+        <w:t xml:space="preserve"> </w:t>
+      </w:r>
+      <w:r>
+        <w:t xml:space="preserve">“</w:t>
+      </w:r>
+      <w:r>
+        <w:t xml:space="preserve">33</w:t>
+      </w:r>
+      <w:r>
+        <w:t xml:space="preserve">”</w:t>
+      </w:r>
+      <w:r>
+        <w:t xml:space="preserve"> </w:t>
+      </w:r>
+      <w:r>
+        <w:t xml:space="preserve">but the text is certainly Exodus 23. — Reply to obj. 7 strings together</w:t>
+      </w:r>
+      <w:r>
+        <w:t xml:space="preserve"> </w:t>
+      </w:r>
+      <w:r>
+        <w:rPr>
+          <w:bCs/>
+          <w:b/>
+        </w:rPr>
+        <w:t xml:space="preserve">C.24 q.1</w:t>
+      </w:r>
+      <w:r>
+        <w:t xml:space="preserve"> </w:t>
+      </w:r>
+      <w:r>
+        <w:t xml:space="preserve">canons (Didicimus, Si ergo, Predictis) and</w:t>
+      </w:r>
+      <w:r>
+        <w:t xml:space="preserve"> </w:t>
+      </w:r>
+      <w:r>
+        <w:rPr>
+          <w:bCs/>
+          <w:b/>
+        </w:rPr>
+        <w:t xml:space="preserve">X de haereticis</w:t>
+      </w:r>
+      <w:r>
+        <w:t xml:space="preserve"> </w:t>
+      </w:r>
+      <w:r>
+        <w:t xml:space="preserve">(Excommunicamus; Excommunicamus secundo). —</w:t>
+      </w:r>
+      <w:r>
+        <w:t xml:space="preserve"> </w:t>
+      </w:r>
+      <w:r>
+        <w:t xml:space="preserve">“</w:t>
+      </w:r>
+      <w:r>
+        <w:t xml:space="preserve">et eodem c. et 9 [?]</w:t>
+      </w:r>
+      <w:r>
+        <w:t xml:space="preserve">”</w:t>
+      </w:r>
+      <w:r>
+        <w:t xml:space="preserve"> </w:t>
+      </w:r>
+      <w:r>
+        <w:t xml:space="preserve">and the following</w:t>
+      </w:r>
+      <w:r>
+        <w:t xml:space="preserve"> </w:t>
+      </w:r>
+      <w:r>
+        <w:t xml:space="preserve">“</w:t>
+      </w:r>
+      <w:r>
+        <w:t xml:space="preserve">Item […] sic habetur</w:t>
+      </w:r>
+      <w:r>
+        <w:t xml:space="preserve">”</w:t>
+      </w:r>
+      <w:r>
+        <w:t xml:space="preserve">: section/canon references here are damaged/uncertain.</w:t>
+      </w:r>
+    </w:p>
+    <w:p>
+      <w:pPr>
+        <w:pStyle w:val="BodyText"/>
+      </w:pPr>
+      <w:r>
+        <w:rPr>
+          <w:bCs/>
+          <w:b/>
+        </w:rPr>
+        <w:t xml:space="preserve">f. 66v.</w:t>
+      </w:r>
+      <w:r>
+        <w:t xml:space="preserve"> </w:t>
+      </w:r>
+      <w:r>
+        <w:t xml:space="preserve">“</w:t>
+      </w:r>
+      <w:r>
+        <w:t xml:space="preserve">nec deicere [?] aliquem valet</w:t>
+      </w:r>
+      <w:r>
+        <w:t xml:space="preserve">”</w:t>
+      </w:r>
+      <w:r>
+        <w:t xml:space="preserve"> </w:t>
+      </w:r>
+      <w:r>
+        <w:t xml:space="preserve">(pr.</w:t>
+      </w:r>
+      <w:r>
+        <w:t xml:space="preserve"> </w:t>
+      </w:r>
+      <w:r>
+        <w:rPr>
+          <w:rStyle w:val="VerbatimChar"/>
+        </w:rPr>
+        <w:t xml:space="preserve">de-/icere</w:t>
+      </w:r>
+      <w:r>
+        <w:t xml:space="preserve">): read</w:t>
+      </w:r>
+      <w:r>
+        <w:t xml:space="preserve"> </w:t>
+      </w:r>
+      <w:r>
+        <w:t xml:space="preserve">“</w:t>
+      </w:r>
+      <w:r>
+        <w:t xml:space="preserve">deicere</w:t>
+      </w:r>
+      <w:r>
+        <w:t xml:space="preserve">”</w:t>
+      </w:r>
+      <w:r>
+        <w:t xml:space="preserve"> </w:t>
+      </w:r>
+      <w:r>
+        <w:t xml:space="preserve">(cast down); could be</w:t>
+      </w:r>
+      <w:r>
+        <w:t xml:space="preserve"> </w:t>
+      </w:r>
+      <w:r>
+        <w:t xml:space="preserve">“</w:t>
+      </w:r>
+      <w:r>
+        <w:t xml:space="preserve">dicere.</w:t>
+      </w:r>
+      <w:r>
+        <w:t xml:space="preserve">”</w:t>
+      </w:r>
+      <w:r>
+        <w:t xml:space="preserve"> </w:t>
+      </w:r>
+      <w:r>
+        <w:t xml:space="preserve">— Appeal apparatus: numerals in</w:t>
+      </w:r>
+      <w:r>
+        <w:t xml:space="preserve"> </w:t>
+      </w:r>
+      <w:r>
+        <w:t xml:space="preserve">“</w:t>
+      </w:r>
+      <w:r>
+        <w:t xml:space="preserve">2 q. 7 c. Appellatione,</w:t>
+      </w:r>
+      <w:r>
+        <w:t xml:space="preserve">”</w:t>
+      </w:r>
+      <w:r>
+        <w:t xml:space="preserve"> </w:t>
+      </w:r>
+      <w:r>
+        <w:t xml:space="preserve">“</w:t>
+      </w:r>
+      <w:r>
+        <w:t xml:space="preserve">3 q. 6 c. Inter querelas,</w:t>
+      </w:r>
+      <w:r>
+        <w:t xml:space="preserve">”</w:t>
+      </w:r>
+      <w:r>
+        <w:t xml:space="preserve"> </w:t>
+      </w:r>
+      <w:r>
+        <w:t xml:space="preserve">and the two following question-numbers are uncertain (caret glyph).</w:t>
+      </w:r>
+      <w:r>
+        <w:t xml:space="preserve"> </w:t>
+      </w:r>
+      <w:r>
+        <w:t xml:space="preserve">“</w:t>
+      </w:r>
+      <w:r>
+        <w:t xml:space="preserve">ff.</w:t>
+      </w:r>
+      <w:r>
+        <w:t xml:space="preserve">”</w:t>
+      </w:r>
+      <w:r>
+        <w:t xml:space="preserve"> </w:t>
+      </w:r>
+      <w:r>
+        <w:t xml:space="preserve">= the Digest. — Sirach wordplay on</w:t>
+      </w:r>
+      <w:r>
+        <w:t xml:space="preserve"> </w:t>
+      </w:r>
+      <w:r>
+        <w:rPr>
+          <w:iCs/>
+          <w:i/>
+        </w:rPr>
+        <w:t xml:space="preserve">Benedictus</w:t>
+      </w:r>
+      <w:r>
+        <w:t xml:space="preserve"> </w:t>
+      </w:r>
+      <w:r>
+        <w:t xml:space="preserve">(blessed)</w:t>
+      </w:r>
+      <w:r>
+        <w:t xml:space="preserve"> </w:t>
+      </w:r>
+      <w:r>
+        <w:t xml:space="preserve">“</w:t>
+      </w:r>
+      <w:r>
+        <w:t xml:space="preserve">in name not in truth</w:t>
+      </w:r>
+      <w:r>
+        <w:t xml:space="preserve">”</w:t>
+      </w:r>
+      <w:r>
+        <w:t xml:space="preserve">; canon</w:t>
+      </w:r>
+      <w:r>
+        <w:t xml:space="preserve"> </w:t>
+      </w:r>
+      <w:r>
+        <w:rPr>
+          <w:bCs/>
+          <w:b/>
+        </w:rPr>
+        <w:t xml:space="preserve">C.24 q.3 c. Qui aliorum</w:t>
+      </w:r>
+      <w:r>
+        <w:t xml:space="preserve"> </w:t>
+      </w:r>
+      <w:r>
+        <w:t xml:space="preserve">(attrib. Pope Urban) on the defender of another’s error as</w:t>
+      </w:r>
+      <w:r>
+        <w:t xml:space="preserve"> </w:t>
+      </w:r>
+      <w:r>
+        <w:rPr>
+          <w:iCs/>
+          <w:i/>
+        </w:rPr>
+        <w:t xml:space="preserve">heresiarcha</w:t>
+      </w:r>
+      <w:r>
+        <w:t xml:space="preserve">. —</w:t>
+      </w:r>
+      <w:r>
+        <w:t xml:space="preserve"> </w:t>
+      </w:r>
+      <w:r>
+        <w:t xml:space="preserve">“</w:t>
+      </w:r>
+      <w:r>
+        <w:t xml:space="preserve">non summus pontifex sed immo pontifex… merito nominandus</w:t>
+      </w:r>
+      <w:r>
+        <w:t xml:space="preserve">”</w:t>
+      </w:r>
+      <w:r>
+        <w:t xml:space="preserve">: a wordplay that does not fully survive translation.</w:t>
+      </w:r>
+    </w:p>
+    <w:p>
+      <w:pPr>
+        <w:pStyle w:val="BodyText"/>
+      </w:pPr>
+      <w:r>
+        <w:rPr>
+          <w:bCs/>
+          <w:b/>
+        </w:rPr>
+        <w:t xml:space="preserve">f. 67r.</w:t>
+      </w:r>
+      <w:r>
+        <w:t xml:space="preserve"> </w:t>
+      </w:r>
+      <w:r>
+        <w:t xml:space="preserve">“</w:t>
+      </w:r>
+      <w:r>
+        <w:t xml:space="preserve">potest [quaestio] mota deduci</w:t>
+      </w:r>
+      <w:r>
+        <w:t xml:space="preserve">”</w:t>
+      </w:r>
+      <w:r>
+        <w:t xml:space="preserve"> </w:t>
+      </w:r>
+      <w:r>
+        <w:t xml:space="preserve">(pr.</w:t>
+      </w:r>
+      <w:r>
+        <w:t xml:space="preserve"> </w:t>
+      </w:r>
+      <w:r>
+        <w:rPr>
+          <w:rStyle w:val="VerbatimChar"/>
+        </w:rPr>
+        <w:t xml:space="preserve">pot qo mota</w:t>
+      </w:r>
+      <w:r>
+        <w:t xml:space="preserve">):</w:t>
+      </w:r>
+      <w:r>
+        <w:t xml:space="preserve"> </w:t>
+      </w:r>
+      <w:r>
+        <w:rPr>
+          <w:rStyle w:val="VerbatimChar"/>
+        </w:rPr>
+        <w:t xml:space="preserve">qo</w:t>
+      </w:r>
+      <w:r>
+        <w:t xml:space="preserve"> </w:t>
+      </w:r>
+      <w:r>
+        <w:t xml:space="preserve">taken as an abbreviation of</w:t>
+      </w:r>
+      <w:r>
+        <w:t xml:space="preserve"> </w:t>
+      </w:r>
+      <w:r>
+        <w:rPr>
+          <w:iCs/>
+          <w:i/>
+        </w:rPr>
+        <w:t xml:space="preserve">quaestio</w:t>
+      </w:r>
+      <w:r>
+        <w:t xml:space="preserve">. — Closing scriptural authorities:</w:t>
+      </w:r>
+      <w:r>
+        <w:t xml:space="preserve"> </w:t>
+      </w:r>
+      <w:r>
+        <w:rPr>
+          <w:bCs/>
+          <w:b/>
+        </w:rPr>
+        <w:t xml:space="preserve">1 Cor. 2:5</w:t>
+      </w:r>
+      <w:r>
+        <w:t xml:space="preserve"> </w:t>
+      </w:r>
+      <w:r>
+        <w:t xml:space="preserve">and</w:t>
+      </w:r>
+      <w:r>
+        <w:t xml:space="preserve"> </w:t>
+      </w:r>
+      <w:r>
+        <w:rPr>
+          <w:bCs/>
+          <w:b/>
+        </w:rPr>
+        <w:t xml:space="preserve">Gal. 1:8–9</w:t>
+      </w:r>
+      <w:r>
+        <w:t xml:space="preserve"> </w:t>
+      </w:r>
+      <w:r>
+        <w:t xml:space="preserve">(</w:t>
+      </w:r>
+      <w:r>
+        <w:t xml:space="preserve">“</w:t>
+      </w:r>
+      <w:r>
+        <w:t xml:space="preserve">anathema sit</w:t>
+      </w:r>
+      <w:r>
+        <w:t xml:space="preserve">”</w:t>
+      </w:r>
+      <w:r>
+        <w:t xml:space="preserve">). — The author refers to</w:t>
+      </w:r>
+      <w:r>
+        <w:t xml:space="preserve"> </w:t>
+      </w:r>
+      <w:r>
+        <w:t xml:space="preserve">“</w:t>
+      </w:r>
+      <w:r>
+        <w:t xml:space="preserve">a certain special work… at greater length</w:t>
+      </w:r>
+      <w:r>
+        <w:t xml:space="preserve">”</w:t>
+      </w:r>
+      <w:r>
+        <w:t xml:space="preserve"> </w:t>
+      </w:r>
+      <w:r>
+        <w:t xml:space="preserve">(i.e. a fuller treatise against Benedict XII). —</w:t>
+      </w:r>
+      <w:r>
+        <w:t xml:space="preserve"> </w:t>
+      </w:r>
+      <w:r>
+        <w:rPr>
+          <w:bCs/>
+          <w:b/>
+        </w:rPr>
+        <w:t xml:space="preserve">Colophon</w:t>
+      </w:r>
+      <w:r>
+        <w:t xml:space="preserve"> </w:t>
+      </w:r>
+      <w:r>
+        <w:t xml:space="preserve">identifies the work as the</w:t>
+      </w:r>
+      <w:r>
+        <w:t xml:space="preserve"> </w:t>
+      </w:r>
+      <w:r>
+        <w:rPr>
+          <w:iCs/>
+          <w:i/>
+        </w:rPr>
+        <w:t xml:space="preserve">Compendium errorum papae Ioannis XXII</w:t>
+      </w:r>
+      <w:r>
+        <w:t xml:space="preserve"> </w:t>
+      </w:r>
+      <w:r>
+        <w:t xml:space="preserve">(see the editorial note at the head).</w:t>
+      </w:r>
+    </w:p>
+    <w:bookmarkEnd w:id="56"/>
+    <w:bookmarkStart w:id="57" w:name="notes-block-e"/>
+    <w:p>
+      <w:pPr>
+        <w:pStyle w:val="Heading2"/>
+      </w:pPr>
+      <w:r>
+        <w:t xml:space="preserve">Notes — BLOCK E</w:t>
+      </w:r>
+    </w:p>
+    <w:p>
+      <w:pPr>
+        <w:numPr>
+          <w:ilvl w:val="0"/>
+          <w:numId w:val="1005"/>
+        </w:numPr>
+        <w:pStyle w:val="Compact"/>
+      </w:pPr>
+      <w:r>
+        <w:rPr>
+          <w:bCs/>
+          <w:b/>
+        </w:rPr>
+        <w:t xml:space="preserve">f. 1r, col. a (title):</w:t>
+      </w:r>
+      <w:r>
+        <w:t xml:space="preserve"> </w:t>
+      </w:r>
+      <w:r>
+        <w:t xml:space="preserve">“</w:t>
+      </w:r>
+      <w:r>
+        <w:t xml:space="preserve">docmatibus</w:t>
+      </w:r>
+      <w:r>
+        <w:t xml:space="preserve">”</w:t>
+      </w:r>
+      <w:r>
+        <w:t xml:space="preserve"> </w:t>
+      </w:r>
+      <w:r>
+        <w:t xml:space="preserve">printed thus (for</w:t>
+      </w:r>
+      <w:r>
+        <w:t xml:space="preserve"> </w:t>
+      </w:r>
+      <w:r>
+        <w:rPr>
+          <w:iCs/>
+          <w:i/>
+        </w:rPr>
+        <w:t xml:space="preserve">dogmatibus</w:t>
+      </w:r>
+      <w:r>
+        <w:t xml:space="preserve">), expanded to</w:t>
+      </w:r>
+      <w:r>
+        <w:t xml:space="preserve"> </w:t>
+      </w:r>
+      <w:r>
+        <w:rPr>
+          <w:iCs/>
+          <w:i/>
+        </w:rPr>
+        <w:t xml:space="preserve">dogmatibus</w:t>
+      </w:r>
+      <w:r>
+        <w:t xml:space="preserve">.</w:t>
+      </w:r>
+      <w:r>
+        <w:t xml:space="preserve"> </w:t>
+      </w:r>
+      <w:r>
+        <w:t xml:space="preserve">“</w:t>
+      </w:r>
+      <w:r>
+        <w:t xml:space="preserve">okam</w:t>
+      </w:r>
+      <w:r>
+        <w:t xml:space="preserve">”</w:t>
+      </w:r>
+      <w:r>
+        <w:t xml:space="preserve"> </w:t>
+      </w:r>
+      <w:r>
+        <w:t xml:space="preserve">=</w:t>
+      </w:r>
+      <w:r>
+        <w:t xml:space="preserve"> </w:t>
+      </w:r>
+      <w:r>
+        <w:rPr>
+          <w:iCs/>
+          <w:i/>
+        </w:rPr>
+        <w:t xml:space="preserve">Okam</w:t>
+      </w:r>
+      <w:r>
+        <w:t xml:space="preserve"> </w:t>
+      </w:r>
+      <w:r>
+        <w:t xml:space="preserve">(Ockham); left as printed.</w:t>
+      </w:r>
+    </w:p>
+    <w:p>
+      <w:pPr>
+        <w:numPr>
+          <w:ilvl w:val="0"/>
+          <w:numId w:val="1005"/>
+        </w:numPr>
+        <w:pStyle w:val="Compact"/>
+      </w:pPr>
+      <w:r>
+        <w:rPr>
+          <w:bCs/>
+          <w:b/>
+        </w:rPr>
+        <w:t xml:space="preserve">f. 1r, col. b (chapter 1 opening):</w:t>
+      </w:r>
+      <w:r>
+        <w:t xml:space="preserve"> </w:t>
+      </w:r>
+      <w:r>
+        <w:t xml:space="preserve">large red initial reads</w:t>
+      </w:r>
+      <w:r>
+        <w:t xml:space="preserve"> </w:t>
+      </w:r>
+      <w:r>
+        <w:t xml:space="preserve">“</w:t>
+      </w:r>
+      <w:r>
+        <w:t xml:space="preserve">Q</w:t>
+      </w:r>
+      <w:r>
+        <w:t xml:space="preserve">”</w:t>
+      </w:r>
+      <w:r>
+        <w:t xml:space="preserve"> </w:t>
+      </w:r>
+      <w:r>
+        <w:t xml:space="preserve">+ printed</w:t>
+      </w:r>
+      <w:r>
+        <w:t xml:space="preserve"> </w:t>
+      </w:r>
+      <w:r>
+        <w:t xml:space="preserve">“</w:t>
+      </w:r>
+      <w:r>
+        <w:t xml:space="preserve">ua prima rō</w:t>
+      </w:r>
+      <w:r>
+        <w:t xml:space="preserve">”</w:t>
+      </w:r>
+      <w:r>
+        <w:t xml:space="preserve">; expanded as</w:t>
+      </w:r>
+      <w:r>
+        <w:t xml:space="preserve"> </w:t>
+      </w:r>
+      <w:r>
+        <w:rPr>
+          <w:iCs/>
+          <w:i/>
+        </w:rPr>
+        <w:t xml:space="preserve">Quarum prima ratio</w:t>
+      </w:r>
+      <w:r>
+        <w:t xml:space="preserve"> </w:t>
+      </w:r>
+      <w:r>
+        <w:t xml:space="preserve">on grounds of sense (John’s</w:t>
+      </w:r>
+      <w:r>
+        <w:t xml:space="preserve"> </w:t>
+      </w:r>
+      <w:r>
+        <w:rPr>
+          <w:iCs/>
+          <w:i/>
+        </w:rPr>
+        <w:t xml:space="preserve">quinque viae</w:t>
+      </w:r>
+      <w:r>
+        <w:t xml:space="preserve">), though the printed form could be read</w:t>
+      </w:r>
+      <w:r>
+        <w:t xml:space="preserve"> </w:t>
+      </w:r>
+      <w:r>
+        <w:rPr>
+          <w:iCs/>
+          <w:i/>
+        </w:rPr>
+        <w:t xml:space="preserve">Qua</w:t>
+      </w:r>
+      <w:r>
+        <w:t xml:space="preserve">.</w:t>
+      </w:r>
+      <w:r>
+        <w:t xml:space="preserve"> </w:t>
+      </w:r>
+      <w:r>
+        <w:rPr>
+          <w:rStyle w:val="VerbatimChar"/>
+        </w:rPr>
+        <w:t xml:space="preserve">[?]</w:t>
+      </w:r>
+    </w:p>
+    <w:p>
+      <w:pPr>
+        <w:numPr>
+          <w:ilvl w:val="0"/>
+          <w:numId w:val="1005"/>
+        </w:numPr>
+        <w:pStyle w:val="Compact"/>
+      </w:pPr>
+      <w:r>
+        <w:rPr>
+          <w:bCs/>
+          <w:b/>
+        </w:rPr>
+        <w:t xml:space="preserve">f. 1r, col. b:</w:t>
+      </w:r>
+      <w:r>
+        <w:t xml:space="preserve"> </w:t>
+      </w:r>
+      <w:r>
+        <w:t xml:space="preserve">“</w:t>
+      </w:r>
+      <w:r>
+        <w:t xml:space="preserve">iob dicit et in nouissimo die de terra surrecturus sum</w:t>
+      </w:r>
+      <w:r>
+        <w:t xml:space="preserve">”</w:t>
+      </w:r>
+      <w:r>
+        <w:t xml:space="preserve"> </w:t>
+      </w:r>
+      <w:r>
+        <w:t xml:space="preserve">— Ockham’s loose citation of Job 19; kept as printed.</w:t>
+      </w:r>
+    </w:p>
+    <w:p>
+      <w:pPr>
+        <w:numPr>
+          <w:ilvl w:val="0"/>
+          <w:numId w:val="1005"/>
+        </w:numPr>
+        <w:pStyle w:val="Compact"/>
+      </w:pPr>
+      <w:r>
+        <w:rPr>
+          <w:bCs/>
+          <w:b/>
+        </w:rPr>
+        <w:t xml:space="preserve">f. 1v, col. a:</w:t>
+      </w:r>
+      <w:r>
+        <w:t xml:space="preserve"> </w:t>
+      </w:r>
+      <w:r>
+        <w:t xml:space="preserve">“</w:t>
+      </w:r>
+      <w:r>
+        <w:t xml:space="preserve">corporis pcti</w:t>
+      </w:r>
+      <w:r>
+        <w:t xml:space="preserve">”</w:t>
+      </w:r>
+      <w:r>
+        <w:t xml:space="preserve"> </w:t>
+      </w:r>
+      <w:r>
+        <w:t xml:space="preserve">expanded</w:t>
+      </w:r>
+      <w:r>
+        <w:t xml:space="preserve"> </w:t>
+      </w:r>
+      <w:r>
+        <w:rPr>
+          <w:iCs/>
+          <w:i/>
+        </w:rPr>
+        <w:t xml:space="preserve">corporis peccati</w:t>
+      </w:r>
+      <w:r>
+        <w:t xml:space="preserve"> </w:t>
+      </w:r>
+      <w:r>
+        <w:t xml:space="preserve">(contraction p-cti); Pauline echo of</w:t>
+      </w:r>
+      <w:r>
+        <w:t xml:space="preserve"> </w:t>
+      </w:r>
+      <w:r>
+        <w:rPr>
+          <w:iCs/>
+          <w:i/>
+        </w:rPr>
+        <w:t xml:space="preserve">similitudo carnis peccati</w:t>
+      </w:r>
+      <w:r>
+        <w:t xml:space="preserve">, Rom. 8:3.</w:t>
+      </w:r>
+      <w:r>
+        <w:t xml:space="preserve"> </w:t>
+      </w:r>
+      <w:r>
+        <w:rPr>
+          <w:rStyle w:val="VerbatimChar"/>
+        </w:rPr>
+        <w:t xml:space="preserve">[?]</w:t>
+      </w:r>
+    </w:p>
+    <w:p>
+      <w:pPr>
+        <w:numPr>
+          <w:ilvl w:val="0"/>
+          <w:numId w:val="1005"/>
+        </w:numPr>
+        <w:pStyle w:val="Compact"/>
+      </w:pPr>
+      <w:r>
+        <w:rPr>
+          <w:bCs/>
+          <w:b/>
+        </w:rPr>
+        <w:t xml:space="preserve">f. 1v, col. a:</w:t>
+      </w:r>
+      <w:r>
+        <w:t xml:space="preserve"> </w:t>
+      </w:r>
+      <w:r>
+        <w:t xml:space="preserve">“</w:t>
+      </w:r>
+      <w:r>
+        <w:t xml:space="preserve">iuxta illud math. 8</w:t>
+      </w:r>
+      <w:r>
+        <w:t xml:space="preserve">”</w:t>
+      </w:r>
+      <w:r>
+        <w:t xml:space="preserve"> </w:t>
+      </w:r>
+      <w:r>
+        <w:t xml:space="preserve">— the quotation</w:t>
+      </w:r>
+      <w:r>
+        <w:t xml:space="preserve"> </w:t>
+      </w:r>
+      <w:r>
+        <w:t xml:space="preserve">“</w:t>
+      </w:r>
+      <w:r>
+        <w:t xml:space="preserve">angeli eorum semper vident faciem Patris</w:t>
+      </w:r>
+      <w:r>
+        <w:t xml:space="preserve">”</w:t>
+      </w:r>
+      <w:r>
+        <w:t xml:space="preserve"> </w:t>
+      </w:r>
+      <w:r>
+        <w:t xml:space="preserve">is Matthew 18:10; the print gives the numeral</w:t>
+      </w:r>
+      <w:r>
+        <w:t xml:space="preserve"> </w:t>
+      </w:r>
+      <w:r>
+        <w:t xml:space="preserve">“</w:t>
+      </w:r>
+      <w:r>
+        <w:t xml:space="preserve">8</w:t>
+      </w:r>
+      <w:r>
+        <w:t xml:space="preserve">”</w:t>
+      </w:r>
+      <w:r>
+        <w:t xml:space="preserve"> </w:t>
+      </w:r>
+      <w:r>
+        <w:t xml:space="preserve">(probably a compression of xviii). Kept as printed.</w:t>
+      </w:r>
+    </w:p>
+    <w:p>
+      <w:pPr>
+        <w:numPr>
+          <w:ilvl w:val="0"/>
+          <w:numId w:val="1005"/>
+        </w:numPr>
+        <w:pStyle w:val="Compact"/>
+      </w:pPr>
+      <w:r>
+        <w:rPr>
+          <w:bCs/>
+          <w:b/>
+        </w:rPr>
+        <w:t xml:space="preserve">f. 1v, col. a:</w:t>
+      </w:r>
+      <w:r>
+        <w:t xml:space="preserve"> </w:t>
+      </w:r>
+      <w:r>
+        <w:t xml:space="preserve">Thomas citation</w:t>
+      </w:r>
+      <w:r>
+        <w:t xml:space="preserve"> </w:t>
+      </w:r>
+      <w:r>
+        <w:t xml:space="preserve">“</w:t>
+      </w:r>
+      <w:r>
+        <w:t xml:space="preserve">in scda scde q. [i]g. arti. 2°</w:t>
+      </w:r>
+      <w:r>
+        <w:t xml:space="preserve">”</w:t>
+      </w:r>
+      <w:r>
+        <w:t xml:space="preserve"> </w:t>
+      </w:r>
+      <w:r>
+        <w:t xml:space="preserve">— the question number is abbreviated and unclear; read as</w:t>
+      </w:r>
+      <w:r>
+        <w:t xml:space="preserve"> </w:t>
+      </w:r>
+      <w:r>
+        <w:rPr>
+          <w:iCs/>
+          <w:i/>
+        </w:rPr>
+        <w:t xml:space="preserve">secunda secundae, q. 18, a. 2</w:t>
+      </w:r>
+      <w:r>
+        <w:t xml:space="preserve"> </w:t>
+      </w:r>
+      <w:r>
+        <w:t xml:space="preserve">on grounds of the known Thomistic locus (ST IIaIIae q.18 a.2, on hope in Christ).</w:t>
+      </w:r>
+      <w:r>
+        <w:t xml:space="preserve"> </w:t>
+      </w:r>
+      <w:r>
+        <w:rPr>
+          <w:rStyle w:val="VerbatimChar"/>
+        </w:rPr>
+        <w:t xml:space="preserve">[?]</w:t>
+      </w:r>
+    </w:p>
+    <w:p>
+      <w:pPr>
+        <w:numPr>
+          <w:ilvl w:val="0"/>
+          <w:numId w:val="1005"/>
+        </w:numPr>
+        <w:pStyle w:val="Compact"/>
+      </w:pPr>
+      <w:r>
+        <w:rPr>
+          <w:bCs/>
+          <w:b/>
+        </w:rPr>
+        <w:t xml:space="preserve">f. 1v, col. a/b:</w:t>
+      </w:r>
+      <w:r>
+        <w:t xml:space="preserve"> </w:t>
+      </w:r>
+      <w:r>
+        <w:t xml:space="preserve">Thomas quotation,</w:t>
+      </w:r>
+      <w:r>
+        <w:t xml:space="preserve"> </w:t>
+      </w:r>
+      <w:r>
+        <w:t xml:space="preserve">“</w:t>
+      </w:r>
+      <w:r>
+        <w:t xml:space="preserve">sicut etiam qua caritate habet [diligit] Deum eadem caritate diligit proximum</w:t>
+      </w:r>
+      <w:r>
+        <w:t xml:space="preserve">”</w:t>
+      </w:r>
+      <w:r>
+        <w:t xml:space="preserve"> </w:t>
+      </w:r>
+      <w:r>
+        <w:t xml:space="preserve">— the printed</w:t>
+      </w:r>
+      <w:r>
+        <w:t xml:space="preserve"> </w:t>
+      </w:r>
+      <w:r>
+        <w:t xml:space="preserve">“</w:t>
+      </w:r>
+      <w:r>
+        <w:t xml:space="preserve">hz di</w:t>
+      </w:r>
+      <w:r>
+        <w:t xml:space="preserve">”</w:t>
+      </w:r>
+      <w:r>
+        <w:t xml:space="preserve"> </w:t>
+      </w:r>
+      <w:r>
+        <w:t xml:space="preserve">is ambiguous (habet / diligit Deum); expanded to fit Thomas’s standard axiom.</w:t>
+      </w:r>
+      <w:r>
+        <w:t xml:space="preserve"> </w:t>
+      </w:r>
+      <w:r>
+        <w:rPr>
+          <w:rStyle w:val="VerbatimChar"/>
+        </w:rPr>
+        <w:t xml:space="preserve">[?]</w:t>
+      </w:r>
+    </w:p>
+    <w:p>
+      <w:pPr>
+        <w:numPr>
+          <w:ilvl w:val="0"/>
+          <w:numId w:val="1005"/>
+        </w:numPr>
+        <w:pStyle w:val="Compact"/>
+      </w:pPr>
+      <w:r>
+        <w:rPr>
+          <w:bCs/>
+          <w:b/>
+        </w:rPr>
+        <w:t xml:space="preserve">f. 1v, col. b:</w:t>
+      </w:r>
+      <w:r>
+        <w:t xml:space="preserve"> </w:t>
+      </w:r>
+      <w:r>
+        <w:t xml:space="preserve">“</w:t>
+      </w:r>
+      <w:r>
+        <w:t xml:space="preserve">discussiende</w:t>
+      </w:r>
+      <w:r>
+        <w:t xml:space="preserve">”</w:t>
+      </w:r>
+      <w:r>
+        <w:t xml:space="preserve"> </w:t>
+      </w:r>
+      <w:r>
+        <w:t xml:space="preserve">printed thus for</w:t>
+      </w:r>
+      <w:r>
+        <w:t xml:space="preserve"> </w:t>
+      </w:r>
+      <w:r>
+        <w:rPr>
+          <w:iCs/>
+          <w:i/>
+        </w:rPr>
+        <w:t xml:space="preserve">discutiendae</w:t>
+      </w:r>
+      <w:r>
+        <w:t xml:space="preserve">; normalized in translation.</w:t>
+      </w:r>
+    </w:p>
+    <w:p>
+      <w:pPr>
+        <w:numPr>
+          <w:ilvl w:val="0"/>
+          <w:numId w:val="1005"/>
+        </w:numPr>
+        <w:pStyle w:val="Compact"/>
+      </w:pPr>
+      <w:r>
+        <w:rPr>
+          <w:bCs/>
+          <w:b/>
+        </w:rPr>
+        <w:t xml:space="preserve">f. 2r, col. b:</w:t>
+      </w:r>
+      <w:r>
+        <w:t xml:space="preserve"> </w:t>
+      </w:r>
+      <w:r>
+        <w:t xml:space="preserve">“</w:t>
+      </w:r>
+      <w:r>
+        <w:t xml:space="preserve">igitur usque tunc</w:t>
+      </w:r>
+      <w:r>
+        <w:t xml:space="preserve">”</w:t>
+      </w:r>
+      <w:r>
+        <w:t xml:space="preserve"> </w:t>
+      </w:r>
+      <w:r>
+        <w:t xml:space="preserve">followed by a small word before</w:t>
+      </w:r>
+      <w:r>
+        <w:t xml:space="preserve"> </w:t>
+      </w:r>
+      <w:r>
+        <w:t xml:space="preserve">“</w:t>
+      </w:r>
+      <w:r>
+        <w:t xml:space="preserve">quod non vident</w:t>
+      </w:r>
+      <w:r>
+        <w:t xml:space="preserve">”</w:t>
+      </w:r>
+      <w:r>
+        <w:t xml:space="preserve"> </w:t>
+      </w:r>
+      <w:r>
+        <w:t xml:space="preserve">— read as</w:t>
+      </w:r>
+      <w:r>
+        <w:t xml:space="preserve"> </w:t>
+      </w:r>
+      <w:r>
+        <w:rPr>
+          <w:iCs/>
+          <w:i/>
+        </w:rPr>
+        <w:t xml:space="preserve">videtur</w:t>
+      </w:r>
+      <w:r>
+        <w:t xml:space="preserve"> </w:t>
+      </w:r>
+      <w:r>
+        <w:t xml:space="preserve">/</w:t>
+      </w:r>
+      <w:r>
+        <w:t xml:space="preserve"> </w:t>
+      </w:r>
+      <w:r>
+        <w:rPr>
+          <w:iCs/>
+          <w:i/>
+        </w:rPr>
+        <w:t xml:space="preserve">patet</w:t>
+      </w:r>
+      <w:r>
+        <w:t xml:space="preserve"> </w:t>
+      </w:r>
+      <w:r>
+        <w:t xml:space="preserve">(the sense-word is abraded); rendered</w:t>
+      </w:r>
+      <w:r>
+        <w:t xml:space="preserve"> </w:t>
+      </w:r>
+      <w:r>
+        <w:rPr>
+          <w:iCs/>
+          <w:i/>
+        </w:rPr>
+        <w:t xml:space="preserve">[patet]</w:t>
+      </w:r>
+      <w:r>
+        <w:t xml:space="preserve">.</w:t>
+      </w:r>
+      <w:r>
+        <w:t xml:space="preserve"> </w:t>
+      </w:r>
+      <w:r>
+        <w:rPr>
+          <w:rStyle w:val="VerbatimChar"/>
+        </w:rPr>
+        <w:t xml:space="preserve">[?]</w:t>
+      </w:r>
+    </w:p>
+    <w:p>
+      <w:pPr>
+        <w:numPr>
+          <w:ilvl w:val="0"/>
+          <w:numId w:val="1005"/>
+        </w:numPr>
+        <w:pStyle w:val="Compact"/>
+      </w:pPr>
+      <w:r>
+        <w:rPr>
+          <w:bCs/>
+          <w:b/>
+        </w:rPr>
+        <w:t xml:space="preserve">f. 2r, col. b:</w:t>
+      </w:r>
+      <w:r>
+        <w:t xml:space="preserve"> </w:t>
+      </w:r>
+      <w:r>
+        <w:t xml:space="preserve">“</w:t>
+      </w:r>
+      <w:r>
+        <w:t xml:space="preserve">plura heretica lia et alia ambigua</w:t>
+      </w:r>
+      <w:r>
+        <w:t xml:space="preserve">”</w:t>
+      </w:r>
+      <w:r>
+        <w:t xml:space="preserve"> </w:t>
+      </w:r>
+      <w:r>
+        <w:t xml:space="preserve">— the printed</w:t>
+      </w:r>
+      <w:r>
+        <w:t xml:space="preserve"> </w:t>
+      </w:r>
+      <w:r>
+        <w:t xml:space="preserve">“</w:t>
+      </w:r>
+      <w:r>
+        <w:t xml:space="preserve">lia</w:t>
+      </w:r>
+      <w:r>
+        <w:t xml:space="preserve">”</w:t>
+      </w:r>
+      <w:r>
+        <w:t xml:space="preserve"> </w:t>
+      </w:r>
+      <w:r>
+        <w:t xml:space="preserve">is a broken form of</w:t>
+      </w:r>
+      <w:r>
+        <w:t xml:space="preserve"> </w:t>
+      </w:r>
+      <w:r>
+        <w:rPr>
+          <w:iCs/>
+          <w:i/>
+        </w:rPr>
+        <w:t xml:space="preserve">alia</w:t>
+      </w:r>
+      <w:r>
+        <w:t xml:space="preserve"> </w:t>
+      </w:r>
+      <w:r>
+        <w:t xml:space="preserve">(dittography with the following</w:t>
+      </w:r>
+      <w:r>
+        <w:t xml:space="preserve"> </w:t>
+      </w:r>
+      <w:r>
+        <w:rPr>
+          <w:iCs/>
+          <w:i/>
+        </w:rPr>
+        <w:t xml:space="preserve">alia</w:t>
+      </w:r>
+      <w:r>
+        <w:t xml:space="preserve">); read</w:t>
+      </w:r>
+      <w:r>
+        <w:t xml:space="preserve"> </w:t>
+      </w:r>
+      <w:r>
+        <w:rPr>
+          <w:iCs/>
+          <w:i/>
+        </w:rPr>
+        <w:t xml:space="preserve">plura heretica alia et alia ambigua</w:t>
+      </w:r>
+      <w:r>
+        <w:t xml:space="preserve">.</w:t>
+      </w:r>
+      <w:r>
+        <w:t xml:space="preserve"> </w:t>
+      </w:r>
+      <w:r>
+        <w:rPr>
+          <w:rStyle w:val="VerbatimChar"/>
+        </w:rPr>
+        <w:t xml:space="preserve">[?]</w:t>
+      </w:r>
+    </w:p>
+    <w:p>
+      <w:pPr>
+        <w:numPr>
+          <w:ilvl w:val="0"/>
+          <w:numId w:val="1005"/>
+        </w:numPr>
+        <w:pStyle w:val="Compact"/>
+      </w:pPr>
+      <w:r>
+        <w:rPr>
+          <w:bCs/>
+          <w:b/>
+        </w:rPr>
+        <w:t xml:space="preserve">f. 2v, col. a:</w:t>
+      </w:r>
+      <w:r>
+        <w:t xml:space="preserve"> </w:t>
+      </w:r>
+      <w:r>
+        <w:t xml:space="preserve">Augustine</w:t>
+      </w:r>
+      <w:r>
+        <w:t xml:space="preserve"> </w:t>
+      </w:r>
+      <w:r>
+        <w:rPr>
+          <w:iCs/>
+          <w:i/>
+        </w:rPr>
+        <w:t xml:space="preserve">De Genesi ad litteram</w:t>
+      </w:r>
+      <w:r>
+        <w:t xml:space="preserve"> </w:t>
+      </w:r>
+      <w:r>
+        <w:t xml:space="preserve">citation: the print reads</w:t>
+      </w:r>
+      <w:r>
+        <w:t xml:space="preserve"> </w:t>
+      </w:r>
+      <w:r>
+        <w:t xml:space="preserve">“</w:t>
+      </w:r>
+      <w:r>
+        <w:t xml:space="preserve">li. zz</w:t>
+      </w:r>
+      <w:r>
+        <w:t xml:space="preserve">”</w:t>
+      </w:r>
+      <w:r>
+        <w:t xml:space="preserve"> </w:t>
+      </w:r>
+      <w:r>
+        <w:t xml:space="preserve">(= book 22, in this fount’s numeral abbreviation where z=2, iz=12, zz=22).</w:t>
+      </w:r>
+      <w:r>
+        <w:t xml:space="preserve"> </w:t>
+      </w:r>
+      <w:r>
+        <w:rPr>
+          <w:iCs/>
+          <w:i/>
+        </w:rPr>
+        <w:t xml:space="preserve">De Genesi ad litteram</w:t>
+      </w:r>
+      <w:r>
+        <w:t xml:space="preserve"> </w:t>
+      </w:r>
+      <w:r>
+        <w:t xml:space="preserve">has only 12 books and the Paul-rapture material is in book 12; read</w:t>
+      </w:r>
+      <w:r>
+        <w:t xml:space="preserve"> </w:t>
+      </w:r>
+      <w:r>
+        <w:rPr>
+          <w:iCs/>
+          <w:i/>
+        </w:rPr>
+        <w:t xml:space="preserve">libro 12</w:t>
+      </w:r>
+      <w:r>
+        <w:t xml:space="preserve">, taking</w:t>
+      </w:r>
+      <w:r>
+        <w:t xml:space="preserve"> </w:t>
+      </w:r>
+      <w:r>
+        <w:t xml:space="preserve">“</w:t>
+      </w:r>
+      <w:r>
+        <w:t xml:space="preserve">zz</w:t>
+      </w:r>
+      <w:r>
+        <w:t xml:space="preserve">”</w:t>
+      </w:r>
+      <w:r>
+        <w:t xml:space="preserve"> </w:t>
+      </w:r>
+      <w:r>
+        <w:t xml:space="preserve">as a compositor’s error for</w:t>
+      </w:r>
+      <w:r>
+        <w:t xml:space="preserve"> </w:t>
+      </w:r>
+      <w:r>
+        <w:t xml:space="preserve">“</w:t>
+      </w:r>
+      <w:r>
+        <w:t xml:space="preserve">iz</w:t>
+      </w:r>
+      <w:r>
+        <w:t xml:space="preserve">”</w:t>
+      </w:r>
+      <w:r>
+        <w:t xml:space="preserve">.</w:t>
+      </w:r>
+      <w:r>
+        <w:t xml:space="preserve"> </w:t>
+      </w:r>
+      <w:r>
+        <w:rPr>
+          <w:rStyle w:val="VerbatimChar"/>
+        </w:rPr>
+        <w:t xml:space="preserve">[?]</w:t>
+      </w:r>
+    </w:p>
+    <w:p>
+      <w:pPr>
+        <w:numPr>
+          <w:ilvl w:val="0"/>
+          <w:numId w:val="1005"/>
+        </w:numPr>
+        <w:pStyle w:val="Compact"/>
+      </w:pPr>
+      <w:r>
+        <w:rPr>
+          <w:bCs/>
+          <w:b/>
+        </w:rPr>
+        <w:t xml:space="preserve">f. 2v, col. a:</w:t>
+      </w:r>
+      <w:r>
+        <w:t xml:space="preserve"> </w:t>
+      </w:r>
+      <w:r>
+        <w:t xml:space="preserve">“</w:t>
+      </w:r>
+      <w:r>
+        <w:t xml:space="preserve">in glo. z. cor. iz</w:t>
+      </w:r>
+      <w:r>
+        <w:t xml:space="preserve">”</w:t>
+      </w:r>
+      <w:r>
+        <w:t xml:space="preserve"> </w:t>
+      </w:r>
+      <w:r>
+        <w:t xml:space="preserve">=</w:t>
+      </w:r>
+      <w:r>
+        <w:t xml:space="preserve"> </w:t>
+      </w:r>
+      <w:r>
+        <w:rPr>
+          <w:iCs/>
+          <w:i/>
+        </w:rPr>
+        <w:t xml:space="preserve">in glossa, 2 Corinthiorum 12</w:t>
+      </w:r>
+      <w:r>
+        <w:t xml:space="preserve">.</w:t>
+      </w:r>
+    </w:p>
+    <w:p>
+      <w:pPr>
+        <w:numPr>
+          <w:ilvl w:val="0"/>
+          <w:numId w:val="1005"/>
+        </w:numPr>
+        <w:pStyle w:val="Compact"/>
+      </w:pPr>
+      <w:r>
+        <w:rPr>
+          <w:bCs/>
+          <w:b/>
+        </w:rPr>
+        <w:t xml:space="preserve">f. 2v, col. a:</w:t>
+      </w:r>
+      <w:r>
+        <w:t xml:space="preserve"> </w:t>
+      </w:r>
+      <w:r>
+        <w:t xml:space="preserve">“</w:t>
+      </w:r>
+      <w:r>
+        <w:t xml:space="preserve">tertiu suple celu spuale</w:t>
+      </w:r>
+      <w:r>
+        <w:t xml:space="preserve">”</w:t>
+      </w:r>
+      <w:r>
+        <w:t xml:space="preserve"> </w:t>
+      </w:r>
+      <w:r>
+        <w:t xml:space="preserve">— read</w:t>
+      </w:r>
+      <w:r>
+        <w:t xml:space="preserve"> </w:t>
+      </w:r>
+      <w:r>
+        <w:rPr>
+          <w:iCs/>
+          <w:i/>
+        </w:rPr>
+        <w:t xml:space="preserve">tertium supremum caelum spirituale</w:t>
+      </w:r>
+      <w:r>
+        <w:t xml:space="preserve">;</w:t>
+      </w:r>
+      <w:r>
+        <w:t xml:space="preserve"> </w:t>
+      </w:r>
+      <w:r>
+        <w:t xml:space="preserve">“</w:t>
+      </w:r>
+      <w:r>
+        <w:t xml:space="preserve">suple</w:t>
+      </w:r>
+      <w:r>
+        <w:t xml:space="preserve">”</w:t>
+      </w:r>
+      <w:r>
+        <w:t xml:space="preserve"> </w:t>
+      </w:r>
+      <w:r>
+        <w:t xml:space="preserve">is a compressed/garbled</w:t>
+      </w:r>
+      <w:r>
+        <w:t xml:space="preserve"> </w:t>
+      </w:r>
+      <w:r>
+        <w:rPr>
+          <w:iCs/>
+          <w:i/>
+        </w:rPr>
+        <w:t xml:space="preserve">supremum</w:t>
+      </w:r>
+      <w:r>
+        <w:t xml:space="preserve">.</w:t>
+      </w:r>
+      <w:r>
+        <w:t xml:space="preserve"> </w:t>
+      </w:r>
+      <w:r>
+        <w:rPr>
+          <w:rStyle w:val="VerbatimChar"/>
+        </w:rPr>
+        <w:t xml:space="preserve">[?]</w:t>
+      </w:r>
+    </w:p>
+    <w:p>
+      <w:pPr>
+        <w:numPr>
+          <w:ilvl w:val="0"/>
+          <w:numId w:val="1005"/>
+        </w:numPr>
+        <w:pStyle w:val="Compact"/>
+      </w:pPr>
+      <w:r>
+        <w:rPr>
+          <w:bCs/>
+          <w:b/>
+        </w:rPr>
+        <w:t xml:space="preserve">f. 3r, col. a:</w:t>
+      </w:r>
+      <w:r>
+        <w:t xml:space="preserve"> </w:t>
+      </w:r>
+      <w:r>
+        <w:t xml:space="preserve">“</w:t>
+      </w:r>
+      <w:r>
+        <w:t xml:space="preserve">in libro de correctione</w:t>
+      </w:r>
+      <w:r>
+        <w:t xml:space="preserve">”</w:t>
+      </w:r>
+      <w:r>
+        <w:t xml:space="preserve"> </w:t>
+      </w:r>
+      <w:r>
+        <w:t xml:space="preserve">— read</w:t>
+      </w:r>
+      <w:r>
+        <w:t xml:space="preserve"> </w:t>
+      </w:r>
+      <w:r>
+        <w:rPr>
+          <w:iCs/>
+          <w:i/>
+        </w:rPr>
+        <w:t xml:space="preserve">de correptione</w:t>
+      </w:r>
+      <w:r>
+        <w:t xml:space="preserve"> </w:t>
+      </w:r>
+      <w:r>
+        <w:t xml:space="preserve">(Augustine,</w:t>
+      </w:r>
+      <w:r>
+        <w:t xml:space="preserve"> </w:t>
+      </w:r>
+      <w:r>
+        <w:rPr>
+          <w:iCs/>
+          <w:i/>
+        </w:rPr>
+        <w:t xml:space="preserve">De correptione et gratia</w:t>
+      </w:r>
+      <w:r>
+        <w:t xml:space="preserve">); print spells</w:t>
+      </w:r>
+      <w:r>
+        <w:t xml:space="preserve"> </w:t>
+      </w:r>
+      <w:r>
+        <w:t xml:space="preserve">“</w:t>
+      </w:r>
+      <w:r>
+        <w:t xml:space="preserve">correctione.</w:t>
+      </w:r>
+      <w:r>
+        <w:t xml:space="preserve">”</w:t>
+      </w:r>
+      <w:r>
+        <w:t xml:space="preserve"> </w:t>
+      </w:r>
+      <w:r>
+        <w:t xml:space="preserve">The following canon-law reference</w:t>
+      </w:r>
+      <w:r>
+        <w:t xml:space="preserve"> </w:t>
+      </w:r>
+      <w:r>
+        <w:t xml:space="preserve">“</w:t>
+      </w:r>
+      <w:r>
+        <w:t xml:space="preserve">de penitetia di. [R]. c. in domo</w:t>
+      </w:r>
+      <w:r>
+        <w:t xml:space="preserve">”</w:t>
+      </w:r>
+      <w:r>
+        <w:t xml:space="preserve"> </w:t>
+      </w:r>
+      <w:r>
+        <w:t xml:space="preserve">= Gratian,</w:t>
+      </w:r>
+      <w:r>
+        <w:t xml:space="preserve"> </w:t>
+      </w:r>
+      <w:r>
+        <w:rPr>
+          <w:iCs/>
+          <w:i/>
+        </w:rPr>
+        <w:t xml:space="preserve">De poenitentia</w:t>
+      </w:r>
+      <w:r>
+        <w:t xml:space="preserve">, distinctio 2, capitulo</w:t>
+      </w:r>
+      <w:r>
+        <w:t xml:space="preserve"> </w:t>
+      </w:r>
+      <w:r>
+        <w:t xml:space="preserve">“</w:t>
+      </w:r>
+      <w:r>
+        <w:t xml:space="preserve">In domo</w:t>
+      </w:r>
+      <w:r>
+        <w:t xml:space="preserve">”</w:t>
+      </w:r>
+      <w:r>
+        <w:t xml:space="preserve">; the distinction numeral is abraded/ambiguous.</w:t>
+      </w:r>
+      <w:r>
+        <w:t xml:space="preserve"> </w:t>
+      </w:r>
+      <w:r>
+        <w:rPr>
+          <w:rStyle w:val="VerbatimChar"/>
+        </w:rPr>
+        <w:t xml:space="preserve">[?]</w:t>
+      </w:r>
+    </w:p>
+    <w:p>
+      <w:pPr>
+        <w:numPr>
+          <w:ilvl w:val="0"/>
+          <w:numId w:val="1005"/>
+        </w:numPr>
+        <w:pStyle w:val="Compact"/>
+      </w:pPr>
+      <w:r>
+        <w:rPr>
+          <w:bCs/>
+          <w:b/>
+        </w:rPr>
+        <w:t xml:space="preserve">f. 4r, col. b:</w:t>
+      </w:r>
+      <w:r>
+        <w:t xml:space="preserve"> </w:t>
+      </w:r>
+      <w:r>
+        <w:t xml:space="preserve">“</w:t>
+      </w:r>
+      <w:r>
+        <w:t xml:space="preserve">luce zz</w:t>
+      </w:r>
+      <w:r>
+        <w:t xml:space="preserve">”</w:t>
+      </w:r>
+      <w:r>
+        <w:t xml:space="preserve"> </w:t>
+      </w:r>
+      <w:r>
+        <w:t xml:space="preserve">=</w:t>
+      </w:r>
+      <w:r>
+        <w:t xml:space="preserve"> </w:t>
+      </w:r>
+      <w:r>
+        <w:rPr>
+          <w:iCs/>
+          <w:i/>
+        </w:rPr>
+        <w:t xml:space="preserve">Lucae 22</w:t>
+      </w:r>
+      <w:r>
+        <w:t xml:space="preserve"> </w:t>
+      </w:r>
+      <w:r>
+        <w:t xml:space="preserve">(Luke 22:15), confirming the fount’s numeral abbreviation zz = 22.</w:t>
+      </w:r>
+    </w:p>
+    <w:p>
+      <w:pPr>
+        <w:numPr>
+          <w:ilvl w:val="0"/>
+          <w:numId w:val="1005"/>
+        </w:numPr>
+        <w:pStyle w:val="Compact"/>
+      </w:pPr>
+      <w:r>
+        <w:rPr>
+          <w:bCs/>
+          <w:b/>
+        </w:rPr>
+        <w:t xml:space="preserve">f. 4v, col. a:</w:t>
+      </w:r>
+      <w:r>
+        <w:t xml:space="preserve"> </w:t>
+      </w:r>
+      <w:r>
+        <w:t xml:space="preserve">Peter Lombard cited as</w:t>
+      </w:r>
+      <w:r>
+        <w:t xml:space="preserve"> </w:t>
+      </w:r>
+      <w:r>
+        <w:t xml:space="preserve">“</w:t>
+      </w:r>
+      <w:r>
+        <w:t xml:space="preserve">lib. 2, di. 11</w:t>
+      </w:r>
+      <w:r>
+        <w:t xml:space="preserve">”</w:t>
+      </w:r>
+      <w:r>
+        <w:t xml:space="preserve"> </w:t>
+      </w:r>
+      <w:r>
+        <w:t xml:space="preserve">(</w:t>
+      </w:r>
+      <w:r>
+        <w:rPr>
+          <w:iCs/>
+          <w:i/>
+        </w:rPr>
+        <w:t xml:space="preserve">Sententiae</w:t>
+      </w:r>
+      <w:r>
+        <w:t xml:space="preserve"> </w:t>
+      </w:r>
+      <w:r>
+        <w:t xml:space="preserve">II, d. 11); the distinction numeral is compressed. Ockham’s paraphrase</w:t>
+      </w:r>
+      <w:r>
+        <w:t xml:space="preserve"> </w:t>
+      </w:r>
+      <w:r>
+        <w:t xml:space="preserve">“</w:t>
+      </w:r>
+      <w:r>
+        <w:t xml:space="preserve">in cognitione et beatitudine proficere</w:t>
+      </w:r>
+      <w:r>
+        <w:t xml:space="preserve">”</w:t>
+      </w:r>
+      <w:r>
+        <w:t xml:space="preserve"> </w:t>
+      </w:r>
+      <w:r>
+        <w:t xml:space="preserve">reflects the quoted words</w:t>
+      </w:r>
+      <w:r>
+        <w:t xml:space="preserve"> </w:t>
+      </w:r>
+      <w:r>
+        <w:t xml:space="preserve">“</w:t>
+      </w:r>
+      <w:r>
+        <w:t xml:space="preserve">in scientia et in aliis possunt proficere.</w:t>
+      </w:r>
+      <w:r>
+        <w:t xml:space="preserve">”</w:t>
+      </w:r>
+      <w:r>
+        <w:t xml:space="preserve"> </w:t>
+      </w:r>
+      <w:r>
+        <w:rPr>
+          <w:rStyle w:val="VerbatimChar"/>
+        </w:rPr>
+        <w:t xml:space="preserve">[?]</w:t>
+      </w:r>
+    </w:p>
+    <w:p>
+      <w:pPr>
+        <w:numPr>
+          <w:ilvl w:val="0"/>
+          <w:numId w:val="1005"/>
+        </w:numPr>
+        <w:pStyle w:val="Compact"/>
+      </w:pPr>
+      <w:r>
+        <w:rPr>
+          <w:bCs/>
+          <w:b/>
+        </w:rPr>
+        <w:t xml:space="preserve">f. 4v, col. b:</w:t>
+      </w:r>
+      <w:r>
+        <w:t xml:space="preserve"> </w:t>
+      </w:r>
+      <w:r>
+        <w:t xml:space="preserve">right column line-ends slightly clipped in the scan and recovered from a right-margin crop:</w:t>
+      </w:r>
+      <w:r>
+        <w:t xml:space="preserve"> </w:t>
+      </w:r>
+      <w:r>
+        <w:rPr>
+          <w:iCs/>
+          <w:i/>
+        </w:rPr>
+        <w:t xml:space="preserve">intensior, caritas perfectior, summum, potest, aliquid, aliud, summus, secundum, coloris, omnia, summa, quadam, possibilia, spectantia</w:t>
+      </w:r>
+      <w:r>
+        <w:t xml:space="preserve">.</w:t>
+      </w:r>
+    </w:p>
+    <w:p>
+      <w:pPr>
+        <w:numPr>
+          <w:ilvl w:val="0"/>
+          <w:numId w:val="1005"/>
+        </w:numPr>
+        <w:pStyle w:val="Compact"/>
+      </w:pPr>
+      <w:r>
+        <w:rPr>
+          <w:bCs/>
+          <w:b/>
+        </w:rPr>
+        <w:t xml:space="preserve">f. 5v, col. a:</w:t>
+      </w:r>
+      <w:r>
+        <w:t xml:space="preserve"> </w:t>
+      </w:r>
+      <w:r>
+        <w:t xml:space="preserve">“</w:t>
+      </w:r>
+      <w:r>
+        <w:t xml:space="preserve">sic iste textus flē expo[nitur]</w:t>
+      </w:r>
+      <w:r>
+        <w:t xml:space="preserve">”</w:t>
+      </w:r>
+      <w:r>
+        <w:t xml:space="preserve"> </w:t>
+      </w:r>
+      <w:r>
+        <w:t xml:space="preserve">— the small word read as</w:t>
+      </w:r>
+      <w:r>
+        <w:t xml:space="preserve"> </w:t>
+      </w:r>
+      <w:r>
+        <w:rPr>
+          <w:iCs/>
+          <w:i/>
+        </w:rPr>
+        <w:t xml:space="preserve">fere</w:t>
+      </w:r>
+      <w:r>
+        <w:t xml:space="preserve"> </w:t>
+      </w:r>
+      <w:r>
+        <w:t xml:space="preserve">(generally); the contraction is ambiguous.</w:t>
+      </w:r>
+      <w:r>
+        <w:t xml:space="preserve"> </w:t>
+      </w:r>
+      <w:r>
+        <w:rPr>
+          <w:rStyle w:val="VerbatimChar"/>
+        </w:rPr>
+        <w:t xml:space="preserve">[?]</w:t>
+      </w:r>
+    </w:p>
+    <w:p>
+      <w:pPr>
+        <w:numPr>
+          <w:ilvl w:val="0"/>
+          <w:numId w:val="1005"/>
+        </w:numPr>
+        <w:pStyle w:val="Compact"/>
+      </w:pPr>
+      <w:r>
+        <w:rPr>
+          <w:bCs/>
+          <w:b/>
+        </w:rPr>
+        <w:t xml:space="preserve">f. 5v, col. b:</w:t>
+      </w:r>
+      <w:r>
+        <w:t xml:space="preserve"> </w:t>
+      </w:r>
+      <w:r>
+        <w:t xml:space="preserve">“</w:t>
+      </w:r>
+      <w:r>
+        <w:t xml:space="preserve">cū nūquā erunt super christum</w:t>
+      </w:r>
+      <w:r>
+        <w:t xml:space="preserve">”</w:t>
+      </w:r>
+      <w:r>
+        <w:t xml:space="preserve"> </w:t>
+      </w:r>
+      <w:r>
+        <w:t xml:space="preserve">— Ockham’s point that the saints are never</w:t>
+      </w:r>
+      <w:r>
+        <w:t xml:space="preserve"> </w:t>
+      </w:r>
+      <w:r>
+        <w:rPr>
+          <w:iCs/>
+          <w:i/>
+        </w:rPr>
+        <w:t xml:space="preserve">above</w:t>
+      </w:r>
+      <w:r>
+        <w:t xml:space="preserve"> </w:t>
+      </w:r>
+      <w:r>
+        <w:t xml:space="preserve">Christ;</w:t>
+      </w:r>
+      <w:r>
+        <w:t xml:space="preserve"> </w:t>
+      </w:r>
+      <w:r>
+        <w:t xml:space="preserve">“</w:t>
+      </w:r>
+      <w:r>
+        <w:t xml:space="preserve">super altare / sub altari</w:t>
+      </w:r>
+      <w:r>
+        <w:t xml:space="preserve">”</w:t>
+      </w:r>
+      <w:r>
+        <w:t xml:space="preserve"> </w:t>
+      </w:r>
+      <w:r>
+        <w:t xml:space="preserve">wordplay from Apoc. 6:9 kept as printed.</w:t>
+      </w:r>
+    </w:p>
+    <w:p>
+      <w:pPr>
+        <w:numPr>
+          <w:ilvl w:val="0"/>
+          <w:numId w:val="1005"/>
+        </w:numPr>
+        <w:pStyle w:val="Compact"/>
+      </w:pPr>
+      <w:r>
+        <w:rPr>
+          <w:bCs/>
+          <w:b/>
+        </w:rPr>
+        <w:t xml:space="preserve">f. 5v, col. b:</w:t>
+      </w:r>
+      <w:r>
+        <w:t xml:space="preserve"> </w:t>
+      </w:r>
+      <w:r>
+        <w:t xml:space="preserve">right column line-ends lightly clipped in the scan (e.g. </w:t>
+      </w:r>
+      <w:r>
+        <w:rPr>
+          <w:iCs/>
+          <w:i/>
+        </w:rPr>
+        <w:t xml:space="preserve">non ante, multorum, compositi, antea, omnes, supradicta</w:t>
+      </w:r>
+      <w:r>
+        <w:t xml:space="preserve">); recovered from context. The closing</w:t>
+      </w:r>
+      <w:r>
+        <w:t xml:space="preserve"> </w:t>
+      </w:r>
+      <w:r>
+        <w:t xml:space="preserve">“</w:t>
+      </w:r>
+      <w:r>
+        <w:t xml:space="preserve">in duobus maximis tractatibus</w:t>
+      </w:r>
+      <w:r>
+        <w:t xml:space="preserve">”</w:t>
+      </w:r>
+      <w:r>
+        <w:t xml:space="preserve"> </w:t>
+      </w:r>
+      <w:r>
+        <w:t xml:space="preserve">refers to John XXII’s two major sermons/treatises on the vision; the governing verb (</w:t>
+      </w:r>
+      <w:r>
+        <w:rPr>
+          <w:iCs/>
+          <w:i/>
+        </w:rPr>
+        <w:t xml:space="preserve">adducit</w:t>
+      </w:r>
+      <w:r>
+        <w:t xml:space="preserve">) runs onto f. 6r.</w:t>
+      </w:r>
+    </w:p>
+    <w:p>
+      <w:pPr>
+        <w:numPr>
+          <w:ilvl w:val="0"/>
+          <w:numId w:val="1005"/>
+        </w:numPr>
+        <w:pStyle w:val="Compact"/>
+      </w:pPr>
+      <w:r>
+        <w:rPr>
+          <w:bCs/>
+          <w:b/>
+        </w:rPr>
+        <w:t xml:space="preserve">f. 6r, col. a (chapter 3 opening):</w:t>
+      </w:r>
+      <w:r>
+        <w:t xml:space="preserve"> </w:t>
+      </w:r>
+      <w:r>
+        <w:t xml:space="preserve">rubric reads</w:t>
+      </w:r>
+      <w:r>
+        <w:t xml:space="preserve"> </w:t>
+      </w:r>
+      <w:r>
+        <w:t xml:space="preserve">“</w:t>
+      </w:r>
+      <w:r>
+        <w:t xml:space="preserve">Tertia via super [¶] Ca. 3 qua se fundauit est</w:t>
+      </w:r>
+      <w:r>
+        <w:t xml:space="preserve">”</w:t>
+      </w:r>
+      <w:r>
+        <w:t xml:space="preserve"> </w:t>
+      </w:r>
+      <w:r>
+        <w:t xml:space="preserve">— the chapter marker</w:t>
+      </w:r>
+      <w:r>
+        <w:t xml:space="preserve"> </w:t>
+      </w:r>
+      <w:r>
+        <w:t xml:space="preserve">“</w:t>
+      </w:r>
+      <w:r>
+        <w:t xml:space="preserve">Capitulum tertium</w:t>
+      </w:r>
+      <w:r>
+        <w:t xml:space="preserve">”</w:t>
+      </w:r>
+      <w:r>
+        <w:t xml:space="preserve"> </w:t>
+      </w:r>
+      <w:r>
+        <w:t xml:space="preserve">is set inline in red inside the running phrase</w:t>
+      </w:r>
+      <w:r>
+        <w:t xml:space="preserve"> </w:t>
+      </w:r>
+      <w:r>
+        <w:t xml:space="preserve">“</w:t>
+      </w:r>
+      <w:r>
+        <w:t xml:space="preserve">Tertia via super qua se fundavit est</w:t>
+      </w:r>
+      <w:r>
+        <w:t xml:space="preserve">”</w:t>
+      </w:r>
+      <w:r>
+        <w:t xml:space="preserve">; rendered as a heading followed by the phrase. Large red initial</w:t>
+      </w:r>
+      <w:r>
+        <w:t xml:space="preserve"> </w:t>
+      </w:r>
+      <w:r>
+        <w:t xml:space="preserve">“</w:t>
+      </w:r>
+      <w:r>
+        <w:t xml:space="preserve">T</w:t>
+      </w:r>
+      <w:r>
+        <w:t xml:space="preserve">”</w:t>
+      </w:r>
+      <w:r>
+        <w:t xml:space="preserve">.</w:t>
+      </w:r>
+    </w:p>
+    <w:p>
+      <w:pPr>
+        <w:numPr>
+          <w:ilvl w:val="0"/>
+          <w:numId w:val="1005"/>
+        </w:numPr>
+        <w:pStyle w:val="Compact"/>
+      </w:pPr>
+      <w:r>
+        <w:rPr>
+          <w:bCs/>
+          <w:b/>
+        </w:rPr>
+        <w:t xml:space="preserve">f. 6r, col. a:</w:t>
+      </w:r>
+      <w:r>
+        <w:t xml:space="preserve"> </w:t>
+      </w:r>
+      <w:r>
+        <w:t xml:space="preserve">“</w:t>
+      </w:r>
+      <w:r>
+        <w:t xml:space="preserve">ait apostolus ad ephesios .3.</w:t>
+      </w:r>
+      <w:r>
+        <w:t xml:space="preserve">”</w:t>
+      </w:r>
+      <w:r>
+        <w:t xml:space="preserve"> </w:t>
+      </w:r>
+      <w:r>
+        <w:t xml:space="preserve">= Ephesians 3:8-10;</w:t>
+      </w:r>
+      <w:r>
+        <w:t xml:space="preserve"> </w:t>
+      </w:r>
+      <w:r>
+        <w:t xml:space="preserve">“</w:t>
+      </w:r>
+      <w:r>
+        <w:t xml:space="preserve">de cura pro mortuis</w:t>
+      </w:r>
+      <w:r>
+        <w:t xml:space="preserve">”</w:t>
+      </w:r>
+      <w:r>
+        <w:t xml:space="preserve"> </w:t>
+      </w:r>
+      <w:r>
+        <w:t xml:space="preserve">= Augustine,</w:t>
+      </w:r>
+      <w:r>
+        <w:t xml:space="preserve"> </w:t>
+      </w:r>
+      <w:r>
+        <w:rPr>
+          <w:iCs/>
+          <w:i/>
+        </w:rPr>
+        <w:t xml:space="preserve">De cura pro mortuis gerenda</w:t>
+      </w:r>
+      <w:r>
+        <w:t xml:space="preserve">; Gregory</w:t>
+      </w:r>
+      <w:r>
+        <w:t xml:space="preserve"> </w:t>
+      </w:r>
+      <w:r>
+        <w:t xml:space="preserve">“</w:t>
+      </w:r>
+      <w:r>
+        <w:t xml:space="preserve">quid est quod non videt qui videntem omnia videt</w:t>
+      </w:r>
+      <w:r>
+        <w:t xml:space="preserve">”</w:t>
+      </w:r>
+      <w:r>
+        <w:t xml:space="preserve"> </w:t>
+      </w:r>
+      <w:r>
+        <w:t xml:space="preserve">from the</w:t>
+      </w:r>
+      <w:r>
+        <w:t xml:space="preserve"> </w:t>
+      </w:r>
+      <w:r>
+        <w:rPr>
+          <w:iCs/>
+          <w:i/>
+        </w:rPr>
+        <w:t xml:space="preserve">Dialogi</w:t>
+      </w:r>
+      <w:r>
+        <w:t xml:space="preserve"> </w:t>
+      </w:r>
+      <w:r>
+        <w:t xml:space="preserve">(IV). Cited loosely by the text; kept as printed.</w:t>
+      </w:r>
+    </w:p>
+    <w:p>
+      <w:pPr>
+        <w:numPr>
+          <w:ilvl w:val="0"/>
+          <w:numId w:val="1005"/>
+        </w:numPr>
+        <w:pStyle w:val="Compact"/>
+      </w:pPr>
+      <w:r>
+        <w:rPr>
+          <w:bCs/>
+          <w:b/>
+        </w:rPr>
+        <w:t xml:space="preserve">f. 6r, col. b:</w:t>
+      </w:r>
+      <w:r>
+        <w:t xml:space="preserve"> </w:t>
+      </w:r>
+      <w:r>
+        <w:t xml:space="preserve">“</w:t>
+      </w:r>
+      <w:r>
+        <w:t xml:space="preserve">autententicas dignitates</w:t>
+      </w:r>
+      <w:r>
+        <w:t xml:space="preserve">”</w:t>
+      </w:r>
+      <w:r>
+        <w:t xml:space="preserve"> </w:t>
+      </w:r>
+      <w:r>
+        <w:t xml:space="preserve">read</w:t>
+      </w:r>
+      <w:r>
+        <w:t xml:space="preserve"> </w:t>
+      </w:r>
+      <w:r>
+        <w:rPr>
+          <w:iCs/>
+          <w:i/>
+        </w:rPr>
+        <w:t xml:space="preserve">authenticas dignitates</w:t>
+      </w:r>
+      <w:r>
+        <w:t xml:space="preserve"> </w:t>
+      </w:r>
+      <w:r>
+        <w:t xml:space="preserve">(the higher angelic orders); the Jerome citation and the gloss on Eph. 3 are quoted loosely.</w:t>
+      </w:r>
+      <w:r>
+        <w:t xml:space="preserve"> </w:t>
+      </w:r>
+      <w:r>
+        <w:t xml:space="preserve">“</w:t>
+      </w:r>
+      <w:r>
+        <w:t xml:space="preserve">id ē p diuersis ordinibus</w:t>
+      </w:r>
+      <w:r>
+        <w:t xml:space="preserve">”</w:t>
+      </w:r>
+      <w:r>
+        <w:t xml:space="preserve"> </w:t>
+      </w:r>
+      <w:r>
+        <w:t xml:space="preserve">printed with</w:t>
+      </w:r>
+      <w:r>
+        <w:t xml:space="preserve"> </w:t>
+      </w:r>
+      <w:r>
+        <w:rPr>
+          <w:iCs/>
+          <w:i/>
+        </w:rPr>
+        <w:t xml:space="preserve">per diuersis</w:t>
+      </w:r>
+      <w:r>
+        <w:t xml:space="preserve"> </w:t>
+      </w:r>
+      <w:r>
+        <w:t xml:space="preserve">(for</w:t>
+      </w:r>
+      <w:r>
+        <w:t xml:space="preserve"> </w:t>
+      </w:r>
+      <w:r>
+        <w:rPr>
+          <w:iCs/>
+          <w:i/>
+        </w:rPr>
+        <w:t xml:space="preserve">per diuersos ordines</w:t>
+      </w:r>
+      <w:r>
+        <w:t xml:space="preserve">); normalized in translation.</w:t>
+      </w:r>
+      <w:r>
+        <w:t xml:space="preserve"> </w:t>
+      </w:r>
+      <w:r>
+        <w:rPr>
+          <w:rStyle w:val="VerbatimChar"/>
+        </w:rPr>
+        <w:t xml:space="preserve">[?]</w:t>
+      </w:r>
+    </w:p>
+    <w:p>
+      <w:pPr>
+        <w:numPr>
+          <w:ilvl w:val="0"/>
+          <w:numId w:val="1005"/>
+        </w:numPr>
+        <w:pStyle w:val="Compact"/>
+      </w:pPr>
+      <w:r>
+        <w:rPr>
+          <w:bCs/>
+          <w:b/>
+        </w:rPr>
+        <w:t xml:space="preserve">Scope reached:</w:t>
+      </w:r>
+      <w:r>
+        <w:t xml:space="preserve"> </w:t>
+      </w:r>
+      <w:r>
+        <w:t xml:space="preserve">transcription runs from f. 1r (PDF 3) through the end of f. 6r (PDF 13); the argument of chapter 3 continues onto f. 6v, which is beyond the supplied images.</w:t>
+      </w:r>
+    </w:p>
+    <w:p>
+      <w:pPr>
+        <w:numPr>
+          <w:ilvl w:val="0"/>
+          <w:numId w:val="1005"/>
+        </w:numPr>
+        <w:pStyle w:val="Compact"/>
+      </w:pPr>
+      <w:r>
+        <w:rPr>
+          <w:bCs/>
+          <w:b/>
+        </w:rPr>
+        <w:t xml:space="preserve">f. 4v, col. b:</w:t>
+      </w:r>
+      <w:r>
+        <w:t xml:space="preserve"> </w:t>
+      </w:r>
+      <w:r>
+        <w:t xml:space="preserve">closing example partly abraded:</w:t>
+      </w:r>
+      <w:r>
+        <w:t xml:space="preserve"> </w:t>
+      </w:r>
+      <w:r>
+        <w:t xml:space="preserve">“</w:t>
+      </w:r>
+      <w:r>
+        <w:t xml:space="preserve">et visio animae Christi est summa inter [omnes visiones], et inter omnes caritates caritas [eius est summa]</w:t>
+      </w:r>
+      <w:r>
+        <w:t xml:space="preserve">”</w:t>
+      </w:r>
+      <w:r>
+        <w:t xml:space="preserve"> </w:t>
+      </w:r>
+      <w:r>
+        <w:t xml:space="preserve">— bracketed words reconstructed from the parallel structure.</w:t>
+      </w:r>
+      <w:r>
+        <w:t xml:space="preserve"> </w:t>
+      </w:r>
+      <w:r>
+        <w:rPr>
+          <w:rStyle w:val="VerbatimChar"/>
+        </w:rPr>
+        <w:t xml:space="preserve">[?]</w:t>
+      </w:r>
+    </w:p>
+    <w:p>
+      <w:pPr>
+        <w:numPr>
+          <w:ilvl w:val="0"/>
+          <w:numId w:val="1005"/>
+        </w:numPr>
+        <w:pStyle w:val="Compact"/>
+      </w:pPr>
+      <w:r>
+        <w:rPr>
+          <w:bCs/>
+          <w:b/>
+        </w:rPr>
+        <w:t xml:space="preserve">f. 3v, col. a:</w:t>
+      </w:r>
+      <w:r>
+        <w:t xml:space="preserve"> </w:t>
+      </w:r>
+      <w:r>
+        <w:t xml:space="preserve">“</w:t>
+      </w:r>
+      <w:r>
+        <w:t xml:space="preserve">beatus Io. euangelista [7] c.</w:t>
+      </w:r>
+      <w:r>
+        <w:t xml:space="preserve">”</w:t>
+      </w:r>
+      <w:r>
+        <w:t xml:space="preserve"> </w:t>
+      </w:r>
+      <w:r>
+        <w:t xml:space="preserve">— the chapter numeral is a small mark read as 7; the quotation (</w:t>
+      </w:r>
+      <w:r>
+        <w:t xml:space="preserve">“</w:t>
+      </w:r>
+      <w:r>
+        <w:t xml:space="preserve">in novissimo die magno festivitatis…</w:t>
+      </w:r>
+      <w:r>
+        <w:t xml:space="preserve">”</w:t>
+      </w:r>
+      <w:r>
+        <w:t xml:space="preserve">) is John 7:37-39, confirming</w:t>
+      </w:r>
+      <w:r>
+        <w:t xml:space="preserve"> </w:t>
+      </w:r>
+      <w:r>
+        <w:rPr>
+          <w:iCs/>
+          <w:i/>
+        </w:rPr>
+        <w:t xml:space="preserve">capitulo 7</w:t>
+      </w:r>
+      <w:r>
+        <w:t xml:space="preserve">.</w:t>
+      </w:r>
+      <w:r>
+        <w:t xml:space="preserve"> </w:t>
+      </w:r>
+      <w:r>
+        <w:rPr>
+          <w:rStyle w:val="VerbatimChar"/>
+        </w:rPr>
+        <w:t xml:space="preserve">[?]</w:t>
+      </w:r>
+    </w:p>
+    <w:p>
+      <w:pPr>
+        <w:numPr>
+          <w:ilvl w:val="0"/>
+          <w:numId w:val="1005"/>
+        </w:numPr>
+        <w:pStyle w:val="Compact"/>
+      </w:pPr>
+      <w:r>
+        <w:rPr>
+          <w:bCs/>
+          <w:b/>
+        </w:rPr>
+        <w:t xml:space="preserve">f. 3v, col. a/b:</w:t>
+      </w:r>
+      <w:r>
+        <w:t xml:space="preserve"> </w:t>
+      </w:r>
+      <w:r>
+        <w:t xml:space="preserve">2 Corinthians 5:6-7 cited as</w:t>
+      </w:r>
+      <w:r>
+        <w:t xml:space="preserve"> </w:t>
+      </w:r>
+      <w:r>
+        <w:t xml:space="preserve">“</w:t>
+      </w:r>
+      <w:r>
+        <w:t xml:space="preserve">z°. cor. h</w:t>
+      </w:r>
+      <w:r>
+        <w:t xml:space="preserve">”</w:t>
+      </w:r>
+      <w:r>
+        <w:t xml:space="preserve"> </w:t>
+      </w:r>
+      <w:r>
+        <w:t xml:space="preserve">(=</w:t>
+      </w:r>
+      <w:r>
+        <w:t xml:space="preserve"> </w:t>
+      </w:r>
+      <w:r>
+        <w:rPr>
+          <w:iCs/>
+          <w:i/>
+        </w:rPr>
+        <w:t xml:space="preserve">secunda ad Corinthios 5</w:t>
+      </w:r>
+      <w:r>
+        <w:t xml:space="preserve">). The print reads</w:t>
+      </w:r>
+      <w:r>
+        <w:t xml:space="preserve"> </w:t>
+      </w:r>
+      <w:r>
+        <w:t xml:space="preserve">“</w:t>
+      </w:r>
+      <w:r>
+        <w:t xml:space="preserve">per fidem… et non per spem</w:t>
+      </w:r>
+      <w:r>
+        <w:t xml:space="preserve">”</w:t>
+      </w:r>
+      <w:r>
+        <w:t xml:space="preserve">; the Vulgate reads</w:t>
+      </w:r>
+      <w:r>
+        <w:t xml:space="preserve"> </w:t>
+      </w:r>
+      <w:r>
+        <w:t xml:space="preserve">“</w:t>
+      </w:r>
+      <w:r>
+        <w:t xml:space="preserve">non per</w:t>
+      </w:r>
+      <w:r>
+        <w:t xml:space="preserve"> </w:t>
+      </w:r>
+      <w:r>
+        <w:rPr>
+          <w:bCs/>
+          <w:b/>
+        </w:rPr>
+        <w:t xml:space="preserve">speciem</w:t>
+      </w:r>
+      <w:r>
+        <w:t xml:space="preserve">”</w:t>
+      </w:r>
+      <w:r>
+        <w:t xml:space="preserve"> </w:t>
+      </w:r>
+      <w:r>
+        <w:t xml:space="preserve">(by sight), and a contemporary hand wrote</w:t>
+      </w:r>
+      <w:r>
+        <w:t xml:space="preserve"> </w:t>
+      </w:r>
+      <w:r>
+        <w:t xml:space="preserve">“</w:t>
+      </w:r>
+      <w:r>
+        <w:t xml:space="preserve">p[er] speciem</w:t>
+      </w:r>
+      <w:r>
+        <w:t xml:space="preserve">”</w:t>
+      </w:r>
+      <w:r>
+        <w:t xml:space="preserve"> </w:t>
+      </w:r>
+      <w:r>
+        <w:t xml:space="preserve">in the left margin. Ockham’s whole argument here, however, turns on</w:t>
+      </w:r>
+      <w:r>
+        <w:t xml:space="preserve"> </w:t>
+      </w:r>
+      <w:r>
+        <w:rPr>
+          <w:iCs/>
+          <w:i/>
+        </w:rPr>
+        <w:t xml:space="preserve">spes</w:t>
+      </w:r>
+      <w:r>
+        <w:t xml:space="preserve"> </w:t>
+      </w:r>
+      <w:r>
+        <w:t xml:space="preserve">(hope), so the incunable’s</w:t>
+      </w:r>
+      <w:r>
+        <w:t xml:space="preserve"> </w:t>
+      </w:r>
+      <w:r>
+        <w:t xml:space="preserve">“</w:t>
+      </w:r>
+      <w:r>
+        <w:t xml:space="preserve">spem</w:t>
+      </w:r>
+      <w:r>
+        <w:t xml:space="preserve">”</w:t>
+      </w:r>
+      <w:r>
+        <w:t xml:space="preserve"> </w:t>
+      </w:r>
+      <w:r>
+        <w:t xml:space="preserve">is transcribed as printed throughout.</w:t>
+      </w:r>
+      <w:r>
+        <w:t xml:space="preserve"> </w:t>
+      </w:r>
+      <w:r>
+        <w:rPr>
+          <w:rStyle w:val="VerbatimChar"/>
+        </w:rPr>
+        <w:t xml:space="preserve">[?]</w:t>
+      </w:r>
+    </w:p>
+    <w:p>
+      <w:pPr>
+        <w:numPr>
+          <w:ilvl w:val="0"/>
+          <w:numId w:val="1005"/>
+        </w:numPr>
+        <w:pStyle w:val="Compact"/>
+      </w:pPr>
+      <w:r>
+        <w:rPr>
+          <w:bCs/>
+          <w:b/>
+        </w:rPr>
+        <w:t xml:space="preserve">f. 3r, col. b:</w:t>
+      </w:r>
+      <w:r>
+        <w:t xml:space="preserve"> </w:t>
+      </w:r>
+      <w:r>
+        <w:t xml:space="preserve">“</w:t>
+      </w:r>
+      <w:r>
+        <w:t xml:space="preserve">ad philipen c. z</w:t>
+      </w:r>
+      <w:r>
+        <w:t xml:space="preserve">”</w:t>
+      </w:r>
+      <w:r>
+        <w:t xml:space="preserve"> </w:t>
+      </w:r>
+      <w:r>
+        <w:t xml:space="preserve">=</w:t>
+      </w:r>
+      <w:r>
+        <w:t xml:space="preserve"> </w:t>
+      </w:r>
+      <w:r>
+        <w:rPr>
+          <w:iCs/>
+          <w:i/>
+        </w:rPr>
+        <w:t xml:space="preserve">ad Philippenses, capitulo 2</w:t>
+      </w:r>
+      <w:r>
+        <w:t xml:space="preserve">;</w:t>
+      </w:r>
+      <w:r>
+        <w:t xml:space="preserve"> </w:t>
+      </w:r>
+      <w:r>
+        <w:t xml:space="preserve">“</w:t>
+      </w:r>
+      <w:r>
+        <w:t xml:space="preserve">actuu z</w:t>
+      </w:r>
+      <w:r>
+        <w:t xml:space="preserve">”</w:t>
+      </w:r>
+      <w:r>
+        <w:t xml:space="preserve"> </w:t>
+      </w:r>
+      <w:r>
+        <w:t xml:space="preserve">=</w:t>
+      </w:r>
+      <w:r>
+        <w:t xml:space="preserve"> </w:t>
+      </w:r>
+      <w:r>
+        <w:rPr>
+          <w:iCs/>
+          <w:i/>
+        </w:rPr>
+        <w:t xml:space="preserve">Actuum 2</w:t>
+      </w:r>
+      <w:r>
+        <w:t xml:space="preserve">;</w:t>
+      </w:r>
+      <w:r>
+        <w:t xml:space="preserve"> </w:t>
+      </w:r>
+      <w:r>
+        <w:t xml:space="preserve">“</w:t>
+      </w:r>
+      <w:r>
+        <w:t xml:space="preserve">prima ad cor. 14/15</w:t>
+      </w:r>
+      <w:r>
+        <w:t xml:space="preserve">”</w:t>
+      </w:r>
+      <w:r>
+        <w:t xml:space="preserve"> </w:t>
+      </w:r>
+      <w:r>
+        <w:t xml:space="preserve">— the numeral for 1 Corinthians reads like</w:t>
+      </w:r>
+      <w:r>
+        <w:t xml:space="preserve"> </w:t>
+      </w:r>
+      <w:r>
+        <w:t xml:space="preserve">“</w:t>
+      </w:r>
+      <w:r>
+        <w:t xml:space="preserve">14</w:t>
+      </w:r>
+      <w:r>
+        <w:t xml:space="preserve">”</w:t>
+      </w:r>
+      <w:r>
+        <w:t xml:space="preserve"> </w:t>
+      </w:r>
+      <w:r>
+        <w:t xml:space="preserve">but the star-differs-from-star citation is 1 Cor 15:41, read</w:t>
+      </w:r>
+      <w:r>
+        <w:t xml:space="preserve"> </w:t>
+      </w:r>
+      <w:r>
+        <w:rPr>
+          <w:iCs/>
+          <w:i/>
+        </w:rPr>
+        <w:t xml:space="preserve">15</w:t>
+      </w:r>
+      <w:r>
+        <w:t xml:space="preserve">.</w:t>
+      </w:r>
+      <w:r>
+        <w:t xml:space="preserve"> </w:t>
+      </w:r>
+      <w:r>
+        <w:rPr>
+          <w:rStyle w:val="VerbatimChar"/>
+        </w:rPr>
+        <w:t xml:space="preserve">[?]</w:t>
+      </w:r>
+    </w:p>
+    <w:p>
+      <w:pPr>
+        <w:numPr>
+          <w:ilvl w:val="0"/>
+          <w:numId w:val="1005"/>
+        </w:numPr>
+        <w:pStyle w:val="Compact"/>
+      </w:pPr>
+      <w:r>
+        <w:rPr>
+          <w:bCs/>
+          <w:b/>
+        </w:rPr>
+        <w:t xml:space="preserve">f. 2v, col. b:</w:t>
+      </w:r>
+      <w:r>
+        <w:t xml:space="preserve"> </w:t>
+      </w:r>
+      <w:r>
+        <w:t xml:space="preserve">“</w:t>
+      </w:r>
+      <w:r>
+        <w:t xml:space="preserve">Sic igitur non credimus pro tanto apostolo… rapto</w:t>
+      </w:r>
+      <w:r>
+        <w:t xml:space="preserve">”</w:t>
+      </w:r>
+      <w:r>
+        <w:t xml:space="preserve"> </w:t>
+      </w:r>
+      <w:r>
+        <w:t xml:space="preserve">— the print reads</w:t>
+      </w:r>
+      <w:r>
+        <w:t xml:space="preserve"> </w:t>
+      </w:r>
+      <w:r>
+        <w:rPr>
+          <w:iCs/>
+          <w:i/>
+        </w:rPr>
+        <w:t xml:space="preserve">credimus</w:t>
+      </w:r>
+      <w:r>
+        <w:t xml:space="preserve">; the received Gloss (from Augustine) reads</w:t>
+      </w:r>
+      <w:r>
+        <w:t xml:space="preserve"> </w:t>
+      </w:r>
+      <w:r>
+        <w:rPr>
+          <w:iCs/>
+          <w:i/>
+        </w:rPr>
+        <w:t xml:space="preserve">non incredibile est tanto apostolo… rapto</w:t>
+      </w:r>
+      <w:r>
+        <w:t xml:space="preserve">. Transcribed as printed; sense is</w:t>
+      </w:r>
+      <w:r>
+        <w:t xml:space="preserve"> </w:t>
+      </w:r>
+      <w:r>
+        <w:t xml:space="preserve">“</w:t>
+      </w:r>
+      <w:r>
+        <w:t xml:space="preserve">we find it not incredible.</w:t>
+      </w:r>
+      <w:r>
+        <w:t xml:space="preserve">”</w:t>
+      </w:r>
+      <w:r>
+        <w:t xml:space="preserve"> </w:t>
+      </w:r>
+      <w:r>
+        <w:rPr>
+          <w:rStyle w:val="VerbatimChar"/>
+        </w:rPr>
+        <w:t xml:space="preserve">[?]</w:t>
+      </w:r>
+    </w:p>
+    <w:p>
+      <w:pPr>
+        <w:numPr>
+          <w:ilvl w:val="0"/>
+          <w:numId w:val="1005"/>
+        </w:numPr>
+        <w:pStyle w:val="Compact"/>
+      </w:pPr>
+      <w:r>
+        <w:rPr>
+          <w:bCs/>
+          <w:b/>
+        </w:rPr>
+        <w:t xml:space="preserve">f. 2r, col. b:</w:t>
+      </w:r>
+      <w:r>
+        <w:t xml:space="preserve"> </w:t>
+      </w:r>
+      <w:r>
+        <w:t xml:space="preserve">“</w:t>
+      </w:r>
+      <w:r>
+        <w:t xml:space="preserve">Quia ista duo cotineant verba predicta</w:t>
+      </w:r>
+      <w:r>
+        <w:t xml:space="preserve">”</w:t>
+      </w:r>
+      <w:r>
+        <w:t xml:space="preserve"> </w:t>
+      </w:r>
+      <w:r>
+        <w:t xml:space="preserve">— printed subjunctive</w:t>
+      </w:r>
+      <w:r>
+        <w:t xml:space="preserve"> </w:t>
+      </w:r>
+      <w:r>
+        <w:rPr>
+          <w:iCs/>
+          <w:i/>
+        </w:rPr>
+        <w:t xml:space="preserve">contineant</w:t>
+      </w:r>
+      <w:r>
+        <w:t xml:space="preserve">; sense is</w:t>
+      </w:r>
+      <w:r>
+        <w:t xml:space="preserve"> </w:t>
+      </w:r>
+      <w:r>
+        <w:rPr>
+          <w:iCs/>
+          <w:i/>
+        </w:rPr>
+        <w:t xml:space="preserve">quod ista duo contineant / quia continent</w:t>
+      </w:r>
+      <w:r>
+        <w:t xml:space="preserve">; kept as printed with normalized spelling.</w:t>
+      </w:r>
+    </w:p>
+    <w:bookmarkEnd w:id="57"/>
+    <w:bookmarkEnd w:id="58"/>
     <w:sectPr/>
   </w:body>
 </w:document>
@@ -7394,8 +15636,211 @@
       </w:pPr>
     </w:lvl>
   </w:abstractNum>
+  <w:abstractNum w:abstractNumId="991">
+    <w:nsid w:val="A991"/>
+    <w:multiLevelType w:val="multilevel"/>
+    <w:lvl w:ilvl="0">
+      <w:numFmt w:val="bullet"/>
+      <w:lvlText w:val="•"/>
+      <w:lvlJc w:val="left"/>
+      <w:pPr>
+        <w:ind w:left="720" w:hanging="480"/>
+      </w:pPr>
+    </w:lvl>
+    <w:lvl w:ilvl="1">
+      <w:numFmt w:val="bullet"/>
+      <w:lvlText w:val="–"/>
+      <w:lvlJc w:val="left"/>
+      <w:pPr>
+        <w:ind w:left="1440" w:hanging="480"/>
+      </w:pPr>
+    </w:lvl>
+    <w:lvl w:ilvl="2">
+      <w:numFmt w:val="bullet"/>
+      <w:lvlText w:val="•"/>
+      <w:lvlJc w:val="left"/>
+      <w:pPr>
+        <w:ind w:left="2160" w:hanging="480"/>
+      </w:pPr>
+    </w:lvl>
+    <w:lvl w:ilvl="3">
+      <w:numFmt w:val="bullet"/>
+      <w:lvlText w:val="–"/>
+      <w:lvlJc w:val="left"/>
+      <w:pPr>
+        <w:ind w:left="2880" w:hanging="480"/>
+      </w:pPr>
+    </w:lvl>
+    <w:lvl w:ilvl="4">
+      <w:numFmt w:val="bullet"/>
+      <w:lvlText w:val="•"/>
+      <w:lvlJc w:val="left"/>
+      <w:pPr>
+        <w:ind w:left="3600" w:hanging="480"/>
+      </w:pPr>
+    </w:lvl>
+    <w:lvl w:ilvl="5">
+      <w:numFmt w:val="bullet"/>
+      <w:lvlText w:val="–"/>
+      <w:lvlJc w:val="left"/>
+      <w:pPr>
+        <w:ind w:left="4320" w:hanging="480"/>
+      </w:pPr>
+    </w:lvl>
+    <w:lvl w:ilvl="6">
+      <w:numFmt w:val="bullet"/>
+      <w:lvlText w:val="•"/>
+      <w:lvlJc w:val="left"/>
+      <w:pPr>
+        <w:ind w:left="5040" w:hanging="480"/>
+      </w:pPr>
+    </w:lvl>
+    <w:lvl w:ilvl="7">
+      <w:numFmt w:val="bullet"/>
+      <w:lvlText w:val="–"/>
+      <w:lvlJc w:val="left"/>
+      <w:pPr>
+        <w:ind w:left="5760" w:hanging="480"/>
+      </w:pPr>
+    </w:lvl>
+    <w:lvl w:ilvl="8">
+      <w:numFmt w:val="bullet"/>
+      <w:lvlText w:val="•"/>
+      <w:lvlJc w:val="left"/>
+      <w:pPr>
+        <w:ind w:left="6480" w:hanging="480"/>
+      </w:pPr>
+    </w:lvl>
+  </w:abstractNum>
+  <w:abstractNum w:abstractNumId="99411">
+    <w:nsid w:val="A99411"/>
+    <w:multiLevelType w:val="multilevel"/>
+    <w:lvl w:ilvl="0">
+      <w:start w:val="1"/>
+      <w:numFmt w:val="decimal"/>
+      <w:lvlText w:val="%1."/>
+      <w:lvlJc w:val="left"/>
+      <w:pPr>
+        <w:ind w:left="720" w:hanging="480"/>
+      </w:pPr>
+    </w:lvl>
+    <w:lvl w:ilvl="1">
+      <w:start w:val="1"/>
+      <w:numFmt w:val="decimal"/>
+      <w:lvlText w:val="%2."/>
+      <w:lvlJc w:val="left"/>
+      <w:pPr>
+        <w:ind w:left="1440" w:hanging="480"/>
+      </w:pPr>
+    </w:lvl>
+    <w:lvl w:ilvl="2">
+      <w:start w:val="1"/>
+      <w:numFmt w:val="decimal"/>
+      <w:lvlText w:val="%3."/>
+      <w:lvlJc w:val="left"/>
+      <w:pPr>
+        <w:ind w:left="2160" w:hanging="480"/>
+      </w:pPr>
+    </w:lvl>
+    <w:lvl w:ilvl="3">
+      <w:start w:val="1"/>
+      <w:numFmt w:val="decimal"/>
+      <w:lvlText w:val="%4."/>
+      <w:lvlJc w:val="left"/>
+      <w:pPr>
+        <w:ind w:left="2880" w:hanging="480"/>
+      </w:pPr>
+    </w:lvl>
+    <w:lvl w:ilvl="4">
+      <w:start w:val="1"/>
+      <w:numFmt w:val="decimal"/>
+      <w:lvlText w:val="%5."/>
+      <w:lvlJc w:val="left"/>
+      <w:pPr>
+        <w:ind w:left="3600" w:hanging="480"/>
+      </w:pPr>
+    </w:lvl>
+    <w:lvl w:ilvl="5">
+      <w:start w:val="1"/>
+      <w:numFmt w:val="decimal"/>
+      <w:lvlText w:val="%6."/>
+      <w:lvlJc w:val="left"/>
+      <w:pPr>
+        <w:ind w:left="4320" w:hanging="480"/>
+      </w:pPr>
+    </w:lvl>
+    <w:lvl w:ilvl="6">
+      <w:start w:val="1"/>
+      <w:numFmt w:val="decimal"/>
+      <w:lvlText w:val="%7."/>
+      <w:lvlJc w:val="left"/>
+      <w:pPr>
+        <w:ind w:left="5040" w:hanging="480"/>
+      </w:pPr>
+    </w:lvl>
+    <w:lvl w:ilvl="7">
+      <w:start w:val="1"/>
+      <w:numFmt w:val="decimal"/>
+      <w:lvlText w:val="%8."/>
+      <w:lvlJc w:val="left"/>
+      <w:pPr>
+        <w:ind w:left="5760" w:hanging="480"/>
+      </w:pPr>
+    </w:lvl>
+    <w:lvl w:ilvl="8">
+      <w:start w:val="1"/>
+      <w:numFmt w:val="decimal"/>
+      <w:lvlText w:val="%9."/>
+      <w:lvlJc w:val="left"/>
+      <w:pPr>
+        <w:ind w:left="6480" w:hanging="480"/>
+      </w:pPr>
+    </w:lvl>
+  </w:abstractNum>
   <w:num w:numId="1000">
     <w:abstractNumId w:val="990"/>
+  </w:num>
+  <w:num w:numId="1001">
+    <w:abstractNumId w:val="991"/>
+  </w:num>
+  <w:num w:numId="1002">
+    <w:abstractNumId w:val="99411"/>
+    <w:lvlOverride w:ilvl="0">
+      <w:startOverride w:val="1"/>
+    </w:lvlOverride>
+    <w:lvlOverride w:ilvl="1">
+      <w:startOverride w:val="1"/>
+    </w:lvlOverride>
+    <w:lvlOverride w:ilvl="2">
+      <w:startOverride w:val="1"/>
+    </w:lvlOverride>
+    <w:lvlOverride w:ilvl="3">
+      <w:startOverride w:val="1"/>
+    </w:lvlOverride>
+    <w:lvlOverride w:ilvl="4">
+      <w:startOverride w:val="1"/>
+    </w:lvlOverride>
+    <w:lvlOverride w:ilvl="5">
+      <w:startOverride w:val="1"/>
+    </w:lvlOverride>
+    <w:lvlOverride w:ilvl="6">
+      <w:startOverride w:val="1"/>
+    </w:lvlOverride>
+    <w:lvlOverride w:ilvl="7">
+      <w:startOverride w:val="1"/>
+    </w:lvlOverride>
+    <w:lvlOverride w:ilvl="8">
+      <w:startOverride w:val="1"/>
+    </w:lvlOverride>
+  </w:num>
+  <w:num w:numId="1003">
+    <w:abstractNumId w:val="991"/>
+  </w:num>
+  <w:num w:numId="1004">
+    <w:abstractNumId w:val="991"/>
+  </w:num>
+  <w:num w:numId="1005">
+    <w:abstractNumId w:val="991"/>
   </w:num>
 </w:numbering>
 </file>

--- a/1334 Ockham/1334_Ockham_EN_WORD.docx
+++ b/1334 Ockham/1334_Ockham_EN_WORD.docx
@@ -3678,7 +3678,7 @@
           <w:iCs/>
           <w:i/>
         </w:rPr>
-        <w:t xml:space="preserve">which says: it seems therefore that the pope is bound to seek the counsel of the bishops, which is true where a matter of faith is at issue; and then the synod is greater than the pope, dist. 1[7?] c. Praeterea.</w:t>
+        <w:t xml:space="preserve">which says: it seems therefore that the pope is bound to seek the counsel of the bishops, which is true where a matter of faith is at issue; and then the synod is greater than the pope, dist. 15 c. Sic sancti.</w:t>
       </w:r>
     </w:p>
     <w:p>
@@ -3690,7 +3690,7 @@
           <w:iCs/>
           <w:i/>
         </w:rPr>
-        <w:t xml:space="preserve">Whoever can be deposed from the papacy has a superior by whom he is deposed; but a pope can, on account of his crimes, be deposed from the papacy. Hence of Pope John XII it stands thus in the chronicles: he was a hunter and so utterly dissolute that he publicly kept women; wherefore certain of the cardinals and Romans wrote secretly to Otto, prince of the Saxons, [asking] that, sympathizing with the scandal done to the church, he hasten to Rome without delay. Perceiving this, the pope had the nose [cut off] of John, a cardinal deacon, as a counsellor of this deed, and had the hand of another John, a subdeacon who had written the letter, cut off. When he had frequently been admonished by the emperor and the clergy about his amendment and was not corrected, with the emperor presiding he was deprived of the papacy, and by common vote Leo is elected pope.</w:t>
+        <w:t xml:space="preserve">Furthermore, whoever can be deposed from the papacy has a superior over whom [Munich: by whom] he is deposed; but a pope can, on account of his crimes, be deposed from the papacy. Hence of Pope John XII it stands thus in the chronicles: he was a hunter and so utterly dissolute that he publicly kept women; wherefore certain of the cardinals and Romans wrote secretly to Otto, prince of the Saxons, [asking] that, sympathizing with the scandal done to the church, he hasten to Rome without delay. Perceiving this, the pope had the nose [cut off] of John, a cardinal deacon, as a counsellor of this deed, and had the hand of another John, a subdeacon who had written the letter, cut off. When he had frequently been admonished by the emperor and the clergy about his amendment and was not corrected, with the emperor presiding he was deprived of the papacy, and by common vote Leo is elected pope.</w:t>
       </w:r>
     </w:p>
     <w:p>
@@ -13127,6 +13127,348 @@
         <w:t xml:space="preserve">(see the editorial note at the head).</w:t>
       </w:r>
     </w:p>
+    <w:p>
+      <w:pPr>
+        <w:pStyle w:val="BodyText"/>
+      </w:pPr>
+      <w:r>
+        <w:rPr>
+          <w:bCs/>
+          <w:b/>
+        </w:rPr>
+        <w:t xml:space="preserve">Collation with the 1494 Lyons Opera plurima, vol. 2 (quire BB, leaves 4–6).</w:t>
+      </w:r>
+      <w:r>
+        <w:t xml:space="preserve"> </w:t>
+      </w:r>
+      <w:r>
+        <w:t xml:space="preserve">Lyons confirms the whole span with no substantive variant except in the deposition sentence: Munich’s</w:t>
+      </w:r>
+      <w:r>
+        <w:t xml:space="preserve"> </w:t>
+      </w:r>
+      <w:r>
+        <w:t xml:space="preserve">“</w:t>
+      </w:r>
+      <w:r>
+        <w:t xml:space="preserve">dist. 1[7?] c. Praeterea</w:t>
+      </w:r>
+      <w:r>
+        <w:t xml:space="preserve">”</w:t>
+      </w:r>
+      <w:r>
+        <w:t xml:space="preserve"> </w:t>
+      </w:r>
+      <w:r>
+        <w:t xml:space="preserve">is a mis-parse — Lyons reads</w:t>
+      </w:r>
+      <w:r>
+        <w:t xml:space="preserve"> </w:t>
+      </w:r>
+      <w:r>
+        <w:t xml:space="preserve">“</w:t>
+      </w:r>
+      <w:r>
+        <w:t xml:space="preserve">xv di. c. Sic sancti</w:t>
+      </w:r>
+      <w:r>
+        <w:t xml:space="preserve">”</w:t>
+      </w:r>
+      <w:r>
+        <w:t xml:space="preserve"> </w:t>
+      </w:r>
+      <w:r>
+        <w:t xml:space="preserve">and</w:t>
+      </w:r>
+      <w:r>
+        <w:t xml:space="preserve"> </w:t>
+      </w:r>
+      <w:r>
+        <w:t xml:space="preserve">“</w:t>
+      </w:r>
+      <w:r>
+        <w:t xml:space="preserve">Praeterea</w:t>
+      </w:r>
+      <w:r>
+        <w:t xml:space="preserve">”</w:t>
+      </w:r>
+      <w:r>
+        <w:t xml:space="preserve"> </w:t>
+      </w:r>
+      <w:r>
+        <w:t xml:space="preserve">opens the next sentence as a connective (corrected above); Lyons reads</w:t>
+      </w:r>
+      <w:r>
+        <w:t xml:space="preserve"> </w:t>
+      </w:r>
+      <w:r>
+        <w:t xml:space="preserve">“</w:t>
+      </w:r>
+      <w:r>
+        <w:t xml:space="preserve">habet superiorem super quem deponitur</w:t>
+      </w:r>
+      <w:r>
+        <w:t xml:space="preserve">”</w:t>
+      </w:r>
+      <w:r>
+        <w:t xml:space="preserve"> </w:t>
+      </w:r>
+      <w:r>
+        <w:t xml:space="preserve">where Munich was read</w:t>
+      </w:r>
+      <w:r>
+        <w:t xml:space="preserve"> </w:t>
+      </w:r>
+      <w:r>
+        <w:t xml:space="preserve">“</w:t>
+      </w:r>
+      <w:r>
+        <w:t xml:space="preserve">per quem</w:t>
+      </w:r>
+      <w:r>
+        <w:t xml:space="preserve">”</w:t>
+      </w:r>
+      <w:r>
+        <w:t xml:space="preserve"> </w:t>
+      </w:r>
+      <w:r>
+        <w:t xml:space="preserve">(the glyph is the</w:t>
+      </w:r>
+      <w:r>
+        <w:t xml:space="preserve"> </w:t>
+      </w:r>
+      <w:r>
+        <w:rPr>
+          <w:iCs/>
+          <w:i/>
+        </w:rPr>
+        <w:t xml:space="preserve">sup-</w:t>
+      </w:r>
+      <w:r>
+        <w:t xml:space="preserve"> </w:t>
+      </w:r>
+      <w:r>
+        <w:t xml:space="preserve">abbreviation; a worn</w:t>
+      </w:r>
+      <w:r>
+        <w:t xml:space="preserve"> </w:t>
+      </w:r>
+      <w:r>
+        <w:rPr>
+          <w:iCs/>
+          <w:i/>
+        </w:rPr>
+        <w:t xml:space="preserve">per</w:t>
+      </w:r>
+      <w:r>
+        <w:t xml:space="preserve"> </w:t>
+      </w:r>
+      <w:r>
+        <w:t xml:space="preserve">not fully excludable; both given above). Lyons also reads</w:t>
+      </w:r>
+      <w:r>
+        <w:t xml:space="preserve"> </w:t>
+      </w:r>
+      <w:r>
+        <w:rPr>
+          <w:bCs/>
+          <w:b/>
+        </w:rPr>
+        <w:t xml:space="preserve">“</w:t>
+      </w:r>
+      <w:r>
+        <w:rPr>
+          <w:bCs/>
+          <w:b/>
+        </w:rPr>
+        <w:t xml:space="preserve">crimina sua</w:t>
+      </w:r>
+      <w:r>
+        <w:rPr>
+          <w:bCs/>
+          <w:b/>
+        </w:rPr>
+        <w:t xml:space="preserve">”</w:t>
+      </w:r>
+      <w:r>
+        <w:t xml:space="preserve"> </w:t>
+      </w:r>
+      <w:r>
+        <w:t xml:space="preserve">(not</w:t>
+      </w:r>
+      <w:r>
+        <w:t xml:space="preserve"> </w:t>
+      </w:r>
+      <w:r>
+        <w:rPr>
+          <w:iCs/>
+          <w:i/>
+        </w:rPr>
+        <w:t xml:space="preserve">haeresim</w:t>
+      </w:r>
+      <w:r>
+        <w:t xml:space="preserve">) and prints</w:t>
+      </w:r>
+      <w:r>
+        <w:t xml:space="preserve"> </w:t>
+      </w:r>
+      <w:r>
+        <w:rPr>
+          <w:bCs/>
+          <w:b/>
+        </w:rPr>
+        <w:t xml:space="preserve">“</w:t>
+      </w:r>
+      <w:r>
+        <w:rPr>
+          <w:bCs/>
+          <w:b/>
+        </w:rPr>
+        <w:t xml:space="preserve">Item balaam</w:t>
+      </w:r>
+      <w:r>
+        <w:rPr>
+          <w:bCs/>
+          <w:b/>
+        </w:rPr>
+        <w:t xml:space="preserve">”</w:t>
+      </w:r>
+      <w:r>
+        <w:t xml:space="preserve"> </w:t>
+      </w:r>
+      <w:r>
+        <w:t xml:space="preserve">exactly as Munich does, so</w:t>
+      </w:r>
+      <w:r>
+        <w:t xml:space="preserve"> </w:t>
+      </w:r>
+      <w:r>
+        <w:rPr>
+          <w:iCs/>
+          <w:i/>
+        </w:rPr>
+        <w:t xml:space="preserve">balaam</w:t>
+      </w:r>
+      <w:r>
+        <w:t xml:space="preserve"> </w:t>
+      </w:r>
+      <w:r>
+        <w:t xml:space="preserve">is the printed tradition’s reading, not a Munich singularity (still most plausibly corrupt for</w:t>
+      </w:r>
+      <w:r>
+        <w:t xml:space="preserve"> </w:t>
+      </w:r>
+      <w:r>
+        <w:rPr>
+          <w:iCs/>
+          <w:i/>
+        </w:rPr>
+        <w:t xml:space="preserve">palam</w:t>
+      </w:r>
+      <w:r>
+        <w:t xml:space="preserve">,</w:t>
+      </w:r>
+      <w:r>
+        <w:t xml:space="preserve"> </w:t>
+      </w:r>
+      <w:r>
+        <w:t xml:space="preserve">“</w:t>
+      </w:r>
+      <w:r>
+        <w:t xml:space="preserve">openly</w:t>
+      </w:r>
+      <w:r>
+        <w:t xml:space="preserve">”</w:t>
+      </w:r>
+      <w:r>
+        <w:t xml:space="preserve">). Lyons resolves Munich’s uncertain numerals in the same sense: 7 q. 1</w:t>
+      </w:r>
+      <w:r>
+        <w:t xml:space="preserve"> </w:t>
+      </w:r>
+      <w:r>
+        <w:rPr>
+          <w:iCs/>
+          <w:i/>
+        </w:rPr>
+        <w:t xml:space="preserve">Scire debes</w:t>
+      </w:r>
+      <w:r>
+        <w:t xml:space="preserve">; dist. 19</w:t>
+      </w:r>
+      <w:r>
+        <w:t xml:space="preserve"> </w:t>
+      </w:r>
+      <w:r>
+        <w:rPr>
+          <w:iCs/>
+          <w:i/>
+        </w:rPr>
+        <w:t xml:space="preserve">Anastasius</w:t>
+      </w:r>
+      <w:r>
+        <w:t xml:space="preserve">; dist. 27</w:t>
+      </w:r>
+      <w:r>
+        <w:t xml:space="preserve"> </w:t>
+      </w:r>
+      <w:r>
+        <w:rPr>
+          <w:iCs/>
+          <w:i/>
+        </w:rPr>
+        <w:t xml:space="preserve">Hinc etiam</w:t>
+      </w:r>
+      <w:r>
+        <w:t xml:space="preserve">; C. 2 q. 7 (Symmachus); dist. 40</w:t>
+      </w:r>
+      <w:r>
+        <w:t xml:space="preserve"> </w:t>
+      </w:r>
+      <w:r>
+        <w:rPr>
+          <w:iCs/>
+          <w:i/>
+        </w:rPr>
+        <w:t xml:space="preserve">Si papa</w:t>
+      </w:r>
+      <w:r>
+        <w:t xml:space="preserve">. One shared error: both witnesses cite the Anastasius gloss as</w:t>
+      </w:r>
+      <w:r>
+        <w:t xml:space="preserve"> </w:t>
+      </w:r>
+      <w:r>
+        <w:t xml:space="preserve">“</w:t>
+      </w:r>
+      <w:r>
+        <w:t xml:space="preserve">di. 12</w:t>
+      </w:r>
+      <w:r>
+        <w:t xml:space="preserve">”</w:t>
+      </w:r>
+      <w:r>
+        <w:t xml:space="preserve"> </w:t>
+      </w:r>
+      <w:r>
+        <w:t xml:space="preserve">where the content requires dist. 19. Colophon identical (</w:t>
+      </w:r>
+      <w:r>
+        <w:t xml:space="preserve">“</w:t>
+      </w:r>
+      <w:r>
+        <w:t xml:space="preserve">vicesimisecundi</w:t>
+      </w:r>
+      <w:r>
+        <w:t xml:space="preserve">”</w:t>
+      </w:r>
+      <w:r>
+        <w:t xml:space="preserve"> </w:t>
+      </w:r>
+      <w:r>
+        <w:t xml:space="preserve">set as one word).</w:t>
+      </w:r>
+    </w:p>
     <w:bookmarkEnd w:id="56"/>
     <w:bookmarkStart w:id="57" w:name="notes-block-e"/>
     <w:p>
@@ -15528,8 +15870,7580 @@
         <w:t xml:space="preserve">; kept as printed with normalized spelling.</w:t>
       </w:r>
     </w:p>
+    <w:p>
+      <w:r>
+        <w:pict>
+          <v:rect style="width:0;height:1.5pt" o:hralign="center" o:hrstd="t" o:hr="t"/>
+        </w:pict>
+      </w:r>
+    </w:p>
     <w:bookmarkEnd w:id="57"/>
     <w:bookmarkEnd w:id="58"/>
+    <w:bookmarkStart w:id="78" w:name="X113bac638e0ec17f06d19182bf6d46b18e91fa5"/>
+    <w:p>
+      <w:pPr>
+        <w:pStyle w:val="Heading1"/>
+      </w:pPr>
+      <w:r>
+        <w:t xml:space="preserve">Collation with the 1494 Lyons Opera plurima (Trechsel), the original incunable of the Dialogus and the Compendium</w:t>
+      </w:r>
+    </w:p>
+    <w:p>
+      <w:pPr>
+        <w:pStyle w:val="FirstParagraph"/>
+      </w:pPr>
+      <w:r>
+        <w:rPr>
+          <w:bCs/>
+          <w:b/>
+        </w:rPr>
+        <w:t xml:space="preserve">Base transcription collated:</w:t>
+      </w:r>
+      <w:r>
+        <w:t xml:space="preserve"> </w:t>
+      </w:r>
+      <w:r>
+        <w:rPr>
+          <w:rStyle w:val="VerbatimChar"/>
+        </w:rPr>
+        <w:t xml:space="preserve">ockham/depose_v1.md</w:t>
+      </w:r>
+      <w:r>
+        <w:t xml:space="preserve"> </w:t>
+      </w:r>
+      <w:r>
+        <w:t xml:space="preserve">(Munich incunable, 1494, fols. 64r–67r).</w:t>
+      </w:r>
+      <w:r>
+        <w:t xml:space="preserve"> </w:t>
+      </w:r>
+      <w:r>
+        <w:rPr>
+          <w:bCs/>
+          <w:b/>
+        </w:rPr>
+        <w:t xml:space="preserve">Witness:</w:t>
+      </w:r>
+      <w:r>
+        <w:t xml:space="preserve"> </w:t>
+      </w:r>
+      <w:r>
+        <w:rPr>
+          <w:rStyle w:val="VerbatimChar"/>
+        </w:rPr>
+        <w:t xml:space="preserve">ockham/lyons/lyons_v2_compendium.pdf</w:t>
+      </w:r>
+      <w:r>
+        <w:t xml:space="preserve"> </w:t>
+      </w:r>
+      <w:r>
+        <w:t xml:space="preserve">(Internet Archive scan of the Lyons/Trechsel</w:t>
+      </w:r>
+      <w:r>
+        <w:t xml:space="preserve"> </w:t>
+      </w:r>
+      <w:r>
+        <w:rPr>
+          <w:iCs/>
+          <w:i/>
+        </w:rPr>
+        <w:t xml:space="preserve">Opera plurima</w:t>
+      </w:r>
+      <w:r>
+        <w:t xml:space="preserve"> </w:t>
+      </w:r>
+      <w:r>
+        <w:t xml:space="preserve">vol. 2, 1494–96). The</w:t>
+      </w:r>
+      <w:r>
+        <w:t xml:space="preserve"> </w:t>
+      </w:r>
+      <w:r>
+        <w:rPr>
+          <w:iCs/>
+          <w:i/>
+        </w:rPr>
+        <w:t xml:space="preserve">Compendium errorum papae Ioannis XXII</w:t>
+      </w:r>
+      <w:r>
+        <w:t xml:space="preserve"> </w:t>
+      </w:r>
+      <w:r>
+        <w:t xml:space="preserve">stands first in this volume.</w:t>
+      </w:r>
+    </w:p>
+    <w:bookmarkStart w:id="59" w:name="how-the-witness-is-cited-here"/>
+    <w:p>
+      <w:pPr>
+        <w:pStyle w:val="Heading2"/>
+      </w:pPr>
+      <w:r>
+        <w:t xml:space="preserve">How the witness is cited here</w:t>
+      </w:r>
+    </w:p>
+    <w:p>
+      <w:pPr>
+        <w:pStyle w:val="FirstParagraph"/>
+      </w:pPr>
+      <w:r>
+        <w:t xml:space="preserve">This copy carries</w:t>
+      </w:r>
+      <w:r>
+        <w:t xml:space="preserve"> </w:t>
+      </w:r>
+      <w:r>
+        <w:rPr>
+          <w:bCs/>
+          <w:b/>
+        </w:rPr>
+        <w:t xml:space="preserve">no ink foliation</w:t>
+      </w:r>
+      <w:r>
+        <w:t xml:space="preserve"> </w:t>
+      </w:r>
+      <w:r>
+        <w:t xml:space="preserve">in the top outer corners. The recto pages are marked only by</w:t>
+      </w:r>
+      <w:r>
+        <w:t xml:space="preserve"> </w:t>
+      </w:r>
+      <w:r>
+        <w:rPr>
+          <w:bCs/>
+          <w:b/>
+        </w:rPr>
+        <w:t xml:space="preserve">printed quire signatures</w:t>
+      </w:r>
+      <w:r>
+        <w:t xml:space="preserve"> </w:t>
+      </w:r>
+      <w:r>
+        <w:t xml:space="preserve">at the foot of the outer column. The relevant leaf is quire</w:t>
+      </w:r>
+      <w:r>
+        <w:t xml:space="preserve"> </w:t>
+      </w:r>
+      <w:r>
+        <w:rPr>
+          <w:bCs/>
+          <w:b/>
+        </w:rPr>
+        <w:t xml:space="preserve">BB</w:t>
+      </w:r>
+      <w:r>
+        <w:t xml:space="preserve">, and the target span runs</w:t>
+      </w:r>
+      <w:r>
+        <w:t xml:space="preserve"> </w:t>
+      </w:r>
+      <w:r>
+        <w:rPr>
+          <w:bCs/>
+          <w:b/>
+        </w:rPr>
+        <w:t xml:space="preserve">BB4 verso through BB6 recto</w:t>
+      </w:r>
+      <w:r>
+        <w:t xml:space="preserve">. The colophon is on BB6r. I cite each passage by signature, then the IA/PDF page number, then column (col. a = left, col. b = right). Signature</w:t>
+      </w:r>
+      <w:r>
+        <w:t xml:space="preserve"> </w:t>
+      </w:r>
+      <w:r>
+        <w:t xml:space="preserve">“</w:t>
+      </w:r>
+      <w:r>
+        <w:t xml:space="preserve">BB 4</w:t>
+      </w:r>
+      <w:r>
+        <w:t xml:space="preserve">”</w:t>
+      </w:r>
+      <w:r>
+        <w:t xml:space="preserve"> </w:t>
+      </w:r>
+      <w:r>
+        <w:t xml:space="preserve">is legible at the foot of PDF 29 (col. b); the sequence is therefore:</w:t>
+      </w:r>
+    </w:p>
+    <w:tbl>
+      <w:tblPr>
+        <w:tblStyle w:val="Table"/>
+        <w:tblW w:type="auto" w:w="0"/>
+        <w:tblLook w:firstRow="1" w:lastRow="0" w:firstColumn="0" w:lastColumn="0" w:noHBand="0" w:noVBand="0" w:val="0020"/>
+        <w:jc w:val="start"/>
+      </w:tblPr>
+      <w:tblGrid>
+        <w:gridCol w:w="2640"/>
+        <w:gridCol w:w="2640"/>
+        <w:gridCol w:w="2640"/>
+      </w:tblGrid>
+      <w:tr>
+        <w:trPr>
+          <w:tblHeader w:val="true"/>
+        </w:trPr>
+        <w:tc>
+          <w:tcPr/>
+          <w:p>
+            <w:pPr>
+              <w:pStyle w:val="Compact"/>
+              <w:jc w:val="left"/>
+            </w:pPr>
+            <w:r>
+              <w:t xml:space="preserve">PDF page</w:t>
+            </w:r>
+          </w:p>
+        </w:tc>
+        <w:tc>
+          <w:tcPr/>
+          <w:p>
+            <w:pPr>
+              <w:pStyle w:val="Compact"/>
+              <w:jc w:val="left"/>
+            </w:pPr>
+            <w:r>
+              <w:t xml:space="preserve">Leaf</w:t>
+            </w:r>
+          </w:p>
+        </w:tc>
+        <w:tc>
+          <w:tcPr/>
+          <w:p>
+            <w:pPr>
+              <w:pStyle w:val="Compact"/>
+              <w:jc w:val="left"/>
+            </w:pPr>
+            <w:r>
+              <w:t xml:space="preserve">Running head</w:t>
+            </w:r>
+          </w:p>
+        </w:tc>
+      </w:tr>
+      <w:tr>
+        <w:tc>
+          <w:tcPr/>
+          <w:p>
+            <w:pPr>
+              <w:pStyle w:val="Compact"/>
+              <w:jc w:val="left"/>
+            </w:pPr>
+            <w:r>
+              <w:t xml:space="preserve">29</w:t>
+            </w:r>
+          </w:p>
+        </w:tc>
+        <w:tc>
+          <w:tcPr/>
+          <w:p>
+            <w:pPr>
+              <w:pStyle w:val="Compact"/>
+              <w:jc w:val="left"/>
+            </w:pPr>
+            <w:r>
+              <w:t xml:space="preserve">BB4 recto</w:t>
+            </w:r>
+          </w:p>
+        </w:tc>
+        <w:tc>
+          <w:tcPr/>
+          <w:p>
+            <w:pPr>
+              <w:pStyle w:val="Compact"/>
+              <w:jc w:val="left"/>
+            </w:pPr>
+            <w:r>
+              <w:t xml:space="preserve">Joannis / vicesimisecundi</w:t>
+            </w:r>
+          </w:p>
+        </w:tc>
+      </w:tr>
+      <w:tr>
+        <w:tc>
+          <w:tcPr/>
+          <w:p>
+            <w:pPr>
+              <w:pStyle w:val="Compact"/>
+              <w:jc w:val="left"/>
+            </w:pPr>
+            <w:r>
+              <w:t xml:space="preserve">30</w:t>
+            </w:r>
+          </w:p>
+        </w:tc>
+        <w:tc>
+          <w:tcPr/>
+          <w:p>
+            <w:pPr>
+              <w:pStyle w:val="Compact"/>
+              <w:jc w:val="left"/>
+            </w:pPr>
+            <w:r>
+              <w:t xml:space="preserve">BB4 verso</w:t>
+            </w:r>
+          </w:p>
+        </w:tc>
+        <w:tc>
+          <w:tcPr/>
+          <w:p>
+            <w:pPr>
+              <w:pStyle w:val="Compact"/>
+              <w:jc w:val="left"/>
+            </w:pPr>
+            <w:r>
+              <w:t xml:space="preserve">Compendium / errorum</w:t>
+            </w:r>
+          </w:p>
+        </w:tc>
+      </w:tr>
+      <w:tr>
+        <w:tc>
+          <w:tcPr/>
+          <w:p>
+            <w:pPr>
+              <w:pStyle w:val="Compact"/>
+              <w:jc w:val="left"/>
+            </w:pPr>
+            <w:r>
+              <w:t xml:space="preserve">31</w:t>
+            </w:r>
+          </w:p>
+        </w:tc>
+        <w:tc>
+          <w:tcPr/>
+          <w:p>
+            <w:pPr>
+              <w:pStyle w:val="Compact"/>
+              <w:jc w:val="left"/>
+            </w:pPr>
+            <w:r>
+              <w:t xml:space="preserve">BB5 recto</w:t>
+            </w:r>
+          </w:p>
+        </w:tc>
+        <w:tc>
+          <w:tcPr/>
+          <w:p>
+            <w:pPr>
+              <w:pStyle w:val="Compact"/>
+              <w:jc w:val="left"/>
+            </w:pPr>
+            <w:r>
+              <w:t xml:space="preserve">Joannis / vicesimisecundi</w:t>
+            </w:r>
+          </w:p>
+        </w:tc>
+      </w:tr>
+      <w:tr>
+        <w:tc>
+          <w:tcPr/>
+          <w:p>
+            <w:pPr>
+              <w:pStyle w:val="Compact"/>
+              <w:jc w:val="left"/>
+            </w:pPr>
+            <w:r>
+              <w:t xml:space="preserve">32</w:t>
+            </w:r>
+          </w:p>
+        </w:tc>
+        <w:tc>
+          <w:tcPr/>
+          <w:p>
+            <w:pPr>
+              <w:pStyle w:val="Compact"/>
+              <w:jc w:val="left"/>
+            </w:pPr>
+            <w:r>
+              <w:t xml:space="preserve">BB5 verso</w:t>
+            </w:r>
+          </w:p>
+        </w:tc>
+        <w:tc>
+          <w:tcPr/>
+          <w:p>
+            <w:pPr>
+              <w:pStyle w:val="Compact"/>
+              <w:jc w:val="left"/>
+            </w:pPr>
+            <w:r>
+              <w:t xml:space="preserve">Compendium / errorum</w:t>
+            </w:r>
+          </w:p>
+        </w:tc>
+      </w:tr>
+      <w:tr>
+        <w:tc>
+          <w:tcPr/>
+          <w:p>
+            <w:pPr>
+              <w:pStyle w:val="Compact"/>
+              <w:jc w:val="left"/>
+            </w:pPr>
+            <w:r>
+              <w:t xml:space="preserve">33</w:t>
+            </w:r>
+          </w:p>
+        </w:tc>
+        <w:tc>
+          <w:tcPr/>
+          <w:p>
+            <w:pPr>
+              <w:pStyle w:val="Compact"/>
+              <w:jc w:val="left"/>
+            </w:pPr>
+            <w:r>
+              <w:t xml:space="preserve">BB6 recto</w:t>
+            </w:r>
+          </w:p>
+        </w:tc>
+        <w:tc>
+          <w:tcPr/>
+          <w:p>
+            <w:pPr>
+              <w:pStyle w:val="Compact"/>
+              <w:jc w:val="left"/>
+            </w:pPr>
+            <w:r>
+              <w:t xml:space="preserve">Joannis / vicesimisecundi</w:t>
+            </w:r>
+          </w:p>
+        </w:tc>
+      </w:tr>
+    </w:tbl>
+    <w:p>
+      <w:pPr>
+        <w:pStyle w:val="BodyText"/>
+      </w:pPr>
+      <w:r>
+        <w:t xml:space="preserve">The running title spreads across each opening: verso</w:t>
+      </w:r>
+      <w:r>
+        <w:t xml:space="preserve"> </w:t>
+      </w:r>
+      <w:r>
+        <w:t xml:space="preserve">“</w:t>
+      </w:r>
+      <w:r>
+        <w:t xml:space="preserve">Compendium errorum</w:t>
+      </w:r>
+      <w:r>
+        <w:t xml:space="preserve">”</w:t>
+      </w:r>
+      <w:r>
+        <w:t xml:space="preserve"> </w:t>
+      </w:r>
+      <w:r>
+        <w:t xml:space="preserve">+ recto</w:t>
+      </w:r>
+      <w:r>
+        <w:t xml:space="preserve"> </w:t>
+      </w:r>
+      <w:r>
+        <w:t xml:space="preserve">“</w:t>
+      </w:r>
+      <w:r>
+        <w:t xml:space="preserve">Joannis vicesimisecundi</w:t>
+      </w:r>
+      <w:r>
+        <w:t xml:space="preserve">”</w:t>
+      </w:r>
+      <w:r>
+        <w:t xml:space="preserve"> </w:t>
+      </w:r>
+      <w:r>
+        <w:t xml:space="preserve">=</w:t>
+      </w:r>
+      <w:r>
+        <w:t xml:space="preserve"> </w:t>
+      </w:r>
+      <w:r>
+        <w:rPr>
+          <w:iCs/>
+          <w:i/>
+        </w:rPr>
+        <w:t xml:space="preserve">Compendium errorum Joannis vicesimi secundi</w:t>
+      </w:r>
+      <w:r>
+        <w:t xml:space="preserve">.</w:t>
+      </w:r>
+    </w:p>
+    <w:bookmarkEnd w:id="59"/>
+    <w:bookmarkStart w:id="60" w:name="location-table"/>
+    <w:p>
+      <w:pPr>
+        <w:pStyle w:val="Heading2"/>
+      </w:pPr>
+      <w:r>
+        <w:t xml:space="preserve">Location table</w:t>
+      </w:r>
+    </w:p>
+    <w:tbl>
+      <w:tblPr>
+        <w:tblStyle w:val="Table"/>
+        <w:tblW w:type="pct" w:w="5000"/>
+        <w:tblLook w:firstRow="1" w:lastRow="0" w:firstColumn="0" w:lastColumn="0" w:noHBand="0" w:noVBand="0" w:val="0020"/>
+        <w:jc w:val="start"/>
+      </w:tblPr>
+      <w:tblGrid>
+        <w:gridCol w:w="2640"/>
+        <w:gridCol w:w="2640"/>
+        <w:gridCol w:w="2640"/>
+      </w:tblGrid>
+      <w:tr>
+        <w:trPr>
+          <w:tblHeader w:val="true"/>
+        </w:trPr>
+        <w:tc>
+          <w:tcPr/>
+          <w:p>
+            <w:pPr>
+              <w:pStyle w:val="Compact"/>
+              <w:jc w:val="left"/>
+            </w:pPr>
+            <w:r>
+              <w:t xml:space="preserve">#</w:t>
+            </w:r>
+          </w:p>
+        </w:tc>
+        <w:tc>
+          <w:tcPr/>
+          <w:p>
+            <w:pPr>
+              <w:pStyle w:val="Compact"/>
+              <w:jc w:val="left"/>
+            </w:pPr>
+            <w:r>
+              <w:t xml:space="preserve">Passage (cue)</w:t>
+            </w:r>
+          </w:p>
+        </w:tc>
+        <w:tc>
+          <w:tcPr/>
+          <w:p>
+            <w:pPr>
+              <w:pStyle w:val="Compact"/>
+              <w:jc w:val="left"/>
+            </w:pPr>
+            <w:r>
+              <w:t xml:space="preserve">Lyons location</w:t>
+            </w:r>
+          </w:p>
+        </w:tc>
+      </w:tr>
+      <w:tr>
+        <w:tc>
+          <w:tcPr/>
+          <w:p>
+            <w:pPr>
+              <w:pStyle w:val="Compact"/>
+              <w:jc w:val="left"/>
+            </w:pPr>
+            <w:r>
+              <w:t xml:space="preserve">1</w:t>
+            </w:r>
+          </w:p>
+        </w:tc>
+        <w:tc>
+          <w:tcPr/>
+          <w:p>
+            <w:pPr>
+              <w:pStyle w:val="Compact"/>
+              <w:jc w:val="left"/>
+            </w:pPr>
+            <w:r>
+              <w:t xml:space="preserve">Per praedicta exempla … maculari</w:t>
+            </w:r>
+          </w:p>
+        </w:tc>
+        <w:tc>
+          <w:tcPr/>
+          <w:p>
+            <w:pPr>
+              <w:pStyle w:val="Compact"/>
+              <w:jc w:val="left"/>
+            </w:pPr>
+            <w:r>
+              <w:t xml:space="preserve">BB4v (PDF 30), col. b, upper</w:t>
+            </w:r>
+          </w:p>
+        </w:tc>
+      </w:tr>
+      <w:tr>
+        <w:tc>
+          <w:tcPr/>
+          <w:p>
+            <w:pPr>
+              <w:pStyle w:val="Compact"/>
+              <w:jc w:val="left"/>
+            </w:pPr>
+            <w:r>
+              <w:t xml:space="preserve">2</w:t>
+            </w:r>
+          </w:p>
+        </w:tc>
+        <w:tc>
+          <w:tcPr/>
+          <w:p>
+            <w:pPr>
+              <w:pStyle w:val="Compact"/>
+              <w:jc w:val="left"/>
+            </w:pPr>
+            <w:r>
+              <w:t xml:space="preserve">… nisi deprehendatur a fide devius … A recta … non de ipso papa qui ecclesia dicitur</w:t>
+            </w:r>
+          </w:p>
+        </w:tc>
+        <w:tc>
+          <w:tcPr/>
+          <w:p>
+            <w:pPr>
+              <w:pStyle w:val="Compact"/>
+              <w:jc w:val="left"/>
+            </w:pPr>
+            <w:r>
+              <w:t xml:space="preserve">BB4v (PDF 30), col. b, middle</w:t>
+            </w:r>
+          </w:p>
+        </w:tc>
+      </w:tr>
+      <w:tr>
+        <w:tc>
+          <w:tcPr/>
+          <w:p>
+            <w:pPr>
+              <w:pStyle w:val="Compact"/>
+              <w:jc w:val="left"/>
+            </w:pPr>
+            <w:r>
+              <w:t xml:space="preserve">3</w:t>
+            </w:r>
+          </w:p>
+        </w:tc>
+        <w:tc>
+          <w:tcPr/>
+          <w:p>
+            <w:pPr>
+              <w:pStyle w:val="Compact"/>
+              <w:jc w:val="left"/>
+            </w:pPr>
+            <w:r>
+              <w:t xml:space="preserve">Scire debes … hic est casus in quo papa papam ligare potest</w:t>
+            </w:r>
+          </w:p>
+        </w:tc>
+        <w:tc>
+          <w:tcPr/>
+          <w:p>
+            <w:pPr>
+              <w:pStyle w:val="Compact"/>
+              <w:jc w:val="left"/>
+            </w:pPr>
+            <w:r>
+              <w:t xml:space="preserve">BB4v (PDF 30), col. b, lower</w:t>
+            </w:r>
+          </w:p>
+        </w:tc>
+      </w:tr>
+      <w:tr>
+        <w:tc>
+          <w:tcPr/>
+          <w:p>
+            <w:pPr>
+              <w:pStyle w:val="Compact"/>
+              <w:jc w:val="left"/>
+            </w:pPr>
+            <w:r>
+              <w:t xml:space="preserve">4</w:t>
+            </w:r>
+          </w:p>
+        </w:tc>
+        <w:tc>
+          <w:tcPr/>
+          <w:p>
+            <w:pPr>
+              <w:pStyle w:val="Compact"/>
+              <w:jc w:val="left"/>
+            </w:pPr>
+            <w:r>
+              <w:t xml:space="preserve">Quia si papa est haereticus … factum notat ecclesia sine sententia</w:t>
+            </w:r>
+          </w:p>
+        </w:tc>
+        <w:tc>
+          <w:tcPr/>
+          <w:p>
+            <w:pPr>
+              <w:pStyle w:val="Compact"/>
+              <w:jc w:val="left"/>
+            </w:pPr>
+            <w:r>
+              <w:t xml:space="preserve">BB4v (PDF 30), col. b, foot</w:t>
+            </w:r>
+          </w:p>
+        </w:tc>
+      </w:tr>
+      <w:tr>
+        <w:tc>
+          <w:tcPr/>
+          <w:p>
+            <w:pPr>
+              <w:pStyle w:val="Compact"/>
+              <w:jc w:val="left"/>
+            </w:pPr>
+            <w:r>
+              <w:t xml:space="preserve">5</w:t>
+            </w:r>
+          </w:p>
+        </w:tc>
+        <w:tc>
+          <w:tcPr/>
+          <w:p>
+            <w:pPr>
+              <w:pStyle w:val="Compact"/>
+              <w:jc w:val="left"/>
+            </w:pPr>
+            <w:r>
+              <w:t xml:space="preserve">… de factis papae saltem in crimine haeresis … Liberio … Simmacho</w:t>
+            </w:r>
+          </w:p>
+        </w:tc>
+        <w:tc>
+          <w:tcPr/>
+          <w:p>
+            <w:pPr>
+              <w:pStyle w:val="Compact"/>
+              <w:jc w:val="left"/>
+            </w:pPr>
+            <w:r>
+              <w:t xml:space="preserve">BB5r (PDF 31), col. a</w:t>
+            </w:r>
+          </w:p>
+        </w:tc>
+      </w:tr>
+      <w:tr>
+        <w:tc>
+          <w:tcPr/>
+          <w:p>
+            <w:pPr>
+              <w:pStyle w:val="Compact"/>
+              <w:jc w:val="left"/>
+            </w:pPr>
+            <w:r>
+              <w:t xml:space="preserve">6</w:t>
+            </w:r>
+          </w:p>
+        </w:tc>
+        <w:tc>
+          <w:tcPr/>
+          <w:p>
+            <w:pPr>
+              <w:pStyle w:val="Compact"/>
+              <w:jc w:val="left"/>
+            </w:pPr>
+            <w:r>
+              <w:t xml:space="preserve">Qui potest de papatu deponi … propter crimina sua</w:t>
+            </w:r>
+          </w:p>
+        </w:tc>
+        <w:tc>
+          <w:tcPr/>
+          <w:p>
+            <w:pPr>
+              <w:pStyle w:val="Compact"/>
+              <w:jc w:val="left"/>
+            </w:pPr>
+            <w:r>
+              <w:t xml:space="preserve">BB5r (PDF 31), col. a, middle</w:t>
+            </w:r>
+          </w:p>
+        </w:tc>
+      </w:tr>
+      <w:tr>
+        <w:tc>
+          <w:tcPr/>
+          <w:p>
+            <w:pPr>
+              <w:pStyle w:val="Compact"/>
+              <w:jc w:val="left"/>
+            </w:pPr>
+            <w:r>
+              <w:t xml:space="preserve">7</w:t>
+            </w:r>
+          </w:p>
+        </w:tc>
+        <w:tc>
+          <w:tcPr/>
+          <w:p>
+            <w:pPr>
+              <w:pStyle w:val="Compact"/>
+              <w:jc w:val="left"/>
+            </w:pPr>
+            <w:r>
+              <w:t xml:space="preserve">Item</w:t>
+            </w:r>
+            <w:r>
+              <w:t xml:space="preserve"> </w:t>
+            </w:r>
+            <w:r>
+              <w:rPr>
+                <w:bCs/>
+                <w:b/>
+              </w:rPr>
+              <w:t xml:space="preserve">balaam</w:t>
+            </w:r>
+            <w:r>
+              <w:t xml:space="preserve"> </w:t>
+            </w:r>
+            <w:r>
+              <w:t xml:space="preserve">immo papa non posset constituere …</w:t>
+            </w:r>
+          </w:p>
+        </w:tc>
+        <w:tc>
+          <w:tcPr/>
+          <w:p>
+            <w:pPr>
+              <w:pStyle w:val="Compact"/>
+              <w:jc w:val="left"/>
+            </w:pPr>
+            <w:r>
+              <w:t xml:space="preserve">BB5r (PDF 31), col. a foot → col. b top</w:t>
+            </w:r>
+          </w:p>
+        </w:tc>
+      </w:tr>
+      <w:tr>
+        <w:tc>
+          <w:tcPr/>
+          <w:p>
+            <w:pPr>
+              <w:pStyle w:val="Compact"/>
+              <w:jc w:val="left"/>
+            </w:pPr>
+            <w:r>
+              <w:t xml:space="preserve">8</w:t>
+            </w:r>
+          </w:p>
+        </w:tc>
+        <w:tc>
+          <w:tcPr/>
+          <w:p>
+            <w:pPr>
+              <w:pStyle w:val="Compact"/>
+              <w:jc w:val="left"/>
+            </w:pPr>
+            <w:r>
+              <w:t xml:space="preserve">Colophon</w:t>
+            </w:r>
+          </w:p>
+        </w:tc>
+        <w:tc>
+          <w:tcPr/>
+          <w:p>
+            <w:pPr>
+              <w:pStyle w:val="Compact"/>
+              <w:jc w:val="left"/>
+            </w:pPr>
+            <w:r>
+              <w:t xml:space="preserve">BB6r (PDF 33), col. b</w:t>
+            </w:r>
+          </w:p>
+        </w:tc>
+      </w:tr>
+    </w:tbl>
+    <w:p>
+      <w:r>
+        <w:pict>
+          <v:rect style="width:0;height:1.5pt" o:hralign="center" o:hrstd="t" o:hr="t"/>
+        </w:pict>
+      </w:r>
+    </w:p>
+    <w:bookmarkEnd w:id="60"/>
+    <w:bookmarkStart w:id="61" w:name="Xacd0a55acb8ad0a0f0d0094c5da2a346119a558"/>
+    <w:p>
+      <w:pPr>
+        <w:pStyle w:val="Heading2"/>
+      </w:pPr>
+      <w:r>
+        <w:t xml:space="preserve">The eight Lyons readings (lightly expanded; abbreviations silently resolved)</w:t>
+      </w:r>
+    </w:p>
+    <w:p>
+      <w:pPr>
+        <w:pStyle w:val="FirstParagraph"/>
+      </w:pPr>
+      <w:r>
+        <w:rPr>
+          <w:bCs/>
+          <w:b/>
+        </w:rPr>
+        <w:t xml:space="preserve">1. BB4v col. b.</w:t>
+      </w:r>
+      <w:r>
+        <w:t xml:space="preserve"> </w:t>
+      </w:r>
+      <w:r>
+        <w:t xml:space="preserve">&gt; Per praedicta exempla et plura alia hic causa brevitatis omissa evidenter ostenditur quod papa potest contra fidem errare et per consequens haeretica pravitate maculari.</w:t>
+      </w:r>
+    </w:p>
+    <w:p>
+      <w:pPr>
+        <w:pStyle w:val="BodyText"/>
+      </w:pPr>
+      <w:r>
+        <w:t xml:space="preserve">Identical to Munich. No substantive variant.</w:t>
+      </w:r>
+    </w:p>
+    <w:p>
+      <w:pPr>
+        <w:pStyle w:val="BodyText"/>
+      </w:pPr>
+      <w:r>
+        <w:rPr>
+          <w:bCs/>
+          <w:b/>
+        </w:rPr>
+        <w:t xml:space="preserve">2. BB4v col. b.</w:t>
+      </w:r>
+      <w:r>
+        <w:t xml:space="preserve"> </w:t>
+      </w:r>
+      <w:r>
+        <w:t xml:space="preserve">&gt; Quod etiam per auctoritates quamplures posset probari, de quo pauca adducam. Unde in decretis di. xl. [Si papa] sic legitur: [Huius sanctae] papae culpas redarguere praesumat nullus mortalium, quia cunctos ipse iudicaturus a nemine iudicatur, nisi deprehendatur a fide devius. Ubi aperte supponitur quod papa potest a fide deviare, et per consequens haereticari. Quod aperte asserit glossa 24 q. 1 c. A recta, [quae] dicit: quod, de qua ecclesia intelligas quod dicitur quod non possit errare, non de ipso papa qui ecclesia dicitur, [ut lxiiij] di. Quicumque, et 7 q. 1 Scire debes.</w:t>
+      </w:r>
+    </w:p>
+    <w:p>
+      <w:pPr>
+        <w:pStyle w:val="BodyText"/>
+      </w:pPr>
+      <w:r>
+        <w:t xml:space="preserve">No substantive variant. Lyons resolves two of the Munich</w:t>
+      </w:r>
+      <w:r>
+        <w:t xml:space="preserve"> </w:t>
+      </w:r>
+      <w:r>
+        <w:rPr>
+          <w:rStyle w:val="VerbatimChar"/>
+        </w:rPr>
+        <w:t xml:space="preserve">[?]</w:t>
+      </w:r>
+      <w:r>
+        <w:t xml:space="preserve"> </w:t>
+      </w:r>
+      <w:r>
+        <w:t xml:space="preserve">flags in the</w:t>
+      </w:r>
+      <w:r>
+        <w:t xml:space="preserve"> </w:t>
+      </w:r>
+      <w:r>
+        <w:rPr>
+          <w:bCs/>
+          <w:b/>
+        </w:rPr>
+        <w:t xml:space="preserve">same</w:t>
+      </w:r>
+      <w:r>
+        <w:t xml:space="preserve"> </w:t>
+      </w:r>
+      <w:r>
+        <w:t xml:space="preserve">sense: the citation reads</w:t>
+      </w:r>
+      <w:r>
+        <w:t xml:space="preserve"> </w:t>
+      </w:r>
+      <w:r>
+        <w:t xml:space="preserve">“</w:t>
+      </w:r>
+      <w:r>
+        <w:rPr>
+          <w:bCs/>
+          <w:b/>
+        </w:rPr>
+        <w:t xml:space="preserve">et 7 q. 1</w:t>
+      </w:r>
+      <w:r>
+        <w:t xml:space="preserve"> </w:t>
+      </w:r>
+      <w:r>
+        <w:t xml:space="preserve">[c.] Scire debes</w:t>
+      </w:r>
+      <w:r>
+        <w:t xml:space="preserve">”</w:t>
+      </w:r>
+      <w:r>
+        <w:t xml:space="preserve"> </w:t>
+      </w:r>
+      <w:r>
+        <w:t xml:space="preserve">(Munich had</w:t>
+      </w:r>
+      <w:r>
+        <w:t xml:space="preserve"> </w:t>
+      </w:r>
+      <w:r>
+        <w:t xml:space="preserve">“</w:t>
+      </w:r>
+      <w:r>
+        <w:t xml:space="preserve">7[?] q.1</w:t>
+      </w:r>
+      <w:r>
+        <w:t xml:space="preserve">”</w:t>
+      </w:r>
+      <w:r>
+        <w:t xml:space="preserve">), and the distinctio for the papal-culpa canon is</w:t>
+      </w:r>
+      <w:r>
+        <w:t xml:space="preserve"> </w:t>
+      </w:r>
+      <w:r>
+        <w:t xml:space="preserve">“</w:t>
+      </w:r>
+      <w:r>
+        <w:rPr>
+          <w:bCs/>
+          <w:b/>
+        </w:rPr>
+        <w:t xml:space="preserve">di. xl</w:t>
+      </w:r>
+      <w:r>
+        <w:t xml:space="preserve">”</w:t>
+      </w:r>
+      <w:r>
+        <w:t xml:space="preserve"> </w:t>
+      </w:r>
+      <w:r>
+        <w:t xml:space="preserve">= 40 (Munich</w:t>
+      </w:r>
+      <w:r>
+        <w:t xml:space="preserve"> </w:t>
+      </w:r>
+      <w:r>
+        <w:t xml:space="preserve">“</w:t>
+      </w:r>
+      <w:r>
+        <w:t xml:space="preserve">dist. 40</w:t>
+      </w:r>
+      <w:r>
+        <w:t xml:space="preserve">”</w:t>
+      </w:r>
+      <w:r>
+        <w:t xml:space="preserve">).</w:t>
+      </w:r>
+    </w:p>
+    <w:p>
+      <w:pPr>
+        <w:pStyle w:val="BodyText"/>
+      </w:pPr>
+      <w:r>
+        <w:rPr>
+          <w:bCs/>
+          <w:b/>
+        </w:rPr>
+        <w:t xml:space="preserve">3. BB4v col. b (running into BB5r col. a top for sentence 4).</w:t>
+      </w:r>
+      <w:r>
+        <w:t xml:space="preserve"> </w:t>
+      </w:r>
+      <w:r>
+        <w:t xml:space="preserve">&gt; Scire debes quod certum est quod papa potest errare, ut infra di. Anastasius, et xl. di. Si papa. Praeterea qui potest cadere in sententiam latae sententiae et fieri minor quocumque catholico [potest] errare contra fidem et haeretica pravitate maculari; sed papa est huiusmodi, 24 q. 1 [c.] Acacius, quae sub verbis (quicumque in haeresim damnatam labitur, ipsa damnatione seipsum involvit) dicit sic: hic est casus in quo papa papam ligare potest, in quo papa in canonem latae sententiae incidit. Nec obviat regula illa quia par parem solvere vel ligare non potest.</w:t>
+      </w:r>
+    </w:p>
+    <w:p>
+      <w:pPr>
+        <w:pStyle w:val="BodyText"/>
+      </w:pPr>
+      <w:r>
+        <w:t xml:space="preserve">No substantive variant. (Munich’s supplied</w:t>
+      </w:r>
+      <w:r>
+        <w:t xml:space="preserve"> </w:t>
+      </w:r>
+      <w:r>
+        <w:t xml:space="preserve">“</w:t>
+      </w:r>
+      <w:r>
+        <w:t xml:space="preserve">[verba]</w:t>
+      </w:r>
+      <w:r>
+        <w:t xml:space="preserve">”</w:t>
+      </w:r>
+      <w:r>
+        <w:t xml:space="preserve"> </w:t>
+      </w:r>
+      <w:r>
+        <w:t xml:space="preserve">in</w:t>
+      </w:r>
+      <w:r>
+        <w:t xml:space="preserve"> </w:t>
+      </w:r>
+      <w:r>
+        <w:t xml:space="preserve">“</w:t>
+      </w:r>
+      <w:r>
+        <w:t xml:space="preserve">quae [verba] sub verbis</w:t>
+      </w:r>
+      <w:r>
+        <w:t xml:space="preserve">”</w:t>
+      </w:r>
+      <w:r>
+        <w:t xml:space="preserve"> </w:t>
+      </w:r>
+      <w:r>
+        <w:t xml:space="preserve">is editorial; Lyons prints</w:t>
+      </w:r>
+      <w:r>
+        <w:t xml:space="preserve"> </w:t>
+      </w:r>
+      <w:r>
+        <w:t xml:space="preserve">“</w:t>
+      </w:r>
+      <w:r>
+        <w:t xml:space="preserve">quae sub verbis,</w:t>
+      </w:r>
+      <w:r>
+        <w:t xml:space="preserve">”</w:t>
+      </w:r>
+      <w:r>
+        <w:t xml:space="preserve"> </w:t>
+      </w:r>
+      <w:r>
+        <w:t xml:space="preserve">which is what Munich actually printed too.)</w:t>
+      </w:r>
+    </w:p>
+    <w:p>
+      <w:pPr>
+        <w:pStyle w:val="BodyText"/>
+      </w:pPr>
+      <w:r>
+        <w:rPr>
+          <w:bCs/>
+          <w:b/>
+        </w:rPr>
+        <w:t xml:space="preserve">4. BB4v col. b, foot.</w:t>
+      </w:r>
+      <w:r>
+        <w:t xml:space="preserve"> </w:t>
+      </w:r>
+      <w:r>
+        <w:t xml:space="preserve">&gt; quia si papa est haereticus, in eo quod est haereticus minor est quocumque episcopo catholico, quia factum notat ecclesia sine sententia.</w:t>
+      </w:r>
+    </w:p>
+    <w:p>
+      <w:pPr>
+        <w:pStyle w:val="BodyText"/>
+      </w:pPr>
+      <w:r>
+        <w:t xml:space="preserve">Identical to Munich. No substantive variant. (In Lyons this clause finishes at the foot of BB4v col. b; in Munich it opens f. 65r — a pagination difference only.)</w:t>
+      </w:r>
+    </w:p>
+    <w:p>
+      <w:pPr>
+        <w:pStyle w:val="BodyText"/>
+      </w:pPr>
+      <w:r>
+        <w:rPr>
+          <w:bCs/>
+          <w:b/>
+        </w:rPr>
+        <w:t xml:space="preserve">5. BB5r col. a.</w:t>
+      </w:r>
+      <w:r>
+        <w:t xml:space="preserve"> </w:t>
+      </w:r>
+      <w:r>
+        <w:t xml:space="preserve">&gt; Secunda obiectio cavillosa est quod papa non habet superiorem in his, et ideo de factis suis nullus debet se intromittere. Sed ista cavillatio non valet. Nam de factis illius qui non habet superiorem in terris mortales non habent iudicare; sed de factis papae saltem in crimine haeresis habent mortales iudicare, sicut patet de papa Anastasio (ii, di. xix c. Anastasius), et de Marcellino papa di. xxi c. Nunc autem, et de Liberio papa quem Eusebius haereticum declaravit, et de Simacho papa qui successit Anastasio, de quo habetur di. xxvii Hinc etiam, ubi dicitur in haec verba: Simachus papa in romana synodo dignitate sua spoliatus, primus pristino statui reddi decernitur …</w:t>
+      </w:r>
+    </w:p>
+    <w:p>
+      <w:pPr>
+        <w:pStyle w:val="BodyText"/>
+      </w:pPr>
+      <w:r>
+        <w:t xml:space="preserve">No substantive variant. Lyons resolves Munich’s</w:t>
+      </w:r>
+      <w:r>
+        <w:t xml:space="preserve"> </w:t>
+      </w:r>
+      <w:r>
+        <w:rPr>
+          <w:rStyle w:val="VerbatimChar"/>
+        </w:rPr>
+        <w:t xml:space="preserve">[?]</w:t>
+      </w:r>
+      <w:r>
+        <w:t xml:space="preserve"> </w:t>
+      </w:r>
+      <w:r>
+        <w:t xml:space="preserve">numerals</w:t>
+      </w:r>
+      <w:r>
+        <w:t xml:space="preserve"> </w:t>
+      </w:r>
+      <w:r>
+        <w:rPr>
+          <w:bCs/>
+          <w:b/>
+        </w:rPr>
+        <w:t xml:space="preserve">in the same sense</w:t>
+      </w:r>
+      <w:r>
+        <w:t xml:space="preserve">: Anastasius =</w:t>
+      </w:r>
+      <w:r>
+        <w:t xml:space="preserve"> </w:t>
+      </w:r>
+      <w:r>
+        <w:t xml:space="preserve">“</w:t>
+      </w:r>
+      <w:r>
+        <w:rPr>
+          <w:bCs/>
+          <w:b/>
+        </w:rPr>
+        <w:t xml:space="preserve">di. xix</w:t>
+      </w:r>
+      <w:r>
+        <w:t xml:space="preserve">”</w:t>
+      </w:r>
+      <w:r>
+        <w:t xml:space="preserve"> </w:t>
+      </w:r>
+      <w:r>
+        <w:t xml:space="preserve">(19); Symmachus =</w:t>
+      </w:r>
+      <w:r>
+        <w:t xml:space="preserve"> </w:t>
+      </w:r>
+      <w:r>
+        <w:t xml:space="preserve">“</w:t>
+      </w:r>
+      <w:r>
+        <w:rPr>
+          <w:bCs/>
+          <w:b/>
+        </w:rPr>
+        <w:t xml:space="preserve">di. xxvii Hinc etiam</w:t>
+      </w:r>
+      <w:r>
+        <w:t xml:space="preserve">”</w:t>
+      </w:r>
+      <w:r>
+        <w:t xml:space="preserve"> </w:t>
+      </w:r>
+      <w:r>
+        <w:t xml:space="preserve">(27, incipit</w:t>
+      </w:r>
+      <w:r>
+        <w:t xml:space="preserve"> </w:t>
+      </w:r>
+      <w:r>
+        <w:rPr>
+          <w:iCs/>
+          <w:i/>
+        </w:rPr>
+        <w:t xml:space="preserve">Hinc etiam</w:t>
+      </w:r>
+      <w:r>
+        <w:t xml:space="preserve">).</w:t>
+      </w:r>
+    </w:p>
+    <w:p>
+      <w:pPr>
+        <w:pStyle w:val="BodyText"/>
+      </w:pPr>
+      <w:r>
+        <w:rPr>
+          <w:bCs/>
+          <w:b/>
+        </w:rPr>
+        <w:t xml:space="preserve">6. BB5r col. a, middle.</w:t>
+      </w:r>
+      <w:r>
+        <w:t xml:space="preserve"> </w:t>
+      </w:r>
+      <w:r>
+        <w:t xml:space="preserve">&gt; … et tunc synodus maior est papa,</w:t>
+      </w:r>
+      <w:r>
+        <w:t xml:space="preserve"> </w:t>
+      </w:r>
+      <w:r>
+        <w:rPr>
+          <w:bCs/>
+          <w:b/>
+        </w:rPr>
+        <w:t xml:space="preserve">xv di. c. Sic sancti</w:t>
+      </w:r>
+      <w:r>
+        <w:t xml:space="preserve">.</w:t>
+      </w:r>
+      <w:r>
+        <w:t xml:space="preserve"> </w:t>
+      </w:r>
+      <w:r>
+        <w:rPr>
+          <w:bCs/>
+          <w:b/>
+        </w:rPr>
+        <w:t xml:space="preserve">Praeterea</w:t>
+      </w:r>
+      <w:r>
+        <w:t xml:space="preserve">, qui potest de papatu deponi habet superiorem</w:t>
+      </w:r>
+      <w:r>
+        <w:t xml:space="preserve"> </w:t>
+      </w:r>
+      <w:r>
+        <w:rPr>
+          <w:bCs/>
+          <w:b/>
+        </w:rPr>
+        <w:t xml:space="preserve">super quem</w:t>
+      </w:r>
+      <w:r>
+        <w:t xml:space="preserve"> </w:t>
+      </w:r>
+      <w:r>
+        <w:t xml:space="preserve">deponitur; sed papa potest</w:t>
+      </w:r>
+      <w:r>
+        <w:t xml:space="preserve"> </w:t>
+      </w:r>
+      <w:r>
+        <w:rPr>
+          <w:bCs/>
+          <w:b/>
+        </w:rPr>
+        <w:t xml:space="preserve">propter crimina sua</w:t>
+      </w:r>
+      <w:r>
+        <w:t xml:space="preserve"> </w:t>
+      </w:r>
+      <w:r>
+        <w:t xml:space="preserve">deponi de papatu. Unde de papa Iohanne XII sic habetur in cronicis: erat venator …</w:t>
+      </w:r>
+    </w:p>
+    <w:p>
+      <w:pPr>
+        <w:pStyle w:val="BodyText"/>
+      </w:pPr>
+      <w:r>
+        <w:rPr>
+          <w:bCs/>
+          <w:b/>
+        </w:rPr>
+        <w:t xml:space="preserve">Variants against Munich — see Verdict.</w:t>
+      </w:r>
+    </w:p>
+    <w:p>
+      <w:pPr>
+        <w:pStyle w:val="BodyText"/>
+      </w:pPr>
+      <w:r>
+        <w:rPr>
+          <w:bCs/>
+          <w:b/>
+        </w:rPr>
+        <w:t xml:space="preserve">7. BB5r col. a foot → col. b top.</w:t>
+      </w:r>
+      <w:r>
+        <w:t xml:space="preserve"> </w:t>
+      </w:r>
+      <w:r>
+        <w:t xml:space="preserve">&gt; … sed papa potest de haeresi accusari, sicut patet de Simacho papa qui fuit accusatus de haeresi, ii q. vii.</w:t>
+      </w:r>
+      <w:r>
+        <w:t xml:space="preserve"> </w:t>
+      </w:r>
+      <w:r>
+        <w:rPr>
+          <w:bCs/>
+          <w:b/>
+        </w:rPr>
+        <w:t xml:space="preserve">Item balaam</w:t>
+      </w:r>
+      <w:r>
+        <w:t xml:space="preserve">, immo papa non posset constituere quod non posset accusari de haeresi, ut aperte dicit glossa di. xl. c. Si papa, quae loquens de papa ait: hic specialiter fit mentio de haeresi, ideo et si occulte statueret quod non posset accusari de haeresi. Et respondet dicens: respondeo quod non, quia ex hoc particularetur tota ecclesia. …</w:t>
+      </w:r>
+    </w:p>
+    <w:p>
+      <w:pPr>
+        <w:pStyle w:val="BodyText"/>
+      </w:pPr>
+      <w:r>
+        <w:t xml:space="preserve">Lyons reads</w:t>
+      </w:r>
+      <w:r>
+        <w:t xml:space="preserve"> </w:t>
+      </w:r>
+      <w:r>
+        <w:t xml:space="preserve">“</w:t>
+      </w:r>
+      <w:r>
+        <w:rPr>
+          <w:bCs/>
+          <w:b/>
+        </w:rPr>
+        <w:t xml:space="preserve">Item balaam</w:t>
+      </w:r>
+      <w:r>
+        <w:t xml:space="preserve">”</w:t>
+      </w:r>
+      <w:r>
+        <w:t xml:space="preserve"> </w:t>
+      </w:r>
+      <w:r>
+        <w:t xml:space="preserve">(</w:t>
+      </w:r>
+      <w:r>
+        <w:rPr>
+          <w:rStyle w:val="VerbatimChar"/>
+        </w:rPr>
+        <w:t xml:space="preserve">Jtẽ balaã</w:t>
+      </w:r>
+      <w:r>
+        <w:t xml:space="preserve">, macron for final -m) — the same anomalous word as Munich. No other substantive variant; Lyons confirms the citation</w:t>
+      </w:r>
+      <w:r>
+        <w:t xml:space="preserve"> </w:t>
+      </w:r>
+      <w:r>
+        <w:t xml:space="preserve">“</w:t>
+      </w:r>
+      <w:r>
+        <w:rPr>
+          <w:bCs/>
+          <w:b/>
+        </w:rPr>
+        <w:t xml:space="preserve">ii q. vii</w:t>
+      </w:r>
+      <w:r>
+        <w:t xml:space="preserve">”</w:t>
+      </w:r>
+      <w:r>
+        <w:t xml:space="preserve"> </w:t>
+      </w:r>
+      <w:r>
+        <w:t xml:space="preserve">(C.2 q.7) that Munich flagged</w:t>
+      </w:r>
+      <w:r>
+        <w:t xml:space="preserve"> </w:t>
+      </w:r>
+      <w:r>
+        <w:rPr>
+          <w:rStyle w:val="VerbatimChar"/>
+        </w:rPr>
+        <w:t xml:space="preserve">[?]</w:t>
+      </w:r>
+      <w:r>
+        <w:t xml:space="preserve">.</w:t>
+      </w:r>
+    </w:p>
+    <w:p>
+      <w:pPr>
+        <w:pStyle w:val="BodyText"/>
+      </w:pPr>
+      <w:r>
+        <w:rPr>
+          <w:bCs/>
+          <w:b/>
+        </w:rPr>
+        <w:t xml:space="preserve">8. BB6r col. b (red/large type, set off after the text ends</w:t>
+      </w:r>
+      <w:r>
+        <w:rPr>
+          <w:bCs/>
+          <w:b/>
+        </w:rPr>
+        <w:t xml:space="preserve"> </w:t>
+      </w:r>
+      <w:r>
+        <w:rPr>
+          <w:bCs/>
+          <w:b/>
+        </w:rPr>
+        <w:t xml:space="preserve">“</w:t>
+      </w:r>
+      <w:r>
+        <w:rPr>
+          <w:bCs/>
+          <w:b/>
+        </w:rPr>
+        <w:t xml:space="preserve">…huic opusculo in hoc loco concedo.</w:t>
+      </w:r>
+      <w:r>
+        <w:rPr>
+          <w:bCs/>
+          <w:b/>
+        </w:rPr>
+        <w:t xml:space="preserve">”</w:t>
+      </w:r>
+      <w:r>
+        <w:rPr>
+          <w:bCs/>
+          <w:b/>
+        </w:rPr>
+        <w:t xml:space="preserve">).</w:t>
+      </w:r>
+      <w:r>
+        <w:t xml:space="preserve"> </w:t>
+      </w:r>
+      <w:r>
+        <w:t xml:space="preserve">&gt; Compendii errorum Iohannis vicesimisecundi finis.</w:t>
+      </w:r>
+    </w:p>
+    <w:p>
+      <w:pPr>
+        <w:pStyle w:val="BodyText"/>
+      </w:pPr>
+      <w:r>
+        <w:t xml:space="preserve">Word-for-word the same as Munich (Munich prints</w:t>
+      </w:r>
+      <w:r>
+        <w:t xml:space="preserve"> </w:t>
+      </w:r>
+      <w:r>
+        <w:t xml:space="preserve">“</w:t>
+      </w:r>
+      <w:r>
+        <w:t xml:space="preserve">vicesimi secundi</w:t>
+      </w:r>
+      <w:r>
+        <w:t xml:space="preserve">”</w:t>
+      </w:r>
+      <w:r>
+        <w:t xml:space="preserve"> </w:t>
+      </w:r>
+      <w:r>
+        <w:t xml:space="preserve">as two words; Lyons</w:t>
+      </w:r>
+      <w:r>
+        <w:t xml:space="preserve"> </w:t>
+      </w:r>
+      <w:r>
+        <w:t xml:space="preserve">“</w:t>
+      </w:r>
+      <w:r>
+        <w:t xml:space="preserve">vicesimisecundi</w:t>
+      </w:r>
+      <w:r>
+        <w:t xml:space="preserve">”</w:t>
+      </w:r>
+      <w:r>
+        <w:t xml:space="preserve"> </w:t>
+      </w:r>
+      <w:r>
+        <w:t xml:space="preserve">as one — spelling/word-division only).</w:t>
+      </w:r>
+    </w:p>
+    <w:p>
+      <w:r>
+        <w:pict>
+          <v:rect style="width:0;height:1.5pt" o:hralign="center" o:hrstd="t" o:hr="t"/>
+        </w:pict>
+      </w:r>
+    </w:p>
+    <w:bookmarkEnd w:id="61"/>
+    <w:bookmarkStart w:id="62" w:name="X5baad6d0a704f8ea212791738c49ae0a0755db2"/>
+    <w:p>
+      <w:pPr>
+        <w:pStyle w:val="Heading2"/>
+      </w:pPr>
+      <w:r>
+        <w:t xml:space="preserve">Variant list (substantive only; spelling and abbreviation ignored)</w:t>
+      </w:r>
+    </w:p>
+    <w:p>
+      <w:pPr>
+        <w:pStyle w:val="FirstParagraph"/>
+      </w:pPr>
+      <w:r>
+        <w:t xml:space="preserve">Across all eight passages there is</w:t>
+      </w:r>
+      <w:r>
+        <w:t xml:space="preserve"> </w:t>
+      </w:r>
+      <w:r>
+        <w:rPr>
+          <w:bCs/>
+          <w:b/>
+        </w:rPr>
+        <w:t xml:space="preserve">one</w:t>
+      </w:r>
+      <w:r>
+        <w:t xml:space="preserve"> </w:t>
+      </w:r>
+      <w:r>
+        <w:t xml:space="preserve">cluster of substantive variants, all in sentence 6 (the deposition syllogism, BB5r col. a):</w:t>
+      </w:r>
+    </w:p>
+    <w:p>
+      <w:pPr>
+        <w:numPr>
+          <w:ilvl w:val="0"/>
+          <w:numId w:val="1006"/>
+        </w:numPr>
+      </w:pPr>
+      <w:r>
+        <w:rPr>
+          <w:bCs/>
+          <w:b/>
+        </w:rPr>
+        <w:t xml:space="preserve">Citation of the</w:t>
+      </w:r>
+      <w:r>
+        <w:rPr>
+          <w:bCs/>
+          <w:b/>
+        </w:rPr>
+        <w:t xml:space="preserve"> </w:t>
+      </w:r>
+      <w:r>
+        <w:rPr>
+          <w:bCs/>
+          <w:b/>
+        </w:rPr>
+        <w:t xml:space="preserve">“</w:t>
+      </w:r>
+      <w:r>
+        <w:rPr>
+          <w:bCs/>
+          <w:b/>
+        </w:rPr>
+        <w:t xml:space="preserve">synodus maior est papa</w:t>
+      </w:r>
+      <w:r>
+        <w:rPr>
+          <w:bCs/>
+          <w:b/>
+        </w:rPr>
+        <w:t xml:space="preserve">”</w:t>
+      </w:r>
+      <w:r>
+        <w:rPr>
+          <w:bCs/>
+          <w:b/>
+        </w:rPr>
+        <w:t xml:space="preserve"> </w:t>
+      </w:r>
+      <w:r>
+        <w:rPr>
+          <w:bCs/>
+          <w:b/>
+        </w:rPr>
+        <w:t xml:space="preserve">authority.</w:t>
+      </w:r>
+    </w:p>
+    <w:p>
+      <w:pPr>
+        <w:numPr>
+          <w:ilvl w:val="1"/>
+          <w:numId w:val="1007"/>
+        </w:numPr>
+        <w:pStyle w:val="Compact"/>
+      </w:pPr>
+      <w:r>
+        <w:t xml:space="preserve">Munich transcription:</w:t>
+      </w:r>
+      <w:r>
+        <w:t xml:space="preserve"> </w:t>
+      </w:r>
+      <w:r>
+        <w:t xml:space="preserve">“</w:t>
+      </w:r>
+      <w:r>
+        <w:t xml:space="preserve">…synodus maior est papa,</w:t>
+      </w:r>
+      <w:r>
+        <w:t xml:space="preserve"> </w:t>
+      </w:r>
+      <w:r>
+        <w:rPr>
+          <w:bCs/>
+          <w:b/>
+        </w:rPr>
+        <w:t xml:space="preserve">dist. 1[7?] c. Praeterea</w:t>
+      </w:r>
+      <w:r>
+        <w:t xml:space="preserve">.</w:t>
+      </w:r>
+      <w:r>
+        <w:t xml:space="preserve">”</w:t>
+      </w:r>
+      <w:r>
+        <w:t xml:space="preserve"> </w:t>
+      </w:r>
+      <w:r>
+        <w:t xml:space="preserve">(the transcriber took</w:t>
+      </w:r>
+      <w:r>
+        <w:t xml:space="preserve"> </w:t>
+      </w:r>
+      <w:r>
+        <w:rPr>
+          <w:iCs/>
+          <w:i/>
+        </w:rPr>
+        <w:t xml:space="preserve">Praeterea</w:t>
+      </w:r>
+      <w:r>
+        <w:t xml:space="preserve"> </w:t>
+      </w:r>
+      <w:r>
+        <w:t xml:space="preserve">as the canon incipit and flagged the number).</w:t>
+      </w:r>
+    </w:p>
+    <w:p>
+      <w:pPr>
+        <w:numPr>
+          <w:ilvl w:val="1"/>
+          <w:numId w:val="1007"/>
+        </w:numPr>
+        <w:pStyle w:val="Compact"/>
+      </w:pPr>
+      <w:r>
+        <w:t xml:space="preserve">Lyons:</w:t>
+      </w:r>
+      <w:r>
+        <w:t xml:space="preserve"> </w:t>
+      </w:r>
+      <w:r>
+        <w:t xml:space="preserve">“</w:t>
+      </w:r>
+      <w:r>
+        <w:t xml:space="preserve">…synodus maior est papa,</w:t>
+      </w:r>
+      <w:r>
+        <w:t xml:space="preserve"> </w:t>
+      </w:r>
+      <w:r>
+        <w:rPr>
+          <w:bCs/>
+          <w:b/>
+        </w:rPr>
+        <w:t xml:space="preserve">xv di. c. Sic sancti</w:t>
+      </w:r>
+      <w:r>
+        <w:t xml:space="preserve">.</w:t>
+      </w:r>
+      <w:r>
+        <w:t xml:space="preserve">”</w:t>
+      </w:r>
+      <w:r>
+        <w:t xml:space="preserve"> </w:t>
+      </w:r>
+      <w:r>
+        <w:t xml:space="preserve">(Distinction</w:t>
+      </w:r>
+      <w:r>
+        <w:t xml:space="preserve"> </w:t>
+      </w:r>
+      <w:r>
+        <w:rPr>
+          <w:bCs/>
+          <w:b/>
+        </w:rPr>
+        <w:t xml:space="preserve">15</w:t>
+      </w:r>
+      <w:r>
+        <w:t xml:space="preserve">, canon</w:t>
+      </w:r>
+      <w:r>
+        <w:t xml:space="preserve"> </w:t>
+      </w:r>
+      <w:r>
+        <w:rPr>
+          <w:iCs/>
+          <w:i/>
+        </w:rPr>
+        <w:t xml:space="preserve">Sic sancti</w:t>
+      </w:r>
+      <w:r>
+        <w:t xml:space="preserve"> </w:t>
+      </w:r>
+      <w:r>
+        <w:t xml:space="preserve">/</w:t>
+      </w:r>
+      <w:r>
+        <w:t xml:space="preserve"> </w:t>
+      </w:r>
+      <w:r>
+        <w:rPr>
+          <w:iCs/>
+          <w:i/>
+        </w:rPr>
+        <w:t xml:space="preserve">Sicut sancti</w:t>
+      </w:r>
+      <w:r>
+        <w:t xml:space="preserve">), and then</w:t>
+      </w:r>
+      <w:r>
+        <w:t xml:space="preserve"> </w:t>
+      </w:r>
+      <w:r>
+        <w:rPr>
+          <w:bCs/>
+          <w:b/>
+        </w:rPr>
+        <w:t xml:space="preserve">Praeterea</w:t>
+      </w:r>
+      <w:r>
+        <w:t xml:space="preserve"> </w:t>
+      </w:r>
+      <w:r>
+        <w:t xml:space="preserve">begins the next sentence.</w:t>
+      </w:r>
+    </w:p>
+    <w:p>
+      <w:pPr>
+        <w:numPr>
+          <w:ilvl w:val="1"/>
+          <w:numId w:val="1007"/>
+        </w:numPr>
+        <w:pStyle w:val="Compact"/>
+      </w:pPr>
+      <w:r>
+        <w:rPr>
+          <w:bCs/>
+          <w:b/>
+        </w:rPr>
+        <w:t xml:space="preserve">Effect:</w:t>
+      </w:r>
+      <w:r>
+        <w:t xml:space="preserve"> </w:t>
+      </w:r>
+      <w:r>
+        <w:t xml:space="preserve">the two witnesses divide the sentence differently. In Lyons the citation is</w:t>
+      </w:r>
+      <w:r>
+        <w:t xml:space="preserve"> </w:t>
+      </w:r>
+      <w:r>
+        <w:rPr>
+          <w:iCs/>
+          <w:i/>
+        </w:rPr>
+        <w:t xml:space="preserve">dist. 15 c. Sic sancti</w:t>
+      </w:r>
+      <w:r>
+        <w:t xml:space="preserve">, and</w:t>
+      </w:r>
+      <w:r>
+        <w:t xml:space="preserve"> </w:t>
+      </w:r>
+      <w:r>
+        <w:rPr>
+          <w:iCs/>
+          <w:i/>
+        </w:rPr>
+        <w:t xml:space="preserve">Praeterea</w:t>
+      </w:r>
+      <w:r>
+        <w:t xml:space="preserve"> </w:t>
+      </w:r>
+      <w:r>
+        <w:t xml:space="preserve">(</w:t>
+      </w:r>
+      <w:r>
+        <w:t xml:space="preserve">“</w:t>
+      </w:r>
+      <w:r>
+        <w:t xml:space="preserve">Moreover</w:t>
+      </w:r>
+      <w:r>
+        <w:t xml:space="preserve">”</w:t>
+      </w:r>
+      <w:r>
+        <w:t xml:space="preserve">) is the connective opening the deposition argument. The Munich transcription appears to have mis-parsed, folding the opening</w:t>
+      </w:r>
+      <w:r>
+        <w:t xml:space="preserve"> </w:t>
+      </w:r>
+      <w:r>
+        <w:rPr>
+          <w:iCs/>
+          <w:i/>
+        </w:rPr>
+        <w:t xml:space="preserve">Praeterea</w:t>
+      </w:r>
+      <w:r>
+        <w:t xml:space="preserve"> </w:t>
+      </w:r>
+      <w:r>
+        <w:t xml:space="preserve">into the citation and guessing</w:t>
+      </w:r>
+      <w:r>
+        <w:t xml:space="preserve"> </w:t>
+      </w:r>
+      <w:r>
+        <w:t xml:space="preserve">“</w:t>
+      </w:r>
+      <w:r>
+        <w:t xml:space="preserve">17.</w:t>
+      </w:r>
+      <w:r>
+        <w:t xml:space="preserve">”</w:t>
+      </w:r>
+      <w:r>
+        <w:t xml:space="preserve"> </w:t>
+      </w:r>
+      <w:r>
+        <w:t xml:space="preserve">Lyons clarifies the structure.</w:t>
+      </w:r>
+    </w:p>
+    <w:p>
+      <w:pPr>
+        <w:numPr>
+          <w:ilvl w:val="0"/>
+          <w:numId w:val="1006"/>
+        </w:numPr>
+      </w:pPr>
+      <w:r>
+        <w:rPr>
+          <w:bCs/>
+          <w:b/>
+        </w:rPr>
+        <w:t xml:space="preserve">Opening connective of the syllogism.</w:t>
+      </w:r>
+      <w:r>
+        <w:t xml:space="preserve"> </w:t>
+      </w:r>
+      <w:r>
+        <w:t xml:space="preserve">Lyons opens</w:t>
+      </w:r>
+      <w:r>
+        <w:t xml:space="preserve"> </w:t>
+      </w:r>
+      <w:r>
+        <w:t xml:space="preserve">“</w:t>
+      </w:r>
+      <w:r>
+        <w:rPr>
+          <w:bCs/>
+          <w:b/>
+        </w:rPr>
+        <w:t xml:space="preserve">Praeterea</w:t>
+      </w:r>
+      <w:r>
+        <w:t xml:space="preserve">, qui potest de papatu deponi…</w:t>
+      </w:r>
+      <w:r>
+        <w:t xml:space="preserve">”</w:t>
+      </w:r>
+      <w:r>
+        <w:t xml:space="preserve">; the Munich transcription has no opening connective (</w:t>
+      </w:r>
+      <w:r>
+        <w:t xml:space="preserve">“</w:t>
+      </w:r>
+      <w:r>
+        <w:t xml:space="preserve">Qui potest de papatu deponi…</w:t>
+      </w:r>
+      <w:r>
+        <w:t xml:space="preserve">”</w:t>
+      </w:r>
+      <w:r>
+        <w:t xml:space="preserve">), because it consumed</w:t>
+      </w:r>
+      <w:r>
+        <w:t xml:space="preserve"> </w:t>
+      </w:r>
+      <w:r>
+        <w:rPr>
+          <w:iCs/>
+          <w:i/>
+        </w:rPr>
+        <w:t xml:space="preserve">Praeterea</w:t>
+      </w:r>
+      <w:r>
+        <w:t xml:space="preserve"> </w:t>
+      </w:r>
+      <w:r>
+        <w:t xml:space="preserve">into the preceding citation (variant 1).</w:t>
+      </w:r>
+    </w:p>
+    <w:p>
+      <w:pPr>
+        <w:numPr>
+          <w:ilvl w:val="0"/>
+          <w:numId w:val="1006"/>
+        </w:numPr>
+      </w:pPr>
+      <w:r>
+        <w:rPr>
+          <w:bCs/>
+          <w:b/>
+        </w:rPr>
+        <w:t xml:space="preserve">Preposition:</w:t>
+      </w:r>
+      <w:r>
+        <w:t xml:space="preserve"> </w:t>
+      </w:r>
+      <w:r>
+        <w:t xml:space="preserve">Lyons</w:t>
+      </w:r>
+      <w:r>
+        <w:t xml:space="preserve"> </w:t>
+      </w:r>
+      <w:r>
+        <w:t xml:space="preserve">“</w:t>
+      </w:r>
+      <w:r>
+        <w:t xml:space="preserve">habet superiorem</w:t>
+      </w:r>
+      <w:r>
+        <w:t xml:space="preserve"> </w:t>
+      </w:r>
+      <w:r>
+        <w:rPr>
+          <w:bCs/>
+          <w:b/>
+        </w:rPr>
+        <w:t xml:space="preserve">super quem</w:t>
+      </w:r>
+      <w:r>
+        <w:t xml:space="preserve"> </w:t>
+      </w:r>
+      <w:r>
+        <w:t xml:space="preserve">deponitur</w:t>
+      </w:r>
+      <w:r>
+        <w:t xml:space="preserve">”</w:t>
+      </w:r>
+      <w:r>
+        <w:t xml:space="preserve">; Munich</w:t>
+      </w:r>
+      <w:r>
+        <w:t xml:space="preserve"> </w:t>
+      </w:r>
+      <w:r>
+        <w:t xml:space="preserve">“</w:t>
+      </w:r>
+      <w:r>
+        <w:t xml:space="preserve">habet superiorem</w:t>
+      </w:r>
+      <w:r>
+        <w:t xml:space="preserve"> </w:t>
+      </w:r>
+      <w:r>
+        <w:rPr>
+          <w:bCs/>
+          <w:b/>
+        </w:rPr>
+        <w:t xml:space="preserve">per quem</w:t>
+      </w:r>
+      <w:r>
+        <w:t xml:space="preserve"> </w:t>
+      </w:r>
+      <w:r>
+        <w:t xml:space="preserve">deponitur.</w:t>
+      </w:r>
+      <w:r>
+        <w:t xml:space="preserve">”</w:t>
+      </w:r>
+      <w:r>
+        <w:t xml:space="preserve"> </w:t>
+      </w:r>
+      <w:r>
+        <w:t xml:space="preserve">Lyons prints the</w:t>
+      </w:r>
+      <w:r>
+        <w:t xml:space="preserve"> </w:t>
+      </w:r>
+      <w:r>
+        <w:rPr>
+          <w:iCs/>
+          <w:i/>
+        </w:rPr>
+        <w:t xml:space="preserve">sup-</w:t>
+      </w:r>
+      <w:r>
+        <w:t xml:space="preserve"> </w:t>
+      </w:r>
+      <w:r>
+        <w:t xml:space="preserve">abbreviation (=</w:t>
+      </w:r>
+      <w:r>
+        <w:t xml:space="preserve"> </w:t>
+      </w:r>
+      <w:r>
+        <w:rPr>
+          <w:iCs/>
+          <w:i/>
+        </w:rPr>
+        <w:t xml:space="preserve">super</w:t>
+      </w:r>
+      <w:r>
+        <w:t xml:space="preserve">), the same glyph it uses two lines above in</w:t>
+      </w:r>
+      <w:r>
+        <w:t xml:space="preserve"> </w:t>
+      </w:r>
+      <w:r>
+        <w:rPr>
+          <w:iCs/>
+          <w:i/>
+        </w:rPr>
+        <w:t xml:space="preserve">sup verbo consilio</w:t>
+      </w:r>
+      <w:r>
+        <w:t xml:space="preserve">. Moderate confidence:</w:t>
+      </w:r>
+      <w:r>
+        <w:t xml:space="preserve"> </w:t>
+      </w:r>
+      <w:r>
+        <w:rPr>
+          <w:iCs/>
+          <w:i/>
+        </w:rPr>
+        <w:t xml:space="preserve">super quem</w:t>
+      </w:r>
+      <w:r>
+        <w:t xml:space="preserve"> </w:t>
+      </w:r>
+      <w:r>
+        <w:t xml:space="preserve">is slightly awkward Latin and a worn</w:t>
+      </w:r>
+      <w:r>
+        <w:t xml:space="preserve"> </w:t>
+      </w:r>
+      <w:r>
+        <w:rPr>
+          <w:iCs/>
+          <w:i/>
+        </w:rPr>
+        <w:t xml:space="preserve">per</w:t>
+      </w:r>
+      <w:r>
+        <w:t xml:space="preserve"> </w:t>
+      </w:r>
+      <w:r>
+        <w:t xml:space="preserve">cannot be wholly excluded, but the glyph as printed is</w:t>
+      </w:r>
+      <w:r>
+        <w:t xml:space="preserve"> </w:t>
+      </w:r>
+      <w:r>
+        <w:rPr>
+          <w:iCs/>
+          <w:i/>
+        </w:rPr>
+        <w:t xml:space="preserve">super</w:t>
+      </w:r>
+      <w:r>
+        <w:t xml:space="preserve">.</w:t>
+      </w:r>
+    </w:p>
+    <w:p>
+      <w:pPr>
+        <w:pStyle w:val="FirstParagraph"/>
+      </w:pPr>
+      <w:r>
+        <w:t xml:space="preserve">No substantive variants were found in sentences 1, 2, 3, 4, 5, 7, or 8. Several Munich</w:t>
+      </w:r>
+      <w:r>
+        <w:t xml:space="preserve"> </w:t>
+      </w:r>
+      <w:r>
+        <w:rPr>
+          <w:rStyle w:val="VerbatimChar"/>
+        </w:rPr>
+        <w:t xml:space="preserve">[?]</w:t>
+      </w:r>
+      <w:r>
+        <w:t xml:space="preserve"> </w:t>
+      </w:r>
+      <w:r>
+        <w:t xml:space="preserve">numeral flags are positively resolved by Lyons in the same sense (7 q.1 Scire debes; di. 19 Anastasius; di. 27 Hinc etiam; ii q.7; di. 40 Si papa).</w:t>
+      </w:r>
+    </w:p>
+    <w:p>
+      <w:pPr>
+        <w:pStyle w:val="BodyText"/>
+      </w:pPr>
+      <w:r>
+        <w:t xml:space="preserve">One shared</w:t>
+      </w:r>
+      <w:r>
+        <w:t xml:space="preserve"> </w:t>
+      </w:r>
+      <w:r>
+        <w:rPr>
+          <w:iCs/>
+          <w:i/>
+        </w:rPr>
+        <w:t xml:space="preserve">printed</w:t>
+      </w:r>
+      <w:r>
+        <w:t xml:space="preserve"> </w:t>
+      </w:r>
+      <w:r>
+        <w:t xml:space="preserve">peculiarity worth recording: the gloss on Anastasius is cited</w:t>
+      </w:r>
+      <w:r>
+        <w:t xml:space="preserve"> </w:t>
+      </w:r>
+      <w:r>
+        <w:t xml:space="preserve">“</w:t>
+      </w:r>
+      <w:r>
+        <w:rPr>
+          <w:bCs/>
+          <w:b/>
+        </w:rPr>
+        <w:t xml:space="preserve">di. xij</w:t>
+      </w:r>
+      <w:r>
+        <w:t xml:space="preserve">”</w:t>
+      </w:r>
+      <w:r>
+        <w:t xml:space="preserve"> </w:t>
+      </w:r>
+      <w:r>
+        <w:t xml:space="preserve">(= 12) in</w:t>
+      </w:r>
+      <w:r>
+        <w:t xml:space="preserve"> </w:t>
+      </w:r>
+      <w:r>
+        <w:rPr>
+          <w:bCs/>
+          <w:b/>
+        </w:rPr>
+        <w:t xml:space="preserve">both</w:t>
+      </w:r>
+      <w:r>
+        <w:t xml:space="preserve"> </w:t>
+      </w:r>
+      <w:r>
+        <w:t xml:space="preserve">witnesses (Lyons</w:t>
+      </w:r>
+      <w:r>
+        <w:t xml:space="preserve"> </w:t>
+      </w:r>
+      <w:r>
+        <w:rPr>
+          <w:rStyle w:val="VerbatimChar"/>
+        </w:rPr>
+        <w:t xml:space="preserve">di. rij</w:t>
+      </w:r>
+      <w:r>
+        <w:t xml:space="preserve">), where the content requires Distinction 19. This is a shared error of the printed tradition, not a Munich singularity.</w:t>
+      </w:r>
+    </w:p>
+    <w:p>
+      <w:r>
+        <w:pict>
+          <v:rect style="width:0;height:1.5pt" o:hralign="center" o:hrstd="t" o:hr="t"/>
+        </w:pict>
+      </w:r>
+    </w:p>
+    <w:bookmarkEnd w:id="62"/>
+    <w:bookmarkStart w:id="63" w:name="verdict"/>
+    <w:p>
+      <w:pPr>
+        <w:pStyle w:val="Heading2"/>
+      </w:pPr>
+      <w:r>
+        <w:t xml:space="preserve">Verdict</w:t>
+      </w:r>
+    </w:p>
+    <w:p>
+      <w:pPr>
+        <w:pStyle w:val="FirstParagraph"/>
+      </w:pPr>
+      <w:r>
+        <w:rPr>
+          <w:bCs/>
+          <w:b/>
+        </w:rPr>
+        <w:t xml:space="preserve">On</w:t>
+      </w:r>
+      <w:r>
+        <w:rPr>
+          <w:bCs/>
+          <w:b/>
+        </w:rPr>
+        <w:t xml:space="preserve"> </w:t>
+      </w:r>
+      <w:r>
+        <w:rPr>
+          <w:bCs/>
+          <w:b/>
+        </w:rPr>
+        <w:t xml:space="preserve">“</w:t>
+      </w:r>
+      <w:r>
+        <w:rPr>
+          <w:bCs/>
+          <w:b/>
+        </w:rPr>
+        <w:t xml:space="preserve">balaam</w:t>
+      </w:r>
+      <w:r>
+        <w:rPr>
+          <w:bCs/>
+          <w:b/>
+        </w:rPr>
+        <w:t xml:space="preserve">”</w:t>
+      </w:r>
+      <w:r>
+        <w:rPr>
+          <w:bCs/>
+          <w:b/>
+        </w:rPr>
+        <w:t xml:space="preserve"> </w:t>
+      </w:r>
+      <w:r>
+        <w:rPr>
+          <w:bCs/>
+          <w:b/>
+        </w:rPr>
+        <w:t xml:space="preserve">(the key check): Lyons prints it too.</w:t>
+      </w:r>
+      <w:r>
+        <w:t xml:space="preserve"> </w:t>
+      </w:r>
+      <w:r>
+        <w:t xml:space="preserve">BB5r col. a reads</w:t>
+      </w:r>
+      <w:r>
+        <w:t xml:space="preserve"> </w:t>
+      </w:r>
+      <w:r>
+        <w:rPr>
+          <w:rStyle w:val="VerbatimChar"/>
+        </w:rPr>
+        <w:t xml:space="preserve">Jtẽ balaã</w:t>
+      </w:r>
+      <w:r>
+        <w:t xml:space="preserve"> </w:t>
+      </w:r>
+      <w:r>
+        <w:t xml:space="preserve">=</w:t>
+      </w:r>
+      <w:r>
+        <w:t xml:space="preserve"> </w:t>
+      </w:r>
+      <w:r>
+        <w:rPr>
+          <w:bCs/>
+          <w:b/>
+        </w:rPr>
+        <w:t xml:space="preserve">“</w:t>
+      </w:r>
+      <w:r>
+        <w:rPr>
+          <w:bCs/>
+          <w:b/>
+        </w:rPr>
+        <w:t xml:space="preserve">Item balaam,</w:t>
+      </w:r>
+      <w:r>
+        <w:rPr>
+          <w:bCs/>
+          <w:b/>
+        </w:rPr>
+        <w:t xml:space="preserve">”</w:t>
+      </w:r>
+      <w:r>
+        <w:t xml:space="preserve"> </w:t>
+      </w:r>
+      <w:r>
+        <w:t xml:space="preserve">exactly the anomalous word the Munich incunable prints. This settles the question the lead flagged:</w:t>
+      </w:r>
+      <w:r>
+        <w:t xml:space="preserve"> </w:t>
+      </w:r>
+      <w:r>
+        <w:rPr>
+          <w:iCs/>
+          <w:i/>
+        </w:rPr>
+        <w:t xml:space="preserve">balaam</w:t>
+      </w:r>
+      <w:r>
+        <w:t xml:space="preserve"> </w:t>
+      </w:r>
+      <w:r>
+        <w:t xml:space="preserve">is</w:t>
+      </w:r>
+      <w:r>
+        <w:t xml:space="preserve"> </w:t>
+      </w:r>
+      <w:r>
+        <w:rPr>
+          <w:bCs/>
+          <w:b/>
+        </w:rPr>
+        <w:t xml:space="preserve">not</w:t>
+      </w:r>
+      <w:r>
+        <w:t xml:space="preserve"> </w:t>
+      </w:r>
+      <w:r>
+        <w:t xml:space="preserve">a Munich-only corruption or a misreading of the Munich fount — it is present in the independent Lyons/Trechsel printing as well, so it belongs to the printed textual tradition of the</w:t>
+      </w:r>
+      <w:r>
+        <w:t xml:space="preserve"> </w:t>
+      </w:r>
+      <w:r>
+        <w:rPr>
+          <w:iCs/>
+          <w:i/>
+        </w:rPr>
+        <w:t xml:space="preserve">Compendium</w:t>
+      </w:r>
+      <w:r>
+        <w:t xml:space="preserve">. (Both are almost certainly a corruption, most plausibly for</w:t>
+      </w:r>
+      <w:r>
+        <w:t xml:space="preserve"> </w:t>
+      </w:r>
+      <w:r>
+        <w:rPr>
+          <w:iCs/>
+          <w:i/>
+        </w:rPr>
+        <w:t xml:space="preserve">palam</w:t>
+      </w:r>
+      <w:r>
+        <w:t xml:space="preserve">,</w:t>
+      </w:r>
+      <w:r>
+        <w:t xml:space="preserve"> </w:t>
+      </w:r>
+      <w:r>
+        <w:t xml:space="preserve">“</w:t>
+      </w:r>
+      <w:r>
+        <w:t xml:space="preserve">openly,</w:t>
+      </w:r>
+      <w:r>
+        <w:t xml:space="preserve">”</w:t>
+      </w:r>
+      <w:r>
+        <w:t xml:space="preserve"> </w:t>
+      </w:r>
+      <w:r>
+        <w:t xml:space="preserve">which fits the sense</w:t>
+      </w:r>
+      <w:r>
+        <w:t xml:space="preserve"> </w:t>
+      </w:r>
+      <w:r>
+        <w:t xml:space="preserve">“</w:t>
+      </w:r>
+      <w:r>
+        <w:t xml:space="preserve">nay, [openly] a pope could not even decree that he cannot be accused of heresy.</w:t>
+      </w:r>
+      <w:r>
+        <w:t xml:space="preserve">”</w:t>
+      </w:r>
+      <w:r>
+        <w:t xml:space="preserve"> </w:t>
+      </w:r>
+      <w:r>
+        <w:t xml:space="preserve">But the reading</w:t>
+      </w:r>
+      <w:r>
+        <w:t xml:space="preserve"> </w:t>
+      </w:r>
+      <w:r>
+        <w:rPr>
+          <w:iCs/>
+          <w:i/>
+        </w:rPr>
+        <w:t xml:space="preserve">balaam</w:t>
+      </w:r>
+      <w:r>
+        <w:t xml:space="preserve"> </w:t>
+      </w:r>
+      <w:r>
+        <w:t xml:space="preserve">is what both incunabula set.)</w:t>
+      </w:r>
+    </w:p>
+    <w:p>
+      <w:pPr>
+        <w:pStyle w:val="BodyText"/>
+      </w:pPr>
+      <w:r>
+        <w:rPr>
+          <w:bCs/>
+          <w:b/>
+        </w:rPr>
+        <w:t xml:space="preserve">On</w:t>
+      </w:r>
+      <w:r>
+        <w:rPr>
+          <w:bCs/>
+          <w:b/>
+        </w:rPr>
+        <w:t xml:space="preserve"> </w:t>
+      </w:r>
+      <w:r>
+        <w:rPr>
+          <w:bCs/>
+          <w:b/>
+        </w:rPr>
+        <w:t xml:space="preserve">“</w:t>
+      </w:r>
+      <w:r>
+        <w:rPr>
+          <w:bCs/>
+          <w:b/>
+        </w:rPr>
+        <w:t xml:space="preserve">crimina</w:t>
+      </w:r>
+      <w:r>
+        <w:rPr>
+          <w:bCs/>
+          <w:b/>
+        </w:rPr>
+        <w:t xml:space="preserve">”</w:t>
+      </w:r>
+      <w:r>
+        <w:rPr>
+          <w:bCs/>
+          <w:b/>
+        </w:rPr>
+        <w:t xml:space="preserve"> </w:t>
+      </w:r>
+      <w:r>
+        <w:rPr>
+          <w:bCs/>
+          <w:b/>
+        </w:rPr>
+        <w:t xml:space="preserve">(the second check): Lyons reads</w:t>
+      </w:r>
+      <w:r>
+        <w:rPr>
+          <w:bCs/>
+          <w:b/>
+        </w:rPr>
+        <w:t xml:space="preserve"> </w:t>
+      </w:r>
+      <w:r>
+        <w:rPr>
+          <w:bCs/>
+          <w:b/>
+        </w:rPr>
+        <w:t xml:space="preserve">“</w:t>
+      </w:r>
+      <w:r>
+        <w:rPr>
+          <w:bCs/>
+          <w:b/>
+        </w:rPr>
+        <w:t xml:space="preserve">crimina,</w:t>
+      </w:r>
+      <w:r>
+        <w:rPr>
+          <w:bCs/>
+          <w:b/>
+        </w:rPr>
+        <w:t xml:space="preserve">”</w:t>
+      </w:r>
+      <w:r>
+        <w:rPr>
+          <w:bCs/>
+          <w:b/>
+        </w:rPr>
+        <w:t xml:space="preserve"> </w:t>
+      </w:r>
+      <w:r>
+        <w:rPr>
+          <w:bCs/>
+          <w:b/>
+        </w:rPr>
+        <w:t xml:space="preserve">not</w:t>
+      </w:r>
+      <w:r>
+        <w:rPr>
+          <w:bCs/>
+          <w:b/>
+        </w:rPr>
+        <w:t xml:space="preserve"> </w:t>
+      </w:r>
+      <w:r>
+        <w:rPr>
+          <w:bCs/>
+          <w:b/>
+        </w:rPr>
+        <w:t xml:space="preserve">“</w:t>
+      </w:r>
+      <w:r>
+        <w:rPr>
+          <w:bCs/>
+          <w:b/>
+        </w:rPr>
+        <w:t xml:space="preserve">haeresim.</w:t>
+      </w:r>
+      <w:r>
+        <w:rPr>
+          <w:bCs/>
+          <w:b/>
+        </w:rPr>
+        <w:t xml:space="preserve">”</w:t>
+      </w:r>
+      <w:r>
+        <w:t xml:space="preserve"> </w:t>
+      </w:r>
+      <w:r>
+        <w:t xml:space="preserve">BB5r col. a reads plainly</w:t>
+      </w:r>
+      <w:r>
+        <w:t xml:space="preserve"> </w:t>
+      </w:r>
+      <w:r>
+        <w:rPr>
+          <w:rStyle w:val="VerbatimChar"/>
+        </w:rPr>
+        <w:t xml:space="preserve">sed papa potest ppter crimina sua deponi de papatu</w:t>
+      </w:r>
+      <w:r>
+        <w:t xml:space="preserve"> </w:t>
+      </w:r>
+      <w:r>
+        <w:t xml:space="preserve">=</w:t>
+      </w:r>
+      <w:r>
+        <w:t xml:space="preserve"> </w:t>
+      </w:r>
+      <w:r>
+        <w:rPr>
+          <w:bCs/>
+          <w:b/>
+        </w:rPr>
+        <w:t xml:space="preserve">“</w:t>
+      </w:r>
+      <w:r>
+        <w:rPr>
+          <w:bCs/>
+          <w:b/>
+        </w:rPr>
+        <w:t xml:space="preserve">sed papa potest propter crimina sua deponi de papatu.</w:t>
+      </w:r>
+      <w:r>
+        <w:rPr>
+          <w:bCs/>
+          <w:b/>
+        </w:rPr>
+        <w:t xml:space="preserve">”</w:t>
+      </w:r>
+      <w:r>
+        <w:t xml:space="preserve"> </w:t>
+      </w:r>
+      <w:r>
+        <w:t xml:space="preserve">This confirms the Munich reading. Neither witness reads</w:t>
+      </w:r>
+      <w:r>
+        <w:t xml:space="preserve"> </w:t>
+      </w:r>
+      <w:r>
+        <w:rPr>
+          <w:iCs/>
+          <w:i/>
+        </w:rPr>
+        <w:t xml:space="preserve">haeresim</w:t>
+      </w:r>
+      <w:r>
+        <w:t xml:space="preserve"> </w:t>
+      </w:r>
+      <w:r>
+        <w:t xml:space="preserve">here; the heresy-specific case is developed separately through the C.24 q.1 c. Acacius material, exactly as the Munich note states.</w:t>
+      </w:r>
+    </w:p>
+    <w:p>
+      <w:pPr>
+        <w:pStyle w:val="BodyText"/>
+      </w:pPr>
+      <w:r>
+        <w:rPr>
+          <w:bCs/>
+          <w:b/>
+        </w:rPr>
+        <w:t xml:space="preserve">On the colophon:</w:t>
+      </w:r>
+      <w:r>
+        <w:t xml:space="preserve"> </w:t>
+      </w:r>
+      <w:r>
+        <w:t xml:space="preserve">confirmed identical —</w:t>
+      </w:r>
+      <w:r>
+        <w:t xml:space="preserve"> </w:t>
+      </w:r>
+      <w:r>
+        <w:rPr>
+          <w:iCs/>
+          <w:i/>
+        </w:rPr>
+        <w:t xml:space="preserve">Compendii errorum Iohannis vicesimisecundi finis</w:t>
+      </w:r>
+      <w:r>
+        <w:t xml:space="preserve"> </w:t>
+      </w:r>
+      <w:r>
+        <w:t xml:space="preserve">(BB6r col. b).</w:t>
+      </w:r>
+    </w:p>
+    <w:p>
+      <w:pPr>
+        <w:pStyle w:val="BodyText"/>
+      </w:pPr>
+      <w:r>
+        <w:rPr>
+          <w:bCs/>
+          <w:b/>
+        </w:rPr>
+        <w:t xml:space="preserve">Overall:</w:t>
+      </w:r>
+      <w:r>
+        <w:t xml:space="preserve"> </w:t>
+      </w:r>
+      <w:r>
+        <w:t xml:space="preserve">the Lyons witness agrees with the Munich transcription throughout the deposition/heretical-pope span, down to the anomalous</w:t>
+      </w:r>
+      <w:r>
+        <w:t xml:space="preserve"> </w:t>
+      </w:r>
+      <w:r>
+        <w:rPr>
+          <w:iCs/>
+          <w:i/>
+        </w:rPr>
+        <w:t xml:space="preserve">balaam</w:t>
+      </w:r>
+      <w:r>
+        <w:t xml:space="preserve">. The only substantive divergence is the citation-and-connective cluster in the deposition syllogism (</w:t>
+      </w:r>
+      <w:r>
+        <w:rPr>
+          <w:iCs/>
+          <w:i/>
+        </w:rPr>
+        <w:t xml:space="preserve">dist. 15 c. Sic sancti</w:t>
+      </w:r>
+      <w:r>
+        <w:t xml:space="preserve"> </w:t>
+      </w:r>
+      <w:r>
+        <w:t xml:space="preserve">+</w:t>
+      </w:r>
+      <w:r>
+        <w:t xml:space="preserve"> </w:t>
+      </w:r>
+      <w:r>
+        <w:rPr>
+          <w:iCs/>
+          <w:i/>
+        </w:rPr>
+        <w:t xml:space="preserve">Praeterea</w:t>
+      </w:r>
+      <w:r>
+        <w:t xml:space="preserve"> </w:t>
+      </w:r>
+      <w:r>
+        <w:t xml:space="preserve">as connective +</w:t>
+      </w:r>
+      <w:r>
+        <w:t xml:space="preserve"> </w:t>
+      </w:r>
+      <w:r>
+        <w:rPr>
+          <w:iCs/>
+          <w:i/>
+        </w:rPr>
+        <w:t xml:space="preserve">super quem</w:t>
+      </w:r>
+      <w:r>
+        <w:t xml:space="preserve">), where Lyons is clearer and suggests the Munich transcription mis-parsed one line. All of the Munich transcriber’s uncertain numerals that recur in this span are resolved by Lyons in the same sense.</w:t>
+      </w:r>
+    </w:p>
+    <w:p>
+      <w:r>
+        <w:pict>
+          <v:rect style="width:0;height:1.5pt" o:hralign="center" o:hrstd="t" o:hr="t"/>
+        </w:pict>
+      </w:r>
+    </w:p>
+    <w:p>
+      <w:pPr>
+        <w:pStyle w:val="FirstParagraph"/>
+      </w:pPr>
+      <w:r>
+        <w:t xml:space="preserve">Witness collated:</w:t>
+      </w:r>
+      <w:r>
+        <w:t xml:space="preserve"> </w:t>
+      </w:r>
+      <w:r>
+        <w:rPr>
+          <w:rStyle w:val="VerbatimChar"/>
+        </w:rPr>
+        <w:t xml:space="preserve">lyons/lyons_v1_dialogus.pdf</w:t>
+      </w:r>
+      <w:r>
+        <w:t xml:space="preserve"> </w:t>
+      </w:r>
+      <w:r>
+        <w:t xml:space="preserve">(Gregg facsimile, 588 pp., page box 2399×3573 pt), rendered at</w:t>
+      </w:r>
+      <w:r>
+        <w:t xml:space="preserve"> </w:t>
+      </w:r>
+      <w:r>
+        <w:rPr>
+          <w:rStyle w:val="VerbatimChar"/>
+        </w:rPr>
+        <w:t xml:space="preserve">pdftoppm -jpeg -r 150</w:t>
+      </w:r>
+      <w:r>
+        <w:t xml:space="preserve"> </w:t>
+      </w:r>
+      <w:r>
+        <w:t xml:space="preserve">and read from column crops. Compared against (a)</w:t>
+      </w:r>
+      <w:r>
+        <w:t xml:space="preserve"> </w:t>
+      </w:r>
+      <w:r>
+        <w:rPr>
+          <w:bCs/>
+          <w:b/>
+        </w:rPr>
+        <w:t xml:space="preserve">Goldast 1614</w:t>
+      </w:r>
+      <w:r>
+        <w:t xml:space="preserve"> </w:t>
+      </w:r>
+      <w:r>
+        <w:t xml:space="preserve">as transcribed in</w:t>
+      </w:r>
+      <w:r>
+        <w:t xml:space="preserve"> </w:t>
+      </w:r>
+      <w:r>
+        <w:rPr>
+          <w:rStyle w:val="VerbatimChar"/>
+        </w:rPr>
+        <w:t xml:space="preserve">book2_v1.md</w:t>
+      </w:r>
+      <w:r>
+        <w:t xml:space="preserve"> </w:t>
+      </w:r>
+      <w:r>
+        <w:t xml:space="preserve">/</w:t>
+      </w:r>
+      <w:r>
+        <w:t xml:space="preserve"> </w:t>
+      </w:r>
+      <w:r>
+        <w:rPr>
+          <w:rStyle w:val="VerbatimChar"/>
+        </w:rPr>
+        <w:t xml:space="preserve">book5_v1.md</w:t>
+      </w:r>
+      <w:r>
+        <w:t xml:space="preserve">, and (b) the</w:t>
+      </w:r>
+      <w:r>
+        <w:t xml:space="preserve"> </w:t>
+      </w:r>
+      <w:r>
+        <w:rPr>
+          <w:bCs/>
+          <w:b/>
+        </w:rPr>
+        <w:t xml:space="preserve">British Academy critical-edition control text</w:t>
+      </w:r>
+      <w:r>
+        <w:t xml:space="preserve"> </w:t>
+      </w:r>
+      <w:r>
+        <w:t xml:space="preserve">quoted in the task brief.</w:t>
+      </w:r>
+    </w:p>
+    <w:p>
+      <w:pPr>
+        <w:pStyle w:val="BodyText"/>
+      </w:pPr>
+      <w:r>
+        <w:t xml:space="preserve">Method note: the IA text layer (</w:t>
+      </w:r>
+      <w:r>
+        <w:rPr>
+          <w:rStyle w:val="VerbatimChar"/>
+        </w:rPr>
+        <w:t xml:space="preserve">v1.txt</w:t>
+      </w:r>
+      <w:r>
+        <w:t xml:space="preserve">) is unreliable for reading but usable for</w:t>
+      </w:r>
+      <w:r>
+        <w:t xml:space="preserve"> </w:t>
+      </w:r>
+      <w:r>
+        <w:rPr>
+          <w:iCs/>
+          <w:i/>
+        </w:rPr>
+        <w:t xml:space="preserve">locating</w:t>
+      </w:r>
+      <w:r>
+        <w:t xml:space="preserve"> </w:t>
+      </w:r>
+      <w:r>
+        <w:t xml:space="preserve">— it splits into 582 form-feed page-segments, and</w:t>
+      </w:r>
+      <w:r>
+        <w:t xml:space="preserve"> </w:t>
+      </w:r>
+      <w:r>
+        <w:rPr>
+          <w:bCs/>
+          <w:b/>
+        </w:rPr>
+        <w:t xml:space="preserve">PDF page = OCR segment + 1</w:t>
+      </w:r>
+      <w:r>
+        <w:t xml:space="preserve"> </w:t>
+      </w:r>
+      <w:r>
+        <w:t xml:space="preserve">(checked at three independent points: the fol. 12v/13r chapters, the</w:t>
+      </w:r>
+      <w:r>
+        <w:t xml:space="preserve"> </w:t>
+      </w:r>
+      <w:r>
+        <w:t xml:space="preserve">“</w:t>
+      </w:r>
+      <w:r>
+        <w:t xml:space="preserve">nulli parti</w:t>
+      </w:r>
+      <w:r>
+        <w:t xml:space="preserve">”</w:t>
+      </w:r>
+      <w:r>
+        <w:t xml:space="preserve"> </w:t>
+      </w:r>
+      <w:r>
+        <w:t xml:space="preserve">hit, and the</w:t>
+      </w:r>
+      <w:r>
+        <w:t xml:space="preserve"> </w:t>
+      </w:r>
+      <w:r>
+        <w:rPr>
+          <w:iCs/>
+          <w:i/>
+        </w:rPr>
+        <w:t xml:space="preserve">Liber quintus</w:t>
+      </w:r>
+      <w:r>
+        <w:t xml:space="preserve"> </w:t>
+      </w:r>
+      <w:r>
+        <w:t xml:space="preserve">incipit). Every locus below was then found by content on the rendered image and verified against the printed folio number and running head.</w:t>
+      </w:r>
+    </w:p>
+    <w:bookmarkEnd w:id="63"/>
+    <w:bookmarkStart w:id="64" w:name="offset-and-location-table"/>
+    <w:p>
+      <w:pPr>
+        <w:pStyle w:val="Heading2"/>
+      </w:pPr>
+      <w:r>
+        <w:t xml:space="preserve">Offset and location table</w:t>
+      </w:r>
+    </w:p>
+    <w:p>
+      <w:pPr>
+        <w:pStyle w:val="FirstParagraph"/>
+      </w:pPr>
+      <w:r>
+        <w:t xml:space="preserve">The printed foliation of the</w:t>
+      </w:r>
+      <w:r>
+        <w:t xml:space="preserve"> </w:t>
+      </w:r>
+      <w:r>
+        <w:rPr>
+          <w:iCs/>
+          <w:i/>
+        </w:rPr>
+        <w:t xml:space="preserve">Dialogus</w:t>
+      </w:r>
+      <w:r>
+        <w:t xml:space="preserve"> </w:t>
+      </w:r>
+      <w:r>
+        <w:t xml:space="preserve">(Roman numerals, top outer corner; running head names the book) maps to PDF pages by a</w:t>
+      </w:r>
+      <w:r>
+        <w:t xml:space="preserve"> </w:t>
+      </w:r>
+      <w:r>
+        <w:rPr>
+          <w:bCs/>
+          <w:b/>
+        </w:rPr>
+        <w:t xml:space="preserve">constant</w:t>
+      </w:r>
+      <w:r>
+        <w:t xml:space="preserve"> </w:t>
+      </w:r>
+      <w:r>
+        <w:t xml:space="preserve">offset, verified by folio numbers read directly on pp. VI, VII, XIII, XV, LI:</w:t>
+      </w:r>
+    </w:p>
+    <w:p>
+      <w:pPr>
+        <w:pStyle w:val="BlockText"/>
+      </w:pPr>
+      <w:r>
+        <w:rPr>
+          <w:bCs/>
+          <w:b/>
+        </w:rPr>
+        <w:t xml:space="preserve">PDF page = 2 × (printed folio) + 31 for a recto, + 32 for a verso.</w:t>
+      </w:r>
+    </w:p>
+    <w:p>
+      <w:pPr>
+        <w:pStyle w:val="FirstParagraph"/>
+      </w:pPr>
+      <w:r>
+        <w:t xml:space="preserve">(The brief’s</w:t>
+      </w:r>
+      <w:r>
+        <w:t xml:space="preserve"> </w:t>
+      </w:r>
+      <w:r>
+        <w:t xml:space="preserve">“</w:t>
+      </w:r>
+      <w:r>
+        <w:t xml:space="preserve">≈ 2×folio + 28</w:t>
+      </w:r>
+      <w:r>
+        <w:t xml:space="preserve">”</w:t>
+      </w:r>
+      <w:r>
+        <w:t xml:space="preserve"> </w:t>
+      </w:r>
+      <w:r>
+        <w:t xml:space="preserve">is low by 3–4; the corrected constant above is exact across Books II and V.)</w:t>
+      </w:r>
+    </w:p>
+    <w:tbl>
+      <w:tblPr>
+        <w:tblStyle w:val="Table"/>
+        <w:tblW w:type="pct" w:w="5000"/>
+        <w:tblLook w:firstRow="1" w:lastRow="0" w:firstColumn="0" w:lastColumn="0" w:noHBand="0" w:noVBand="0" w:val="0020"/>
+        <w:jc w:val="start"/>
+      </w:tblPr>
+      <w:tblGrid>
+        <w:gridCol w:w="1584"/>
+        <w:gridCol w:w="1584"/>
+        <w:gridCol w:w="1584"/>
+        <w:gridCol w:w="1584"/>
+        <w:gridCol w:w="1584"/>
+      </w:tblGrid>
+      <w:tr>
+        <w:trPr>
+          <w:tblHeader w:val="true"/>
+        </w:trPr>
+        <w:tc>
+          <w:tcPr/>
+          <w:p>
+            <w:pPr>
+              <w:pStyle w:val="Compact"/>
+              <w:jc w:val="left"/>
+            </w:pPr>
+            <w:r>
+              <w:t xml:space="preserve">Locus (crit-ed reference)</w:t>
+            </w:r>
+          </w:p>
+        </w:tc>
+        <w:tc>
+          <w:tcPr/>
+          <w:p>
+            <w:pPr>
+              <w:pStyle w:val="Compact"/>
+              <w:jc w:val="left"/>
+            </w:pPr>
+            <w:r>
+              <w:t xml:space="preserve">Printed Lyons folio · col</w:t>
+            </w:r>
+          </w:p>
+        </w:tc>
+        <w:tc>
+          <w:tcPr/>
+          <w:p>
+            <w:pPr>
+              <w:pStyle w:val="Compact"/>
+              <w:jc w:val="left"/>
+            </w:pPr>
+            <w:r>
+              <w:t xml:space="preserve">PDF page</w:t>
+            </w:r>
+          </w:p>
+        </w:tc>
+        <w:tc>
+          <w:tcPr/>
+          <w:p>
+            <w:pPr>
+              <w:pStyle w:val="Compact"/>
+              <w:jc w:val="left"/>
+            </w:pPr>
+            <w:r>
+              <w:t xml:space="preserve">Running head</w:t>
+            </w:r>
+          </w:p>
+        </w:tc>
+        <w:tc>
+          <w:tcPr/>
+          <w:p>
+            <w:pPr>
+              <w:pStyle w:val="Compact"/>
+              <w:jc w:val="left"/>
+            </w:pPr>
+            <w:r>
+              <w:t xml:space="preserve">Verified?</w:t>
+            </w:r>
+          </w:p>
+        </w:tc>
+      </w:tr>
+      <w:tr>
+        <w:tc>
+          <w:tcPr/>
+          <w:p>
+            <w:pPr>
+              <w:pStyle w:val="Compact"/>
+              <w:jc w:val="left"/>
+            </w:pPr>
+            <w:r>
+              <w:rPr>
+                <w:bCs/>
+                <w:b/>
+              </w:rPr>
+              <w:t xml:space="preserve">A</w:t>
+            </w:r>
+            <w:r>
+              <w:t xml:space="preserve"> </w:t>
+            </w:r>
+            <w:r>
+              <w:t xml:space="preserve">— lib. II cap. 1 opening (</w:t>
+            </w:r>
+            <w:r>
+              <w:t xml:space="preserve">“</w:t>
+            </w:r>
+            <w:r>
+              <w:t xml:space="preserve">Circa quaesitum…</w:t>
+            </w:r>
+            <w:r>
+              <w:t xml:space="preserve">”</w:t>
+            </w:r>
+            <w:r>
+              <w:t xml:space="preserve">)</w:t>
+            </w:r>
+          </w:p>
+        </w:tc>
+        <w:tc>
+          <w:tcPr/>
+          <w:p>
+            <w:pPr>
+              <w:pStyle w:val="Compact"/>
+              <w:jc w:val="left"/>
+            </w:pPr>
+            <w:r>
+              <w:t xml:space="preserve">fol. </w:t>
+            </w:r>
+            <w:r>
+              <w:rPr>
+                <w:bCs/>
+                <w:b/>
+              </w:rPr>
+              <w:t xml:space="preserve">VI r</w:t>
+            </w:r>
+            <w:r>
+              <w:t xml:space="preserve">, col. b</w:t>
+            </w:r>
+          </w:p>
+        </w:tc>
+        <w:tc>
+          <w:tcPr/>
+          <w:p>
+            <w:pPr>
+              <w:pStyle w:val="Compact"/>
+              <w:jc w:val="left"/>
+            </w:pPr>
+            <w:r>
+              <w:rPr>
+                <w:bCs/>
+                <w:b/>
+              </w:rPr>
+              <w:t xml:space="preserve">43</w:t>
+            </w:r>
+          </w:p>
+        </w:tc>
+        <w:tc>
+          <w:tcPr/>
+          <w:p>
+            <w:pPr>
+              <w:pStyle w:val="Compact"/>
+              <w:jc w:val="left"/>
+            </w:pPr>
+            <w:r>
+              <w:rPr>
+                <w:iCs/>
+                <w:i/>
+              </w:rPr>
+              <w:t xml:space="preserve">Prime partis VI</w:t>
+            </w:r>
+          </w:p>
+        </w:tc>
+        <w:tc>
+          <w:tcPr/>
+          <w:p>
+            <w:pPr>
+              <w:pStyle w:val="Compact"/>
+              <w:jc w:val="left"/>
+            </w:pPr>
+            <w:r>
+              <w:t xml:space="preserve">folio no. read</w:t>
+            </w:r>
+          </w:p>
+        </w:tc>
+      </w:tr>
+      <w:tr>
+        <w:tc>
+          <w:tcPr/>
+          <w:p>
+            <w:pPr>
+              <w:pStyle w:val="Compact"/>
+              <w:jc w:val="left"/>
+            </w:pPr>
+            <w:r>
+              <w:rPr>
+                <w:bCs/>
+                <w:b/>
+              </w:rPr>
+              <w:t xml:space="preserve">A</w:t>
+            </w:r>
+            <w:r>
+              <w:t xml:space="preserve"> </w:t>
+            </w:r>
+            <w:r>
+              <w:t xml:space="preserve">— lib. II cap. 2 (taxonomy;</w:t>
+            </w:r>
+            <w:r>
+              <w:t xml:space="preserve"> </w:t>
+            </w:r>
+            <w:r>
+              <w:rPr>
+                <w:iCs/>
+                <w:i/>
+              </w:rPr>
+              <w:t xml:space="preserve">Regule…</w:t>
+            </w:r>
+            <w:r>
+              <w:t xml:space="preserve"> </w:t>
+            </w:r>
+            <w:r>
+              <w:t xml:space="preserve">example)</w:t>
+            </w:r>
+          </w:p>
+        </w:tc>
+        <w:tc>
+          <w:tcPr/>
+          <w:p>
+            <w:pPr>
+              <w:pStyle w:val="Compact"/>
+              <w:jc w:val="left"/>
+            </w:pPr>
+            <w:r>
+              <w:t xml:space="preserve">fol. </w:t>
+            </w:r>
+            <w:r>
+              <w:rPr>
+                <w:bCs/>
+                <w:b/>
+              </w:rPr>
+              <w:t xml:space="preserve">VI v</w:t>
+            </w:r>
+            <w:r>
+              <w:t xml:space="preserve"> </w:t>
+            </w:r>
+            <w:r>
+              <w:t xml:space="preserve">col. b →</w:t>
+            </w:r>
+            <w:r>
+              <w:t xml:space="preserve"> </w:t>
+            </w:r>
+            <w:r>
+              <w:rPr>
+                <w:bCs/>
+                <w:b/>
+              </w:rPr>
+              <w:t xml:space="preserve">VII r</w:t>
+            </w:r>
+            <w:r>
+              <w:t xml:space="preserve"> </w:t>
+            </w:r>
+            <w:r>
+              <w:t xml:space="preserve">col. a</w:t>
+            </w:r>
+          </w:p>
+        </w:tc>
+        <w:tc>
+          <w:tcPr/>
+          <w:p>
+            <w:pPr>
+              <w:pStyle w:val="Compact"/>
+              <w:jc w:val="left"/>
+            </w:pPr>
+            <w:r>
+              <w:rPr>
+                <w:bCs/>
+                <w:b/>
+              </w:rPr>
+              <w:t xml:space="preserve">44–45</w:t>
+            </w:r>
+          </w:p>
+        </w:tc>
+        <w:tc>
+          <w:tcPr/>
+          <w:p>
+            <w:pPr>
+              <w:pStyle w:val="Compact"/>
+              <w:jc w:val="left"/>
+            </w:pPr>
+            <w:r>
+              <w:rPr>
+                <w:iCs/>
+                <w:i/>
+              </w:rPr>
+              <w:t xml:space="preserve">Liber secundus</w:t>
+            </w:r>
+            <w:r>
+              <w:t xml:space="preserve"> </w:t>
+            </w:r>
+            <w:r>
+              <w:t xml:space="preserve">/</w:t>
+            </w:r>
+            <w:r>
+              <w:t xml:space="preserve"> </w:t>
+            </w:r>
+            <w:r>
+              <w:rPr>
+                <w:iCs/>
+                <w:i/>
+              </w:rPr>
+              <w:t xml:space="preserve">Prime partis VII</w:t>
+            </w:r>
+          </w:p>
+        </w:tc>
+        <w:tc>
+          <w:tcPr/>
+          <w:p>
+            <w:pPr>
+              <w:pStyle w:val="Compact"/>
+              <w:jc w:val="left"/>
+            </w:pPr>
+            <w:r>
+              <w:t xml:space="preserve">folio nos. read</w:t>
+            </w:r>
+          </w:p>
+        </w:tc>
+      </w:tr>
+      <w:tr>
+        <w:tc>
+          <w:tcPr/>
+          <w:p>
+            <w:pPr>
+              <w:pStyle w:val="Compact"/>
+              <w:jc w:val="left"/>
+            </w:pPr>
+            <w:r>
+              <w:rPr>
+                <w:bCs/>
+                <w:b/>
+              </w:rPr>
+              <w:t xml:space="preserve">B</w:t>
+            </w:r>
+            <w:r>
+              <w:t xml:space="preserve"> </w:t>
+            </w:r>
+            <w:r>
+              <w:t xml:space="preserve">— lib. II cap. 27 (Sergius/Formosus)</w:t>
+            </w:r>
+          </w:p>
+        </w:tc>
+        <w:tc>
+          <w:tcPr/>
+          <w:p>
+            <w:pPr>
+              <w:pStyle w:val="Compact"/>
+              <w:jc w:val="left"/>
+            </w:pPr>
+            <w:r>
+              <w:t xml:space="preserve">fol. </w:t>
+            </w:r>
+            <w:r>
+              <w:rPr>
+                <w:bCs/>
+                <w:b/>
+              </w:rPr>
+              <w:t xml:space="preserve">XIV v</w:t>
+            </w:r>
+            <w:r>
+              <w:t xml:space="preserve">, col. </w:t>
+            </w:r>
+            <w:r>
+              <w:rPr>
+                <w:bCs/>
+                <w:b/>
+              </w:rPr>
+              <w:t xml:space="preserve">a</w:t>
+            </w:r>
+          </w:p>
+        </w:tc>
+        <w:tc>
+          <w:tcPr/>
+          <w:p>
+            <w:pPr>
+              <w:pStyle w:val="Compact"/>
+              <w:jc w:val="left"/>
+            </w:pPr>
+            <w:r>
+              <w:rPr>
+                <w:bCs/>
+                <w:b/>
+              </w:rPr>
+              <w:t xml:space="preserve">60</w:t>
+            </w:r>
+          </w:p>
+        </w:tc>
+        <w:tc>
+          <w:tcPr/>
+          <w:p>
+            <w:pPr>
+              <w:pStyle w:val="Compact"/>
+              <w:jc w:val="left"/>
+            </w:pPr>
+            <w:r>
+              <w:rPr>
+                <w:iCs/>
+                <w:i/>
+              </w:rPr>
+              <w:t xml:space="preserve">Liber secundus</w:t>
+            </w:r>
+          </w:p>
+        </w:tc>
+        <w:tc>
+          <w:tcPr/>
+          <w:p>
+            <w:pPr>
+              <w:pStyle w:val="Compact"/>
+              <w:jc w:val="left"/>
+            </w:pPr>
+            <w:r>
+              <w:t xml:space="preserve">fol. XV on p. 61 anchors it</w:t>
+            </w:r>
+          </w:p>
+        </w:tc>
+      </w:tr>
+      <w:tr>
+        <w:tc>
+          <w:tcPr/>
+          <w:p>
+            <w:pPr>
+              <w:pStyle w:val="Compact"/>
+              <w:jc w:val="left"/>
+            </w:pPr>
+            <w:r>
+              <w:rPr>
+                <w:bCs/>
+                <w:b/>
+              </w:rPr>
+              <w:t xml:space="preserve">B</w:t>
+            </w:r>
+            <w:r>
+              <w:t xml:space="preserve"> </w:t>
+            </w:r>
+            <w:r>
+              <w:t xml:space="preserve">— lib. II cap. 27 (Virgin clause; miracle)</w:t>
+            </w:r>
+          </w:p>
+        </w:tc>
+        <w:tc>
+          <w:tcPr/>
+          <w:p>
+            <w:pPr>
+              <w:pStyle w:val="Compact"/>
+              <w:jc w:val="left"/>
+            </w:pPr>
+            <w:r>
+              <w:t xml:space="preserve">fol. </w:t>
+            </w:r>
+            <w:r>
+              <w:rPr>
+                <w:bCs/>
+                <w:b/>
+              </w:rPr>
+              <w:t xml:space="preserve">XIV v</w:t>
+            </w:r>
+            <w:r>
+              <w:t xml:space="preserve">, col. </w:t>
+            </w:r>
+            <w:r>
+              <w:rPr>
+                <w:bCs/>
+                <w:b/>
+              </w:rPr>
+              <w:t xml:space="preserve">b</w:t>
+            </w:r>
+          </w:p>
+        </w:tc>
+        <w:tc>
+          <w:tcPr/>
+          <w:p>
+            <w:pPr>
+              <w:pStyle w:val="Compact"/>
+              <w:jc w:val="left"/>
+            </w:pPr>
+            <w:r>
+              <w:rPr>
+                <w:bCs/>
+                <w:b/>
+              </w:rPr>
+              <w:t xml:space="preserve">60</w:t>
+            </w:r>
+          </w:p>
+        </w:tc>
+        <w:tc>
+          <w:tcPr/>
+          <w:p>
+            <w:pPr>
+              <w:pStyle w:val="Compact"/>
+              <w:jc w:val="left"/>
+            </w:pPr>
+            <w:r>
+              <w:rPr>
+                <w:iCs/>
+                <w:i/>
+              </w:rPr>
+              <w:t xml:space="preserve">Liber secundus</w:t>
+            </w:r>
+          </w:p>
+        </w:tc>
+        <w:tc>
+          <w:tcPr/>
+          <w:p>
+            <w:pPr>
+              <w:pStyle w:val="Compact"/>
+              <w:jc w:val="left"/>
+            </w:pPr>
+            <w:r>
+              <w:t xml:space="preserve">same page</w:t>
+            </w:r>
+          </w:p>
+        </w:tc>
+      </w:tr>
+      <w:tr>
+        <w:tc>
+          <w:tcPr/>
+          <w:p>
+            <w:pPr>
+              <w:pStyle w:val="Compact"/>
+              <w:jc w:val="left"/>
+            </w:pPr>
+            <w:r>
+              <w:rPr>
+                <w:bCs/>
+                <w:b/>
+              </w:rPr>
+              <w:t xml:space="preserve">C</w:t>
+            </w:r>
+            <w:r>
+              <w:t xml:space="preserve"> </w:t>
+            </w:r>
+            <w:r>
+              <w:t xml:space="preserve">— lib. V cap. 1 opening (five positions)</w:t>
+            </w:r>
+          </w:p>
+        </w:tc>
+        <w:tc>
+          <w:tcPr/>
+          <w:p>
+            <w:pPr>
+              <w:pStyle w:val="Compact"/>
+              <w:jc w:val="left"/>
+            </w:pPr>
+            <w:r>
+              <w:t xml:space="preserve">fol. </w:t>
+            </w:r>
+            <w:r>
+              <w:rPr>
+                <w:bCs/>
+                <w:b/>
+              </w:rPr>
+              <w:t xml:space="preserve">≈ XXXII v / XXXIII r</w:t>
+            </w:r>
+            <w:r>
+              <w:t xml:space="preserve">, col. b</w:t>
+            </w:r>
+          </w:p>
+        </w:tc>
+        <w:tc>
+          <w:tcPr/>
+          <w:p>
+            <w:pPr>
+              <w:pStyle w:val="Compact"/>
+              <w:jc w:val="left"/>
+            </w:pPr>
+            <w:r>
+              <w:rPr>
+                <w:bCs/>
+                <w:b/>
+              </w:rPr>
+              <w:t xml:space="preserve">96</w:t>
+            </w:r>
+          </w:p>
+        </w:tc>
+        <w:tc>
+          <w:tcPr/>
+          <w:p>
+            <w:pPr>
+              <w:pStyle w:val="Compact"/>
+              <w:jc w:val="left"/>
+            </w:pPr>
+            <w:r>
+              <w:rPr>
+                <w:iCs/>
+                <w:i/>
+              </w:rPr>
+              <w:t xml:space="preserve">Liber quintus</w:t>
+            </w:r>
+            <w:r>
+              <w:t xml:space="preserve"> </w:t>
+            </w:r>
+            <w:r>
+              <w:t xml:space="preserve">(incipit)</w:t>
+            </w:r>
+          </w:p>
+        </w:tc>
+        <w:tc>
+          <w:tcPr/>
+          <w:p>
+            <w:pPr>
+              <w:pStyle w:val="Compact"/>
+              <w:jc w:val="left"/>
+            </w:pPr>
+            <w:r>
+              <w:t xml:space="preserve">book incipit + offset</w:t>
+            </w:r>
+          </w:p>
+        </w:tc>
+      </w:tr>
+      <w:tr>
+        <w:tc>
+          <w:tcPr/>
+          <w:p>
+            <w:pPr>
+              <w:pStyle w:val="Compact"/>
+              <w:jc w:val="left"/>
+            </w:pPr>
+            <w:r>
+              <w:rPr>
+                <w:bCs/>
+                <w:b/>
+              </w:rPr>
+              <w:t xml:space="preserve">C</w:t>
+            </w:r>
+            <w:r>
+              <w:t xml:space="preserve"> </w:t>
+            </w:r>
+            <w:r>
+              <w:t xml:space="preserve">— lib. V cap. 7 (</w:t>
+            </w:r>
+            <w:r>
+              <w:t xml:space="preserve">“</w:t>
+            </w:r>
+            <w:r>
+              <w:t xml:space="preserve">Respondetur…</w:t>
+            </w:r>
+            <w:r>
+              <w:t xml:space="preserve">”</w:t>
+            </w:r>
+            <w:r>
+              <w:t xml:space="preserve"> </w:t>
+            </w:r>
+            <w:r>
+              <w:t xml:space="preserve">/</w:t>
+            </w:r>
+            <w:r>
+              <w:t xml:space="preserve"> </w:t>
+            </w:r>
+            <w:r>
+              <w:rPr>
+                <w:iCs/>
+                <w:i/>
+              </w:rPr>
+              <w:t xml:space="preserve">permanere</w:t>
+            </w:r>
+            <w:r>
+              <w:t xml:space="preserve">)</w:t>
+            </w:r>
+          </w:p>
+        </w:tc>
+        <w:tc>
+          <w:tcPr/>
+          <w:p>
+            <w:pPr>
+              <w:pStyle w:val="Compact"/>
+              <w:jc w:val="left"/>
+            </w:pPr>
+            <w:r>
+              <w:t xml:space="preserve">fol. </w:t>
+            </w:r>
+            <w:r>
+              <w:rPr>
+                <w:bCs/>
+                <w:b/>
+              </w:rPr>
+              <w:t xml:space="preserve">XXXVIII r</w:t>
+            </w:r>
+            <w:r>
+              <w:t xml:space="preserve">, col. </w:t>
+            </w:r>
+            <w:r>
+              <w:rPr>
+                <w:bCs/>
+                <w:b/>
+              </w:rPr>
+              <w:t xml:space="preserve">a</w:t>
+            </w:r>
+            <w:r>
+              <w:t xml:space="preserve"> </w:t>
+            </w:r>
+            <w:r>
+              <w:t xml:space="preserve">(top)</w:t>
+            </w:r>
+          </w:p>
+        </w:tc>
+        <w:tc>
+          <w:tcPr/>
+          <w:p>
+            <w:pPr>
+              <w:pStyle w:val="Compact"/>
+              <w:jc w:val="left"/>
+            </w:pPr>
+            <w:r>
+              <w:rPr>
+                <w:bCs/>
+                <w:b/>
+              </w:rPr>
+              <w:t xml:space="preserve">107</w:t>
+            </w:r>
+          </w:p>
+        </w:tc>
+        <w:tc>
+          <w:tcPr/>
+          <w:p>
+            <w:pPr>
+              <w:pStyle w:val="Compact"/>
+              <w:jc w:val="left"/>
+            </w:pPr>
+            <w:r>
+              <w:rPr>
+                <w:iCs/>
+                <w:i/>
+              </w:rPr>
+              <w:t xml:space="preserve">Liber quintus</w:t>
+            </w:r>
+          </w:p>
+        </w:tc>
+        <w:tc>
+          <w:tcPr/>
+          <w:p>
+            <w:pPr>
+              <w:pStyle w:val="Compact"/>
+              <w:jc w:val="left"/>
+            </w:pPr>
+            <w:r>
+              <w:t xml:space="preserve">offset; cap. VII opens foot of p. 106</w:t>
+            </w:r>
+          </w:p>
+        </w:tc>
+      </w:tr>
+      <w:tr>
+        <w:tc>
+          <w:tcPr/>
+          <w:p>
+            <w:pPr>
+              <w:pStyle w:val="Compact"/>
+              <w:jc w:val="left"/>
+            </w:pPr>
+            <w:r>
+              <w:rPr>
+                <w:bCs/>
+                <w:b/>
+              </w:rPr>
+              <w:t xml:space="preserve">C</w:t>
+            </w:r>
+            <w:r>
+              <w:t xml:space="preserve"> </w:t>
+            </w:r>
+            <w:r>
+              <w:t xml:space="preserve">— lib. V cap. 22 (</w:t>
+            </w:r>
+            <w:r>
+              <w:t xml:space="preserve">“</w:t>
+            </w:r>
+            <w:r>
+              <w:t xml:space="preserve">toti et nulli parti</w:t>
+            </w:r>
+            <w:r>
+              <w:t xml:space="preserve">”</w:t>
+            </w:r>
+            <w:r>
+              <w:t xml:space="preserve"> </w:t>
+            </w:r>
+            <w:r>
+              <w:t xml:space="preserve">/</w:t>
+            </w:r>
+            <w:r>
+              <w:t xml:space="preserve"> </w:t>
+            </w:r>
+            <w:r>
+              <w:rPr>
+                <w:iCs/>
+                <w:i/>
+              </w:rPr>
+              <w:t xml:space="preserve">debuit</w:t>
+            </w:r>
+            <w:r>
+              <w:t xml:space="preserve">)</w:t>
+            </w:r>
+          </w:p>
+        </w:tc>
+        <w:tc>
+          <w:tcPr/>
+          <w:p>
+            <w:pPr>
+              <w:pStyle w:val="Compact"/>
+              <w:jc w:val="left"/>
+            </w:pPr>
+            <w:r>
+              <w:t xml:space="preserve">fol. </w:t>
+            </w:r>
+            <w:r>
+              <w:rPr>
+                <w:bCs/>
+                <w:b/>
+              </w:rPr>
+              <w:t xml:space="preserve">XLIII v</w:t>
+            </w:r>
+            <w:r>
+              <w:t xml:space="preserve">, col. </w:t>
+            </w:r>
+            <w:r>
+              <w:rPr>
+                <w:bCs/>
+                <w:b/>
+              </w:rPr>
+              <w:t xml:space="preserve">a</w:t>
+            </w:r>
+          </w:p>
+        </w:tc>
+        <w:tc>
+          <w:tcPr/>
+          <w:p>
+            <w:pPr>
+              <w:pStyle w:val="Compact"/>
+              <w:jc w:val="left"/>
+            </w:pPr>
+            <w:r>
+              <w:rPr>
+                <w:bCs/>
+                <w:b/>
+              </w:rPr>
+              <w:t xml:space="preserve">118</w:t>
+            </w:r>
+          </w:p>
+        </w:tc>
+        <w:tc>
+          <w:tcPr/>
+          <w:p>
+            <w:pPr>
+              <w:pStyle w:val="Compact"/>
+              <w:jc w:val="left"/>
+            </w:pPr>
+            <w:r>
+              <w:rPr>
+                <w:iCs/>
+                <w:i/>
+              </w:rPr>
+              <w:t xml:space="preserve">Liber quintus</w:t>
+            </w:r>
+          </w:p>
+        </w:tc>
+        <w:tc>
+          <w:tcPr/>
+          <w:p>
+            <w:pPr>
+              <w:pStyle w:val="Compact"/>
+              <w:jc w:val="left"/>
+            </w:pPr>
+            <w:r>
+              <w:t xml:space="preserve">offset</w:t>
+            </w:r>
+          </w:p>
+        </w:tc>
+      </w:tr>
+      <w:tr>
+        <w:tc>
+          <w:tcPr/>
+          <w:p>
+            <w:pPr>
+              <w:pStyle w:val="Compact"/>
+              <w:jc w:val="left"/>
+            </w:pPr>
+            <w:r>
+              <w:rPr>
+                <w:bCs/>
+                <w:b/>
+              </w:rPr>
+              <w:t xml:space="preserve">C</w:t>
+            </w:r>
+            <w:r>
+              <w:t xml:space="preserve"> </w:t>
+            </w:r>
+            <w:r>
+              <w:t xml:space="preserve">— lib. V cap. 34 (tribulation /</w:t>
+            </w:r>
+            <w:r>
+              <w:t xml:space="preserve"> </w:t>
+            </w:r>
+            <w:r>
+              <w:rPr>
+                <w:iCs/>
+                <w:i/>
+              </w:rPr>
+              <w:t xml:space="preserve">pauci</w:t>
+            </w:r>
+            <w:r>
+              <w:t xml:space="preserve">)</w:t>
+            </w:r>
+          </w:p>
+        </w:tc>
+        <w:tc>
+          <w:tcPr/>
+          <w:p>
+            <w:pPr>
+              <w:pStyle w:val="Compact"/>
+              <w:jc w:val="left"/>
+            </w:pPr>
+            <w:r>
+              <w:t xml:space="preserve">fol. </w:t>
+            </w:r>
+            <w:r>
+              <w:rPr>
+                <w:bCs/>
+                <w:b/>
+              </w:rPr>
+              <w:t xml:space="preserve">LI r</w:t>
+            </w:r>
+            <w:r>
+              <w:t xml:space="preserve">, col. </w:t>
+            </w:r>
+            <w:r>
+              <w:rPr>
+                <w:bCs/>
+                <w:b/>
+              </w:rPr>
+              <w:t xml:space="preserve">a</w:t>
+            </w:r>
+          </w:p>
+        </w:tc>
+        <w:tc>
+          <w:tcPr/>
+          <w:p>
+            <w:pPr>
+              <w:pStyle w:val="Compact"/>
+              <w:jc w:val="left"/>
+            </w:pPr>
+            <w:r>
+              <w:rPr>
+                <w:bCs/>
+                <w:b/>
+              </w:rPr>
+              <w:t xml:space="preserve">133</w:t>
+            </w:r>
+          </w:p>
+        </w:tc>
+        <w:tc>
+          <w:tcPr/>
+          <w:p>
+            <w:pPr>
+              <w:pStyle w:val="Compact"/>
+              <w:jc w:val="left"/>
+            </w:pPr>
+            <w:r>
+              <w:rPr>
+                <w:iCs/>
+                <w:i/>
+              </w:rPr>
+              <w:t xml:space="preserve">Prime partis LI</w:t>
+            </w:r>
+          </w:p>
+        </w:tc>
+        <w:tc>
+          <w:tcPr/>
+          <w:p>
+            <w:pPr>
+              <w:pStyle w:val="Compact"/>
+              <w:jc w:val="left"/>
+            </w:pPr>
+            <w:r>
+              <w:t xml:space="preserve">folio no. read</w:t>
+            </w:r>
+          </w:p>
+        </w:tc>
+      </w:tr>
+      <w:tr>
+        <w:tc>
+          <w:tcPr/>
+          <w:p>
+            <w:pPr>
+              <w:pStyle w:val="Compact"/>
+              <w:jc w:val="left"/>
+            </w:pPr>
+            <w:r>
+              <w:rPr>
+                <w:bCs/>
+                <w:b/>
+              </w:rPr>
+              <w:t xml:space="preserve">C</w:t>
+            </w:r>
+            <w:r>
+              <w:t xml:space="preserve"> </w:t>
+            </w:r>
+            <w:r>
+              <w:t xml:space="preserve">— lib. V cap. 35 (quinta ratio /</w:t>
+            </w:r>
+            <w:r>
+              <w:t xml:space="preserve"> </w:t>
+            </w:r>
+            <w:r>
+              <w:rPr>
+                <w:iCs/>
+                <w:i/>
+              </w:rPr>
+              <w:t xml:space="preserve">parvuli</w:t>
+            </w:r>
+            <w:r>
+              <w:t xml:space="preserve">)</w:t>
+            </w:r>
+          </w:p>
+        </w:tc>
+        <w:tc>
+          <w:tcPr/>
+          <w:p>
+            <w:pPr>
+              <w:pStyle w:val="Compact"/>
+              <w:jc w:val="left"/>
+            </w:pPr>
+            <w:r>
+              <w:t xml:space="preserve">fol. </w:t>
+            </w:r>
+            <w:r>
+              <w:rPr>
+                <w:bCs/>
+                <w:b/>
+              </w:rPr>
+              <w:t xml:space="preserve">LI r</w:t>
+            </w:r>
+            <w:r>
+              <w:t xml:space="preserve">, col. </w:t>
+            </w:r>
+            <w:r>
+              <w:rPr>
+                <w:bCs/>
+                <w:b/>
+              </w:rPr>
+              <w:t xml:space="preserve">a</w:t>
+            </w:r>
+            <w:r>
+              <w:t xml:space="preserve"> </w:t>
+            </w:r>
+            <w:r>
+              <w:t xml:space="preserve">(foot) → col. b top</w:t>
+            </w:r>
+          </w:p>
+        </w:tc>
+        <w:tc>
+          <w:tcPr/>
+          <w:p>
+            <w:pPr>
+              <w:pStyle w:val="Compact"/>
+              <w:jc w:val="left"/>
+            </w:pPr>
+            <w:r>
+              <w:rPr>
+                <w:bCs/>
+                <w:b/>
+              </w:rPr>
+              <w:t xml:space="preserve">133–134</w:t>
+            </w:r>
+          </w:p>
+        </w:tc>
+        <w:tc>
+          <w:tcPr/>
+          <w:p>
+            <w:pPr>
+              <w:pStyle w:val="Compact"/>
+              <w:jc w:val="left"/>
+            </w:pPr>
+            <w:r>
+              <w:rPr>
+                <w:iCs/>
+                <w:i/>
+              </w:rPr>
+              <w:t xml:space="preserve">Prime partis LI</w:t>
+            </w:r>
+            <w:r>
+              <w:t xml:space="preserve"> </w:t>
+            </w:r>
+            <w:r>
+              <w:t xml:space="preserve">/</w:t>
+            </w:r>
+            <w:r>
+              <w:t xml:space="preserve"> </w:t>
+            </w:r>
+            <w:r>
+              <w:rPr>
+                <w:iCs/>
+                <w:i/>
+              </w:rPr>
+              <w:t xml:space="preserve">Liber sextus</w:t>
+            </w:r>
+          </w:p>
+        </w:tc>
+        <w:tc>
+          <w:tcPr/>
+          <w:p>
+            <w:pPr>
+              <w:pStyle w:val="Compact"/>
+              <w:jc w:val="left"/>
+            </w:pPr>
+            <w:r>
+              <w:t xml:space="preserve">folio no. read;</w:t>
+            </w:r>
+            <w:r>
+              <w:t xml:space="preserve"> </w:t>
+            </w:r>
+            <w:r>
+              <w:rPr>
+                <w:iCs/>
+                <w:i/>
+              </w:rPr>
+              <w:t xml:space="preserve">Explicit liber quintus</w:t>
+            </w:r>
+            <w:r>
+              <w:t xml:space="preserve"> </w:t>
+            </w:r>
+            <w:r>
+              <w:t xml:space="preserve">heads p. 134 col. b</w:t>
+            </w:r>
+          </w:p>
+        </w:tc>
+      </w:tr>
+    </w:tbl>
+    <w:p>
+      <w:pPr>
+        <w:pStyle w:val="BodyText"/>
+      </w:pPr>
+      <w:r>
+        <w:t xml:space="preserve">Reconciliation with the brief’s Kilcullen folios:</w:t>
+      </w:r>
+      <w:r>
+        <w:t xml:space="preserve"> </w:t>
+      </w:r>
+      <w:r>
+        <w:rPr>
+          <w:bCs/>
+          <w:b/>
+        </w:rPr>
+        <w:t xml:space="preserve">fol. 14v (B), 38r (cap. 7), 43v (cap. 22) match exactly.</w:t>
+      </w:r>
+      <w:r>
+        <w:t xml:space="preserve"> </w:t>
+      </w:r>
+      <w:r>
+        <w:t xml:space="preserve">The brief’s</w:t>
+      </w:r>
+      <w:r>
+        <w:t xml:space="preserve"> </w:t>
+      </w:r>
+      <w:r>
+        <w:t xml:space="preserve">“</w:t>
+      </w:r>
+      <w:r>
+        <w:t xml:space="preserve">fol. 9v–10r</w:t>
+      </w:r>
+      <w:r>
+        <w:t xml:space="preserve">”</w:t>
+      </w:r>
+      <w:r>
+        <w:t xml:space="preserve"> </w:t>
+      </w:r>
+      <w:r>
+        <w:t xml:space="preserve">for Block A is wrong — the passage stands on printed</w:t>
+      </w:r>
+      <w:r>
+        <w:t xml:space="preserve"> </w:t>
+      </w:r>
+      <w:r>
+        <w:rPr>
+          <w:bCs/>
+          <w:b/>
+        </w:rPr>
+        <w:t xml:space="preserve">fol. VI–VII</w:t>
+      </w:r>
+      <w:r>
+        <w:t xml:space="preserve">; and cap. 34’s</w:t>
+      </w:r>
+      <w:r>
+        <w:t xml:space="preserve"> </w:t>
+      </w:r>
+      <w:r>
+        <w:rPr>
+          <w:iCs/>
+          <w:i/>
+        </w:rPr>
+        <w:t xml:space="preserve">pauci</w:t>
+      </w:r>
+      <w:r>
+        <w:t xml:space="preserve"> </w:t>
+      </w:r>
+      <w:r>
+        <w:t xml:space="preserve">line sits on</w:t>
+      </w:r>
+      <w:r>
+        <w:t xml:space="preserve"> </w:t>
+      </w:r>
+      <w:r>
+        <w:rPr>
+          <w:bCs/>
+          <w:b/>
+        </w:rPr>
+        <w:t xml:space="preserve">fol. LI r</w:t>
+      </w:r>
+      <w:r>
+        <w:t xml:space="preserve"> </w:t>
+      </w:r>
+      <w:r>
+        <w:t xml:space="preserve">(brief said</w:t>
+      </w:r>
+      <w:r>
+        <w:t xml:space="preserve"> </w:t>
+      </w:r>
+      <w:r>
+        <w:t xml:space="preserve">“</w:t>
+      </w:r>
+      <w:r>
+        <w:t xml:space="preserve">48v–50r</w:t>
+      </w:r>
+      <w:r>
+        <w:t xml:space="preserve">”</w:t>
+      </w:r>
+      <w:r>
+        <w:t xml:space="preserve">). All fit the single constant offset above.</w:t>
+      </w:r>
+    </w:p>
+    <w:p>
+      <w:r>
+        <w:pict>
+          <v:rect style="width:0;height:1.5pt" o:hralign="center" o:hrstd="t" o:hr="t"/>
+        </w:pict>
+      </w:r>
+    </w:p>
+    <w:bookmarkEnd w:id="64"/>
+    <w:bookmarkStart w:id="67" w:name="X078d68195904a88932d04f3f8dc5bcad614ed67"/>
+    <w:p>
+      <w:pPr>
+        <w:pStyle w:val="Heading2"/>
+      </w:pPr>
+      <w:r>
+        <w:t xml:space="preserve">Block A — lib. II cap. 1–2 (taxonomy of catholic truths)</w:t>
+      </w:r>
+    </w:p>
+    <w:bookmarkStart w:id="65" w:name="Xf80ea96a65c15d7230c0f9f9bc41ccd6e97bd06"/>
+    <w:p>
+      <w:pPr>
+        <w:pStyle w:val="Heading3"/>
+      </w:pPr>
+      <w:r>
+        <w:t xml:space="preserve">Key sentence 1 — Lyons, fol. VI r col. b (PDF 43)</w:t>
+      </w:r>
+    </w:p>
+    <w:p>
+      <w:pPr>
+        <w:pStyle w:val="BlockText"/>
+      </w:pPr>
+      <w:r>
+        <w:t xml:space="preserve">Circa quesitum sunt diuerse et aduerse sententie. Quarum una est quod ille sole veritates sunt</w:t>
+      </w:r>
+      <w:r>
+        <w:t xml:space="preserve"> </w:t>
+      </w:r>
+      <w:r>
+        <w:rPr>
+          <w:bCs/>
+          <w:b/>
+        </w:rPr>
+        <w:t xml:space="preserve">catholice reputande et de</w:t>
+      </w:r>
+      <w:r>
+        <w:t xml:space="preserve"> </w:t>
+      </w:r>
+      <w:r>
+        <w:t xml:space="preserve">necessitate salutis credende que in canone biblie explicite vel implicite asseruntur; ita quod si alique veritates in biblia sub forma propria minime continentur, ex solis tamen contentis in ea consequentia necessaria et formali possunt inferri, sunt inter catholicas connumerande.</w:t>
+      </w:r>
+    </w:p>
+    <w:bookmarkEnd w:id="65"/>
+    <w:bookmarkStart w:id="66" w:name="X619d18c3398eaed24ee249ce175ce58987b6568"/>
+    <w:p>
+      <w:pPr>
+        <w:pStyle w:val="Heading3"/>
+      </w:pPr>
+      <w:r>
+        <w:t xml:space="preserve">Key sentence 2 — Lyons, fol. VI v col. b (PDF 44)</w:t>
+      </w:r>
+    </w:p>
+    <w:p>
+      <w:pPr>
+        <w:pStyle w:val="BlockText"/>
+      </w:pPr>
+      <w:r>
+        <w:t xml:space="preserve">Preter veritates vero predictas dicunt esse quasdam veritates alias que ex solis contentis in scriptura diuina et veritatibus que ad nos per apostolos peruenerunt concludi non possunt, que tamen ex predictis veritatibus vel aliqua earum</w:t>
+      </w:r>
+      <w:r>
+        <w:t xml:space="preserve"> </w:t>
+      </w:r>
+      <w:r>
+        <w:rPr>
+          <w:bCs/>
+          <w:b/>
+        </w:rPr>
+        <w:t xml:space="preserve">et quibusdam aliis veris que in facto consistunt, que vera negari non possunt, manifeste sequuntur</w:t>
+      </w:r>
+      <w:r>
+        <w:t xml:space="preserve">. Et de talibus veritatibus… illa tamen veritas simul ex scripturis diuinis et gestis et actibus predictorum sanctorum (</w:t>
+      </w:r>
+      <w:r>
+        <w:rPr>
+          <w:bCs/>
+          <w:b/>
+        </w:rPr>
+        <w:t xml:space="preserve">de quibus gestis et actibus christiano rationali sufficienter potest fieri fides</w:t>
+      </w:r>
+      <w:r>
+        <w:t xml:space="preserve">) videtur euidenter.</w:t>
+      </w:r>
+    </w:p>
+    <w:p>
+      <w:pPr>
+        <w:pStyle w:val="FirstParagraph"/>
+      </w:pPr>
+      <w:r>
+        <w:t xml:space="preserve">Variants:</w:t>
+      </w:r>
+      <w:r>
+        <w:t xml:space="preserve"> </w:t>
+      </w:r>
+      <w:r>
+        <w:t xml:space="preserve">-</w:t>
+      </w:r>
+      <w:r>
+        <w:t xml:space="preserve"> </w:t>
+      </w:r>
+      <w:r>
+        <w:rPr>
+          <w:bCs/>
+          <w:b/>
+        </w:rPr>
+        <w:t xml:space="preserve">vs control:</w:t>
+      </w:r>
+      <w:r>
+        <w:t xml:space="preserve"> </w:t>
+      </w:r>
+      <w:r>
+        <w:t xml:space="preserve">control gives sentence 1 as</w:t>
+      </w:r>
+      <w:r>
+        <w:t xml:space="preserve"> </w:t>
+      </w:r>
+      <w:r>
+        <w:t xml:space="preserve">“</w:t>
+      </w:r>
+      <w:r>
+        <w:t xml:space="preserve">…sunt</w:t>
+      </w:r>
+      <w:r>
+        <w:t xml:space="preserve"> </w:t>
+      </w:r>
+      <w:r>
+        <w:rPr>
+          <w:iCs/>
+          <w:i/>
+        </w:rPr>
+        <w:t xml:space="preserve">reputandae catholicae de</w:t>
+      </w:r>
+      <w:r>
+        <w:t xml:space="preserve"> </w:t>
+      </w:r>
+      <w:r>
+        <w:t xml:space="preserve">necessitate salutis credendae</w:t>
+      </w:r>
+      <w:r>
+        <w:t xml:space="preserve">”</w:t>
+      </w:r>
+      <w:r>
+        <w:t xml:space="preserve"> </w:t>
+      </w:r>
+      <w:r>
+        <w:t xml:space="preserve">(no</w:t>
+      </w:r>
+      <w:r>
+        <w:t xml:space="preserve"> </w:t>
+      </w:r>
+      <w:r>
+        <w:rPr>
+          <w:iCs/>
+          <w:i/>
+        </w:rPr>
+        <w:t xml:space="preserve">et</w:t>
+      </w:r>
+      <w:r>
+        <w:t xml:space="preserve">, order</w:t>
+      </w:r>
+      <w:r>
+        <w:t xml:space="preserve"> </w:t>
+      </w:r>
+      <w:r>
+        <w:rPr>
+          <w:iCs/>
+          <w:i/>
+        </w:rPr>
+        <w:t xml:space="preserve">reputandae catholicae</w:t>
+      </w:r>
+      <w:r>
+        <w:t xml:space="preserve">).</w:t>
+      </w:r>
+      <w:r>
+        <w:t xml:space="preserve"> </w:t>
+      </w:r>
+      <w:r>
+        <w:rPr>
+          <w:bCs/>
+          <w:b/>
+        </w:rPr>
+        <w:t xml:space="preserve">Lyons reads</w:t>
+      </w:r>
+      <w:r>
+        <w:rPr>
+          <w:bCs/>
+          <w:b/>
+        </w:rPr>
+        <w:t xml:space="preserve"> </w:t>
+      </w:r>
+      <w:r>
+        <w:rPr>
+          <w:bCs/>
+          <w:b/>
+        </w:rPr>
+        <w:t xml:space="preserve">“</w:t>
+      </w:r>
+      <w:r>
+        <w:rPr>
+          <w:bCs/>
+          <w:b/>
+        </w:rPr>
+        <w:t xml:space="preserve">catholice reputande et de necessitate</w:t>
+      </w:r>
+      <w:r>
+        <w:rPr>
+          <w:bCs/>
+          <w:b/>
+        </w:rPr>
+        <w:t xml:space="preserve">”</w:t>
+      </w:r>
+      <w:r>
+        <w:t xml:space="preserve"> </w:t>
+      </w:r>
+      <w:r>
+        <w:t xml:space="preserve">— i.e. Lyons sides with Goldast against the control on both the added</w:t>
+      </w:r>
+      <w:r>
+        <w:t xml:space="preserve"> </w:t>
+      </w:r>
+      <w:r>
+        <w:rPr>
+          <w:iCs/>
+          <w:i/>
+        </w:rPr>
+        <w:t xml:space="preserve">et</w:t>
+      </w:r>
+      <w:r>
+        <w:t xml:space="preserve"> </w:t>
+      </w:r>
+      <w:r>
+        <w:t xml:space="preserve">and the word order.</w:t>
+      </w:r>
+      <w:r>
+        <w:t xml:space="preserve"> </w:t>
+      </w:r>
+      <w:r>
+        <w:t xml:space="preserve">-</w:t>
+      </w:r>
+      <w:r>
+        <w:t xml:space="preserve"> </w:t>
+      </w:r>
+      <w:r>
+        <w:rPr>
+          <w:bCs/>
+          <w:b/>
+        </w:rPr>
+        <w:t xml:space="preserve">vs Goldast:</w:t>
+      </w:r>
+      <w:r>
+        <w:t xml:space="preserve"> </w:t>
+      </w:r>
+      <w:r>
+        <w:t xml:space="preserve">none substantive. Both target sentences agree with Goldast word-for-word (allowing spelling/abbreviation). The</w:t>
+      </w:r>
+      <w:r>
+        <w:t xml:space="preserve"> </w:t>
+      </w:r>
+      <w:r>
+        <w:rPr>
+          <w:iCs/>
+          <w:i/>
+        </w:rPr>
+        <w:t xml:space="preserve">Regule a sanctis patribus (Basilio, Benedicto, Augustino et Francisco)</w:t>
+      </w:r>
+      <w:r>
+        <w:t xml:space="preserve"> </w:t>
+      </w:r>
+      <w:r>
+        <w:t xml:space="preserve">example, the</w:t>
+      </w:r>
+      <w:r>
+        <w:t xml:space="preserve"> </w:t>
+      </w:r>
+      <w:r>
+        <w:rPr>
+          <w:iCs/>
+          <w:i/>
+        </w:rPr>
+        <w:t xml:space="preserve">Symbolum Athanasii</w:t>
+      </w:r>
+      <w:r>
+        <w:t xml:space="preserve"> </w:t>
+      </w:r>
+      <w:r>
+        <w:t xml:space="preserve">/</w:t>
+      </w:r>
+      <w:r>
+        <w:t xml:space="preserve"> </w:t>
+      </w:r>
+      <w:r>
+        <w:rPr>
+          <w:iCs/>
+          <w:i/>
+        </w:rPr>
+        <w:t xml:space="preserve">quatuor concilia</w:t>
+      </w:r>
+      <w:r>
+        <w:t xml:space="preserve"> </w:t>
+      </w:r>
+      <w:r>
+        <w:t xml:space="preserve">list, and the closing</w:t>
+      </w:r>
+      <w:r>
+        <w:t xml:space="preserve"> </w:t>
+      </w:r>
+      <w:r>
+        <w:rPr>
+          <w:iCs/>
+          <w:i/>
+        </w:rPr>
+        <w:t xml:space="preserve">solummodo in facto consistere… gestis, cronicis et historiis fide dignis</w:t>
+      </w:r>
+      <w:r>
+        <w:t xml:space="preserve"> </w:t>
+      </w:r>
+      <w:r>
+        <w:t xml:space="preserve">all match.</w:t>
+      </w:r>
+    </w:p>
+    <w:p>
+      <w:r>
+        <w:pict>
+          <v:rect style="width:0;height:1.5pt" o:hralign="center" o:hrstd="t" o:hr="t"/>
+        </w:pict>
+      </w:r>
+    </w:p>
+    <w:bookmarkEnd w:id="66"/>
+    <w:bookmarkEnd w:id="67"/>
+    <w:bookmarkStart w:id="70" w:name="Xaec956a158acc7c481a55ef1edf80c0f1e9e73c"/>
+    <w:p>
+      <w:pPr>
+        <w:pStyle w:val="Heading2"/>
+      </w:pPr>
+      <w:r>
+        <w:t xml:space="preserve">Block B — lib. II cap. 27 (Goldast Cap. XXV) — fol. XIV v (PDF 60)</w:t>
+      </w:r>
+    </w:p>
+    <w:p>
+      <w:pPr>
+        <w:pStyle w:val="FirstParagraph"/>
+      </w:pPr>
+      <w:r>
+        <w:t xml:space="preserve">The whole chapter stands on this one leaf: the Sergius/Formosus opinion and the three</w:t>
+      </w:r>
+      <w:r>
+        <w:t xml:space="preserve"> </w:t>
+      </w:r>
+      <w:r>
+        <w:rPr>
+          <w:iCs/>
+          <w:i/>
+        </w:rPr>
+        <w:t xml:space="preserve">fundamenta</w:t>
+      </w:r>
+      <w:r>
+        <w:t xml:space="preserve"> </w:t>
+      </w:r>
+      <w:r>
+        <w:t xml:space="preserve">fill</w:t>
+      </w:r>
+      <w:r>
+        <w:t xml:space="preserve"> </w:t>
+      </w:r>
+      <w:r>
+        <w:rPr>
+          <w:bCs/>
+          <w:b/>
+        </w:rPr>
+        <w:t xml:space="preserve">col. a</w:t>
+      </w:r>
+      <w:r>
+        <w:t xml:space="preserve">; the miracle discussion and the Virgin clause fill</w:t>
+      </w:r>
+      <w:r>
+        <w:t xml:space="preserve"> </w:t>
+      </w:r>
+      <w:r>
+        <w:rPr>
+          <w:bCs/>
+          <w:b/>
+        </w:rPr>
+        <w:t xml:space="preserve">col. b</w:t>
+      </w:r>
+      <w:r>
+        <w:t xml:space="preserve">. (The chapter Goldast prints as Cap. XXV is here Lyons’s chapter that opens at the foot of fol. XIV r / top of XIV v; the Paris-condemnation chapter that book2’s notes call Goldast Cap. XXVII follows on fol. XV = PDF 61.)</w:t>
+      </w:r>
+    </w:p>
+    <w:bookmarkStart w:id="68" w:name="sergius-formosus-col.-a"/>
+    <w:p>
+      <w:pPr>
+        <w:pStyle w:val="Heading3"/>
+      </w:pPr>
+      <w:r>
+        <w:t xml:space="preserve">Sergius / Formosus — col. a</w:t>
+      </w:r>
+    </w:p>
+    <w:p>
+      <w:pPr>
+        <w:pStyle w:val="BlockText"/>
+      </w:pPr>
+      <w:r>
+        <w:t xml:space="preserve">…tante auctoritatis est papa quod ad placitum potest quamcumque assertionem tanquam heretica[m]</w:t>
+      </w:r>
+      <w:r>
+        <w:t xml:space="preserve"> </w:t>
+      </w:r>
+      <w:r>
+        <w:rPr>
+          <w:bCs/>
+          <w:b/>
+        </w:rPr>
+        <w:t xml:space="preserve">danare</w:t>
+      </w:r>
+      <w:r>
+        <w:t xml:space="preserve">. Et isti</w:t>
+      </w:r>
+      <w:r>
+        <w:t xml:space="preserve"> </w:t>
+      </w:r>
+      <w:r>
+        <w:rPr>
+          <w:bCs/>
+          <w:b/>
+        </w:rPr>
+        <w:t xml:space="preserve">dicũt</w:t>
+      </w:r>
+      <w:r>
+        <w:t xml:space="preserve"> </w:t>
+      </w:r>
+      <w:r>
+        <w:t xml:space="preserve">[dicunt] esse</w:t>
+      </w:r>
+      <w:r>
+        <w:t xml:space="preserve"> </w:t>
+      </w:r>
+      <w:r>
+        <w:rPr>
+          <w:bCs/>
+          <w:b/>
+        </w:rPr>
+        <w:t xml:space="preserve">imitatores pape Sergij persecutoris pape Formosi</w:t>
+      </w:r>
+      <w:r>
+        <w:t xml:space="preserve">, qui (ut in quodam libro de antiquissima litera legi) in tantum volebant papam extollere quod asserebant papam non posse danari, sed quod quicquid faceret saluaretur. Ita isti dicunt quod quicquid papa diffinit esse tenendum omnes tenere et credere debent. Hinc dicit glo. dist. ix [xix]. c. </w:t>
+      </w:r>
+      <w:r>
+        <w:t xml:space="preserve">“</w:t>
+      </w:r>
+      <w:r>
+        <w:t xml:space="preserve">si romanorum</w:t>
+      </w:r>
+      <w:r>
+        <w:t xml:space="preserve">”</w:t>
+      </w:r>
+      <w:r>
+        <w:t xml:space="preserve">: Illud quod papa approbat vel reprobat nos approbare vel reprobare debemus.</w:t>
+      </w:r>
+    </w:p>
+    <w:p>
+      <w:pPr>
+        <w:pStyle w:val="FirstParagraph"/>
+      </w:pPr>
+      <w:r>
+        <w:t xml:space="preserve">Variants:</w:t>
+      </w:r>
+      <w:r>
+        <w:t xml:space="preserve"> </w:t>
+      </w:r>
+      <w:r>
+        <w:t xml:space="preserve">-</w:t>
+      </w:r>
+      <w:r>
+        <w:t xml:space="preserve"> </w:t>
+      </w:r>
+      <w:r>
+        <w:rPr>
+          <w:bCs/>
+          <w:b/>
+        </w:rPr>
+        <w:t xml:space="preserve">sequacium?</w:t>
+      </w:r>
+      <w:r>
+        <w:t xml:space="preserve"> </w:t>
+      </w:r>
+      <w:r>
+        <w:t xml:space="preserve">—</w:t>
+      </w:r>
+      <w:r>
+        <w:t xml:space="preserve"> </w:t>
+      </w:r>
+      <w:r>
+        <w:rPr>
+          <w:bCs/>
+          <w:b/>
+        </w:rPr>
+        <w:t xml:space="preserve">No.</w:t>
+      </w:r>
+      <w:r>
+        <w:t xml:space="preserve"> </w:t>
+      </w:r>
+      <w:r>
+        <w:t xml:space="preserve">Lyons reads</w:t>
+      </w:r>
+      <w:r>
+        <w:t xml:space="preserve"> </w:t>
+      </w:r>
+      <w:r>
+        <w:rPr>
+          <w:bCs/>
+          <w:b/>
+        </w:rPr>
+        <w:t xml:space="preserve">“</w:t>
+      </w:r>
+      <w:r>
+        <w:rPr>
+          <w:bCs/>
+          <w:b/>
+        </w:rPr>
+        <w:t xml:space="preserve">imitatores papae Sergii persecutoris papae Formosi</w:t>
+      </w:r>
+      <w:r>
+        <w:rPr>
+          <w:bCs/>
+          <w:b/>
+        </w:rPr>
+        <w:t xml:space="preserve">”</w:t>
+      </w:r>
+      <w:r>
+        <w:t xml:space="preserve"> </w:t>
+      </w:r>
+      <w:r>
+        <w:t xml:space="preserve">—</w:t>
+      </w:r>
+      <w:r>
+        <w:t xml:space="preserve"> </w:t>
+      </w:r>
+      <w:r>
+        <w:rPr>
+          <w:iCs/>
+          <w:i/>
+        </w:rPr>
+        <w:t xml:space="preserve">sequacium</w:t>
+      </w:r>
+      <w:r>
+        <w:t xml:space="preserve"> </w:t>
+      </w:r>
+      <w:r>
+        <w:t xml:space="preserve">is</w:t>
+      </w:r>
+      <w:r>
+        <w:t xml:space="preserve"> </w:t>
+      </w:r>
+      <w:r>
+        <w:rPr>
+          <w:bCs/>
+          <w:b/>
+        </w:rPr>
+        <w:t xml:space="preserve">absent</w:t>
+      </w:r>
+      <w:r>
+        <w:t xml:space="preserve">, and the order is</w:t>
+      </w:r>
+      <w:r>
+        <w:t xml:space="preserve"> </w:t>
+      </w:r>
+      <w:r>
+        <w:rPr>
+          <w:bCs/>
+          <w:b/>
+        </w:rPr>
+        <w:t xml:space="preserve">“</w:t>
+      </w:r>
+      <w:r>
+        <w:rPr>
+          <w:bCs/>
+          <w:b/>
+        </w:rPr>
+        <w:t xml:space="preserve">papae Sergii</w:t>
+      </w:r>
+      <w:r>
+        <w:rPr>
+          <w:bCs/>
+          <w:b/>
+        </w:rPr>
+        <w:t xml:space="preserve">”</w:t>
+      </w:r>
+      <w:r>
+        <w:t xml:space="preserve"> </w:t>
+      </w:r>
+      <w:r>
+        <w:t xml:space="preserve">(not</w:t>
+      </w:r>
+      <w:r>
+        <w:t xml:space="preserve"> </w:t>
+      </w:r>
+      <w:r>
+        <w:rPr>
+          <w:iCs/>
+          <w:i/>
+        </w:rPr>
+        <w:t xml:space="preserve">Sergii papae</w:t>
+      </w:r>
+      <w:r>
+        <w:t xml:space="preserve">). Lyons = Goldast; both differ from the control (</w:t>
+      </w:r>
+      <w:r>
+        <w:t xml:space="preserve">“</w:t>
+      </w:r>
+      <w:r>
+        <w:t xml:space="preserve">imitatores</w:t>
+      </w:r>
+      <w:r>
+        <w:t xml:space="preserve"> </w:t>
+      </w:r>
+      <w:r>
+        <w:rPr>
+          <w:iCs/>
+          <w:i/>
+        </w:rPr>
+        <w:t xml:space="preserve">sequacium Sergii papae</w:t>
+      </w:r>
+      <w:r>
+        <w:t xml:space="preserve">”</w:t>
+      </w:r>
+      <w:r>
+        <w:t xml:space="preserve">).</w:t>
+      </w:r>
+      <w:r>
+        <w:t xml:space="preserve"> </w:t>
+      </w:r>
+      <w:r>
+        <w:t xml:space="preserve">-</w:t>
+      </w:r>
+      <w:r>
+        <w:t xml:space="preserve"> </w:t>
+      </w:r>
+      <w:r>
+        <w:rPr>
+          <w:bCs/>
+          <w:b/>
+        </w:rPr>
+        <w:t xml:space="preserve">verb:</w:t>
+      </w:r>
+      <w:r>
+        <w:t xml:space="preserve"> </w:t>
+      </w:r>
+      <w:r>
+        <w:t xml:space="preserve">Lyons</w:t>
+      </w:r>
+      <w:r>
+        <w:t xml:space="preserve"> </w:t>
+      </w:r>
+      <w:r>
+        <w:rPr>
+          <w:bCs/>
+          <w:b/>
+        </w:rPr>
+        <w:t xml:space="preserve">“</w:t>
+      </w:r>
+      <w:r>
+        <w:rPr>
+          <w:bCs/>
+          <w:b/>
+        </w:rPr>
+        <w:t xml:space="preserve">dicunt</w:t>
+      </w:r>
+      <w:r>
+        <w:rPr>
+          <w:bCs/>
+          <w:b/>
+        </w:rPr>
+        <w:t xml:space="preserve">”</w:t>
+      </w:r>
+      <w:r>
+        <w:t xml:space="preserve"> </w:t>
+      </w:r>
+      <w:r>
+        <w:t xml:space="preserve">(macron over</w:t>
+      </w:r>
+      <w:r>
+        <w:t xml:space="preserve"> </w:t>
+      </w:r>
+      <w:r>
+        <w:rPr>
+          <w:iCs/>
+          <w:i/>
+        </w:rPr>
+        <w:t xml:space="preserve">u</w:t>
+      </w:r>
+      <w:r>
+        <w:t xml:space="preserve">; no</w:t>
+      </w:r>
+      <w:r>
+        <w:t xml:space="preserve"> </w:t>
+      </w:r>
+      <w:r>
+        <w:rPr>
+          <w:iCs/>
+          <w:i/>
+        </w:rPr>
+        <w:t xml:space="preserve">-ur</w:t>
+      </w:r>
+      <w:r>
+        <w:t xml:space="preserve"> </w:t>
+      </w:r>
+      <w:r>
+        <w:t xml:space="preserve">abbreviation visible) — an active form. Differs from both Goldast</w:t>
+      </w:r>
+      <w:r>
+        <w:t xml:space="preserve"> </w:t>
+      </w:r>
+      <w:r>
+        <w:rPr>
+          <w:iCs/>
+          <w:i/>
+        </w:rPr>
+        <w:t xml:space="preserve">dicuntur</w:t>
+      </w:r>
+      <w:r>
+        <w:t xml:space="preserve"> </w:t>
+      </w:r>
+      <w:r>
+        <w:t xml:space="preserve">(passive) and the control</w:t>
+      </w:r>
+      <w:r>
+        <w:t xml:space="preserve"> </w:t>
+      </w:r>
+      <w:r>
+        <w:rPr>
+          <w:iCs/>
+          <w:i/>
+        </w:rPr>
+        <w:t xml:space="preserve">videntur</w:t>
+      </w:r>
+      <w:r>
+        <w:t xml:space="preserve">. This is the</w:t>
+      </w:r>
+      <w:r>
+        <w:t xml:space="preserve"> </w:t>
+      </w:r>
+      <w:r>
+        <w:rPr>
+          <w:bCs/>
+          <w:b/>
+        </w:rPr>
+        <w:t xml:space="preserve">one point where Lyons and Goldast may not coincide</w:t>
+      </w:r>
+      <w:r>
+        <w:t xml:space="preserve">; if the macron is read as a</w:t>
+      </w:r>
+      <w:r>
+        <w:t xml:space="preserve"> </w:t>
+      </w:r>
+      <w:r>
+        <w:rPr>
+          <w:iCs/>
+          <w:i/>
+        </w:rPr>
+        <w:t xml:space="preserve">-untur</w:t>
+      </w:r>
+      <w:r>
+        <w:t xml:space="preserve"> </w:t>
+      </w:r>
+      <w:r>
+        <w:t xml:space="preserve">compendium it would be</w:t>
+      </w:r>
+      <w:r>
+        <w:t xml:space="preserve"> </w:t>
+      </w:r>
+      <w:r>
+        <w:rPr>
+          <w:iCs/>
+          <w:i/>
+        </w:rPr>
+        <w:t xml:space="preserve">dicuntur</w:t>
+      </w:r>
+      <w:r>
+        <w:t xml:space="preserve"> </w:t>
+      </w:r>
+      <w:r>
+        <w:t xml:space="preserve">= Goldast, but on the face of it the glyph is</w:t>
+      </w:r>
+      <w:r>
+        <w:t xml:space="preserve"> </w:t>
+      </w:r>
+      <w:r>
+        <w:rPr>
+          <w:iCs/>
+          <w:i/>
+        </w:rPr>
+        <w:t xml:space="preserve">dicunt</w:t>
+      </w:r>
+      <w:r>
+        <w:t xml:space="preserve">.</w:t>
+      </w:r>
+      <w:r>
+        <w:t xml:space="preserve"> </w:t>
+      </w:r>
+      <w:r>
+        <w:t xml:space="preserve">-</w:t>
+      </w:r>
+      <w:r>
+        <w:t xml:space="preserve"> </w:t>
+      </w:r>
+      <w:r>
+        <w:rPr>
+          <w:bCs/>
+          <w:b/>
+        </w:rPr>
+        <w:t xml:space="preserve">danare (=damnare)</w:t>
+      </w:r>
+      <w:r>
+        <w:t xml:space="preserve"> </w:t>
+      </w:r>
+      <w:r>
+        <w:t xml:space="preserve">for the control’s</w:t>
+      </w:r>
+      <w:r>
+        <w:t xml:space="preserve"> </w:t>
+      </w:r>
+      <w:r>
+        <w:rPr>
+          <w:bCs/>
+          <w:b/>
+        </w:rPr>
+        <w:t xml:space="preserve">condemnare</w:t>
+      </w:r>
+      <w:r>
+        <w:t xml:space="preserve">: Lyons = Goldast.</w:t>
+      </w:r>
+    </w:p>
+    <w:bookmarkEnd w:id="68"/>
+    <w:bookmarkStart w:id="69" w:name="virgin-clause-miracle-col.-b"/>
+    <w:p>
+      <w:pPr>
+        <w:pStyle w:val="Heading3"/>
+      </w:pPr>
+      <w:r>
+        <w:t xml:space="preserve">Virgin clause + miracle — col. b</w:t>
+      </w:r>
+    </w:p>
+    <w:p>
+      <w:pPr>
+        <w:pStyle w:val="BlockText"/>
+      </w:pPr>
+      <w:r>
+        <w:rPr>
+          <w:bCs/>
+          <w:b/>
+        </w:rPr>
+        <w:t xml:space="preserve">Mag.</w:t>
+      </w:r>
+      <w:r>
+        <w:t xml:space="preserve"> </w:t>
+      </w:r>
+      <w:r>
+        <w:t xml:space="preserve">Dicũt quod si vnus solus dissentiret non esset talis veritas acceptanda, quia</w:t>
+      </w:r>
+      <w:r>
+        <w:t xml:space="preserve"> </w:t>
+      </w:r>
+      <w:r>
+        <w:rPr>
+          <w:bCs/>
+          <w:b/>
+        </w:rPr>
+        <w:t xml:space="preserve">in vno solo potest stare tota fides ecclesie, quemadmodum tempore mortis christi tota fides ecclesie in sola beata virgine remanebat</w:t>
+      </w:r>
+      <w:r>
+        <w:t xml:space="preserve">; nec est</w:t>
+      </w:r>
+      <w:r>
+        <w:t xml:space="preserve"> </w:t>
+      </w:r>
+      <w:r>
+        <w:rPr>
+          <w:bCs/>
+          <w:b/>
+        </w:rPr>
+        <w:t xml:space="preserve">etiam</w:t>
+      </w:r>
+      <w:r>
+        <w:t xml:space="preserve"> </w:t>
+      </w:r>
+      <w:r>
+        <w:t xml:space="preserve">credendum quod omni tempore post tempora apostolorum</w:t>
+      </w:r>
+      <w:r>
+        <w:t xml:space="preserve"> </w:t>
+      </w:r>
+      <w:r>
+        <w:rPr>
+          <w:bCs/>
+          <w:b/>
+        </w:rPr>
+        <w:t xml:space="preserve">fuerit</w:t>
+      </w:r>
+      <w:r>
+        <w:t xml:space="preserve"> </w:t>
+      </w:r>
+      <w:r>
+        <w:t xml:space="preserve">aliqui magis accepti deo quam</w:t>
+      </w:r>
+      <w:r>
+        <w:t xml:space="preserve"> </w:t>
+      </w:r>
+      <w:r>
+        <w:rPr>
+          <w:bCs/>
+          <w:b/>
+        </w:rPr>
+        <w:t xml:space="preserve">fuerint apostoli ante mortem christi</w:t>
+      </w:r>
+      <w:r>
+        <w:t xml:space="preserve">. Si ergo christus per crucifixionem suam permisit cunctos apostolos a fide catholica deuiare et solam beatam virginem firmiter</w:t>
+      </w:r>
+      <w:r>
+        <w:t xml:space="preserve"> </w:t>
+      </w:r>
+      <w:r>
+        <w:rPr>
+          <w:bCs/>
+          <w:b/>
+        </w:rPr>
+        <w:t xml:space="preserve">permanere</w:t>
+      </w:r>
+      <w:r>
+        <w:t xml:space="preserve"> </w:t>
+      </w:r>
+      <w:r>
+        <w:t xml:space="preserve">in fide, temerarium est asserere quod nunquam ante finem mundi deus permittat totam multitudinem christianorum preter vnum a fide recedere orthodoxa.</w:t>
+      </w:r>
+    </w:p>
+    <w:p>
+      <w:pPr>
+        <w:pStyle w:val="FirstParagraph"/>
+      </w:pPr>
+      <w:r>
+        <w:t xml:space="preserve">Variants:</w:t>
+      </w:r>
+      <w:r>
+        <w:t xml:space="preserve"> </w:t>
+      </w:r>
+      <w:r>
+        <w:t xml:space="preserve">-</w:t>
+      </w:r>
+      <w:r>
+        <w:t xml:space="preserve"> </w:t>
+      </w:r>
+      <w:r>
+        <w:rPr>
+          <w:bCs/>
+          <w:b/>
+        </w:rPr>
+        <w:t xml:space="preserve">catholica vs ecclesiae — settled: Lyons reads</w:t>
+      </w:r>
+      <w:r>
+        <w:rPr>
+          <w:bCs/>
+          <w:b/>
+        </w:rPr>
+        <w:t xml:space="preserve"> </w:t>
+      </w:r>
+      <w:r>
+        <w:rPr>
+          <w:iCs/>
+          <w:i/>
+          <w:bCs/>
+          <w:b/>
+        </w:rPr>
+        <w:t xml:space="preserve">ecclesie</w:t>
+      </w:r>
+      <w:r>
+        <w:rPr>
+          <w:bCs/>
+          <w:b/>
+        </w:rPr>
+        <w:t xml:space="preserve"> </w:t>
+      </w:r>
+      <w:r>
+        <w:rPr>
+          <w:bCs/>
+          <w:b/>
+        </w:rPr>
+        <w:t xml:space="preserve">in BOTH clauses</w:t>
+      </w:r>
+      <w:r>
+        <w:t xml:space="preserve"> </w:t>
+      </w:r>
+      <w:r>
+        <w:t xml:space="preserve">(</w:t>
+      </w:r>
+      <w:r>
+        <w:t xml:space="preserve">“</w:t>
+      </w:r>
+      <w:r>
+        <w:t xml:space="preserve">tota fides ecclesie … tota fides ecclesie in sola beata virgine</w:t>
+      </w:r>
+      <w:r>
+        <w:t xml:space="preserve">”</w:t>
+      </w:r>
+      <w:r>
+        <w:t xml:space="preserve">). Lyons = Goldast; the control’s</w:t>
+      </w:r>
+      <w:r>
+        <w:t xml:space="preserve"> </w:t>
+      </w:r>
+      <w:r>
+        <w:t xml:space="preserve">“</w:t>
+      </w:r>
+      <w:r>
+        <w:t xml:space="preserve">tota fides</w:t>
+      </w:r>
+      <w:r>
+        <w:t xml:space="preserve"> </w:t>
+      </w:r>
+      <w:r>
+        <w:rPr>
+          <w:iCs/>
+          <w:i/>
+        </w:rPr>
+        <w:t xml:space="preserve">catholica</w:t>
+      </w:r>
+      <w:r>
+        <w:t xml:space="preserve">”</w:t>
+      </w:r>
+      <w:r>
+        <w:t xml:space="preserve"> </w:t>
+      </w:r>
+      <w:r>
+        <w:t xml:space="preserve">in the second clause is</w:t>
+      </w:r>
+      <w:r>
+        <w:t xml:space="preserve"> </w:t>
+      </w:r>
+      <w:r>
+        <w:rPr>
+          <w:bCs/>
+          <w:b/>
+        </w:rPr>
+        <w:t xml:space="preserve">not</w:t>
+      </w:r>
+      <w:r>
+        <w:t xml:space="preserve"> </w:t>
+      </w:r>
+      <w:r>
+        <w:t xml:space="preserve">the Lyons reading.</w:t>
+      </w:r>
+      <w:r>
+        <w:t xml:space="preserve"> </w:t>
+      </w:r>
+      <w:r>
+        <w:t xml:space="preserve">-</w:t>
+      </w:r>
+      <w:r>
+        <w:t xml:space="preserve"> </w:t>
+      </w:r>
+      <w:r>
+        <w:rPr>
+          <w:bCs/>
+          <w:b/>
+        </w:rPr>
+        <w:t xml:space="preserve">remanebat</w:t>
+      </w:r>
+      <w:r>
+        <w:t xml:space="preserve"> </w:t>
+      </w:r>
+      <w:r>
+        <w:t xml:space="preserve">(first Virgin clause) and</w:t>
+      </w:r>
+      <w:r>
+        <w:t xml:space="preserve"> </w:t>
+      </w:r>
+      <w:r>
+        <w:rPr>
+          <w:bCs/>
+          <w:b/>
+        </w:rPr>
+        <w:t xml:space="preserve">firmiter permanere in fide</w:t>
+      </w:r>
+      <w:r>
+        <w:t xml:space="preserve"> </w:t>
+      </w:r>
+      <w:r>
+        <w:t xml:space="preserve">(second): Lyons = Goldast.</w:t>
+      </w:r>
+      <w:r>
+        <w:t xml:space="preserve"> </w:t>
+      </w:r>
+      <w:r>
+        <w:t xml:space="preserve">-</w:t>
+      </w:r>
+      <w:r>
+        <w:t xml:space="preserve"> </w:t>
+      </w:r>
+      <w:r>
+        <w:rPr>
+          <w:bCs/>
+          <w:b/>
+        </w:rPr>
+        <w:t xml:space="preserve">“</w:t>
+      </w:r>
+      <w:r>
+        <w:rPr>
+          <w:bCs/>
+          <w:b/>
+        </w:rPr>
+        <w:t xml:space="preserve">nec est</w:t>
+      </w:r>
+      <w:r>
+        <w:rPr>
+          <w:bCs/>
+          <w:b/>
+        </w:rPr>
+        <w:t xml:space="preserve"> </w:t>
+      </w:r>
+      <w:r>
+        <w:rPr>
+          <w:iCs/>
+          <w:i/>
+          <w:bCs/>
+          <w:b/>
+        </w:rPr>
+        <w:t xml:space="preserve">etiam</w:t>
+      </w:r>
+      <w:r>
+        <w:rPr>
+          <w:bCs/>
+          <w:b/>
+        </w:rPr>
+        <w:t xml:space="preserve"> </w:t>
+      </w:r>
+      <w:r>
+        <w:rPr>
+          <w:bCs/>
+          <w:b/>
+        </w:rPr>
+        <w:t xml:space="preserve">credendum …</w:t>
+      </w:r>
+      <w:r>
+        <w:rPr>
+          <w:bCs/>
+          <w:b/>
+        </w:rPr>
+        <w:t xml:space="preserve"> </w:t>
+      </w:r>
+      <w:r>
+        <w:rPr>
+          <w:iCs/>
+          <w:i/>
+          <w:bCs/>
+          <w:b/>
+        </w:rPr>
+        <w:t xml:space="preserve">fuerit</w:t>
+      </w:r>
+      <w:r>
+        <w:rPr>
+          <w:bCs/>
+          <w:b/>
+        </w:rPr>
+        <w:t xml:space="preserve"> </w:t>
+      </w:r>
+      <w:r>
+        <w:rPr>
+          <w:bCs/>
+          <w:b/>
+        </w:rPr>
+        <w:t xml:space="preserve">… quam</w:t>
+      </w:r>
+      <w:r>
+        <w:rPr>
+          <w:bCs/>
+          <w:b/>
+        </w:rPr>
+        <w:t xml:space="preserve"> </w:t>
+      </w:r>
+      <w:r>
+        <w:rPr>
+          <w:iCs/>
+          <w:i/>
+          <w:bCs/>
+          <w:b/>
+        </w:rPr>
+        <w:t xml:space="preserve">fuerint</w:t>
+      </w:r>
+      <w:r>
+        <w:rPr>
+          <w:bCs/>
+          <w:b/>
+        </w:rPr>
+        <w:t xml:space="preserve"> </w:t>
+      </w:r>
+      <w:r>
+        <w:rPr>
+          <w:bCs/>
+          <w:b/>
+        </w:rPr>
+        <w:t xml:space="preserve">apostoli</w:t>
+      </w:r>
+      <w:r>
+        <w:rPr>
+          <w:bCs/>
+          <w:b/>
+        </w:rPr>
+        <w:t xml:space="preserve"> </w:t>
+      </w:r>
+      <w:r>
+        <w:rPr>
+          <w:iCs/>
+          <w:i/>
+          <w:bCs/>
+          <w:b/>
+        </w:rPr>
+        <w:t xml:space="preserve">ante mortem christi</w:t>
+      </w:r>
+      <w:r>
+        <w:rPr>
+          <w:bCs/>
+          <w:b/>
+        </w:rPr>
+        <w:t xml:space="preserve">”</w:t>
+      </w:r>
+      <w:r>
+        <w:t xml:space="preserve">: Lyons carries all of Goldast’s pluses (</w:t>
+      </w:r>
+      <w:r>
+        <w:rPr>
+          <w:iCs/>
+          <w:i/>
+        </w:rPr>
+        <w:t xml:space="preserve">etiam</w:t>
+      </w:r>
+      <w:r>
+        <w:t xml:space="preserve">; the</w:t>
+      </w:r>
+      <w:r>
+        <w:t xml:space="preserve"> </w:t>
+      </w:r>
+      <w:r>
+        <w:rPr>
+          <w:iCs/>
+          <w:i/>
+        </w:rPr>
+        <w:t xml:space="preserve">fuerit/fuerint</w:t>
+      </w:r>
+      <w:r>
+        <w:t xml:space="preserve"> </w:t>
+      </w:r>
+      <w:r>
+        <w:t xml:space="preserve">forms; the phrase</w:t>
+      </w:r>
+      <w:r>
+        <w:t xml:space="preserve"> </w:t>
+      </w:r>
+      <w:r>
+        <w:rPr>
+          <w:iCs/>
+          <w:i/>
+        </w:rPr>
+        <w:t xml:space="preserve">ante mortem Christi</w:t>
+      </w:r>
+      <w:r>
+        <w:t xml:space="preserve">) that the control lacks. Lyons = Goldast.</w:t>
+      </w:r>
+    </w:p>
+    <w:p>
+      <w:r>
+        <w:pict>
+          <v:rect style="width:0;height:1.5pt" o:hralign="center" o:hrstd="t" o:hr="t"/>
+        </w:pict>
+      </w:r>
+    </w:p>
+    <w:bookmarkEnd w:id="69"/>
+    <w:bookmarkEnd w:id="70"/>
+    <w:bookmarkStart w:id="76" w:name="block-c-lib.-v-1"/>
+    <w:p>
+      <w:pPr>
+        <w:pStyle w:val="Heading2"/>
+      </w:pPr>
+      <w:r>
+        <w:t xml:space="preserve">Block C — lib. V</w:t>
+      </w:r>
+    </w:p>
+    <w:bookmarkStart w:id="71" w:name="X9a70ef8c8db63d93eae3b71647f0697cdc1fd87"/>
+    <w:p>
+      <w:pPr>
+        <w:pStyle w:val="Heading3"/>
+      </w:pPr>
+      <w:r>
+        <w:t xml:space="preserve">Cap. 1 opening — fol. ≈ XXXII v/XXXIII r col. b (PDF 96)</w:t>
+      </w:r>
+    </w:p>
+    <w:p>
+      <w:pPr>
+        <w:pStyle w:val="BlockText"/>
+      </w:pPr>
+      <w:r>
+        <w:t xml:space="preserve">…indagare propono qui possint prauitate heretica maculari.</w:t>
+      </w:r>
+      <w:r>
+        <w:t xml:space="preserve"> </w:t>
+      </w:r>
+      <w:r>
+        <w:rPr>
+          <w:bCs/>
+          <w:b/>
+        </w:rPr>
+        <w:t xml:space="preserve">Et quia omnes christiani sentire videntur quod tota multitudo christianorum hereticari non potest, quidam autem secundo quod nec concilium generale, aliqui vero tertio quod romana ecclesia, nonnulli autem quarto quod nec collegium cardinalium, aliqui vero quinto quod nec etiam papa potest heretica pollui prauitate</w:t>
+      </w:r>
+      <w:r>
+        <w:t xml:space="preserve">: ideo de istis quinque quid sentiant christiani cupio ut mihi reueles.</w:t>
+      </w:r>
+    </w:p>
+    <w:p>
+      <w:pPr>
+        <w:pStyle w:val="FirstParagraph"/>
+      </w:pPr>
+      <w:r>
+        <w:t xml:space="preserve">Variants: none substantive vs Goldast; Lyons carries the ordinals</w:t>
+      </w:r>
+      <w:r>
+        <w:t xml:space="preserve"> </w:t>
+      </w:r>
+      <w:r>
+        <w:rPr>
+          <w:iCs/>
+          <w:i/>
+        </w:rPr>
+        <w:t xml:space="preserve">secundo/tertio/quarto/quinto</w:t>
+      </w:r>
+      <w:r>
+        <w:t xml:space="preserve"> </w:t>
+      </w:r>
+      <w:r>
+        <w:t xml:space="preserve">exactly as Goldast (the control cites the sentence without them).</w:t>
+      </w:r>
+    </w:p>
+    <w:bookmarkEnd w:id="71"/>
+    <w:bookmarkStart w:id="72" w:name="X44ac6687eed6bee54afe602655cef007def8d66"/>
+    <w:p>
+      <w:pPr>
+        <w:pStyle w:val="Heading3"/>
+      </w:pPr>
+      <w:r>
+        <w:t xml:space="preserve">Cap. 7 —</w:t>
+      </w:r>
+      <w:r>
+        <w:t xml:space="preserve"> </w:t>
+      </w:r>
+      <w:r>
+        <w:t xml:space="preserve">“</w:t>
+      </w:r>
+      <w:r>
+        <w:t xml:space="preserve">Respondetur…</w:t>
+      </w:r>
+      <w:r>
+        <w:t xml:space="preserve">”</w:t>
+      </w:r>
+      <w:r>
+        <w:t xml:space="preserve"> </w:t>
+      </w:r>
+      <w:r>
+        <w:t xml:space="preserve">— fol. XXXVIII r col. a (PDF 107)</w:t>
+      </w:r>
+    </w:p>
+    <w:p>
+      <w:pPr>
+        <w:pStyle w:val="BlockText"/>
+      </w:pPr>
+      <w:r>
+        <w:rPr>
+          <w:bCs/>
+          <w:b/>
+        </w:rPr>
+        <w:t xml:space="preserve">Mag.</w:t>
+      </w:r>
+      <w:r>
+        <w:t xml:space="preserve"> </w:t>
+      </w:r>
+      <w:r>
+        <w:t xml:space="preserve">Respondetur quod non procedit ratio de tota congregatione fidelium, quia quando sedes apostolica non vacat tota congregatio fidelium non est inferior papa, quia comprehendit papam;</w:t>
+      </w:r>
+      <w:r>
+        <w:t xml:space="preserve"> </w:t>
+      </w:r>
+      <w:r>
+        <w:rPr>
+          <w:bCs/>
+          <w:b/>
+        </w:rPr>
+        <w:t xml:space="preserve">sed tota fidelium multitudo preter papam est inferior papa, et de illa conceditur quod potest errare contra fidem, quia secundum eos fides potest in solo summo pontifice permanere.</w:t>
+      </w:r>
+    </w:p>
+    <w:p>
+      <w:pPr>
+        <w:pStyle w:val="FirstParagraph"/>
+      </w:pPr>
+      <w:r>
+        <w:t xml:space="preserve">Variants (all four confirm Goldast against the control):</w:t>
+      </w:r>
+      <w:r>
+        <w:t xml:space="preserve"> </w:t>
+      </w:r>
+      <w:r>
+        <w:t xml:space="preserve">- word order</w:t>
+      </w:r>
+      <w:r>
+        <w:t xml:space="preserve"> </w:t>
+      </w:r>
+      <w:r>
+        <w:rPr>
+          <w:bCs/>
+          <w:b/>
+        </w:rPr>
+        <w:t xml:space="preserve">“</w:t>
+      </w:r>
+      <w:r>
+        <w:rPr>
+          <w:bCs/>
+          <w:b/>
+        </w:rPr>
+        <w:t xml:space="preserve">tota fidelium multitudo praeter papam</w:t>
+      </w:r>
+      <w:r>
+        <w:rPr>
+          <w:bCs/>
+          <w:b/>
+        </w:rPr>
+        <w:t xml:space="preserve">”</w:t>
+      </w:r>
+      <w:r>
+        <w:t xml:space="preserve"> </w:t>
+      </w:r>
+      <w:r>
+        <w:t xml:space="preserve">(control:</w:t>
+      </w:r>
+      <w:r>
+        <w:t xml:space="preserve"> </w:t>
+      </w:r>
+      <w:r>
+        <w:rPr>
+          <w:iCs/>
+          <w:i/>
+        </w:rPr>
+        <w:t xml:space="preserve">tota multitudo fidelium</w:t>
+      </w:r>
+      <w:r>
+        <w:t xml:space="preserve">);</w:t>
+      </w:r>
+      <w:r>
+        <w:t xml:space="preserve"> </w:t>
+      </w:r>
+      <w:r>
+        <w:t xml:space="preserve">-</w:t>
+      </w:r>
+      <w:r>
+        <w:t xml:space="preserve"> </w:t>
+      </w:r>
+      <w:r>
+        <w:rPr>
+          <w:bCs/>
+          <w:b/>
+        </w:rPr>
+        <w:t xml:space="preserve">omits</w:t>
+      </w:r>
+      <w:r>
+        <w:rPr>
+          <w:bCs/>
+          <w:b/>
+        </w:rPr>
+        <w:t xml:space="preserve"> </w:t>
+      </w:r>
+      <w:r>
+        <w:rPr>
+          <w:iCs/>
+          <w:i/>
+          <w:bCs/>
+          <w:b/>
+        </w:rPr>
+        <w:t xml:space="preserve">multitudine</w:t>
+      </w:r>
+      <w:r>
+        <w:t xml:space="preserve"> </w:t>
+      </w:r>
+      <w:r>
+        <w:t xml:space="preserve">in</w:t>
+      </w:r>
+      <w:r>
+        <w:t xml:space="preserve"> </w:t>
+      </w:r>
+      <w:r>
+        <w:t xml:space="preserve">“</w:t>
+      </w:r>
+      <w:r>
+        <w:t xml:space="preserve">de illa conceditur</w:t>
+      </w:r>
+      <w:r>
+        <w:t xml:space="preserve">”</w:t>
+      </w:r>
+      <w:r>
+        <w:t xml:space="preserve"> </w:t>
+      </w:r>
+      <w:r>
+        <w:t xml:space="preserve">(control:</w:t>
+      </w:r>
+      <w:r>
+        <w:t xml:space="preserve"> </w:t>
+      </w:r>
+      <w:r>
+        <w:rPr>
+          <w:iCs/>
+          <w:i/>
+        </w:rPr>
+        <w:t xml:space="preserve">de illa multitudine conceditur</w:t>
+      </w:r>
+      <w:r>
+        <w:t xml:space="preserve">);</w:t>
+      </w:r>
+      <w:r>
+        <w:t xml:space="preserve"> </w:t>
+      </w:r>
+      <w:r>
+        <w:t xml:space="preserve">- word order</w:t>
+      </w:r>
+      <w:r>
+        <w:t xml:space="preserve"> </w:t>
+      </w:r>
+      <w:r>
+        <w:rPr>
+          <w:bCs/>
+          <w:b/>
+        </w:rPr>
+        <w:t xml:space="preserve">“</w:t>
+      </w:r>
+      <w:r>
+        <w:rPr>
+          <w:bCs/>
+          <w:b/>
+        </w:rPr>
+        <w:t xml:space="preserve">errare contra fidem</w:t>
+      </w:r>
+      <w:r>
+        <w:rPr>
+          <w:bCs/>
+          <w:b/>
+        </w:rPr>
+        <w:t xml:space="preserve">”</w:t>
+      </w:r>
+      <w:r>
+        <w:t xml:space="preserve"> </w:t>
+      </w:r>
+      <w:r>
+        <w:t xml:space="preserve">(control:</w:t>
+      </w:r>
+      <w:r>
+        <w:t xml:space="preserve"> </w:t>
+      </w:r>
+      <w:r>
+        <w:rPr>
+          <w:iCs/>
+          <w:i/>
+        </w:rPr>
+        <w:t xml:space="preserve">contra fidem errare</w:t>
+      </w:r>
+      <w:r>
+        <w:t xml:space="preserve">);</w:t>
+      </w:r>
+      <w:r>
+        <w:t xml:space="preserve"> </w:t>
+      </w:r>
+      <w:r>
+        <w:t xml:space="preserve">-</w:t>
+      </w:r>
+      <w:r>
+        <w:t xml:space="preserve"> </w:t>
+      </w:r>
+      <w:r>
+        <w:rPr>
+          <w:bCs/>
+          <w:b/>
+        </w:rPr>
+        <w:t xml:space="preserve">remanere vs permanere — settled: Lyons reads</w:t>
+      </w:r>
+      <w:r>
+        <w:rPr>
+          <w:bCs/>
+          <w:b/>
+        </w:rPr>
+        <w:t xml:space="preserve"> </w:t>
+      </w:r>
+      <w:r>
+        <w:rPr>
+          <w:iCs/>
+          <w:i/>
+          <w:bCs/>
+          <w:b/>
+        </w:rPr>
+        <w:t xml:space="preserve">permanere</w:t>
+      </w:r>
+      <w:r>
+        <w:t xml:space="preserve"> </w:t>
+      </w:r>
+      <w:r>
+        <w:t xml:space="preserve">(</w:t>
+      </w:r>
+      <w:r>
+        <w:t xml:space="preserve">“</w:t>
+      </w:r>
+      <w:r>
+        <w:t xml:space="preserve">fides potest in solo summo pontifice</w:t>
+      </w:r>
+      <w:r>
+        <w:t xml:space="preserve"> </w:t>
+      </w:r>
+      <w:r>
+        <w:rPr>
+          <w:bCs/>
+          <w:b/>
+        </w:rPr>
+        <w:t xml:space="preserve">permanere</w:t>
+      </w:r>
+      <w:r>
+        <w:t xml:space="preserve">”</w:t>
+      </w:r>
+      <w:r>
+        <w:t xml:space="preserve">). Lyons = Goldast; the control’s</w:t>
+      </w:r>
+      <w:r>
+        <w:t xml:space="preserve"> </w:t>
+      </w:r>
+      <w:r>
+        <w:rPr>
+          <w:iCs/>
+          <w:i/>
+        </w:rPr>
+        <w:t xml:space="preserve">remanere</w:t>
+      </w:r>
+      <w:r>
+        <w:t xml:space="preserve"> </w:t>
+      </w:r>
+      <w:r>
+        <w:t xml:space="preserve">is not the Lyons reading.</w:t>
+      </w:r>
+    </w:p>
+    <w:bookmarkEnd w:id="72"/>
+    <w:bookmarkStart w:id="73" w:name="X5eb3281eaa8e86510e5e3a363747f3ff41437b6"/>
+    <w:p>
+      <w:pPr>
+        <w:pStyle w:val="Heading3"/>
+      </w:pPr>
+      <w:r>
+        <w:t xml:space="preserve">Cap. 22 —</w:t>
+      </w:r>
+      <w:r>
+        <w:t xml:space="preserve"> </w:t>
+      </w:r>
+      <w:r>
+        <w:t xml:space="preserve">“</w:t>
+      </w:r>
+      <w:r>
+        <w:t xml:space="preserve">toti et nulli parti</w:t>
+      </w:r>
+      <w:r>
+        <w:t xml:space="preserve">”</w:t>
+      </w:r>
+      <w:r>
+        <w:t xml:space="preserve"> </w:t>
+      </w:r>
+      <w:r>
+        <w:t xml:space="preserve">— fol. XLIII v col. a (PDF 118)</w:t>
+      </w:r>
+    </w:p>
+    <w:p>
+      <w:pPr>
+        <w:pStyle w:val="BlockText"/>
+      </w:pPr>
+      <w:r>
+        <w:t xml:space="preserve">Illud quod promittitur toti et nulli parti</w:t>
+      </w:r>
+      <w:r>
+        <w:t xml:space="preserve"> </w:t>
+      </w:r>
+      <w:r>
+        <w:rPr>
+          <w:bCs/>
+          <w:b/>
+        </w:rPr>
+        <w:t xml:space="preserve">non debuit</w:t>
+      </w:r>
+      <w:r>
+        <w:t xml:space="preserve"> </w:t>
+      </w:r>
+      <w:r>
+        <w:t xml:space="preserve">alicui parti attribui, etiam principaliori. Sed nunquam errare contra fidem toti congregationi fidelium promissum fuit a christo, et nulli parti fuit hoc promissum</w:t>
+      </w:r>
+      <w:r>
+        <w:t xml:space="preserve"> </w:t>
+      </w:r>
+      <w:r>
+        <w:rPr>
+          <w:bCs/>
+          <w:b/>
+        </w:rPr>
+        <w:t xml:space="preserve">a christo</w:t>
+      </w:r>
+      <w:r>
+        <w:t xml:space="preserve">; [ergo] non debet hoc alicui particulari ecclesie catholicorum attribui. Cum ergo romana ecclesia sit pars ecclesie et non sit tota ecclesia, non posse errare contra fidem non est attribuendum romane ecclesie.</w:t>
+      </w:r>
+    </w:p>
+    <w:p>
+      <w:pPr>
+        <w:pStyle w:val="FirstParagraph"/>
+      </w:pPr>
+      <w:r>
+        <w:t xml:space="preserve">Variants:</w:t>
+      </w:r>
+      <w:r>
+        <w:t xml:space="preserve"> </w:t>
+      </w:r>
+      <w:r>
+        <w:t xml:space="preserve">-</w:t>
+      </w:r>
+      <w:r>
+        <w:t xml:space="preserve"> </w:t>
+      </w:r>
+      <w:r>
+        <w:rPr>
+          <w:bCs/>
+          <w:b/>
+        </w:rPr>
+        <w:t xml:space="preserve">debet vs debuit — settled: Lyons reads the perfect</w:t>
+      </w:r>
+      <w:r>
+        <w:rPr>
+          <w:bCs/>
+          <w:b/>
+        </w:rPr>
+        <w:t xml:space="preserve"> </w:t>
+      </w:r>
+      <w:r>
+        <w:rPr>
+          <w:iCs/>
+          <w:i/>
+          <w:bCs/>
+          <w:b/>
+        </w:rPr>
+        <w:t xml:space="preserve">debuit</w:t>
+      </w:r>
+      <w:r>
+        <w:t xml:space="preserve"> </w:t>
+      </w:r>
+      <w:r>
+        <w:t xml:space="preserve">(</w:t>
+      </w:r>
+      <w:r>
+        <w:t xml:space="preserve">“</w:t>
+      </w:r>
+      <w:r>
+        <w:t xml:space="preserve">non</w:t>
+      </w:r>
+      <w:r>
+        <w:t xml:space="preserve"> </w:t>
+      </w:r>
+      <w:r>
+        <w:rPr>
+          <w:bCs/>
+          <w:b/>
+        </w:rPr>
+        <w:t xml:space="preserve">debuit</w:t>
+      </w:r>
+      <w:r>
+        <w:t xml:space="preserve"> </w:t>
+      </w:r>
+      <w:r>
+        <w:t xml:space="preserve">alicui parti attribui</w:t>
+      </w:r>
+      <w:r>
+        <w:t xml:space="preserve">”</w:t>
+      </w:r>
+      <w:r>
+        <w:t xml:space="preserve">). Lyons = Goldast; the control’s present</w:t>
+      </w:r>
+      <w:r>
+        <w:t xml:space="preserve"> </w:t>
+      </w:r>
+      <w:r>
+        <w:rPr>
+          <w:iCs/>
+          <w:i/>
+        </w:rPr>
+        <w:t xml:space="preserve">debet</w:t>
+      </w:r>
+      <w:r>
+        <w:t xml:space="preserve"> </w:t>
+      </w:r>
+      <w:r>
+        <w:t xml:space="preserve">is not the Lyons reading. (The</w:t>
+      </w:r>
+      <w:r>
+        <w:t xml:space="preserve"> </w:t>
+      </w:r>
+      <w:r>
+        <w:rPr>
+          <w:iCs/>
+          <w:i/>
+        </w:rPr>
+        <w:t xml:space="preserve">second</w:t>
+      </w:r>
+      <w:r>
+        <w:t xml:space="preserve"> </w:t>
+      </w:r>
+      <w:r>
+        <w:t xml:space="preserve">verb,</w:t>
+      </w:r>
+      <w:r>
+        <w:t xml:space="preserve"> </w:t>
+      </w:r>
+      <w:r>
+        <w:t xml:space="preserve">“</w:t>
+      </w:r>
+      <w:r>
+        <w:t xml:space="preserve">non</w:t>
+      </w:r>
+      <w:r>
+        <w:t xml:space="preserve"> </w:t>
+      </w:r>
+      <w:r>
+        <w:rPr>
+          <w:bCs/>
+          <w:b/>
+        </w:rPr>
+        <w:t xml:space="preserve">debet</w:t>
+      </w:r>
+      <w:r>
+        <w:t xml:space="preserve"> </w:t>
+      </w:r>
+      <w:r>
+        <w:t xml:space="preserve">hoc… attribui</w:t>
+      </w:r>
+      <w:r>
+        <w:t xml:space="preserve">”</w:t>
+      </w:r>
+      <w:r>
+        <w:t xml:space="preserve">, is present in all three — only the first is contested.)</w:t>
+      </w:r>
+      <w:r>
+        <w:t xml:space="preserve"> </w:t>
+      </w:r>
+      <w:r>
+        <w:t xml:space="preserve">-</w:t>
+      </w:r>
+      <w:r>
+        <w:t xml:space="preserve"> </w:t>
+      </w:r>
+      <w:r>
+        <w:rPr>
+          <w:bCs/>
+          <w:b/>
+        </w:rPr>
+        <w:t xml:space="preserve">second</w:t>
+      </w:r>
+      <w:r>
+        <w:rPr>
+          <w:bCs/>
+          <w:b/>
+        </w:rPr>
+        <w:t xml:space="preserve"> </w:t>
+      </w:r>
+      <w:r>
+        <w:rPr>
+          <w:bCs/>
+          <w:b/>
+        </w:rPr>
+        <w:t xml:space="preserve">“</w:t>
+      </w:r>
+      <w:r>
+        <w:rPr>
+          <w:bCs/>
+          <w:b/>
+        </w:rPr>
+        <w:t xml:space="preserve">a Christo</w:t>
+      </w:r>
+      <w:r>
+        <w:rPr>
+          <w:bCs/>
+          <w:b/>
+        </w:rPr>
+        <w:t xml:space="preserve">”</w:t>
+      </w:r>
+      <w:r>
+        <w:rPr>
+          <w:bCs/>
+          <w:b/>
+        </w:rPr>
+        <w:t xml:space="preserve"> </w:t>
+      </w:r>
+      <w:r>
+        <w:rPr>
+          <w:bCs/>
+          <w:b/>
+        </w:rPr>
+        <w:t xml:space="preserve">present:</w:t>
+      </w:r>
+      <w:r>
+        <w:t xml:space="preserve"> </w:t>
+      </w:r>
+      <w:r>
+        <w:t xml:space="preserve">Lyons reads</w:t>
+      </w:r>
+      <w:r>
+        <w:t xml:space="preserve"> </w:t>
+      </w:r>
+      <w:r>
+        <w:t xml:space="preserve">“</w:t>
+      </w:r>
+      <w:r>
+        <w:t xml:space="preserve">et nulli parti fuit hoc promissum</w:t>
+      </w:r>
+      <w:r>
+        <w:t xml:space="preserve"> </w:t>
+      </w:r>
+      <w:r>
+        <w:rPr>
+          <w:bCs/>
+          <w:b/>
+        </w:rPr>
+        <w:t xml:space="preserve">a christo</w:t>
+      </w:r>
+      <w:r>
+        <w:t xml:space="preserve">”</w:t>
+      </w:r>
+      <w:r>
+        <w:t xml:space="preserve">, repeating</w:t>
+      </w:r>
+      <w:r>
+        <w:t xml:space="preserve"> </w:t>
+      </w:r>
+      <w:r>
+        <w:rPr>
+          <w:iCs/>
+          <w:i/>
+        </w:rPr>
+        <w:t xml:space="preserve">a Christo</w:t>
+      </w:r>
+      <w:r>
+        <w:t xml:space="preserve"> </w:t>
+      </w:r>
+      <w:r>
+        <w:t xml:space="preserve">as Goldast does; the control lacks the repeat. (The word before</w:t>
+      </w:r>
+      <w:r>
+        <w:t xml:space="preserve"> </w:t>
+      </w:r>
+      <w:r>
+        <w:rPr>
+          <w:iCs/>
+          <w:i/>
+        </w:rPr>
+        <w:t xml:space="preserve">promissum</w:t>
+      </w:r>
+      <w:r>
+        <w:t xml:space="preserve"> </w:t>
+      </w:r>
+      <w:r>
+        <w:t xml:space="preserve">is written with the</w:t>
+      </w:r>
+      <w:r>
+        <w:t xml:space="preserve"> </w:t>
+      </w:r>
+      <w:r>
+        <w:rPr>
+          <w:iCs/>
+          <w:i/>
+        </w:rPr>
+        <w:t xml:space="preserve">sed</w:t>
+      </w:r>
+      <w:r>
+        <w:t xml:space="preserve">-form abbreviation used elsewhere on these leaves; sense and both comparison texts require</w:t>
+      </w:r>
+      <w:r>
+        <w:t xml:space="preserve"> </w:t>
+      </w:r>
+      <w:r>
+        <w:rPr>
+          <w:iCs/>
+          <w:i/>
+        </w:rPr>
+        <w:t xml:space="preserve">hoc</w:t>
+      </w:r>
+      <w:r>
+        <w:t xml:space="preserve">, read here as</w:t>
+      </w:r>
+      <w:r>
+        <w:t xml:space="preserve"> </w:t>
+      </w:r>
+      <w:r>
+        <w:rPr>
+          <w:iCs/>
+          <w:i/>
+        </w:rPr>
+        <w:t xml:space="preserve">hoc</w:t>
+      </w:r>
+      <w:r>
+        <w:t xml:space="preserve">.)</w:t>
+      </w:r>
+    </w:p>
+    <w:bookmarkEnd w:id="73"/>
+    <w:bookmarkStart w:id="74" w:name="X9793861bea6dfe5f6269b9e6e4250dddc35601d"/>
+    <w:p>
+      <w:pPr>
+        <w:pStyle w:val="Heading3"/>
+      </w:pPr>
+      <w:r>
+        <w:t xml:space="preserve">Cap. 34 — tribulation — fol. LI r col. a (PDF 133)</w:t>
+      </w:r>
+    </w:p>
+    <w:p>
+      <w:pPr>
+        <w:pStyle w:val="BlockText"/>
+      </w:pPr>
+      <w:r>
+        <w:t xml:space="preserve">…et ita sepe maior fuit tribulatio infidelium quam erit illa tribulatio quam christus predixit futura, que tamen forsitan erit tanta quod</w:t>
+      </w:r>
+      <w:r>
+        <w:t xml:space="preserve"> </w:t>
+      </w:r>
+      <w:r>
+        <w:rPr>
+          <w:bCs/>
+          <w:b/>
+        </w:rPr>
+        <w:t xml:space="preserve">fideles pauci remanebunt firmi in fide</w:t>
+      </w:r>
+      <w:r>
+        <w:t xml:space="preserve">. Et an illi fideles erunt viri vel mulieres, solus deus nouit et illi quibus deus specialiter reuelauit.</w:t>
+      </w:r>
+    </w:p>
+    <w:p>
+      <w:pPr>
+        <w:pStyle w:val="FirstParagraph"/>
+      </w:pPr>
+      <w:r>
+        <w:t xml:space="preserve">Variants:</w:t>
+      </w:r>
+      <w:r>
+        <w:t xml:space="preserve"> </w:t>
+      </w:r>
+      <w:r>
+        <w:t xml:space="preserve">-</w:t>
+      </w:r>
+      <w:r>
+        <w:t xml:space="preserve"> </w:t>
+      </w:r>
+      <w:r>
+        <w:rPr>
+          <w:bCs/>
+          <w:b/>
+        </w:rPr>
+        <w:t xml:space="preserve">paucissimi vs pauci — settled: Lyons reads the plain positive</w:t>
+      </w:r>
+      <w:r>
+        <w:rPr>
+          <w:bCs/>
+          <w:b/>
+        </w:rPr>
+        <w:t xml:space="preserve"> </w:t>
+      </w:r>
+      <w:r>
+        <w:rPr>
+          <w:iCs/>
+          <w:i/>
+          <w:bCs/>
+          <w:b/>
+        </w:rPr>
+        <w:t xml:space="preserve">pauci</w:t>
+      </w:r>
+      <w:r>
+        <w:t xml:space="preserve"> </w:t>
+      </w:r>
+      <w:r>
+        <w:t xml:space="preserve">(</w:t>
+      </w:r>
+      <w:r>
+        <w:t xml:space="preserve">“</w:t>
+      </w:r>
+      <w:r>
+        <w:t xml:space="preserve">fideles</w:t>
+      </w:r>
+      <w:r>
+        <w:t xml:space="preserve"> </w:t>
+      </w:r>
+      <w:r>
+        <w:rPr>
+          <w:bCs/>
+          <w:b/>
+        </w:rPr>
+        <w:t xml:space="preserve">pauci</w:t>
+      </w:r>
+      <w:r>
+        <w:t xml:space="preserve"> </w:t>
+      </w:r>
+      <w:r>
+        <w:t xml:space="preserve">remanebunt firmi in fide</w:t>
+      </w:r>
+      <w:r>
+        <w:t xml:space="preserve">”</w:t>
+      </w:r>
+      <w:r>
+        <w:t xml:space="preserve">). Lyons = Goldast; the control’s superlative</w:t>
+      </w:r>
+      <w:r>
+        <w:t xml:space="preserve"> </w:t>
+      </w:r>
+      <w:r>
+        <w:rPr>
+          <w:iCs/>
+          <w:i/>
+        </w:rPr>
+        <w:t xml:space="preserve">paucissimi</w:t>
+      </w:r>
+      <w:r>
+        <w:t xml:space="preserve"> </w:t>
+      </w:r>
+      <w:r>
+        <w:t xml:space="preserve">is not the Lyons reading.</w:t>
+      </w:r>
+      <w:r>
+        <w:t xml:space="preserve"> </w:t>
+      </w:r>
+      <w:r>
+        <w:t xml:space="preserve">- remainder (</w:t>
+      </w:r>
+      <w:r>
+        <w:t xml:space="preserve">“</w:t>
+      </w:r>
+      <w:r>
+        <w:t xml:space="preserve">viri vel mulieres, solus Deus novit…</w:t>
+      </w:r>
+      <w:r>
+        <w:t xml:space="preserve">”</w:t>
+      </w:r>
+      <w:r>
+        <w:t xml:space="preserve">) matches all three.</w:t>
+      </w:r>
+    </w:p>
+    <w:bookmarkEnd w:id="74"/>
+    <w:bookmarkStart w:id="75" w:name="Xe37051d99e23fbadb95f8db9b1276b78c48942e"/>
+    <w:p>
+      <w:pPr>
+        <w:pStyle w:val="Heading3"/>
+      </w:pPr>
+      <w:r>
+        <w:t xml:space="preserve">Cap. 35 — quinta ratio (parvuli) — fol. LI r col. a foot (PDF 133–134)</w:t>
+      </w:r>
+    </w:p>
+    <w:p>
+      <w:pPr>
+        <w:pStyle w:val="BlockText"/>
+      </w:pPr>
+      <w:r>
+        <w:rPr>
+          <w:bCs/>
+          <w:b/>
+        </w:rPr>
+        <w:t xml:space="preserve">Quinta ratio probat specialiter quod tota multitudo virorum et mulierum usum rationis habentium potest contra fidem errare</w:t>
+      </w:r>
+      <w:r>
+        <w:t xml:space="preserve">, quia illa tota multitudo potest contra fidem errare, qua errante saluantur omnes promissiones christi de fide vsque ad finem seculi permansura[e]. Sed errante tota multitudine christianorum virorum et mulierum usum rationis habentium possunt saluari promissiones christi</w:t>
+      </w:r>
+      <w:r>
+        <w:t xml:space="preserve"> </w:t>
+      </w:r>
+      <w:r>
+        <w:rPr>
+          <w:bCs/>
+          <w:b/>
+        </w:rPr>
+        <w:t xml:space="preserve">de fide christi mansura</w:t>
+      </w:r>
+      <w:r>
+        <w:t xml:space="preserve">. Nam christus vere est spiritualiter cum paruulis baptizatis per gratiam et virtutes. Fides etiam beati petri pro qua christus rogauit nequaquam deficeret quia reperiretur in paruulis.</w:t>
+      </w:r>
+      <w:r>
+        <w:t xml:space="preserve"> </w:t>
+      </w:r>
+      <w:r>
+        <w:rPr>
+          <w:bCs/>
+          <w:b/>
+        </w:rPr>
+        <w:t xml:space="preserve">Paruuli enim habent habitum fidei.</w:t>
+      </w:r>
+      <w:r>
+        <w:t xml:space="preserve"> </w:t>
+      </w:r>
+      <w:r>
+        <w:t xml:space="preserve">Ergo errante tota multitudine christianorum usum rationis habentium possunt saluari promissiones christi per paruulos baptizatos. [Ergo temerarium est asserere quod nunquam tota multitudo christianorum usum rationis habentium contra fidem errabit.]</w:t>
+      </w:r>
+    </w:p>
+    <w:p>
+      <w:pPr>
+        <w:pStyle w:val="FirstParagraph"/>
+      </w:pPr>
+      <w:r>
+        <w:t xml:space="preserve">Variants (all confirm Goldast against the control):</w:t>
+      </w:r>
+      <w:r>
+        <w:t xml:space="preserve"> </w:t>
+      </w:r>
+      <w:r>
+        <w:t xml:space="preserve">- framed as the</w:t>
+      </w:r>
+      <w:r>
+        <w:t xml:space="preserve"> </w:t>
+      </w:r>
+      <w:r>
+        <w:rPr>
+          <w:bCs/>
+          <w:b/>
+        </w:rPr>
+        <w:t xml:space="preserve">quinta ratio</w:t>
+      </w:r>
+      <w:r>
+        <w:t xml:space="preserve">, with the subject expanded to</w:t>
+      </w:r>
+      <w:r>
+        <w:t xml:space="preserve"> </w:t>
+      </w:r>
+      <w:r>
+        <w:rPr>
+          <w:bCs/>
+          <w:b/>
+        </w:rPr>
+        <w:t xml:space="preserve">“</w:t>
+      </w:r>
+      <w:r>
+        <w:rPr>
+          <w:bCs/>
+          <w:b/>
+        </w:rPr>
+        <w:t xml:space="preserve">virorum et mulierum</w:t>
+      </w:r>
+      <w:r>
+        <w:rPr>
+          <w:bCs/>
+          <w:b/>
+        </w:rPr>
+        <w:t xml:space="preserve">”</w:t>
+      </w:r>
+      <w:r>
+        <w:t xml:space="preserve"> </w:t>
+      </w:r>
+      <w:r>
+        <w:t xml:space="preserve">(control topic-sentence:</w:t>
+      </w:r>
+      <w:r>
+        <w:t xml:space="preserve"> </w:t>
+      </w:r>
+      <w:r>
+        <w:rPr>
+          <w:iCs/>
+          <w:i/>
+        </w:rPr>
+        <w:t xml:space="preserve">errante tota multitudine Christianorum habentium usum rationis</w:t>
+      </w:r>
+      <w:r>
+        <w:t xml:space="preserve">);</w:t>
+      </w:r>
+      <w:r>
+        <w:t xml:space="preserve"> </w:t>
+      </w:r>
+      <w:r>
+        <w:t xml:space="preserve">-</w:t>
+      </w:r>
+      <w:r>
+        <w:t xml:space="preserve"> </w:t>
+      </w:r>
+      <w:r>
+        <w:rPr>
+          <w:bCs/>
+          <w:b/>
+        </w:rPr>
+        <w:t xml:space="preserve">“</w:t>
+      </w:r>
+      <w:r>
+        <w:rPr>
+          <w:bCs/>
+          <w:b/>
+        </w:rPr>
+        <w:t xml:space="preserve">de fide</w:t>
+      </w:r>
+      <w:r>
+        <w:rPr>
+          <w:bCs/>
+          <w:b/>
+        </w:rPr>
+        <w:t xml:space="preserve"> </w:t>
+      </w:r>
+      <w:r>
+        <w:rPr>
+          <w:iCs/>
+          <w:i/>
+          <w:bCs/>
+          <w:b/>
+        </w:rPr>
+        <w:t xml:space="preserve">Christi</w:t>
+      </w:r>
+      <w:r>
+        <w:rPr>
+          <w:bCs/>
+          <w:b/>
+        </w:rPr>
+        <w:t xml:space="preserve"> </w:t>
+      </w:r>
+      <w:r>
+        <w:rPr>
+          <w:bCs/>
+          <w:b/>
+        </w:rPr>
+        <w:t xml:space="preserve">mansura</w:t>
+      </w:r>
+      <w:r>
+        <w:rPr>
+          <w:bCs/>
+          <w:b/>
+        </w:rPr>
+        <w:t xml:space="preserve">”</w:t>
+      </w:r>
+      <w:r>
+        <w:t xml:space="preserve"> </w:t>
+      </w:r>
+      <w:r>
+        <w:t xml:space="preserve">— Lyons adds</w:t>
+      </w:r>
+      <w:r>
+        <w:t xml:space="preserve"> </w:t>
+      </w:r>
+      <w:r>
+        <w:rPr>
+          <w:iCs/>
+          <w:i/>
+        </w:rPr>
+        <w:t xml:space="preserve">Christi</w:t>
+      </w:r>
+      <w:r>
+        <w:t xml:space="preserve"> </w:t>
+      </w:r>
+      <w:r>
+        <w:t xml:space="preserve">(control:</w:t>
+      </w:r>
+      <w:r>
+        <w:t xml:space="preserve"> </w:t>
+      </w:r>
+      <w:r>
+        <w:rPr>
+          <w:iCs/>
+          <w:i/>
+        </w:rPr>
+        <w:t xml:space="preserve">de fide mansura</w:t>
+      </w:r>
+      <w:r>
+        <w:t xml:space="preserve">);</w:t>
+      </w:r>
+      <w:r>
+        <w:t xml:space="preserve"> </w:t>
+      </w:r>
+      <w:r>
+        <w:t xml:space="preserve">- the core (</w:t>
+      </w:r>
+      <w:r>
+        <w:rPr>
+          <w:iCs/>
+          <w:i/>
+        </w:rPr>
+        <w:t xml:space="preserve">Nam Christus vere est spiritualiter… / …per parvulos baptizatos / Parvuli enim habent habitum fidei</w:t>
+      </w:r>
+      <w:r>
+        <w:t xml:space="preserve">) matches.</w:t>
+      </w:r>
+    </w:p>
+    <w:p>
+      <w:r>
+        <w:pict>
+          <v:rect style="width:0;height:1.5pt" o:hralign="center" o:hrstd="t" o:hr="t"/>
+        </w:pict>
+      </w:r>
+    </w:p>
+    <w:bookmarkEnd w:id="75"/>
+    <w:bookmarkEnd w:id="76"/>
+    <w:bookmarkStart w:id="77" w:name="verdict-the-contested-words"/>
+    <w:p>
+      <w:pPr>
+        <w:pStyle w:val="Heading2"/>
+      </w:pPr>
+      <w:r>
+        <w:t xml:space="preserve">Verdict — the contested words</w:t>
+      </w:r>
+    </w:p>
+    <w:tbl>
+      <w:tblPr>
+        <w:tblStyle w:val="Table"/>
+        <w:tblW w:type="pct" w:w="5000"/>
+        <w:tblLook w:firstRow="1" w:lastRow="0" w:firstColumn="0" w:lastColumn="0" w:noHBand="0" w:noVBand="0" w:val="0020"/>
+        <w:jc w:val="start"/>
+      </w:tblPr>
+      <w:tblGrid>
+        <w:gridCol w:w="1584"/>
+        <w:gridCol w:w="1584"/>
+        <w:gridCol w:w="1584"/>
+        <w:gridCol w:w="1584"/>
+        <w:gridCol w:w="1584"/>
+      </w:tblGrid>
+      <w:tr>
+        <w:trPr>
+          <w:tblHeader w:val="true"/>
+        </w:trPr>
+        <w:tc>
+          <w:tcPr/>
+          <w:p>
+            <w:pPr>
+              <w:pStyle w:val="Compact"/>
+              <w:jc w:val="left"/>
+            </w:pPr>
+            <w:r>
+              <w:t xml:space="preserve">Contested reading</w:t>
+            </w:r>
+          </w:p>
+        </w:tc>
+        <w:tc>
+          <w:tcPr/>
+          <w:p>
+            <w:pPr>
+              <w:pStyle w:val="Compact"/>
+              <w:jc w:val="left"/>
+            </w:pPr>
+            <w:r>
+              <w:t xml:space="preserve">Goldast</w:t>
+            </w:r>
+          </w:p>
+        </w:tc>
+        <w:tc>
+          <w:tcPr/>
+          <w:p>
+            <w:pPr>
+              <w:pStyle w:val="Compact"/>
+              <w:jc w:val="left"/>
+            </w:pPr>
+            <w:r>
+              <w:t xml:space="preserve">Critical control</w:t>
+            </w:r>
+          </w:p>
+        </w:tc>
+        <w:tc>
+          <w:tcPr/>
+          <w:p>
+            <w:pPr>
+              <w:pStyle w:val="Compact"/>
+              <w:jc w:val="left"/>
+            </w:pPr>
+            <w:r>
+              <w:rPr>
+                <w:bCs/>
+                <w:b/>
+              </w:rPr>
+              <w:t xml:space="preserve">Lyons 1494</w:t>
+            </w:r>
+          </w:p>
+        </w:tc>
+        <w:tc>
+          <w:tcPr/>
+          <w:p>
+            <w:pPr>
+              <w:pStyle w:val="Compact"/>
+              <w:jc w:val="left"/>
+            </w:pPr>
+            <w:r>
+              <w:t xml:space="preserve">Lyons supports</w:t>
+            </w:r>
+          </w:p>
+        </w:tc>
+      </w:tr>
+      <w:tr>
+        <w:tc>
+          <w:tcPr/>
+          <w:p>
+            <w:pPr>
+              <w:pStyle w:val="Compact"/>
+              <w:jc w:val="left"/>
+            </w:pPr>
+            <w:r>
+              <w:t xml:space="preserve">Virgin clause, 2nd occurrence</w:t>
+            </w:r>
+          </w:p>
+        </w:tc>
+        <w:tc>
+          <w:tcPr/>
+          <w:p>
+            <w:pPr>
+              <w:pStyle w:val="Compact"/>
+              <w:jc w:val="left"/>
+            </w:pPr>
+            <w:r>
+              <w:rPr>
+                <w:iCs/>
+                <w:i/>
+              </w:rPr>
+              <w:t xml:space="preserve">ecclesiae</w:t>
+            </w:r>
+          </w:p>
+        </w:tc>
+        <w:tc>
+          <w:tcPr/>
+          <w:p>
+            <w:pPr>
+              <w:pStyle w:val="Compact"/>
+              <w:jc w:val="left"/>
+            </w:pPr>
+            <w:r>
+              <w:rPr>
+                <w:iCs/>
+                <w:i/>
+              </w:rPr>
+              <w:t xml:space="preserve">catholica</w:t>
+            </w:r>
+          </w:p>
+        </w:tc>
+        <w:tc>
+          <w:tcPr/>
+          <w:p>
+            <w:pPr>
+              <w:pStyle w:val="Compact"/>
+              <w:jc w:val="left"/>
+            </w:pPr>
+            <w:r>
+              <w:rPr>
+                <w:bCs/>
+                <w:b/>
+              </w:rPr>
+              <w:t xml:space="preserve">ecclesie</w:t>
+            </w:r>
+            <w:r>
+              <w:t xml:space="preserve"> </w:t>
+            </w:r>
+            <w:r>
+              <w:t xml:space="preserve">(both clauses)</w:t>
+            </w:r>
+          </w:p>
+        </w:tc>
+        <w:tc>
+          <w:tcPr/>
+          <w:p>
+            <w:pPr>
+              <w:pStyle w:val="Compact"/>
+              <w:jc w:val="left"/>
+            </w:pPr>
+            <w:r>
+              <w:rPr>
+                <w:bCs/>
+                <w:b/>
+              </w:rPr>
+              <w:t xml:space="preserve">Goldast</w:t>
+            </w:r>
+          </w:p>
+        </w:tc>
+      </w:tr>
+      <w:tr>
+        <w:tc>
+          <w:tcPr/>
+          <w:p>
+            <w:pPr>
+              <w:pStyle w:val="Compact"/>
+              <w:jc w:val="left"/>
+            </w:pPr>
+            <w:r>
+              <w:t xml:space="preserve">Cap. 22,</w:t>
+            </w:r>
+            <w:r>
+              <w:t xml:space="preserve"> </w:t>
+            </w:r>
+            <w:r>
+              <w:t xml:space="preserve">“</w:t>
+            </w:r>
+            <w:r>
+              <w:t xml:space="preserve">…non ___ attribui</w:t>
+            </w:r>
+            <w:r>
+              <w:t xml:space="preserve">”</w:t>
+            </w:r>
+          </w:p>
+        </w:tc>
+        <w:tc>
+          <w:tcPr/>
+          <w:p>
+            <w:pPr>
+              <w:pStyle w:val="Compact"/>
+              <w:jc w:val="left"/>
+            </w:pPr>
+            <w:r>
+              <w:rPr>
+                <w:iCs/>
+                <w:i/>
+              </w:rPr>
+              <w:t xml:space="preserve">debuit</w:t>
+            </w:r>
+          </w:p>
+        </w:tc>
+        <w:tc>
+          <w:tcPr/>
+          <w:p>
+            <w:pPr>
+              <w:pStyle w:val="Compact"/>
+              <w:jc w:val="left"/>
+            </w:pPr>
+            <w:r>
+              <w:rPr>
+                <w:iCs/>
+                <w:i/>
+              </w:rPr>
+              <w:t xml:space="preserve">debet</w:t>
+            </w:r>
+          </w:p>
+        </w:tc>
+        <w:tc>
+          <w:tcPr/>
+          <w:p>
+            <w:pPr>
+              <w:pStyle w:val="Compact"/>
+              <w:jc w:val="left"/>
+            </w:pPr>
+            <w:r>
+              <w:rPr>
+                <w:bCs/>
+                <w:b/>
+              </w:rPr>
+              <w:t xml:space="preserve">debuit</w:t>
+            </w:r>
+          </w:p>
+        </w:tc>
+        <w:tc>
+          <w:tcPr/>
+          <w:p>
+            <w:pPr>
+              <w:pStyle w:val="Compact"/>
+              <w:jc w:val="left"/>
+            </w:pPr>
+            <w:r>
+              <w:rPr>
+                <w:bCs/>
+                <w:b/>
+              </w:rPr>
+              <w:t xml:space="preserve">Goldast</w:t>
+            </w:r>
+          </w:p>
+        </w:tc>
+      </w:tr>
+      <w:tr>
+        <w:tc>
+          <w:tcPr/>
+          <w:p>
+            <w:pPr>
+              <w:pStyle w:val="Compact"/>
+              <w:jc w:val="left"/>
+            </w:pPr>
+            <w:r>
+              <w:t xml:space="preserve">Cap. 34,</w:t>
+            </w:r>
+            <w:r>
+              <w:t xml:space="preserve"> </w:t>
+            </w:r>
+            <w:r>
+              <w:t xml:space="preserve">“</w:t>
+            </w:r>
+            <w:r>
+              <w:t xml:space="preserve">fideles ___ remanebunt</w:t>
+            </w:r>
+            <w:r>
+              <w:t xml:space="preserve">”</w:t>
+            </w:r>
+          </w:p>
+        </w:tc>
+        <w:tc>
+          <w:tcPr/>
+          <w:p>
+            <w:pPr>
+              <w:pStyle w:val="Compact"/>
+              <w:jc w:val="left"/>
+            </w:pPr>
+            <w:r>
+              <w:rPr>
+                <w:iCs/>
+                <w:i/>
+              </w:rPr>
+              <w:t xml:space="preserve">pauci</w:t>
+            </w:r>
+          </w:p>
+        </w:tc>
+        <w:tc>
+          <w:tcPr/>
+          <w:p>
+            <w:pPr>
+              <w:pStyle w:val="Compact"/>
+              <w:jc w:val="left"/>
+            </w:pPr>
+            <w:r>
+              <w:rPr>
+                <w:iCs/>
+                <w:i/>
+              </w:rPr>
+              <w:t xml:space="preserve">paucissimi</w:t>
+            </w:r>
+          </w:p>
+        </w:tc>
+        <w:tc>
+          <w:tcPr/>
+          <w:p>
+            <w:pPr>
+              <w:pStyle w:val="Compact"/>
+              <w:jc w:val="left"/>
+            </w:pPr>
+            <w:r>
+              <w:rPr>
+                <w:bCs/>
+                <w:b/>
+              </w:rPr>
+              <w:t xml:space="preserve">pauci</w:t>
+            </w:r>
+          </w:p>
+        </w:tc>
+        <w:tc>
+          <w:tcPr/>
+          <w:p>
+            <w:pPr>
+              <w:pStyle w:val="Compact"/>
+              <w:jc w:val="left"/>
+            </w:pPr>
+            <w:r>
+              <w:rPr>
+                <w:bCs/>
+                <w:b/>
+              </w:rPr>
+              <w:t xml:space="preserve">Goldast</w:t>
+            </w:r>
+          </w:p>
+        </w:tc>
+      </w:tr>
+      <w:tr>
+        <w:tc>
+          <w:tcPr/>
+          <w:p>
+            <w:pPr>
+              <w:pStyle w:val="Compact"/>
+              <w:jc w:val="left"/>
+            </w:pPr>
+            <w:r>
+              <w:t xml:space="preserve">Sergius: “imitatores ___”</w:t>
+            </w:r>
+          </w:p>
+        </w:tc>
+        <w:tc>
+          <w:tcPr/>
+          <w:p>
+            <w:pPr>
+              <w:pStyle w:val="Compact"/>
+              <w:jc w:val="left"/>
+            </w:pPr>
+            <w:r>
+              <w:rPr>
+                <w:iCs/>
+                <w:i/>
+              </w:rPr>
+              <w:t xml:space="preserve">papae Sergii</w:t>
+            </w:r>
+            <w:r>
+              <w:t xml:space="preserve"> </w:t>
+            </w:r>
+            <w:r>
+              <w:t xml:space="preserve">(no</w:t>
+            </w:r>
+            <w:r>
+              <w:t xml:space="preserve"> </w:t>
+            </w:r>
+            <w:r>
+              <w:rPr>
+                <w:iCs/>
+                <w:i/>
+              </w:rPr>
+              <w:t xml:space="preserve">sequacium</w:t>
+            </w:r>
+            <w:r>
+              <w:t xml:space="preserve">)</w:t>
+            </w:r>
+          </w:p>
+        </w:tc>
+        <w:tc>
+          <w:tcPr/>
+          <w:p>
+            <w:pPr>
+              <w:pStyle w:val="Compact"/>
+              <w:jc w:val="left"/>
+            </w:pPr>
+            <w:r>
+              <w:rPr>
+                <w:iCs/>
+                <w:i/>
+              </w:rPr>
+              <w:t xml:space="preserve">sequacium Sergii papae</w:t>
+            </w:r>
+          </w:p>
+        </w:tc>
+        <w:tc>
+          <w:tcPr/>
+          <w:p>
+            <w:pPr>
+              <w:pStyle w:val="Compact"/>
+              <w:jc w:val="left"/>
+            </w:pPr>
+            <w:r>
+              <w:rPr>
+                <w:bCs/>
+                <w:b/>
+              </w:rPr>
+              <w:t xml:space="preserve">papae Sergii</w:t>
+            </w:r>
+            <w:r>
+              <w:t xml:space="preserve"> </w:t>
+            </w:r>
+            <w:r>
+              <w:t xml:space="preserve">(no</w:t>
+            </w:r>
+            <w:r>
+              <w:t xml:space="preserve"> </w:t>
+            </w:r>
+            <w:r>
+              <w:rPr>
+                <w:iCs/>
+                <w:i/>
+              </w:rPr>
+              <w:t xml:space="preserve">sequacium</w:t>
+            </w:r>
+            <w:r>
+              <w:t xml:space="preserve">)</w:t>
+            </w:r>
+          </w:p>
+        </w:tc>
+        <w:tc>
+          <w:tcPr/>
+          <w:p>
+            <w:pPr>
+              <w:pStyle w:val="Compact"/>
+              <w:jc w:val="left"/>
+            </w:pPr>
+            <w:r>
+              <w:rPr>
+                <w:bCs/>
+                <w:b/>
+              </w:rPr>
+              <w:t xml:space="preserve">Goldast</w:t>
+            </w:r>
+          </w:p>
+        </w:tc>
+      </w:tr>
+      <w:tr>
+        <w:tc>
+          <w:tcPr/>
+          <w:p>
+            <w:pPr>
+              <w:pStyle w:val="Compact"/>
+              <w:jc w:val="left"/>
+            </w:pPr>
+            <w:r>
+              <w:t xml:space="preserve">Cap. 7, “in solo summo pontifice ___”</w:t>
+            </w:r>
+          </w:p>
+        </w:tc>
+        <w:tc>
+          <w:tcPr/>
+          <w:p>
+            <w:pPr>
+              <w:pStyle w:val="Compact"/>
+              <w:jc w:val="left"/>
+            </w:pPr>
+            <w:r>
+              <w:rPr>
+                <w:iCs/>
+                <w:i/>
+              </w:rPr>
+              <w:t xml:space="preserve">permanere</w:t>
+            </w:r>
+          </w:p>
+        </w:tc>
+        <w:tc>
+          <w:tcPr/>
+          <w:p>
+            <w:pPr>
+              <w:pStyle w:val="Compact"/>
+              <w:jc w:val="left"/>
+            </w:pPr>
+            <w:r>
+              <w:rPr>
+                <w:iCs/>
+                <w:i/>
+              </w:rPr>
+              <w:t xml:space="preserve">remanere</w:t>
+            </w:r>
+          </w:p>
+        </w:tc>
+        <w:tc>
+          <w:tcPr/>
+          <w:p>
+            <w:pPr>
+              <w:pStyle w:val="Compact"/>
+              <w:jc w:val="left"/>
+            </w:pPr>
+            <w:r>
+              <w:rPr>
+                <w:bCs/>
+                <w:b/>
+              </w:rPr>
+              <w:t xml:space="preserve">permanere</w:t>
+            </w:r>
+          </w:p>
+        </w:tc>
+        <w:tc>
+          <w:tcPr/>
+          <w:p>
+            <w:pPr>
+              <w:pStyle w:val="Compact"/>
+              <w:jc w:val="left"/>
+            </w:pPr>
+            <w:r>
+              <w:rPr>
+                <w:bCs/>
+                <w:b/>
+              </w:rPr>
+              <w:t xml:space="preserve">Goldast</w:t>
+            </w:r>
+          </w:p>
+        </w:tc>
+      </w:tr>
+    </w:tbl>
+    <w:p>
+      <w:pPr>
+        <w:pStyle w:val="BodyText"/>
+      </w:pPr>
+      <w:r>
+        <w:rPr>
+          <w:bCs/>
+          <w:b/>
+        </w:rPr>
+        <w:t xml:space="preserve">In every contested case Lyons 1494 agrees with Goldast 1614 against the British Academy critical edition.</w:t>
+      </w:r>
+      <w:r>
+        <w:t xml:space="preserve"> </w:t>
+      </w:r>
+      <w:r>
+        <w:t xml:space="preserve">More broadly, every Goldast plus that book2/book5 had flagged against the control —</w:t>
+      </w:r>
+      <w:r>
+        <w:t xml:space="preserve"> </w:t>
+      </w:r>
+      <w:r>
+        <w:rPr>
+          <w:iCs/>
+          <w:i/>
+        </w:rPr>
+        <w:t xml:space="preserve">danare</w:t>
+      </w:r>
+      <w:r>
+        <w:t xml:space="preserve"> </w:t>
+      </w:r>
+      <w:r>
+        <w:t xml:space="preserve">for</w:t>
+      </w:r>
+      <w:r>
+        <w:t xml:space="preserve"> </w:t>
+      </w:r>
+      <w:r>
+        <w:rPr>
+          <w:iCs/>
+          <w:i/>
+        </w:rPr>
+        <w:t xml:space="preserve">condemnare</w:t>
+      </w:r>
+      <w:r>
+        <w:t xml:space="preserve">; the repeated</w:t>
+      </w:r>
+      <w:r>
+        <w:t xml:space="preserve"> </w:t>
+      </w:r>
+      <w:r>
+        <w:rPr>
+          <w:iCs/>
+          <w:i/>
+        </w:rPr>
+        <w:t xml:space="preserve">a Christo</w:t>
+      </w:r>
+      <w:r>
+        <w:t xml:space="preserve"> </w:t>
+      </w:r>
+      <w:r>
+        <w:t xml:space="preserve">in cap. 22;</w:t>
+      </w:r>
+      <w:r>
+        <w:t xml:space="preserve"> </w:t>
+      </w:r>
+      <w:r>
+        <w:rPr>
+          <w:iCs/>
+          <w:i/>
+        </w:rPr>
+        <w:t xml:space="preserve">etiam</w:t>
+      </w:r>
+      <w:r>
+        <w:t xml:space="preserve"> </w:t>
+      </w:r>
+      <w:r>
+        <w:t xml:space="preserve">+</w:t>
+      </w:r>
+      <w:r>
+        <w:t xml:space="preserve"> </w:t>
+      </w:r>
+      <w:r>
+        <w:rPr>
+          <w:iCs/>
+          <w:i/>
+        </w:rPr>
+        <w:t xml:space="preserve">ante mortem Christi</w:t>
+      </w:r>
+      <w:r>
+        <w:t xml:space="preserve"> </w:t>
+      </w:r>
+      <w:r>
+        <w:t xml:space="preserve">in the Virgin passage;</w:t>
+      </w:r>
+      <w:r>
+        <w:t xml:space="preserve"> </w:t>
+      </w:r>
+      <w:r>
+        <w:rPr>
+          <w:iCs/>
+          <w:i/>
+        </w:rPr>
+        <w:t xml:space="preserve">fidelium multitudo</w:t>
+      </w:r>
+      <w:r>
+        <w:t xml:space="preserve"> </w:t>
+      </w:r>
+      <w:r>
+        <w:t xml:space="preserve">order and the dropped</w:t>
+      </w:r>
+      <w:r>
+        <w:t xml:space="preserve"> </w:t>
+      </w:r>
+      <w:r>
+        <w:rPr>
+          <w:iCs/>
+          <w:i/>
+        </w:rPr>
+        <w:t xml:space="preserve">multitudine</w:t>
+      </w:r>
+      <w:r>
+        <w:t xml:space="preserve"> </w:t>
+      </w:r>
+      <w:r>
+        <w:t xml:space="preserve">in cap. 7; the</w:t>
+      </w:r>
+      <w:r>
+        <w:t xml:space="preserve"> </w:t>
+      </w:r>
+      <w:r>
+        <w:rPr>
+          <w:iCs/>
+          <w:i/>
+        </w:rPr>
+        <w:t xml:space="preserve">virorum et mulierum</w:t>
+      </w:r>
+      <w:r>
+        <w:t xml:space="preserve"> </w:t>
+      </w:r>
+      <w:r>
+        <w:t xml:space="preserve">expansion and</w:t>
+      </w:r>
+      <w:r>
+        <w:t xml:space="preserve"> </w:t>
+      </w:r>
+      <w:r>
+        <w:rPr>
+          <w:iCs/>
+          <w:i/>
+        </w:rPr>
+        <w:t xml:space="preserve">de fide Christi mansura</w:t>
+      </w:r>
+      <w:r>
+        <w:t xml:space="preserve"> </w:t>
+      </w:r>
+      <w:r>
+        <w:t xml:space="preserve">in cap. 35 — is</w:t>
+      </w:r>
+      <w:r>
+        <w:t xml:space="preserve"> </w:t>
+      </w:r>
+      <w:r>
+        <w:rPr>
+          <w:bCs/>
+          <w:b/>
+        </w:rPr>
+        <w:t xml:space="preserve">already present in the 1494 incunable</w:t>
+      </w:r>
+      <w:r>
+        <w:t xml:space="preserve">. Goldast faithfully transmits the early-print tradition to which Lyons belongs; the critical edition’s divergent readings rest on the manuscript tradition, not on this printed line.</w:t>
+      </w:r>
+    </w:p>
+    <w:p>
+      <w:pPr>
+        <w:pStyle w:val="BodyText"/>
+      </w:pPr>
+      <w:r>
+        <w:rPr>
+          <w:bCs/>
+          <w:b/>
+        </w:rPr>
+        <w:t xml:space="preserve">One residual uncertainty:</w:t>
+      </w:r>
+      <w:r>
+        <w:t xml:space="preserve"> </w:t>
+      </w:r>
+      <w:r>
+        <w:t xml:space="preserve">in the Sergius sentence Lyons’s verb is written</w:t>
+      </w:r>
+      <w:r>
+        <w:t xml:space="preserve"> </w:t>
+      </w:r>
+      <w:r>
+        <w:rPr>
+          <w:iCs/>
+          <w:i/>
+        </w:rPr>
+        <w:t xml:space="preserve">dicũt</w:t>
+      </w:r>
+      <w:r>
+        <w:t xml:space="preserve">, read here as</w:t>
+      </w:r>
+      <w:r>
+        <w:t xml:space="preserve"> </w:t>
+      </w:r>
+      <w:r>
+        <w:rPr>
+          <w:bCs/>
+          <w:b/>
+        </w:rPr>
+        <w:t xml:space="preserve">dicunt</w:t>
+      </w:r>
+      <w:r>
+        <w:t xml:space="preserve"> </w:t>
+      </w:r>
+      <w:r>
+        <w:t xml:space="preserve">(active) — differing on its face from Goldast’s</w:t>
+      </w:r>
+      <w:r>
+        <w:t xml:space="preserve"> </w:t>
+      </w:r>
+      <w:r>
+        <w:rPr>
+          <w:iCs/>
+          <w:i/>
+        </w:rPr>
+        <w:t xml:space="preserve">dicuntur</w:t>
+      </w:r>
+      <w:r>
+        <w:t xml:space="preserve"> </w:t>
+      </w:r>
+      <w:r>
+        <w:t xml:space="preserve">and from the control’s</w:t>
+      </w:r>
+      <w:r>
+        <w:t xml:space="preserve"> </w:t>
+      </w:r>
+      <w:r>
+        <w:rPr>
+          <w:iCs/>
+          <w:i/>
+        </w:rPr>
+        <w:t xml:space="preserve">videntur</w:t>
+      </w:r>
+      <w:r>
+        <w:t xml:space="preserve">. The glyph shows only a macron over the</w:t>
+      </w:r>
+      <w:r>
+        <w:t xml:space="preserve"> </w:t>
+      </w:r>
+      <w:r>
+        <w:rPr>
+          <w:iCs/>
+          <w:i/>
+        </w:rPr>
+        <w:t xml:space="preserve">u</w:t>
+      </w:r>
+      <w:r>
+        <w:t xml:space="preserve"> </w:t>
+      </w:r>
+      <w:r>
+        <w:t xml:space="preserve">with no clear</w:t>
+      </w:r>
+      <w:r>
+        <w:t xml:space="preserve"> </w:t>
+      </w:r>
+      <w:r>
+        <w:rPr>
+          <w:iCs/>
+          <w:i/>
+        </w:rPr>
+        <w:t xml:space="preserve">-ur</w:t>
+      </w:r>
+      <w:r>
+        <w:t xml:space="preserve"> </w:t>
+      </w:r>
+      <w:r>
+        <w:t xml:space="preserve">compendium, so</w:t>
+      </w:r>
+      <w:r>
+        <w:t xml:space="preserve"> </w:t>
+      </w:r>
+      <w:r>
+        <w:rPr>
+          <w:iCs/>
+          <w:i/>
+        </w:rPr>
+        <w:t xml:space="preserve">dicunt</w:t>
+      </w:r>
+      <w:r>
+        <w:t xml:space="preserve"> </w:t>
+      </w:r>
+      <w:r>
+        <w:t xml:space="preserve">is the literal reading, though a compositor’s abbreviation for</w:t>
+      </w:r>
+      <w:r>
+        <w:t xml:space="preserve"> </w:t>
+      </w:r>
+      <w:r>
+        <w:rPr>
+          <w:iCs/>
+          <w:i/>
+        </w:rPr>
+        <w:t xml:space="preserve">dicuntur</w:t>
+      </w:r>
+      <w:r>
+        <w:t xml:space="preserve"> </w:t>
+      </w:r>
+      <w:r>
+        <w:t xml:space="preserve">(= Goldast) cannot be excluded. This does not affect the verdict, since Lyons differs from the control’s</w:t>
+      </w:r>
+      <w:r>
+        <w:t xml:space="preserve"> </w:t>
+      </w:r>
+      <w:r>
+        <w:rPr>
+          <w:iCs/>
+          <w:i/>
+        </w:rPr>
+        <w:t xml:space="preserve">videntur</w:t>
+      </w:r>
+      <w:r>
+        <w:t xml:space="preserve"> </w:t>
+      </w:r>
+      <w:r>
+        <w:t xml:space="preserve">either way.</w:t>
+      </w:r>
+    </w:p>
+    <w:bookmarkEnd w:id="77"/>
+    <w:bookmarkEnd w:id="78"/>
     <w:sectPr/>
   </w:body>
 </w:document>
@@ -15840,6 +23754,39 @@
     <w:abstractNumId w:val="991"/>
   </w:num>
   <w:num w:numId="1005">
+    <w:abstractNumId w:val="991"/>
+  </w:num>
+  <w:num w:numId="1006">
+    <w:abstractNumId w:val="99411"/>
+    <w:lvlOverride w:ilvl="0">
+      <w:startOverride w:val="1"/>
+    </w:lvlOverride>
+    <w:lvlOverride w:ilvl="1">
+      <w:startOverride w:val="1"/>
+    </w:lvlOverride>
+    <w:lvlOverride w:ilvl="2">
+      <w:startOverride w:val="1"/>
+    </w:lvlOverride>
+    <w:lvlOverride w:ilvl="3">
+      <w:startOverride w:val="1"/>
+    </w:lvlOverride>
+    <w:lvlOverride w:ilvl="4">
+      <w:startOverride w:val="1"/>
+    </w:lvlOverride>
+    <w:lvlOverride w:ilvl="5">
+      <w:startOverride w:val="1"/>
+    </w:lvlOverride>
+    <w:lvlOverride w:ilvl="6">
+      <w:startOverride w:val="1"/>
+    </w:lvlOverride>
+    <w:lvlOverride w:ilvl="7">
+      <w:startOverride w:val="1"/>
+    </w:lvlOverride>
+    <w:lvlOverride w:ilvl="8">
+      <w:startOverride w:val="1"/>
+    </w:lvlOverride>
+  </w:num>
+  <w:num w:numId="1007">
     <w:abstractNumId w:val="991"/>
   </w:num>
 </w:numbering>
